--- a/fuentes/13450096_CF01_CFA.docx
+++ b/fuentes/13450096_CF01_CFA.docx
@@ -1,6 +1,6 @@
 
 <file path=word/document.xml><?xml version="1.0" encoding="utf-8"?>
-<w:document xmlns:wpc="http://schemas.microsoft.com/office/word/2010/wordprocessingCanvas" xmlns:cx="http://schemas.microsoft.com/office/drawing/2014/chartex" xmlns:cx1="http://schemas.microsoft.com/office/drawing/2015/9/8/chartex" xmlns:cx2="http://schemas.microsoft.com/office/drawing/2015/10/21/chartex" xmlns:cx3="http://schemas.microsoft.com/office/drawing/2016/5/9/chartex" xmlns:cx4="http://schemas.microsoft.com/office/drawing/2016/5/10/chartex" xmlns:cx5="http://schemas.microsoft.com/office/drawing/2016/5/11/chartex" xmlns:cx6="http://schemas.microsoft.com/office/drawing/2016/5/12/chartex" xmlns:cx7="http://schemas.microsoft.com/office/drawing/2016/5/13/chartex" xmlns:cx8="http://schemas.microsoft.com/office/drawing/2016/5/14/chartex" xmlns:mc="http://schemas.openxmlformats.org/markup-compatibility/2006" xmlns:aink="http://schemas.microsoft.com/office/drawing/2016/ink" xmlns:am3d="http://schemas.microsoft.com/office/drawing/2017/model3d" xmlns:o="urn:schemas-microsoft-com:office:office" xmlns:r="http://schemas.openxmlformats.org/officeDocument/2006/relationships" xmlns:m="http://schemas.openxmlformats.org/officeDocument/2006/math" xmlns:v="urn:schemas-microsoft-com:vml" xmlns:wp14="http://schemas.microsoft.com/office/word/2010/wordprocessingDrawing" xmlns:wp="http://schemas.openxmlformats.org/drawingml/2006/wordprocessingDrawing" xmlns:w10="urn:schemas-microsoft-com:office:word" xmlns:w="http://schemas.openxmlformats.org/wordprocessingml/2006/main" xmlns:w14="http://schemas.microsoft.com/office/word/2010/wordml" xmlns:w15="http://schemas.microsoft.com/office/word/2012/wordml" xmlns:w16cid="http://schemas.microsoft.com/office/word/2016/wordml/cid" xmlns:w16se="http://schemas.microsoft.com/office/word/2015/wordml/symex" xmlns:wpg="http://schemas.microsoft.com/office/word/2010/wordprocessingGroup" xmlns:wpi="http://schemas.microsoft.com/office/word/2010/wordprocessingInk" xmlns:wne="http://schemas.microsoft.com/office/word/2006/wordml" xmlns:wps="http://schemas.microsoft.com/office/word/2010/wordprocessingShape" xmlns:a="http://schemas.openxmlformats.org/drawingml/2006/main" xmlns:adec="http://schemas.microsoft.com/office/drawing/2017/decorative" xmlns:pic="http://schemas.openxmlformats.org/drawingml/2006/picture" xmlns:a14="http://schemas.microsoft.com/office/drawing/2010/main" xmlns:asvg="http://schemas.microsoft.com/office/drawing/2016/SVG/main" mc:Ignorable="w14 w15 w16se w16cid wp14">
+<w:document xmlns:wpc="http://schemas.microsoft.com/office/word/2010/wordprocessingCanvas" xmlns:cx="http://schemas.microsoft.com/office/drawing/2014/chartex" xmlns:cx1="http://schemas.microsoft.com/office/drawing/2015/9/8/chartex" xmlns:cx2="http://schemas.microsoft.com/office/drawing/2015/10/21/chartex" xmlns:cx3="http://schemas.microsoft.com/office/drawing/2016/5/9/chartex" xmlns:cx4="http://schemas.microsoft.com/office/drawing/2016/5/10/chartex" xmlns:cx5="http://schemas.microsoft.com/office/drawing/2016/5/11/chartex" xmlns:cx6="http://schemas.microsoft.com/office/drawing/2016/5/12/chartex" xmlns:cx7="http://schemas.microsoft.com/office/drawing/2016/5/13/chartex" xmlns:cx8="http://schemas.microsoft.com/office/drawing/2016/5/14/chartex" xmlns:mc="http://schemas.openxmlformats.org/markup-compatibility/2006" xmlns:aink="http://schemas.microsoft.com/office/drawing/2016/ink" xmlns:am3d="http://schemas.microsoft.com/office/drawing/2017/model3d" xmlns:o="urn:schemas-microsoft-com:office:office" xmlns:r="http://schemas.openxmlformats.org/officeDocument/2006/relationships" xmlns:m="http://schemas.openxmlformats.org/officeDocument/2006/math" xmlns:v="urn:schemas-microsoft-com:vml" xmlns:wp14="http://schemas.microsoft.com/office/word/2010/wordprocessingDrawing" xmlns:wp="http://schemas.openxmlformats.org/drawingml/2006/wordprocessingDrawing" xmlns:w10="urn:schemas-microsoft-com:office:word" xmlns:w="http://schemas.openxmlformats.org/wordprocessingml/2006/main" xmlns:w14="http://schemas.microsoft.com/office/word/2010/wordml" xmlns:w15="http://schemas.microsoft.com/office/word/2012/wordml" xmlns:w16cid="http://schemas.microsoft.com/office/word/2016/wordml/cid" xmlns:w16se="http://schemas.microsoft.com/office/word/2015/wordml/symex" xmlns:wpg="http://schemas.microsoft.com/office/word/2010/wordprocessingGroup" xmlns:wpi="http://schemas.microsoft.com/office/word/2010/wordprocessingInk" xmlns:wne="http://schemas.microsoft.com/office/word/2006/wordml" xmlns:wps="http://schemas.microsoft.com/office/word/2010/wordprocessingShape" mc:Ignorable="w14 w15 w16se w16cid wp14">
   <w:body>
     <w:p>
       <w:pPr>
@@ -205,7 +205,7 @@
               </wp:anchor>
             </w:drawing>
           </mc:Choice>
-          <mc:Fallback xmlns:w16sdtdh="http://schemas.microsoft.com/office/word/2020/wordml/sdtdatahash" xmlns:w16="http://schemas.microsoft.com/office/word/2018/wordml" xmlns:w16cex="http://schemas.microsoft.com/office/word/2018/wordml/cex" xmlns:oel="http://schemas.microsoft.com/office/2019/extlst">
+          <mc:Fallback xmlns:a="http://schemas.openxmlformats.org/drawingml/2006/main" xmlns:adec="http://schemas.microsoft.com/office/drawing/2017/decorative" xmlns:pic="http://schemas.openxmlformats.org/drawingml/2006/picture" xmlns:a14="http://schemas.microsoft.com/office/drawing/2010/main" xmlns:asvg="http://schemas.microsoft.com/office/drawing/2016/SVG/main" xmlns:w16sdtfl="http://schemas.microsoft.com/office/word/2024/wordml/sdtformatlock" xmlns:w16sdtdh="http://schemas.microsoft.com/office/word/2020/wordml/sdtdatahash" xmlns:w16du="http://schemas.microsoft.com/office/word/2023/wordml/word16du" xmlns:w16="http://schemas.microsoft.com/office/word/2018/wordml" xmlns:w16cex="http://schemas.microsoft.com/office/word/2018/wordml/cex" xmlns:oel="http://schemas.microsoft.com/office/2019/extlst">
             <w:pict>
               <v:rect id="Rectángulo 3" style="position:absolute;margin-left:-55.95pt;margin-top:26.4pt;width:613.85pt;height:164.25pt;z-index:-251655168;visibility:visible;mso-wrap-style:square;mso-height-percent:0;mso-wrap-distance-left:9pt;mso-wrap-distance-top:0;mso-wrap-distance-right:9pt;mso-wrap-distance-bottom:0;mso-position-horizontal:absolute;mso-position-horizontal-relative:text;mso-position-vertical:absolute;mso-position-vertical-relative:text;mso-height-percent:0;mso-height-relative:margin;v-text-anchor:middle" alt="&quot;&quot;" o:spid="_x0000_s1026" fillcolor="#00314d" stroked="f" strokeweight="1pt" w14:anchorId="4C256C62" o:gfxdata="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"/>
             </w:pict>
@@ -314,11 +314,11 @@
           </mc:Choice>
           <mc:Fallback>
             <w:pict>
-              <v:shapetype id="_x0000_t202" coordsize="21600,21600" o:spt="202" path="m,l,21600r21600,l21600,xe" w14:anchorId="2E2DABF6">
+              <v:shapetype w14:anchorId="2E2DABF6" id="_x0000_t202" coordsize="21600,21600" o:spt="202" path="m,l,21600r21600,l21600,xe">
                 <v:stroke joinstyle="miter"/>
                 <v:path gradientshapeok="t" o:connecttype="rect"/>
               </v:shapetype>
-              <v:shape id="Cuadro de texto 2" style="position:absolute;left:0;text-align:left;margin-left:-25.2pt;margin-top:21.9pt;width:549pt;height:102.95pt;z-index:251663360;visibility:visible;mso-wrap-style:square;mso-width-percent:0;mso-height-percent:0;mso-wrap-distance-left:9pt;mso-wrap-distance-top:3.6pt;mso-wrap-distance-right:9pt;mso-wrap-distance-bottom:3.6pt;mso-position-horizontal:absolute;mso-position-horizontal-relative:margin;mso-position-vertical:absolute;mso-position-vertical-relative:text;mso-width-percent:0;mso-height-percent:0;mso-width-relative:margin;mso-height-relative:margin;v-text-anchor:top" o:spid="_x0000_s1026" filled="f" stroked="f" type="#_x0000_t202" o:gfxdata="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">
+              <v:shape id="Cuadro de texto 2" o:spid="_x0000_s1026" type="#_x0000_t202" style="position:absolute;left:0;text-align:left;margin-left:-25.2pt;margin-top:21.9pt;width:549pt;height:102.95pt;z-index:251663360;visibility:visible;mso-wrap-style:square;mso-width-percent:0;mso-height-percent:0;mso-wrap-distance-left:9pt;mso-wrap-distance-top:3.6pt;mso-wrap-distance-right:9pt;mso-wrap-distance-bottom:3.6pt;mso-position-horizontal:absolute;mso-position-horizontal-relative:margin;mso-position-vertical:absolute;mso-position-vertical-relative:text;mso-width-percent:0;mso-height-percent:0;mso-width-relative:margin;mso-height-relative:margin;v-text-anchor:top" o:gfxdata="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" filled="f" stroked="f">
                 <v:textbox>
                   <w:txbxContent>
                     <w:p>
@@ -436,7 +436,7 @@
     <w:p>
       <w:pPr>
         <w:pBdr>
-          <w:bottom w:val="single" w:color="auto" w:sz="12" w:space="1"/>
+          <w:bottom w:val="single" w:sz="12" w:space="1" w:color="auto"/>
         </w:pBdr>
         <w:ind w:firstLine="1"/>
         <w:rPr>
@@ -456,7 +456,7 @@
     <w:p>
       <w:pPr>
         <w:pBdr>
-          <w:bottom w:val="single" w:color="auto" w:sz="12" w:space="1"/>
+          <w:bottom w:val="single" w:sz="12" w:space="1" w:color="auto"/>
         </w:pBdr>
         <w:ind w:firstLine="1"/>
         <w:rPr>
@@ -510,15 +510,9 @@
     </w:p>
     <w:sdt>
       <w:sdtPr>
-        <w:id w:val="-1852639233"/>
-        <w:docPartObj>
-          <w:docPartGallery w:val="Table of Contents"/>
-          <w:docPartUnique/>
-        </w:docPartObj>
-        <w:rPr>
-          <w:rFonts w:ascii="Calibri" w:hAnsi="Calibri" w:eastAsia="游明朝" w:cs="Arial" w:asciiTheme="minorAscii" w:hAnsiTheme="minorAscii" w:eastAsiaTheme="minorEastAsia" w:cstheme="minorBidi"/>
+        <w:rPr>
+          <w:rFonts w:asciiTheme="minorHAnsi" w:eastAsiaTheme="minorEastAsia" w:hAnsiTheme="minorHAnsi" w:cstheme="minorBidi"/>
           <w:b w:val="0"/>
-          <w:bCs w:val="0"/>
           <w:color w:val="auto"/>
           <w:kern w:val="2"/>
           <w:sz w:val="28"/>
@@ -526,6 +520,11 @@
           <w:lang w:eastAsia="en-US"/>
           <w14:ligatures w14:val="standardContextual"/>
         </w:rPr>
+        <w:id w:val="-1852639233"/>
+        <w:docPartObj>
+          <w:docPartGallery w:val="Table of Contents"/>
+          <w:docPartUnique/>
+        </w:docPartObj>
       </w:sdtPr>
       <w:sdtContent>
         <w:p>
@@ -539,7 +538,7 @@
             <w:t>ontenido</w:t>
           </w:r>
         </w:p>
-        <w:bookmarkStart w:name="_GoBack" w:id="0"/>
+        <w:bookmarkStart w:id="0" w:name="_GoBack"/>
         <w:bookmarkEnd w:id="0"/>
         <w:p>
           <w:pPr>
@@ -565,7 +564,7 @@
           <w:r>
             <w:fldChar w:fldCharType="separate"/>
           </w:r>
-          <w:hyperlink w:history="1" w:anchor="_Toc242460303">
+          <w:hyperlink w:anchor="_Toc243294919" w:history="1">
             <w:r>
               <w:rPr>
                 <w:rStyle w:val="Hipervnculo"/>
@@ -592,7 +591,7 @@
                 <w:noProof/>
                 <w:webHidden/>
               </w:rPr>
-              <w:instrText xml:space="preserve"> PAGEREF _Toc242460303 \h </w:instrText>
+              <w:instrText xml:space="preserve"> PAGEREF _Toc243294919 \h </w:instrText>
             </w:r>
             <w:r>
               <w:rPr>
@@ -638,7 +637,7 @@
               <w14:ligatures w14:val="none"/>
             </w:rPr>
           </w:pPr>
-          <w:hyperlink w:history="1" w:anchor="_Toc242460304">
+          <w:hyperlink w:anchor="_Toc243294920" w:history="1">
             <w:r>
               <w:rPr>
                 <w:rStyle w:val="Hipervnculo"/>
@@ -665,7 +664,7 @@
                 <w:noProof/>
                 <w:webHidden/>
               </w:rPr>
-              <w:instrText xml:space="preserve"> PAGEREF _Toc242460304 \h </w:instrText>
+              <w:instrText xml:space="preserve"> PAGEREF _Toc243294920 \h </w:instrText>
             </w:r>
             <w:r>
               <w:rPr>
@@ -711,7 +710,7 @@
               <w14:ligatures w14:val="none"/>
             </w:rPr>
           </w:pPr>
-          <w:hyperlink w:history="1" w:anchor="_Toc242460305">
+          <w:hyperlink w:anchor="_Toc243294921" w:history="1">
             <w:r>
               <w:rPr>
                 <w:rStyle w:val="Hipervnculo"/>
@@ -738,7 +737,7 @@
                 <w:noProof/>
                 <w:webHidden/>
               </w:rPr>
-              <w:instrText xml:space="preserve"> PAGEREF _Toc242460305 \h </w:instrText>
+              <w:instrText xml:space="preserve"> PAGEREF _Toc243294921 \h </w:instrText>
             </w:r>
             <w:r>
               <w:rPr>
@@ -784,7 +783,7 @@
               <w14:ligatures w14:val="none"/>
             </w:rPr>
           </w:pPr>
-          <w:hyperlink w:history="1" w:anchor="_Toc242460306">
+          <w:hyperlink w:anchor="_Toc243294922" w:history="1">
             <w:r>
               <w:rPr>
                 <w:rStyle w:val="Hipervnculo"/>
@@ -811,7 +810,7 @@
                 <w:noProof/>
                 <w:webHidden/>
               </w:rPr>
-              <w:instrText xml:space="preserve"> PAGEREF _Toc242460306 \h </w:instrText>
+              <w:instrText xml:space="preserve"> PAGEREF _Toc243294922 \h </w:instrText>
             </w:r>
             <w:r>
               <w:rPr>
@@ -857,7 +856,7 @@
               <w14:ligatures w14:val="none"/>
             </w:rPr>
           </w:pPr>
-          <w:hyperlink w:history="1" w:anchor="_Toc242460307">
+          <w:hyperlink w:anchor="_Toc243294923" w:history="1">
             <w:r>
               <w:rPr>
                 <w:rStyle w:val="Hipervnculo"/>
@@ -884,7 +883,7 @@
                 <w:noProof/>
                 <w:webHidden/>
               </w:rPr>
-              <w:instrText xml:space="preserve"> PAGEREF _Toc242460307 \h </w:instrText>
+              <w:instrText xml:space="preserve"> PAGEREF _Toc243294923 \h </w:instrText>
             </w:r>
             <w:r>
               <w:rPr>
@@ -930,7 +929,7 @@
               <w14:ligatures w14:val="none"/>
             </w:rPr>
           </w:pPr>
-          <w:hyperlink w:history="1" w:anchor="_Toc242460308">
+          <w:hyperlink w:anchor="_Toc243294924" w:history="1">
             <w:r>
               <w:rPr>
                 <w:rStyle w:val="Hipervnculo"/>
@@ -957,7 +956,7 @@
                 <w:noProof/>
                 <w:webHidden/>
               </w:rPr>
-              <w:instrText xml:space="preserve"> PAGEREF _Toc242460308 \h </w:instrText>
+              <w:instrText xml:space="preserve"> PAGEREF _Toc243294924 \h </w:instrText>
             </w:r>
             <w:r>
               <w:rPr>
@@ -1003,7 +1002,7 @@
               <w14:ligatures w14:val="none"/>
             </w:rPr>
           </w:pPr>
-          <w:hyperlink w:history="1" w:anchor="_Toc242460309">
+          <w:hyperlink w:anchor="_Toc243294925" w:history="1">
             <w:r>
               <w:rPr>
                 <w:rStyle w:val="Hipervnculo"/>
@@ -1030,7 +1029,7 @@
                 <w:noProof/>
                 <w:webHidden/>
               </w:rPr>
-              <w:instrText xml:space="preserve"> PAGEREF _Toc242460309 \h </w:instrText>
+              <w:instrText xml:space="preserve"> PAGEREF _Toc243294925 \h </w:instrText>
             </w:r>
             <w:r>
               <w:rPr>
@@ -1076,7 +1075,7 @@
               <w14:ligatures w14:val="none"/>
             </w:rPr>
           </w:pPr>
-          <w:hyperlink w:history="1" w:anchor="_Toc242460310">
+          <w:hyperlink w:anchor="_Toc243294926" w:history="1">
             <w:r>
               <w:rPr>
                 <w:rStyle w:val="Hipervnculo"/>
@@ -1103,7 +1102,7 @@
                 <w:noProof/>
                 <w:webHidden/>
               </w:rPr>
-              <w:instrText xml:space="preserve"> PAGEREF _Toc242460310 \h </w:instrText>
+              <w:instrText xml:space="preserve"> PAGEREF _Toc243294926 \h </w:instrText>
             </w:r>
             <w:r>
               <w:rPr>
@@ -1149,7 +1148,7 @@
               <w14:ligatures w14:val="none"/>
             </w:rPr>
           </w:pPr>
-          <w:hyperlink w:history="1" w:anchor="_Toc242460311">
+          <w:hyperlink w:anchor="_Toc243294927" w:history="1">
             <w:r>
               <w:rPr>
                 <w:rStyle w:val="Hipervnculo"/>
@@ -1176,7 +1175,7 @@
                 <w:noProof/>
                 <w:webHidden/>
               </w:rPr>
-              <w:instrText xml:space="preserve"> PAGEREF _Toc242460311 \h </w:instrText>
+              <w:instrText xml:space="preserve"> PAGEREF _Toc243294927 \h </w:instrText>
             </w:r>
             <w:r>
               <w:rPr>
@@ -1222,7 +1221,7 @@
               <w14:ligatures w14:val="none"/>
             </w:rPr>
           </w:pPr>
-          <w:hyperlink w:history="1" w:anchor="_Toc242460312">
+          <w:hyperlink w:anchor="_Toc243294928" w:history="1">
             <w:r>
               <w:rPr>
                 <w:rStyle w:val="Hipervnculo"/>
@@ -1249,7 +1248,7 @@
                 <w:noProof/>
                 <w:webHidden/>
               </w:rPr>
-              <w:instrText xml:space="preserve"> PAGEREF _Toc242460312 \h </w:instrText>
+              <w:instrText xml:space="preserve"> PAGEREF _Toc243294928 \h </w:instrText>
             </w:r>
             <w:r>
               <w:rPr>
@@ -1295,7 +1294,7 @@
               <w14:ligatures w14:val="none"/>
             </w:rPr>
           </w:pPr>
-          <w:hyperlink w:history="1" w:anchor="_Toc242460313">
+          <w:hyperlink w:anchor="_Toc243294929" w:history="1">
             <w:r>
               <w:rPr>
                 <w:rStyle w:val="Hipervnculo"/>
@@ -1322,7 +1321,7 @@
                 <w:noProof/>
                 <w:webHidden/>
               </w:rPr>
-              <w:instrText xml:space="preserve"> PAGEREF _Toc242460313 \h </w:instrText>
+              <w:instrText xml:space="preserve"> PAGEREF _Toc243294929 \h </w:instrText>
             </w:r>
             <w:r>
               <w:rPr>
@@ -1368,7 +1367,7 @@
               <w14:ligatures w14:val="none"/>
             </w:rPr>
           </w:pPr>
-          <w:hyperlink w:history="1" w:anchor="_Toc242460314">
+          <w:hyperlink w:anchor="_Toc243294930" w:history="1">
             <w:r>
               <w:rPr>
                 <w:rStyle w:val="Hipervnculo"/>
@@ -1395,7 +1394,7 @@
                 <w:noProof/>
                 <w:webHidden/>
               </w:rPr>
-              <w:instrText xml:space="preserve"> PAGEREF _Toc242460314 \h </w:instrText>
+              <w:instrText xml:space="preserve"> PAGEREF _Toc243294930 \h </w:instrText>
             </w:r>
             <w:r>
               <w:rPr>
@@ -1441,7 +1440,7 @@
               <w14:ligatures w14:val="none"/>
             </w:rPr>
           </w:pPr>
-          <w:hyperlink w:history="1" w:anchor="_Toc242460315">
+          <w:hyperlink w:anchor="_Toc243294931" w:history="1">
             <w:r>
               <w:rPr>
                 <w:rStyle w:val="Hipervnculo"/>
@@ -1468,7 +1467,7 @@
                 <w:noProof/>
                 <w:webHidden/>
               </w:rPr>
-              <w:instrText xml:space="preserve"> PAGEREF _Toc242460315 \h </w:instrText>
+              <w:instrText xml:space="preserve"> PAGEREF _Toc243294931 \h </w:instrText>
             </w:r>
             <w:r>
               <w:rPr>
@@ -1514,7 +1513,7 @@
               <w14:ligatures w14:val="none"/>
             </w:rPr>
           </w:pPr>
-          <w:hyperlink w:history="1" w:anchor="_Toc242460316">
+          <w:hyperlink w:anchor="_Toc243294932" w:history="1">
             <w:r>
               <w:rPr>
                 <w:rStyle w:val="Hipervnculo"/>
@@ -1541,7 +1540,7 @@
                 <w:noProof/>
                 <w:webHidden/>
               </w:rPr>
-              <w:instrText xml:space="preserve"> PAGEREF _Toc242460316 \h </w:instrText>
+              <w:instrText xml:space="preserve"> PAGEREF _Toc243294932 \h </w:instrText>
             </w:r>
             <w:r>
               <w:rPr>
@@ -1587,7 +1586,7 @@
               <w14:ligatures w14:val="none"/>
             </w:rPr>
           </w:pPr>
-          <w:hyperlink w:history="1" w:anchor="_Toc242460317">
+          <w:hyperlink w:anchor="_Toc243294933" w:history="1">
             <w:r>
               <w:rPr>
                 <w:rStyle w:val="Hipervnculo"/>
@@ -1614,7 +1613,7 @@
                 <w:noProof/>
                 <w:webHidden/>
               </w:rPr>
-              <w:instrText xml:space="preserve"> PAGEREF _Toc242460317 \h </w:instrText>
+              <w:instrText xml:space="preserve"> PAGEREF _Toc243294933 \h </w:instrText>
             </w:r>
             <w:r>
               <w:rPr>
@@ -1660,7 +1659,7 @@
               <w14:ligatures w14:val="none"/>
             </w:rPr>
           </w:pPr>
-          <w:hyperlink w:history="1" w:anchor="_Toc242460318">
+          <w:hyperlink w:anchor="_Toc243294934" w:history="1">
             <w:r>
               <w:rPr>
                 <w:rStyle w:val="Hipervnculo"/>
@@ -1687,7 +1686,7 @@
                 <w:noProof/>
                 <w:webHidden/>
               </w:rPr>
-              <w:instrText xml:space="preserve"> PAGEREF _Toc242460318 \h </w:instrText>
+              <w:instrText xml:space="preserve"> PAGEREF _Toc243294934 \h </w:instrText>
             </w:r>
             <w:r>
               <w:rPr>
@@ -1733,7 +1732,7 @@
               <w14:ligatures w14:val="none"/>
             </w:rPr>
           </w:pPr>
-          <w:hyperlink w:history="1" w:anchor="_Toc242460319">
+          <w:hyperlink w:anchor="_Toc243294935" w:history="1">
             <w:r>
               <w:rPr>
                 <w:rStyle w:val="Hipervnculo"/>
@@ -1760,7 +1759,7 @@
                 <w:noProof/>
                 <w:webHidden/>
               </w:rPr>
-              <w:instrText xml:space="preserve"> PAGEREF _Toc242460319 \h </w:instrText>
+              <w:instrText xml:space="preserve"> PAGEREF _Toc243294935 \h </w:instrText>
             </w:r>
             <w:r>
               <w:rPr>
@@ -1806,7 +1805,7 @@
               <w14:ligatures w14:val="none"/>
             </w:rPr>
           </w:pPr>
-          <w:hyperlink w:history="1" w:anchor="_Toc242460320">
+          <w:hyperlink w:anchor="_Toc243294936" w:history="1">
             <w:r>
               <w:rPr>
                 <w:rStyle w:val="Hipervnculo"/>
@@ -1833,7 +1832,7 @@
                 <w:noProof/>
                 <w:webHidden/>
               </w:rPr>
-              <w:instrText xml:space="preserve"> PAGEREF _Toc242460320 \h </w:instrText>
+              <w:instrText xml:space="preserve"> PAGEREF _Toc243294936 \h </w:instrText>
             </w:r>
             <w:r>
               <w:rPr>
@@ -1879,7 +1878,7 @@
               <w14:ligatures w14:val="none"/>
             </w:rPr>
           </w:pPr>
-          <w:hyperlink w:history="1" w:anchor="_Toc242460321">
+          <w:hyperlink w:anchor="_Toc243294937" w:history="1">
             <w:r>
               <w:rPr>
                 <w:rStyle w:val="Hipervnculo"/>
@@ -1906,7 +1905,7 @@
                 <w:noProof/>
                 <w:webHidden/>
               </w:rPr>
-              <w:instrText xml:space="preserve"> PAGEREF _Toc242460321 \h </w:instrText>
+              <w:instrText xml:space="preserve"> PAGEREF _Toc243294937 \h </w:instrText>
             </w:r>
             <w:r>
               <w:rPr>
@@ -1952,7 +1951,7 @@
               <w14:ligatures w14:val="none"/>
             </w:rPr>
           </w:pPr>
-          <w:hyperlink w:history="1" w:anchor="_Toc242460322">
+          <w:hyperlink w:anchor="_Toc243294938" w:history="1">
             <w:r>
               <w:rPr>
                 <w:rStyle w:val="Hipervnculo"/>
@@ -1979,7 +1978,7 @@
                 <w:noProof/>
                 <w:webHidden/>
               </w:rPr>
-              <w:instrText xml:space="preserve"> PAGEREF _Toc242460322 \h </w:instrText>
+              <w:instrText xml:space="preserve"> PAGEREF _Toc243294938 \h </w:instrText>
             </w:r>
             <w:r>
               <w:rPr>
@@ -2025,7 +2024,7 @@
               <w14:ligatures w14:val="none"/>
             </w:rPr>
           </w:pPr>
-          <w:hyperlink w:history="1" w:anchor="_Toc242460323">
+          <w:hyperlink w:anchor="_Toc243294939" w:history="1">
             <w:r>
               <w:rPr>
                 <w:rStyle w:val="Hipervnculo"/>
@@ -2052,7 +2051,7 @@
                 <w:noProof/>
                 <w:webHidden/>
               </w:rPr>
-              <w:instrText xml:space="preserve"> PAGEREF _Toc242460323 \h </w:instrText>
+              <w:instrText xml:space="preserve"> PAGEREF _Toc243294939 \h </w:instrText>
             </w:r>
             <w:r>
               <w:rPr>
@@ -2098,7 +2097,7 @@
               <w14:ligatures w14:val="none"/>
             </w:rPr>
           </w:pPr>
-          <w:hyperlink w:history="1" w:anchor="_Toc242460324">
+          <w:hyperlink w:anchor="_Toc243294940" w:history="1">
             <w:r>
               <w:rPr>
                 <w:rStyle w:val="Hipervnculo"/>
@@ -2125,7 +2124,7 @@
                 <w:noProof/>
                 <w:webHidden/>
               </w:rPr>
-              <w:instrText xml:space="preserve"> PAGEREF _Toc242460324 \h </w:instrText>
+              <w:instrText xml:space="preserve"> PAGEREF _Toc243294940 \h </w:instrText>
             </w:r>
             <w:r>
               <w:rPr>
@@ -2171,7 +2170,7 @@
               <w14:ligatures w14:val="none"/>
             </w:rPr>
           </w:pPr>
-          <w:hyperlink w:history="1" w:anchor="_Toc242460325">
+          <w:hyperlink w:anchor="_Toc243294941" w:history="1">
             <w:r>
               <w:rPr>
                 <w:rStyle w:val="Hipervnculo"/>
@@ -2198,7 +2197,7 @@
                 <w:noProof/>
                 <w:webHidden/>
               </w:rPr>
-              <w:instrText xml:space="preserve"> PAGEREF _Toc242460325 \h </w:instrText>
+              <w:instrText xml:space="preserve"> PAGEREF _Toc243294941 \h </w:instrText>
             </w:r>
             <w:r>
               <w:rPr>
@@ -2244,7 +2243,7 @@
               <w14:ligatures w14:val="none"/>
             </w:rPr>
           </w:pPr>
-          <w:hyperlink w:history="1" w:anchor="_Toc242460326">
+          <w:hyperlink w:anchor="_Toc243294942" w:history="1">
             <w:r>
               <w:rPr>
                 <w:rStyle w:val="Hipervnculo"/>
@@ -2271,7 +2270,7 @@
                 <w:noProof/>
                 <w:webHidden/>
               </w:rPr>
-              <w:instrText xml:space="preserve"> PAGEREF _Toc242460326 \h </w:instrText>
+              <w:instrText xml:space="preserve"> PAGEREF _Toc243294942 \h </w:instrText>
             </w:r>
             <w:r>
               <w:rPr>
@@ -2317,7 +2316,7 @@
               <w14:ligatures w14:val="none"/>
             </w:rPr>
           </w:pPr>
-          <w:hyperlink w:history="1" w:anchor="_Toc242460327">
+          <w:hyperlink w:anchor="_Toc243294943" w:history="1">
             <w:r>
               <w:rPr>
                 <w:rStyle w:val="Hipervnculo"/>
@@ -2344,7 +2343,7 @@
                 <w:noProof/>
                 <w:webHidden/>
               </w:rPr>
-              <w:instrText xml:space="preserve"> PAGEREF _Toc242460327 \h </w:instrText>
+              <w:instrText xml:space="preserve"> PAGEREF _Toc243294943 \h </w:instrText>
             </w:r>
             <w:r>
               <w:rPr>
@@ -2390,7 +2389,7 @@
               <w14:ligatures w14:val="none"/>
             </w:rPr>
           </w:pPr>
-          <w:hyperlink w:history="1" w:anchor="_Toc242460328">
+          <w:hyperlink w:anchor="_Toc243294944" w:history="1">
             <w:r>
               <w:rPr>
                 <w:rStyle w:val="Hipervnculo"/>
@@ -2417,7 +2416,7 @@
                 <w:noProof/>
                 <w:webHidden/>
               </w:rPr>
-              <w:instrText xml:space="preserve"> PAGEREF _Toc242460328 \h </w:instrText>
+              <w:instrText xml:space="preserve"> PAGEREF _Toc243294944 \h </w:instrText>
             </w:r>
             <w:r>
               <w:rPr>
@@ -2463,7 +2462,7 @@
               <w14:ligatures w14:val="none"/>
             </w:rPr>
           </w:pPr>
-          <w:hyperlink w:history="1" w:anchor="_Toc242460329">
+          <w:hyperlink w:anchor="_Toc243294945" w:history="1">
             <w:r>
               <w:rPr>
                 <w:rStyle w:val="Hipervnculo"/>
@@ -2490,7 +2489,7 @@
                 <w:noProof/>
                 <w:webHidden/>
               </w:rPr>
-              <w:instrText xml:space="preserve"> PAGEREF _Toc242460329 \h </w:instrText>
+              <w:instrText xml:space="preserve"> PAGEREF _Toc243294945 \h </w:instrText>
             </w:r>
             <w:r>
               <w:rPr>
@@ -2536,7 +2535,7 @@
               <w14:ligatures w14:val="none"/>
             </w:rPr>
           </w:pPr>
-          <w:hyperlink w:history="1" w:anchor="_Toc242460330">
+          <w:hyperlink w:anchor="_Toc243294946" w:history="1">
             <w:r>
               <w:rPr>
                 <w:rStyle w:val="Hipervnculo"/>
@@ -2563,7 +2562,7 @@
                 <w:noProof/>
                 <w:webHidden/>
               </w:rPr>
-              <w:instrText xml:space="preserve"> PAGEREF _Toc242460330 \h </w:instrText>
+              <w:instrText xml:space="preserve"> PAGEREF _Toc243294946 \h </w:instrText>
             </w:r>
             <w:r>
               <w:rPr>
@@ -2609,7 +2608,7 @@
               <w14:ligatures w14:val="none"/>
             </w:rPr>
           </w:pPr>
-          <w:hyperlink w:history="1" w:anchor="_Toc242460331">
+          <w:hyperlink w:anchor="_Toc243294947" w:history="1">
             <w:r>
               <w:rPr>
                 <w:rStyle w:val="Hipervnculo"/>
@@ -2636,7 +2635,7 @@
                 <w:noProof/>
                 <w:webHidden/>
               </w:rPr>
-              <w:instrText xml:space="preserve"> PAGEREF _Toc242460331 \h </w:instrText>
+              <w:instrText xml:space="preserve"> PAGEREF _Toc243294947 \h </w:instrText>
             </w:r>
             <w:r>
               <w:rPr>
@@ -2682,7 +2681,7 @@
               <w14:ligatures w14:val="none"/>
             </w:rPr>
           </w:pPr>
-          <w:hyperlink w:history="1" w:anchor="_Toc242460332">
+          <w:hyperlink w:anchor="_Toc243294948" w:history="1">
             <w:r>
               <w:rPr>
                 <w:rStyle w:val="Hipervnculo"/>
@@ -2709,7 +2708,7 @@
                 <w:noProof/>
                 <w:webHidden/>
               </w:rPr>
-              <w:instrText xml:space="preserve"> PAGEREF _Toc242460332 \h </w:instrText>
+              <w:instrText xml:space="preserve"> PAGEREF _Toc243294948 \h </w:instrText>
             </w:r>
             <w:r>
               <w:rPr>
@@ -2755,7 +2754,7 @@
               <w14:ligatures w14:val="none"/>
             </w:rPr>
           </w:pPr>
-          <w:hyperlink w:history="1" w:anchor="_Toc242460333">
+          <w:hyperlink w:anchor="_Toc243294949" w:history="1">
             <w:r>
               <w:rPr>
                 <w:rStyle w:val="Hipervnculo"/>
@@ -2782,7 +2781,7 @@
                 <w:noProof/>
                 <w:webHidden/>
               </w:rPr>
-              <w:instrText xml:space="preserve"> PAGEREF _Toc242460333 \h </w:instrText>
+              <w:instrText xml:space="preserve"> PAGEREF _Toc243294949 \h </w:instrText>
             </w:r>
             <w:r>
               <w:rPr>
@@ -2828,7 +2827,7 @@
               <w14:ligatures w14:val="none"/>
             </w:rPr>
           </w:pPr>
-          <w:hyperlink w:history="1" w:anchor="_Toc242460334">
+          <w:hyperlink w:anchor="_Toc243294950" w:history="1">
             <w:r>
               <w:rPr>
                 <w:rStyle w:val="Hipervnculo"/>
@@ -2855,7 +2854,7 @@
                 <w:noProof/>
                 <w:webHidden/>
               </w:rPr>
-              <w:instrText xml:space="preserve"> PAGEREF _Toc242460334 \h </w:instrText>
+              <w:instrText xml:space="preserve"> PAGEREF _Toc243294950 \h </w:instrText>
             </w:r>
             <w:r>
               <w:rPr>
@@ -2875,7 +2874,7 @@
                 <w:noProof/>
                 <w:webHidden/>
               </w:rPr>
-              <w:t>74</w:t>
+              <w:t>75</w:t>
             </w:r>
             <w:r>
               <w:rPr>
@@ -2901,7 +2900,7 @@
               <w14:ligatures w14:val="none"/>
             </w:rPr>
           </w:pPr>
-          <w:hyperlink w:history="1" w:anchor="_Toc242460335">
+          <w:hyperlink w:anchor="_Toc243294951" w:history="1">
             <w:r>
               <w:rPr>
                 <w:rStyle w:val="Hipervnculo"/>
@@ -2928,7 +2927,7 @@
                 <w:noProof/>
                 <w:webHidden/>
               </w:rPr>
-              <w:instrText xml:space="preserve"> PAGEREF _Toc242460335 \h </w:instrText>
+              <w:instrText xml:space="preserve"> PAGEREF _Toc243294951 \h </w:instrText>
             </w:r>
             <w:r>
               <w:rPr>
@@ -2948,7 +2947,7 @@
                 <w:noProof/>
                 <w:webHidden/>
               </w:rPr>
-              <w:t>76</w:t>
+              <w:t>77</w:t>
             </w:r>
             <w:r>
               <w:rPr>
@@ -2974,7 +2973,7 @@
               <w14:ligatures w14:val="none"/>
             </w:rPr>
           </w:pPr>
-          <w:hyperlink w:history="1" w:anchor="_Toc242460336">
+          <w:hyperlink w:anchor="_Toc243294952" w:history="1">
             <w:r>
               <w:rPr>
                 <w:rStyle w:val="Hipervnculo"/>
@@ -3001,7 +3000,7 @@
                 <w:noProof/>
                 <w:webHidden/>
               </w:rPr>
-              <w:instrText xml:space="preserve"> PAGEREF _Toc242460336 \h </w:instrText>
+              <w:instrText xml:space="preserve"> PAGEREF _Toc243294952 \h </w:instrText>
             </w:r>
             <w:r>
               <w:rPr>
@@ -3021,7 +3020,7 @@
                 <w:noProof/>
                 <w:webHidden/>
               </w:rPr>
-              <w:t>78</w:t>
+              <w:t>79</w:t>
             </w:r>
             <w:r>
               <w:rPr>
@@ -3047,7 +3046,7 @@
               <w14:ligatures w14:val="none"/>
             </w:rPr>
           </w:pPr>
-          <w:hyperlink w:history="1" w:anchor="_Toc242460337">
+          <w:hyperlink w:anchor="_Toc243294953" w:history="1">
             <w:r>
               <w:rPr>
                 <w:rStyle w:val="Hipervnculo"/>
@@ -3074,7 +3073,7 @@
                 <w:noProof/>
                 <w:webHidden/>
               </w:rPr>
-              <w:instrText xml:space="preserve"> PAGEREF _Toc242460337 \h </w:instrText>
+              <w:instrText xml:space="preserve"> PAGEREF _Toc243294953 \h </w:instrText>
             </w:r>
             <w:r>
               <w:rPr>
@@ -3094,7 +3093,7 @@
                 <w:noProof/>
                 <w:webHidden/>
               </w:rPr>
-              <w:t>81</w:t>
+              <w:t>82</w:t>
             </w:r>
             <w:r>
               <w:rPr>
@@ -3117,23 +3116,12 @@
           </w:r>
         </w:p>
       </w:sdtContent>
-      <w:sdtEndPr>
-        <w:rPr>
-          <w:rFonts w:ascii="Calibri" w:hAnsi="Calibri" w:eastAsia="游明朝" w:cs="Arial" w:asciiTheme="minorAscii" w:hAnsiTheme="minorAscii" w:eastAsiaTheme="minorEastAsia" w:cstheme="minorBidi"/>
-          <w:b w:val="0"/>
-          <w:bCs w:val="0"/>
-          <w:color w:val="auto"/>
-          <w:sz w:val="28"/>
-          <w:szCs w:val="28"/>
-          <w:lang w:eastAsia="en-US"/>
-        </w:rPr>
-      </w:sdtEndPr>
     </w:sdt>
     <w:p>
       <w:pPr>
         <w:pStyle w:val="Titulosgenerales"/>
       </w:pPr>
-      <w:bookmarkStart w:name="_Toc242460303" w:id="1"/>
+      <w:bookmarkStart w:id="1" w:name="_Toc243294919"/>
       <w:r>
         <w:lastRenderedPageBreak/>
         <w:t>Introducción</w:t>
@@ -3158,40 +3146,14 @@
     <w:p/>
     <w:p>
       <w:r>
-        <w:rPr/>
-        <w:t>Para complementar la comprensión de los temas abordados, se recomienda acceder al siguient</w:t>
-      </w:r>
-      <w:commentRangeStart w:id="1338337945"/>
-      <w:commentRangeStart w:id="575798623"/>
-      <w:r>
-        <w:rPr/>
-        <w:t xml:space="preserve">e </w:t>
-      </w:r>
-      <w:r>
-        <w:rPr>
-          <w:highlight w:val="yellow"/>
-        </w:rPr>
+        <w:lastRenderedPageBreak/>
+        <w:t xml:space="preserve">Para complementar la comprensión de los temas abordados, se recomienda acceder al siguiente </w:t>
+      </w:r>
+      <w:r>
         <w:t>video</w:t>
       </w:r>
       <w:r>
-        <w:rPr>
-          <w:highlight w:val="yellow"/>
-        </w:rPr>
-        <w:t>.</w:t>
-      </w:r>
-      <w:commentRangeEnd w:id="1338337945"/>
-      <w:r>
-        <w:rPr>
-          <w:rStyle w:val="CommentReference"/>
-        </w:rPr>
-        <w:commentReference w:id="1338337945"/>
-      </w:r>
-      <w:commentRangeEnd w:id="575798623"/>
-      <w:r>
-        <w:rPr>
-          <w:rStyle w:val="CommentReference"/>
-        </w:rPr>
-        <w:commentReference w:id="575798623"/>
+        <w:t>:</w:t>
       </w:r>
     </w:p>
     <w:p/>
@@ -3208,34 +3170,87 @@
         <w:ind w:hanging="142"/>
         <w:jc w:val="center"/>
       </w:pPr>
+      <w:r>
+        <w:rPr>
+          <w:noProof/>
+        </w:rPr>
+        <w:drawing>
+          <wp:inline distT="0" distB="0" distL="0" distR="0" wp14:anchorId="236B68F6" wp14:editId="305AF2D1">
+            <wp:extent cx="4680000" cy="2631600"/>
+            <wp:effectExtent l="0" t="0" r="6350" b="0"/>
+            <wp:docPr id="308549751" name="Imagen 3">
+              <a:extLst xmlns:a="http://schemas.openxmlformats.org/drawingml/2006/main">
+                <a:ext uri="{C183D7F6-B498-43B3-948B-1728B52AA6E4}">
+                  <adec:decorative xmlns:adec="http://schemas.microsoft.com/office/drawing/2017/decorative" val="1"/>
+                </a:ext>
+              </a:extLst>
+            </wp:docPr>
+            <wp:cNvGraphicFramePr>
+              <a:graphicFrameLocks xmlns:a="http://schemas.openxmlformats.org/drawingml/2006/main" noChangeAspect="1"/>
+            </wp:cNvGraphicFramePr>
+            <a:graphic xmlns:a="http://schemas.openxmlformats.org/drawingml/2006/main">
+              <a:graphicData uri="http://schemas.openxmlformats.org/drawingml/2006/picture">
+                <pic:pic xmlns:pic="http://schemas.openxmlformats.org/drawingml/2006/picture">
+                  <pic:nvPicPr>
+                    <pic:cNvPr id="308549751" name="Imagen 3">
+                      <a:extLst>
+                        <a:ext uri="{C183D7F6-B498-43B3-948B-1728B52AA6E4}">
+                          <adec:decorative xmlns:adec="http://schemas.microsoft.com/office/drawing/2017/decorative" val="1"/>
+                        </a:ext>
+                      </a:extLst>
+                    </pic:cNvPr>
+                    <pic:cNvPicPr>
+                      <a:picLocks noChangeAspect="1" noChangeArrowheads="1"/>
+                    </pic:cNvPicPr>
+                  </pic:nvPicPr>
+                  <pic:blipFill>
+                    <a:blip r:embed="rId12" cstate="print">
+                      <a:extLst>
+                        <a:ext uri="{28A0092B-C50C-407E-A947-70E740481C1C}">
+                          <a14:useLocalDpi xmlns:a14="http://schemas.microsoft.com/office/drawing/2010/main" val="0"/>
+                        </a:ext>
+                      </a:extLst>
+                    </a:blip>
+                    <a:srcRect/>
+                    <a:stretch>
+                      <a:fillRect/>
+                    </a:stretch>
+                  </pic:blipFill>
+                  <pic:spPr bwMode="auto">
+                    <a:xfrm>
+                      <a:off x="0" y="0"/>
+                      <a:ext cx="4680000" cy="2631600"/>
+                    </a:xfrm>
+                    <a:prstGeom prst="rect">
+                      <a:avLst/>
+                    </a:prstGeom>
+                    <a:noFill/>
+                    <a:ln>
+                      <a:noFill/>
+                    </a:ln>
+                  </pic:spPr>
+                </pic:pic>
+              </a:graphicData>
+            </a:graphic>
+          </wp:inline>
+        </w:drawing>
+      </w:r>
     </w:p>
     <w:p>
       <w:pPr>
         <w:ind w:firstLine="0"/>
         <w:jc w:val="center"/>
       </w:pPr>
-      <w:r>
-        <w:rPr>
-          <w:b w:val="1"/>
-          <w:bCs w:val="1"/>
-        </w:rPr>
-        <w:t xml:space="preserve">Enlace de </w:t>
-      </w:r>
-      <w:r>
-        <w:rPr>
-          <w:b w:val="1"/>
-          <w:bCs w:val="1"/>
-          <w:highlight w:val="red"/>
-        </w:rPr>
-        <w:t>reproducción</w:t>
-      </w:r>
-      <w:r>
-        <w:rPr>
-          <w:b w:val="1"/>
-          <w:bCs w:val="1"/>
-        </w:rPr>
-        <w:t xml:space="preserve"> del video</w:t>
-      </w:r>
+      <w:hyperlink r:id="rId13" w:history="1">
+        <w:r>
+          <w:rPr>
+            <w:rStyle w:val="Hipervnculo"/>
+            <w:b/>
+            <w:bCs/>
+          </w:rPr>
+          <w:t>Enlace de reproducción del video</w:t>
+        </w:r>
+      </w:hyperlink>
     </w:p>
     <w:tbl>
       <w:tblPr>
@@ -3285,6 +3300,7 @@
           </w:p>
           <w:p>
             <w:r>
+              <w:lastRenderedPageBreak/>
               <w:t>Sin embargo, surgió una pregunta aparentemente sencilla: ¿cómo convertir toda esa información en una proyección técnica que permitiera sustentar las decisiones del acuerdo?</w:t>
             </w:r>
           </w:p>
@@ -3295,11 +3311,7 @@
           </w:p>
           <w:p>
             <w:r>
-              <w:t xml:space="preserve">También comprendieron que la información histórica debía analizarse con cuidado. Un cambio en la población, en la oferta de servicios o en las condiciones de </w:t>
-            </w:r>
-            <w:r>
-              <w:lastRenderedPageBreak/>
-              <w:t>atención podía modificar las frecuencias esperadas y, por tanto, las proyecciones realizadas.</w:t>
+              <w:t>También comprendieron que la información histórica debía analizarse con cuidado. Un cambio en la población, en la oferta de servicios o en las condiciones de atención podía modificar las frecuencias esperadas y, por tanto, las proyecciones realizadas.</w:t>
             </w:r>
           </w:p>
           <w:p>
@@ -3329,7 +3341,7 @@
       <w:pPr>
         <w:pStyle w:val="Ttulo1"/>
       </w:pPr>
-      <w:bookmarkStart w:name="_Toc242460304" w:id="2"/>
+      <w:bookmarkStart w:id="2" w:name="_Toc243294920"/>
       <w:r>
         <w:lastRenderedPageBreak/>
         <w:t>Caracterización de la población objeto</w:t>
@@ -3386,7 +3398,7 @@
       <w:pPr>
         <w:pStyle w:val="Ttulo2"/>
       </w:pPr>
-      <w:bookmarkStart w:name="_Toc242460305" w:id="3"/>
+      <w:bookmarkStart w:id="3" w:name="_Toc243294921"/>
       <w:r>
         <w:t>Concepto y contexto de la caracterización poblacional</w:t>
       </w:r>
@@ -3456,7 +3468,7 @@
       <w:pPr>
         <w:pStyle w:val="Ttulo2"/>
       </w:pPr>
-      <w:bookmarkStart w:name="_Toc242460306" w:id="4"/>
+      <w:bookmarkStart w:id="4" w:name="_Toc243294922"/>
       <w:r>
         <w:t>Regímenes de afiliación</w:t>
       </w:r>
@@ -3481,22 +3493,30 @@
           <w:lang w:val="es-419" w:eastAsia="es-CO"/>
         </w:rPr>
       </w:pPr>
-      <w:r>
-        <w:rPr>
-          <w:lang w:val="es-419" w:eastAsia="es-CO"/>
-        </w:rPr>
+    </w:p>
+    <w:p>
+      <w:pPr>
+        <w:rPr>
+          <w:lang w:val="es-419" w:eastAsia="es-CO"/>
+        </w:rPr>
+      </w:pPr>
+    </w:p>
+    <w:p>
+      <w:pPr>
+        <w:rPr>
+          <w:lang w:val="es-419" w:eastAsia="es-CO"/>
+        </w:rPr>
+      </w:pPr>
+      <w:r>
+        <w:rPr>
+          <w:lang w:val="es-419" w:eastAsia="es-CO"/>
+        </w:rPr>
+        <w:lastRenderedPageBreak/>
         <w:t>En el contexto colombiano, el documento plantea principalmente los siguientes regímenes:</w:t>
       </w:r>
     </w:p>
     <w:p>
       <w:pPr>
-        <w:rPr>
-          <w:lang w:val="es-419" w:eastAsia="es-CO"/>
-        </w:rPr>
-      </w:pPr>
-    </w:p>
-    <w:p>
-      <w:pPr>
         <w:pStyle w:val="Tabla"/>
         <w:rPr>
           <w:lang w:val="es-419" w:eastAsia="es-CO"/>
@@ -3506,7 +3526,6 @@
         <w:rPr>
           <w:lang w:val="es-419" w:eastAsia="es-CO"/>
         </w:rPr>
-        <w:lastRenderedPageBreak/>
         <w:t>Regímenes de afiliación y su relación con la caracterización poblacional</w:t>
       </w:r>
     </w:p>
@@ -3745,20 +3764,6 @@
           <w:lang w:val="es-419" w:eastAsia="es-CO"/>
         </w:rPr>
       </w:pPr>
-    </w:p>
-    <w:p>
-      <w:pPr>
-        <w:rPr>
-          <w:lang w:val="es-419" w:eastAsia="es-CO"/>
-        </w:rPr>
-      </w:pPr>
-    </w:p>
-    <w:p>
-      <w:pPr>
-        <w:rPr>
-          <w:lang w:val="es-419" w:eastAsia="es-CO"/>
-        </w:rPr>
-      </w:pPr>
       <w:r>
         <w:rPr>
           <w:lang w:val="es-419" w:eastAsia="es-CO"/>
@@ -3778,7 +3783,7 @@
       <w:pPr>
         <w:pStyle w:val="Ttulo2"/>
       </w:pPr>
-      <w:bookmarkStart w:name="_Toc242460307" w:id="5"/>
+      <w:bookmarkStart w:id="5" w:name="_Toc243294923"/>
       <w:r>
         <w:t>Determinantes de la población</w:t>
       </w:r>
@@ -3854,6 +3859,12 @@
           <w:lang w:val="es-419" w:eastAsia="es-CO"/>
         </w:rPr>
         <w:t>En este sentido, el análisis de los determinantes complementa la información sobre afiliación, características demográficas y condiciones epidemiológicas, y permite contar con una perspectiva más amplia de los factores que pueden relacionarse con las necesidades de atención y la utilización de los servicios y tecnologías en salud.</w:t>
+      </w:r>
+      <w:r>
+        <w:rPr>
+          <w:lang w:val="es-419" w:eastAsia="es-CO"/>
+        </w:rPr>
+        <w:t xml:space="preserve"> Entre estos aspectos se encuentran los siguientes:</w:t>
       </w:r>
     </w:p>
     <w:p>
@@ -4277,7 +4288,7 @@
       <w:pPr>
         <w:pStyle w:val="Ttulo2"/>
       </w:pPr>
-      <w:bookmarkStart w:name="_Toc242460308" w:id="6"/>
+      <w:bookmarkStart w:id="6" w:name="_Toc243294924"/>
       <w:r>
         <w:lastRenderedPageBreak/>
         <w:t>Necesidades de la población objeto</w:t>
@@ -4480,7 +4491,7 @@
       <w:pPr>
         <w:pStyle w:val="Ttulo2"/>
       </w:pPr>
-      <w:bookmarkStart w:name="_Toc242460309" w:id="7"/>
+      <w:bookmarkStart w:id="7" w:name="_Toc243294925"/>
       <w:r>
         <w:lastRenderedPageBreak/>
         <w:t>Población objeto total y población susceptible</w:t>
@@ -4497,7 +4508,13 @@
         <w:rPr>
           <w:lang w:val="es-419" w:eastAsia="es-CO"/>
         </w:rPr>
-        <w:t>Una vez identificadas las necesidades de la población y los servicios y tecnologías relacionados con estas, es necesario determinar cuál es la población que será considerada en el acuerdo de voluntades. Para ello, se diferencian la población objeto total y la población susceptible, conceptos que permiten establecer el alcance de los servicios y tecnologías que serán proyectados en la nota técnica.</w:t>
+        <w:t>Una vez identificadas las necesidades de la población y los servicios y tecnologías relacionados con estas, es necesario determinar cuál es la población que será considerada en el acuerdo de voluntades. Para ello, se diferencian la población objeto total y la población susceptible, conceptos que permiten establecer el alcance de los servicios y tecnologías que serán proyectados en la nota técnica</w:t>
+      </w:r>
+      <w:r>
+        <w:rPr>
+          <w:lang w:val="es-419" w:eastAsia="es-CO"/>
+        </w:rPr>
+        <w:t>:</w:t>
       </w:r>
     </w:p>
     <w:p>
@@ -4972,7 +4989,7 @@
       <w:pPr>
         <w:pStyle w:val="Ttulo2"/>
       </w:pPr>
-      <w:bookmarkStart w:name="_Toc242460310" w:id="8"/>
+      <w:bookmarkStart w:id="8" w:name="_Toc243294926"/>
       <w:r>
         <w:t>Parámetros epidemiológicos</w:t>
       </w:r>
@@ -5009,7 +5026,13 @@
           <w:lang w:val="es-419" w:eastAsia="es-CO"/>
         </w:rPr>
         <w:lastRenderedPageBreak/>
-        <w:t>Entre los parámetros considerados se encuentran la incidencia, la prevalencia y la tasa de uso, cuya selección depende de las características de la población y del servicio o tecnología que se pretenda analizar.</w:t>
+        <w:t>Entre los parámetros considerados se encuentran la incidencia, la prevalencia y la tasa de uso, cuya selección depende de las características de la población y del servicio o tecnología que se pretenda analizar</w:t>
+      </w:r>
+      <w:r>
+        <w:rPr>
+          <w:lang w:val="es-419" w:eastAsia="es-CO"/>
+        </w:rPr>
+        <w:t>:</w:t>
       </w:r>
     </w:p>
     <w:p>
@@ -5201,7 +5224,7 @@
       <w:pPr>
         <w:pStyle w:val="Ttulo2"/>
       </w:pPr>
-      <w:bookmarkStart w:name="_Toc242460311" w:id="9"/>
+      <w:bookmarkStart w:id="9" w:name="_Toc243294927"/>
       <w:r>
         <w:t>Identificación y codificación de servicios y tecnologías</w:t>
       </w:r>
@@ -5416,7 +5439,7 @@
       <w:pPr>
         <w:pStyle w:val="Ttulo1"/>
       </w:pPr>
-      <w:bookmarkStart w:name="_Toc242460312" w:id="10"/>
+      <w:bookmarkStart w:id="10" w:name="_Toc243294928"/>
       <w:r>
         <w:lastRenderedPageBreak/>
         <w:t>Análisis de la información en salud</w:t>
@@ -5493,7 +5516,7 @@
       <w:pPr>
         <w:pStyle w:val="Ttulo2"/>
       </w:pPr>
-      <w:bookmarkStart w:name="_Toc242460313" w:id="11"/>
+      <w:bookmarkStart w:id="11" w:name="_Toc243294929"/>
       <w:r>
         <w:t>Fuentes de información del sector salud</w:t>
       </w:r>
@@ -5523,6 +5546,19 @@
           <w:lang w:val="es-419" w:eastAsia="es-CO"/>
         </w:rPr>
         <w:t>Entre las principales fuentes se encuentran el Sistema Integrado de Información de la Protección Social (SISPRO), el Registro Individual de Prestación de Servicios de Salud (RIPS), la Base de Datos Única de Afiliados (BDUA), el Sistema de Vigilancia en Salud Pública (SIVIGILA), la Cuenta de Alto Costo (CAC) y la información relacionada con la caracterización poblacional y el Análisis de Situación de Salud (ASIS).</w:t>
+      </w:r>
+    </w:p>
+    <w:p>
+      <w:pPr>
+        <w:rPr>
+          <w:lang w:val="es-419" w:eastAsia="es-CO"/>
+        </w:rPr>
+      </w:pPr>
+      <w:r>
+        <w:rPr>
+          <w:lang w:val="es-419" w:eastAsia="es-CO"/>
+        </w:rPr>
+        <w:t>Cada fuente aporta información específica que contribuye a la caracterización de la población y al análisis de las necesidades, las condiciones de salud y la utilización de los servicios. A continuación, se describen sus principales aportes y su utilidad en la construcción de la nota técnica:</w:t>
       </w:r>
     </w:p>
     <w:p>
@@ -5547,9 +5583,16 @@
         <w:rPr>
           <w:lang w:val="es-419" w:eastAsia="es-CO"/>
         </w:rPr>
-        <w:t xml:space="preserve">: integra información proveniente de diferentes registros del sector salud y proporciona datos relacionados con la población, la afiliación, la prestación de servicios y las condiciones de salud. Su consulta permite disponer de información para caracterizar la población y apoyar el análisis requerido en la construcción de la nota técnica. Para mayor información acceder a: </w:t>
-      </w:r>
-      <w:hyperlink w:history="1" r:id="rId12">
+        <w:t xml:space="preserve">: integra información proveniente de diferentes registros del sector salud y proporciona datos relacionados con la población, la afiliación, la prestación de servicios y las condiciones de salud. Su consulta permite disponer de información para caracterizar la población y apoyar el análisis requerido en </w:t>
+      </w:r>
+      <w:r>
+        <w:rPr>
+          <w:lang w:val="es-419" w:eastAsia="es-CO"/>
+        </w:rPr>
+        <w:lastRenderedPageBreak/>
+        <w:t xml:space="preserve">la construcción de la nota técnica. Para mayor información acceder a: </w:t>
+      </w:r>
+      <w:hyperlink r:id="rId14" w:history="1">
         <w:r>
           <w:rPr>
             <w:rStyle w:val="Hipervnculo"/>
@@ -5581,16 +5624,9 @@
         <w:rPr>
           <w:lang w:val="es-419" w:eastAsia="es-CO"/>
         </w:rPr>
-        <w:t xml:space="preserve">: contiene información relacionada con las atenciones realizadas a los usuarios de los </w:t>
-      </w:r>
-      <w:r>
-        <w:rPr>
-          <w:lang w:val="es-419" w:eastAsia="es-CO"/>
-        </w:rPr>
-        <w:lastRenderedPageBreak/>
-        <w:t xml:space="preserve">servicios de salud. Su análisis permite identificar el comportamiento histórico de la prestación y establecer las frecuencias de utilización de los servicios y tecnologías. Para este propósito, resulta necesario contar con información consistente y depurada. Para mayor información acceder a: </w:t>
-      </w:r>
-      <w:hyperlink w:history="1" r:id="rId13">
+        <w:t xml:space="preserve">: contiene información relacionada con las atenciones realizadas a los usuarios de los servicios de salud. Su análisis permite identificar el comportamiento histórico de la prestación y establecer las frecuencias de utilización de los servicios y tecnologías. Para este propósito, resulta necesario contar con información consistente y depurada. Para mayor información acceder a: </w:t>
+      </w:r>
+      <w:hyperlink r:id="rId15" w:history="1">
         <w:r>
           <w:rPr>
             <w:rStyle w:val="Hipervnculo"/>
@@ -5624,7 +5660,7 @@
         </w:rPr>
         <w:t xml:space="preserve">: contiene información relacionada con la afiliación de las personas al Sistema General de Seguridad Social en Salud. Permite identificar aspectos como la población afiliada y el régimen al que pertenece, información que contribuye a delimitar y caracterizar la población objeto del acuerdo de voluntades. Para mayor información acceder a: </w:t>
       </w:r>
-      <w:hyperlink w:history="1" r:id="rId14">
+      <w:hyperlink r:id="rId16" w:history="1">
         <w:r>
           <w:rPr>
             <w:rStyle w:val="Hipervnculo"/>
@@ -5658,7 +5694,7 @@
         </w:rPr>
         <w:t xml:space="preserve">: proporciona información sobre eventos de interés en salud pública que son objeto de vigilancia. Estos datos pueden contribuir al análisis de las condiciones epidemiológicas de una población y a la identificación de situaciones que deben considerarse en la proyección de servicios y tecnologías en salud. Para mayor información acceder a: </w:t>
       </w:r>
-      <w:hyperlink w:history="1" r:id="rId15">
+      <w:hyperlink r:id="rId17" w:history="1">
         <w:r>
           <w:rPr>
             <w:rStyle w:val="Hipervnculo"/>
@@ -5684,22 +5720,16 @@
           <w:b/>
           <w:lang w:val="es-419" w:eastAsia="es-CO"/>
         </w:rPr>
+        <w:lastRenderedPageBreak/>
         <w:t>Cuenta de Alto Costo (CAC)</w:t>
       </w:r>
       <w:r>
         <w:rPr>
           <w:lang w:val="es-419" w:eastAsia="es-CO"/>
         </w:rPr>
-        <w:t xml:space="preserve">: genera información e indicadores relacionados con la gestión del riesgo de determinadas enfermedades crónicas y condiciones de alto costo. Esta información puede ser utilizada para analizar poblaciones que presentan condiciones específicas y </w:t>
-      </w:r>
-      <w:r>
-        <w:rPr>
-          <w:lang w:val="es-419" w:eastAsia="es-CO"/>
-        </w:rPr>
-        <w:lastRenderedPageBreak/>
-        <w:t xml:space="preserve">establecer elementos relacionados con sus necesidades de atención. Para mayor información acceder a: </w:t>
-      </w:r>
-      <w:hyperlink w:history="1" r:id="rId16">
+        <w:t xml:space="preserve">: genera información e indicadores relacionados con la gestión del riesgo de determinadas enfermedades crónicas y condiciones de alto costo. Esta información puede ser utilizada para analizar poblaciones que presentan condiciones específicas y establecer elementos relacionados con sus necesidades de atención. Para mayor información acceder a: </w:t>
+      </w:r>
+      <w:hyperlink r:id="rId18" w:history="1">
         <w:r>
           <w:rPr>
             <w:rStyle w:val="Hipervnculo"/>
@@ -5733,7 +5763,7 @@
         </w:rPr>
         <w:t xml:space="preserve">: la caracterización poblacional aporta información sobre las condiciones de salud y las características demográficas, sociales, económicas y territoriales de una población. El Análisis de Situación de Salud (ASIS) integra información que permite reconocer las condiciones de salud, las necesidades y las particularidades de los territorios, constituyéndose en un insumo para la planeación de las intervenciones en salud. Para mayor información acceder a: </w:t>
       </w:r>
-      <w:hyperlink w:history="1" r:id="rId17">
+      <w:hyperlink r:id="rId19" w:history="1">
         <w:r>
           <w:rPr>
             <w:rStyle w:val="Hipervnculo"/>
@@ -5759,29 +5789,34 @@
     <w:p>
       <w:pPr>
         <w:rPr>
-          <w:lang w:val="es-419" w:eastAsia="es-CO"/>
-        </w:rPr>
-      </w:pPr>
-      <w:r>
-        <w:rPr>
-          <w:lang w:val="es-419" w:eastAsia="es-CO"/>
-        </w:rPr>
-        <w:t>Por esta razón, la construcción de la nota técnica requiere analizar la información de manera articulada, considerando la población objeto, el periodo de análisis, las características del territorio y el propósito del acuerdo de voluntades. La integración de las fuentes proporciona elementos para sustentar las estimaciones de utilización y las proyecciones de los servicios y tecnologías en salud.</w:t>
-      </w:r>
-    </w:p>
-    <w:p>
-      <w:pPr>
-        <w:rPr>
-          <w:lang w:val="es-419" w:eastAsia="es-CO"/>
-        </w:rPr>
-      </w:pPr>
-    </w:p>
-    <w:p>
-      <w:pPr>
-        <w:rPr>
-          <w:lang w:val="es-419" w:eastAsia="es-CO"/>
-        </w:rPr>
-      </w:pPr>
+          <w:lang w:eastAsia="es-CO"/>
+        </w:rPr>
+      </w:pPr>
+      <w:r>
+        <w:rPr>
+          <w:lang w:val="es-419" w:eastAsia="es-CO"/>
+        </w:rPr>
+        <w:t xml:space="preserve">Por esta razón, la construcción de la nota técnica requiere analizar la información de manera articulada, considerando la población objeto, el periodo de análisis, las características del territorio y el propósito del acuerdo de voluntades. La integración de las fuentes proporciona elementos para sustentar las estimaciones de utilización y las </w:t>
+      </w:r>
+      <w:r>
+        <w:rPr>
+          <w:lang w:val="es-419" w:eastAsia="es-CO"/>
+        </w:rPr>
+        <w:lastRenderedPageBreak/>
+        <w:t>proyecciones de los servicios y tecnologías en salud.</w:t>
+      </w:r>
+      <w:r>
+        <w:rPr>
+          <w:lang w:val="es-419" w:eastAsia="es-CO"/>
+        </w:rPr>
+        <w:t xml:space="preserve"> </w:t>
+      </w:r>
+      <w:r>
+        <w:rPr>
+          <w:lang w:eastAsia="es-CO"/>
+        </w:rPr>
+        <w:t>La siguiente tabla sintetiza las principales fuentes de información, los datos que aportan y su utilidad en este proceso:</w:t>
+      </w:r>
     </w:p>
     <w:p>
       <w:pPr>
@@ -5794,7 +5829,6 @@
         <w:rPr>
           <w:lang w:val="es-419" w:eastAsia="es-CO"/>
         </w:rPr>
-        <w:lastRenderedPageBreak/>
         <w:t>Principales fuentes de información para la construcción de la nota técnica</w:t>
       </w:r>
     </w:p>
@@ -6183,16 +6217,9 @@
     </w:p>
     <w:p>
       <w:pPr>
-        <w:rPr>
-          <w:lang w:val="es-419" w:eastAsia="es-CO"/>
-        </w:rPr>
-      </w:pPr>
-    </w:p>
-    <w:p>
-      <w:pPr>
         <w:pStyle w:val="Ttulo2"/>
       </w:pPr>
-      <w:bookmarkStart w:name="_Toc242460314" w:id="12"/>
+      <w:bookmarkStart w:id="12" w:name="_Toc243294930"/>
       <w:r>
         <w:t>Frecuencia de uso de servicios y tecnologías</w:t>
       </w:r>
@@ -6236,13 +6263,6 @@
         </w:rPr>
         <w:t>Para establecer las frecuencias de uso pueden considerarse los siguientes elementos:</w:t>
       </w:r>
-    </w:p>
-    <w:p>
-      <w:pPr>
-        <w:rPr>
-          <w:lang w:val="es-419" w:eastAsia="es-CO"/>
-        </w:rPr>
-      </w:pPr>
     </w:p>
     <w:p>
       <w:pPr>
@@ -6260,7 +6280,6 @@
           <w:b/>
           <w:lang w:val="es-419" w:eastAsia="es-CO"/>
         </w:rPr>
-        <w:lastRenderedPageBreak/>
         <w:t>Población objeto</w:t>
       </w:r>
       <w:r>
@@ -6292,6 +6311,7 @@
           <w:b/>
           <w:lang w:val="es-419" w:eastAsia="es-CO"/>
         </w:rPr>
+        <w:lastRenderedPageBreak/>
         <w:t>Información histórica</w:t>
       </w:r>
       <w:r>
@@ -6432,19 +6452,18 @@
           <w:lang w:val="es-419" w:eastAsia="es-CO"/>
         </w:rPr>
       </w:pPr>
-    </w:p>
-    <w:p>
-      <w:pPr>
-        <w:rPr>
-          <w:lang w:val="es-419" w:eastAsia="es-CO"/>
-        </w:rPr>
-      </w:pPr>
+      <w:r>
+        <w:rPr>
+          <w:lang w:val="es-419" w:eastAsia="es-CO"/>
+        </w:rPr>
+        <w:t xml:space="preserve">La información histórica de utilización constituye, por tanto, un elemento importante para establecer las frecuencias. En este proceso, los datos provenientes de los registros de prestación deben analizarse teniendo en cuenta la población objeto y </w:t>
+      </w:r>
       <w:r>
         <w:rPr>
           <w:lang w:val="es-419" w:eastAsia="es-CO"/>
         </w:rPr>
         <w:lastRenderedPageBreak/>
-        <w:t>La información histórica de utilización constituye, por tanto, un elemento importante para establecer las frecuencias. En este proceso, los datos provenientes de los registros de prestación deben analizarse teniendo en cuenta la población objeto y las condiciones bajo las cuales se produjeron las atenciones. La información debe ser consistente y encontrarse depurada para evitar que registros que no correspondan a la población o al servicio analizado afecten las estimaciones.</w:t>
+        <w:t>las condiciones bajo las cuales se produjeron las atenciones. La información debe ser consistente y encontrarse depurada para evitar que registros que no correspondan a la población o al servicio analizado afecten las estimaciones.</w:t>
       </w:r>
     </w:p>
     <w:p>
@@ -6471,7 +6490,7 @@
       <w:pPr>
         <w:pStyle w:val="Ttulo2"/>
       </w:pPr>
-      <w:bookmarkStart w:name="_Toc242460315" w:id="13"/>
+      <w:bookmarkStart w:id="13" w:name="_Toc243294931"/>
       <w:r>
         <w:t>Análisis de la oferta y la demanda de servicios</w:t>
       </w:r>
@@ -6518,14 +6537,7 @@
         <w:rPr>
           <w:lang w:val="es-419" w:eastAsia="es-CO"/>
         </w:rPr>
-        <w:t xml:space="preserve">e relaciona con la capacidad disponible para prestar los servicios y tecnologías requeridos por una población. Para su análisis pueden considerarse aspectos como la disponibilidad de talento humano, los servicios habilitados, la infraestructura, los equipos, los </w:t>
-      </w:r>
-      <w:r>
-        <w:rPr>
-          <w:lang w:val="es-419" w:eastAsia="es-CO"/>
-        </w:rPr>
-        <w:lastRenderedPageBreak/>
-        <w:t>horarios de atención y las condiciones territoriales que pueden influir en la prestación.</w:t>
+        <w:t>e relaciona con la capacidad disponible para prestar los servicios y tecnologías requeridos por una población. Para su análisis pueden considerarse aspectos como la disponibilidad de talento humano, los servicios habilitados, la infraestructura, los equipos, los horarios de atención y las condiciones territoriales que pueden influir en la prestación.</w:t>
       </w:r>
     </w:p>
     <w:p>
@@ -6556,7 +6568,14 @@
         <w:rPr>
           <w:lang w:val="es-419" w:eastAsia="es-CO"/>
         </w:rPr>
-        <w:t>orresponde a los servicios que la población solicita o utiliza efectivamente. Como se explicó anteriormente, la demanda observada no necesariamente representa la totalidad de las necesidades de una población, debido a que pueden existir condiciones que faciliten o limiten el acceso a los servicios.</w:t>
+        <w:t xml:space="preserve">orresponde a los servicios que la población solicita o utiliza efectivamente. Como se explicó anteriormente, </w:t>
+      </w:r>
+      <w:r>
+        <w:rPr>
+          <w:lang w:val="es-419" w:eastAsia="es-CO"/>
+        </w:rPr>
+        <w:lastRenderedPageBreak/>
+        <w:t>la demanda observada no necesariamente representa la totalidad de las necesidades de una población, debido a que pueden existir condiciones que faciliten o limiten el acceso a los servicios.</w:t>
       </w:r>
     </w:p>
     <w:p>
@@ -6657,14 +6676,7 @@
         <w:rPr>
           <w:lang w:val="es-419" w:eastAsia="es-CO"/>
         </w:rPr>
-        <w:t xml:space="preserve">: cuando la demanda presenta mayor variabilidad, la información histórica de la misma población o de poblaciones comparables </w:t>
-      </w:r>
-      <w:r>
-        <w:rPr>
-          <w:lang w:val="es-419" w:eastAsia="es-CO"/>
-        </w:rPr>
-        <w:lastRenderedPageBreak/>
-        <w:t>puede aportar elementos para establecer las estimaciones correspondientes.</w:t>
+        <w:t>: cuando la demanda presenta mayor variabilidad, la información histórica de la misma población o de poblaciones comparables puede aportar elementos para establecer las estimaciones correspondientes.</w:t>
       </w:r>
     </w:p>
     <w:p>
@@ -6683,6 +6695,7 @@
           <w:b/>
           <w:lang w:val="es-419" w:eastAsia="es-CO"/>
         </w:rPr>
+        <w:lastRenderedPageBreak/>
         <w:t>Cambios en la población</w:t>
       </w:r>
       <w:r>
@@ -6778,14 +6791,14 @@
         <w:rPr>
           <w:lang w:val="es-419" w:eastAsia="es-CO"/>
         </w:rPr>
-        <w:t xml:space="preserve">Por ejemplo, una población puede presentar una necesidad determinada de atención, pero la utilización registrada puede ser inferior debido a dificultades de acceso, disponibilidad limitada de servicios o condiciones territoriales. En este caso, analizar únicamente el número histórico de atenciones podría no representar </w:t>
+        <w:t xml:space="preserve">Por ejemplo, una población puede presentar una necesidad determinada de atención, pero la utilización registrada puede ser inferior debido a dificultades de acceso, disponibilidad limitada de servicios o condiciones territoriales. En este caso, analizar únicamente el número histórico de atenciones podría no representar adecuadamente las necesidades de la población. Por ello, la interpretación de los datos </w:t>
       </w:r>
       <w:r>
         <w:rPr>
           <w:lang w:val="es-419" w:eastAsia="es-CO"/>
         </w:rPr>
         <w:lastRenderedPageBreak/>
-        <w:t>adecuadamente las necesidades de la población. Por ello, la interpretación de los datos debe considerar conjuntamente las características de la población, la demanda observada y la capacidad de oferta disponible.</w:t>
+        <w:t>debe considerar conjuntamente las características de la población, la demanda observada y la capacidad de oferta disponible.</w:t>
       </w:r>
     </w:p>
     <w:p>
@@ -6799,7 +6812,7 @@
       <w:pPr>
         <w:pStyle w:val="Ttulo2"/>
       </w:pPr>
-      <w:bookmarkStart w:name="_Toc242460316" w:id="14"/>
+      <w:bookmarkStart w:id="14" w:name="_Toc243294932"/>
       <w:r>
         <w:t>Validación de los soportes de atención</w:t>
       </w:r>
@@ -7027,13 +7040,6 @@
           <w:lang w:val="es-419" w:eastAsia="es-CO"/>
         </w:rPr>
       </w:pPr>
-    </w:p>
-    <w:p>
-      <w:pPr>
-        <w:rPr>
-          <w:lang w:val="es-419" w:eastAsia="es-CO"/>
-        </w:rPr>
-      </w:pPr>
       <w:r>
         <w:rPr>
           <w:lang w:val="es-419" w:eastAsia="es-CO"/>
@@ -7061,7 +7067,7 @@
       <w:pPr>
         <w:pStyle w:val="Ttulo1"/>
       </w:pPr>
-      <w:bookmarkStart w:name="_Toc242460317" w:id="15"/>
+      <w:bookmarkStart w:id="15" w:name="_Toc243294933"/>
       <w:r>
         <w:lastRenderedPageBreak/>
         <w:t>Fundamentos de la contratación en salud</w:t>
@@ -7119,13 +7125,6 @@
         </w:rPr>
         <w:t>El análisis de estos fundamentos permite comprender cómo se relacionan las condiciones de contratación con la información utilizada para construir y hacer seguimiento a la nota técnica. Para ello, este apartado aborda:</w:t>
       </w:r>
-    </w:p>
-    <w:p>
-      <w:pPr>
-        <w:rPr>
-          <w:lang w:val="es-419" w:eastAsia="es-CO"/>
-        </w:rPr>
-      </w:pPr>
     </w:p>
     <w:p>
       <w:pPr>
@@ -7227,7 +7226,7 @@
       <w:pPr>
         <w:pStyle w:val="Ttulo2"/>
       </w:pPr>
-      <w:bookmarkStart w:name="_Toc242460318" w:id="16"/>
+      <w:bookmarkStart w:id="16" w:name="_Toc243294934"/>
       <w:r>
         <w:t>Marco normativo aplicable a los acuerdos de voluntades</w:t>
       </w:r>
@@ -7505,7 +7504,7 @@
       <w:pPr>
         <w:pStyle w:val="Ttulo2"/>
       </w:pPr>
-      <w:bookmarkStart w:name="_Toc242460319" w:id="17"/>
+      <w:bookmarkStart w:id="17" w:name="_Toc243294935"/>
       <w:r>
         <w:t>Modalidades de pago</w:t>
       </w:r>
@@ -7734,22 +7733,30 @@
           <w:lang w:val="es-419" w:eastAsia="es-CO"/>
         </w:rPr>
       </w:pPr>
-      <w:r>
-        <w:rPr>
-          <w:lang w:val="es-419" w:eastAsia="es-CO"/>
-        </w:rPr>
+    </w:p>
+    <w:p>
+      <w:pPr>
+        <w:rPr>
+          <w:lang w:val="es-419" w:eastAsia="es-CO"/>
+        </w:rPr>
+      </w:pPr>
+    </w:p>
+    <w:p>
+      <w:pPr>
+        <w:rPr>
+          <w:lang w:val="es-419" w:eastAsia="es-CO"/>
+        </w:rPr>
+      </w:pPr>
+      <w:r>
+        <w:rPr>
+          <w:lang w:val="es-419" w:eastAsia="es-CO"/>
+        </w:rPr>
+        <w:lastRenderedPageBreak/>
         <w:t>De esta manera, las modalidades de pago pueden organizarse así:</w:t>
       </w:r>
     </w:p>
     <w:p>
       <w:pPr>
-        <w:rPr>
-          <w:lang w:val="es-419" w:eastAsia="es-CO"/>
-        </w:rPr>
-      </w:pPr>
-    </w:p>
-    <w:p>
-      <w:pPr>
         <w:pStyle w:val="Tabla"/>
         <w:rPr>
           <w:lang w:val="es-419" w:eastAsia="es-CO"/>
@@ -7759,7 +7766,6 @@
         <w:rPr>
           <w:lang w:val="es-419" w:eastAsia="es-CO"/>
         </w:rPr>
-        <w:lastRenderedPageBreak/>
         <w:t>Modalidades de pago en los acuerdos de voluntades</w:t>
       </w:r>
     </w:p>
@@ -7991,16 +7997,22 @@
         <w:rPr>
           <w:lang w:val="es-419" w:eastAsia="es-CO"/>
         </w:rPr>
-        <w:t>En consecuencia, comprender las modalidades de pago permite interpretar cómo las estimaciones realizadas en la nota técnica se relacionan con las condiciones económicas y operativas del acuerdo de voluntades. La modalidad seleccionada también determina qué información debe analizarse para realizar el seguimiento del comportamiento de los servicios, las frecuencias de uso y los costos durante la ejecución del acuerdo.</w:t>
+        <w:t xml:space="preserve">En consecuencia, comprender las modalidades de pago permite interpretar cómo las estimaciones realizadas en la nota técnica se relacionan con las condiciones económicas y operativas del acuerdo de voluntades. La modalidad seleccionada también determina qué información debe analizarse para realizar el seguimiento del </w:t>
+      </w:r>
+      <w:r>
+        <w:rPr>
+          <w:lang w:val="es-419" w:eastAsia="es-CO"/>
+        </w:rPr>
+        <w:lastRenderedPageBreak/>
+        <w:t>comportamiento de los servicios, las frecuencias de uso y los costos durante la ejecución del acuerdo.</w:t>
       </w:r>
     </w:p>
     <w:p>
       <w:pPr>
         <w:pStyle w:val="Ttulo2"/>
       </w:pPr>
-      <w:bookmarkStart w:name="_Toc242460320" w:id="18"/>
-      <w:r>
-        <w:lastRenderedPageBreak/>
+      <w:bookmarkStart w:id="18" w:name="_Toc243294936"/>
+      <w:r>
         <w:t>Registro Individual de Prestación de Servicios de Salud (RIPS)</w:t>
       </w:r>
       <w:bookmarkEnd w:id="18"/>
@@ -8129,6 +8141,7 @@
         <w:rPr>
           <w:lang w:val="es-419" w:eastAsia="es-CO"/>
         </w:rPr>
+        <w:lastRenderedPageBreak/>
         <w:t>Dentro de los servicios y tecnologías registrados se incluyen datos de consultas, procedimientos, urgencias con observación, hospitalización, recién nacidos, medicamentos y otros servicios.</w:t>
       </w:r>
     </w:p>
@@ -8138,6 +8151,51 @@
           <w:lang w:val="es-419" w:eastAsia="es-CO"/>
         </w:rPr>
       </w:pPr>
+      <w:r>
+        <w:rPr>
+          <w:lang w:val="es-419" w:eastAsia="es-CO"/>
+        </w:rPr>
+        <w:t>En la construcción de la nota técnica, el RIPS constituye una fuente de información para analizar el comportamiento histórico de los servicios y tecnologías efectivamente utilizados. Su análisis permite establecer frecuencias de uso y relacionarlas con la población objeto y susceptible previamente identificada.</w:t>
+      </w:r>
+    </w:p>
+    <w:p>
+      <w:pPr>
+        <w:rPr>
+          <w:lang w:val="es-419" w:eastAsia="es-CO"/>
+        </w:rPr>
+      </w:pPr>
+      <w:r>
+        <w:rPr>
+          <w:lang w:val="es-419" w:eastAsia="es-CO"/>
+        </w:rPr>
+        <w:t>La información histórica debe ser analizada teniendo en cuenta el periodo de referencia, la población objeto, los servicios o tecnologías considerados y las condiciones en las que se produjeron las atenciones. Además, es necesario realizar procesos de validación y depuración para identificar posibles duplicidades, inconsistencias o registros que no correspondan con el análisis que se pretende realizar.</w:t>
+      </w:r>
+    </w:p>
+    <w:p>
+      <w:pPr>
+        <w:rPr>
+          <w:lang w:val="es-419" w:eastAsia="es-CO"/>
+        </w:rPr>
+      </w:pPr>
+      <w:r>
+        <w:rPr>
+          <w:lang w:val="es-419" w:eastAsia="es-CO"/>
+        </w:rPr>
+        <w:t>Por ejemplo, si se requiere establecer la frecuencia histórica de un procedimiento, los registros del RIPS pueden utilizarse para determinar cuántas veces fue realizado durante un periodo y relacionar este resultado con la población correspondiente. De esta manera, el RIPS aporta información para estimar el comportamiento de utilización que posteriormente puede considerarse en las proyecciones de la nota técnica.</w:t>
+      </w:r>
+    </w:p>
+    <w:p>
+      <w:pPr>
+        <w:rPr>
+          <w:lang w:val="es-419" w:eastAsia="es-CO"/>
+        </w:rPr>
+      </w:pPr>
+      <w:r>
+        <w:rPr>
+          <w:lang w:val="es-419" w:eastAsia="es-CO"/>
+        </w:rPr>
+        <w:t>En este sentido, el RIPS no debe analizarse de manera aislada. Su información puede complementarse con otras fuentes, como la BDUA, para delimitar la población; el SIVIGILA, para analizar determinados eventos de interés en salud pública; y la caracterización poblacional y el ASIS, para contextualizar las condiciones de salud y del territorio.</w:t>
+      </w:r>
     </w:p>
     <w:p>
       <w:pPr>
@@ -8150,66 +8208,7 @@
           <w:lang w:val="es-419" w:eastAsia="es-CO"/>
         </w:rPr>
         <w:lastRenderedPageBreak/>
-        <w:t>En la construcción de la nota técnica, el RIPS constituye una fuente de información para analizar el comportamiento histórico de los servicios y tecnologías efectivamente utilizados. Su análisis permite establecer frecuencias de uso y relacionarlas con la población objeto y susceptible previamente identificada.</w:t>
-      </w:r>
-    </w:p>
-    <w:p>
-      <w:pPr>
-        <w:rPr>
-          <w:lang w:val="es-419" w:eastAsia="es-CO"/>
-        </w:rPr>
-      </w:pPr>
-      <w:r>
-        <w:rPr>
-          <w:lang w:val="es-419" w:eastAsia="es-CO"/>
-        </w:rPr>
-        <w:t>La información histórica debe ser analizada teniendo en cuenta el periodo de referencia, la población objeto, los servicios o tecnologías considerados y las condiciones en las que se produjeron las atenciones. Además, es necesario realizar procesos de validación y depuración para identificar posibles duplicidades, inconsistencias o registros que no correspondan con el análisis que se pretende realizar.</w:t>
-      </w:r>
-    </w:p>
-    <w:p>
-      <w:pPr>
-        <w:rPr>
-          <w:lang w:val="es-419" w:eastAsia="es-CO"/>
-        </w:rPr>
-      </w:pPr>
-      <w:r>
-        <w:rPr>
-          <w:lang w:val="es-419" w:eastAsia="es-CO"/>
-        </w:rPr>
-        <w:t>Por ejemplo, si se requiere establecer la frecuencia histórica de un procedimiento, los registros del RIPS pueden utilizarse para determinar cuántas veces fue realizado durante un periodo y relacionar este resultado con la población correspondiente. De esta manera, el RIPS aporta información para estimar el comportamiento de utilización que posteriormente puede considerarse en las proyecciones de la nota técnica.</w:t>
-      </w:r>
-    </w:p>
-    <w:p>
-      <w:pPr>
-        <w:rPr>
-          <w:lang w:val="es-419" w:eastAsia="es-CO"/>
-        </w:rPr>
-      </w:pPr>
-      <w:r>
-        <w:rPr>
-          <w:lang w:val="es-419" w:eastAsia="es-CO"/>
-        </w:rPr>
-        <w:t>En este sentido, el RIPS no debe analizarse de manera aislada. Su información puede complementarse con otras fuentes, como la BDUA, para delimitar la población; el SIVIGILA, para analizar determinados eventos de interés en salud pública; y la caracterización poblacional y el ASIS, para contextualizar las condiciones de salud y del territorio.</w:t>
-      </w:r>
-    </w:p>
-    <w:p>
-      <w:pPr>
-        <w:rPr>
-          <w:lang w:val="es-419" w:eastAsia="es-CO"/>
-        </w:rPr>
-      </w:pPr>
-      <w:r>
-        <w:rPr>
-          <w:lang w:val="es-419" w:eastAsia="es-CO"/>
-        </w:rPr>
-        <w:t xml:space="preserve">En síntesis, el RIPS aporta información sobre las atenciones efectivamente realizadas y constituye un insumo para analizar la utilización histórica de los servicios y </w:t>
-      </w:r>
-      <w:r>
-        <w:rPr>
-          <w:lang w:val="es-419" w:eastAsia="es-CO"/>
-        </w:rPr>
-        <w:lastRenderedPageBreak/>
-        <w:t>tecnologías. Su adecuada validación y análisis contribuyen a sustentar las frecuencias de uso empleadas en la construcción de la nota técnica.</w:t>
+        <w:t>En síntesis, el RIPS aporta información sobre las atenciones efectivamente realizadas y constituye un insumo para analizar la utilización histórica de los servicios y tecnologías. Su adecuada validación y análisis contribuyen a sustentar las frecuencias de uso empleadas en la construcción de la nota técnica.</w:t>
       </w:r>
     </w:p>
     <w:p>
@@ -8238,7 +8237,7 @@
       <w:pPr>
         <w:pStyle w:val="Ttulo1"/>
       </w:pPr>
-      <w:bookmarkStart w:name="_Toc242460321" w:id="19"/>
+      <w:bookmarkStart w:id="19" w:name="_Toc243294937"/>
       <w:r>
         <w:lastRenderedPageBreak/>
         <w:t>Calidad y atención en el contexto de la contratación en salud</w:t>
@@ -8456,7 +8455,7 @@
       <w:pPr>
         <w:pStyle w:val="Ttulo2"/>
       </w:pPr>
-      <w:bookmarkStart w:name="_Toc242460322" w:id="20"/>
+      <w:bookmarkStart w:id="20" w:name="_Toc243294938"/>
       <w:r>
         <w:t>Sistema Obligatorio de Garantía de Calidad de la Atención de Salud</w:t>
       </w:r>
@@ -8659,7 +8658,7 @@
       <w:pPr>
         <w:pStyle w:val="Ttulo2"/>
       </w:pPr>
-      <w:bookmarkStart w:name="_Toc242460323" w:id="21"/>
+      <w:bookmarkStart w:id="21" w:name="_Toc243294939"/>
       <w:r>
         <w:t>Habilitación de servicios de salud</w:t>
       </w:r>
@@ -8843,7 +8842,7 @@
       <w:pPr>
         <w:pStyle w:val="Ttulo2"/>
       </w:pPr>
-      <w:bookmarkStart w:name="_Toc242460324" w:id="22"/>
+      <w:bookmarkStart w:id="22" w:name="_Toc243294940"/>
       <w:r>
         <w:t>Gestión del riesgo y seguridad del paciente</w:t>
       </w:r>
@@ -9230,7 +9229,7 @@
       <w:pPr>
         <w:pStyle w:val="Ttulo2"/>
       </w:pPr>
-      <w:bookmarkStart w:name="_Toc242460325" w:id="23"/>
+      <w:bookmarkStart w:id="23" w:name="_Toc243294941"/>
       <w:r>
         <w:t>Rutas Integrales de Atención en Salud (RIAS)</w:t>
       </w:r>
@@ -9494,7 +9493,7 @@
       <w:pPr>
         <w:pStyle w:val="Ttulo1"/>
       </w:pPr>
-      <w:bookmarkStart w:name="_Toc242460326" w:id="24"/>
+      <w:bookmarkStart w:id="24" w:name="_Toc243294942"/>
       <w:r>
         <w:lastRenderedPageBreak/>
         <w:t>Manuales tarifarios y glosas</w:t>
@@ -9658,7 +9657,7 @@
       <w:pPr>
         <w:pStyle w:val="Ttulo2"/>
       </w:pPr>
-      <w:bookmarkStart w:name="_Toc242460327" w:id="25"/>
+      <w:bookmarkStart w:id="25" w:name="_Toc243294943"/>
       <w:r>
         <w:t>Tipos de tarifas</w:t>
       </w:r>
@@ -9688,6 +9687,26 @@
           <w:lang w:val="es-419" w:eastAsia="es-CO"/>
         </w:rPr>
         <w:t>En Colombia existen diferentes referentes tarifarios que pueden utilizarse en los procesos de contratación en salud. Entre los más conocidos se encuentran el Manual Tarifario SOAT y el Manual Tarifario ISS 2001. También pueden establecerse tarifas propias mediante acuerdos entre las partes, de acuerdo con las condiciones definidas en el acuerdo de voluntades.</w:t>
+      </w:r>
+      <w:r>
+        <w:rPr>
+          <w:lang w:val="es-419" w:eastAsia="es-CO"/>
+        </w:rPr>
+        <w:t xml:space="preserve"> </w:t>
+      </w:r>
+    </w:p>
+    <w:p>
+      <w:pPr>
+        <w:rPr>
+          <w:lang w:val="es-419" w:eastAsia="es-CO"/>
+        </w:rPr>
+      </w:pPr>
+      <w:r>
+        <w:rPr>
+          <w:lang w:eastAsia="es-CO"/>
+        </w:rPr>
+        <w:lastRenderedPageBreak/>
+        <w:t>Entre los principales referentes tarifarios utilizados en los procesos de contratación en salud se encuentran los siguientes:</w:t>
       </w:r>
     </w:p>
     <w:p>
@@ -9707,7 +9726,6 @@
           <w:b/>
           <w:lang w:val="es-419" w:eastAsia="es-CO"/>
         </w:rPr>
-        <w:lastRenderedPageBreak/>
         <w:t>Manual Tarifario SOAT</w:t>
       </w:r>
     </w:p>
@@ -9793,6 +9811,7 @@
         <w:rPr>
           <w:lang w:val="es-419" w:eastAsia="es-CO"/>
         </w:rPr>
+        <w:lastRenderedPageBreak/>
         <w:t>En aquellos acuerdos de voluntades en los que no exista una tarifa de aplicación obligatoria para el servicio o tecnología correspondiente, las partes pueden establecer los valores que reconocerán, de acuerdo con las condiciones de contratación y el referente tarifario que hayan definido.</w:t>
       </w:r>
     </w:p>
@@ -9806,93 +9825,84 @@
         <w:rPr>
           <w:lang w:val="es-419" w:eastAsia="es-CO"/>
         </w:rPr>
+        <w:t>Por esta razón, antes de utilizar una tarifa para construir la nota técnica es necesario identificar qué referente tarifario se utilizará, cuáles son las condiciones pactadas y qué servicios y tecnologías están incluidos en el acuerdo de voluntades.</w:t>
+      </w:r>
+    </w:p>
+    <w:p>
+      <w:pPr>
+        <w:rPr>
+          <w:lang w:val="es-419" w:eastAsia="es-CO"/>
+        </w:rPr>
+      </w:pPr>
+      <w:r>
+        <w:rPr>
+          <w:lang w:val="es-419" w:eastAsia="es-CO"/>
+        </w:rPr>
+        <w:t>En la construcción de la nota técnica, esta definición es importante porque los valores tarifarios se relacionan con las frecuencias de uso y con la población objeto. La combinación de estos elementos permite estimar los costos asociados a los servicios y tecnologías que serán considerados en el acuerdo.</w:t>
+      </w:r>
+    </w:p>
+    <w:p>
+      <w:pPr>
+        <w:rPr>
+          <w:lang w:val="es-419" w:eastAsia="es-CO"/>
+        </w:rPr>
+      </w:pPr>
+      <w:r>
+        <w:rPr>
+          <w:lang w:val="es-419" w:eastAsia="es-CO"/>
+        </w:rPr>
+        <w:t>Por ejemplo, si un acuerdo de voluntades establece como referente una tarifa determinada para un procedimiento y la nota técnica proyecta una frecuencia de utilización para la población objeto, el valor tarifario y la frecuencia estimada constituyen elementos para calcular el costo esperado de ese procedimiento durante el periodo de contratación.</w:t>
+      </w:r>
+    </w:p>
+    <w:p>
+      <w:pPr>
+        <w:rPr>
+          <w:lang w:val="es-419" w:eastAsia="es-CO"/>
+        </w:rPr>
+      </w:pPr>
+    </w:p>
+    <w:p>
+      <w:pPr>
+        <w:pStyle w:val="Ttulo2"/>
+      </w:pPr>
+      <w:bookmarkStart w:id="26" w:name="_Toc243294944"/>
+      <w:r>
+        <w:t>Lineamientos normativos de los manuales tarifarios</w:t>
+      </w:r>
+      <w:bookmarkEnd w:id="26"/>
+    </w:p>
+    <w:p>
+      <w:pPr>
+        <w:rPr>
+          <w:lang w:val="es-419" w:eastAsia="es-CO"/>
+        </w:rPr>
+      </w:pPr>
+      <w:r>
+        <w:rPr>
+          <w:lang w:val="es-419" w:eastAsia="es-CO"/>
+        </w:rPr>
+        <w:t>Los manuales tarifarios hacen parte de los referentes utilizados para establecer los valores de los servicios y tecnologías en salud. Su aplicación debe analizarse de acuerdo con el marco normativo vigente y con las condiciones establecidas en el acuerdo de voluntades entre las partes.</w:t>
+      </w:r>
+      <w:r>
+        <w:rPr>
+          <w:lang w:val="es-419" w:eastAsia="es-CO"/>
+        </w:rPr>
+        <w:t xml:space="preserve"> </w:t>
+      </w:r>
+    </w:p>
+    <w:p>
+      <w:pPr>
+        <w:rPr>
+          <w:lang w:eastAsia="es-CO"/>
+        </w:rPr>
+      </w:pPr>
+      <w:r>
+        <w:rPr>
+          <w:lang w:eastAsia="es-CO"/>
+        </w:rPr>
         <w:lastRenderedPageBreak/>
-        <w:t>Por esta razón, antes de utilizar una tarifa para construir la nota técnica es necesario identificar qué referente tarifario se utilizará, cuáles son las condiciones pactadas y qué servicios y tecnologías están incluidos en el acuerdo de voluntades.</w:t>
-      </w:r>
-    </w:p>
-    <w:p>
-      <w:pPr>
-        <w:rPr>
-          <w:lang w:val="es-419" w:eastAsia="es-CO"/>
-        </w:rPr>
-      </w:pPr>
-      <w:r>
-        <w:rPr>
-          <w:lang w:val="es-419" w:eastAsia="es-CO"/>
-        </w:rPr>
-        <w:t>En la construcción de la nota técnica, esta definición es importante porque los valores tarifarios se relacionan con las frecuencias de uso y con la población objeto. La combinación de estos elementos permite estimar los costos asociados a los servicios y tecnologías que serán considerados en el acuerdo.</w:t>
-      </w:r>
-    </w:p>
-    <w:p>
-      <w:pPr>
-        <w:rPr>
-          <w:lang w:val="es-419" w:eastAsia="es-CO"/>
-        </w:rPr>
-      </w:pPr>
-      <w:r>
-        <w:rPr>
-          <w:lang w:val="es-419" w:eastAsia="es-CO"/>
-        </w:rPr>
-        <w:t>Por ejemplo, si un acuerdo de voluntades establece como referente una tarifa determinada para un procedimiento y la nota técnica proyecta una frecuencia de utilización para la población objeto, el valor tarifario y la frecuencia estimada constituyen elementos para calcular el costo esperado de ese procedimiento durante el periodo de contratación.</w:t>
-      </w:r>
-    </w:p>
-    <w:p>
-      <w:pPr>
-        <w:rPr>
-          <w:lang w:val="es-419" w:eastAsia="es-CO"/>
-        </w:rPr>
-      </w:pPr>
-    </w:p>
-    <w:p>
-      <w:pPr>
-        <w:pStyle w:val="Ttulo2"/>
-      </w:pPr>
-      <w:bookmarkStart w:name="_Toc242460328" w:id="26"/>
-      <w:r>
-        <w:t>Lineamientos normativos de los manuales tarifarios</w:t>
-      </w:r>
-      <w:bookmarkEnd w:id="26"/>
-    </w:p>
-    <w:p>
-      <w:pPr>
-        <w:rPr>
-          <w:lang w:val="es-419" w:eastAsia="es-CO"/>
-        </w:rPr>
-      </w:pPr>
-      <w:r>
-        <w:rPr>
-          <w:lang w:val="es-419" w:eastAsia="es-CO"/>
-        </w:rPr>
-        <w:t>Los manuales tarifarios hacen parte de los referentes utilizados para establecer los valores de los servicios y tecnologías en salud. Su aplicación debe analizarse de acuerdo con el marco normativo vigente y con las condiciones establecidas en el acuerdo de voluntades entre las partes.</w:t>
-      </w:r>
-    </w:p>
-    <w:p>
-      <w:pPr>
-        <w:rPr>
-          <w:lang w:val="es-419" w:eastAsia="es-CO"/>
-        </w:rPr>
-      </w:pPr>
-    </w:p>
-    <w:p>
-      <w:pPr>
-        <w:rPr>
-          <w:lang w:val="es-419" w:eastAsia="es-CO"/>
-        </w:rPr>
-      </w:pPr>
-    </w:p>
-    <w:p>
-      <w:pPr>
-        <w:rPr>
-          <w:lang w:val="es-419" w:eastAsia="es-CO"/>
-        </w:rPr>
-      </w:pPr>
-    </w:p>
-    <w:p>
-      <w:pPr>
-        <w:rPr>
-          <w:lang w:val="es-419" w:eastAsia="es-CO"/>
-        </w:rPr>
-      </w:pPr>
+        <w:t>Entre las principales normas relacionadas con estos referentes tarifarios se encuentran las siguientes:</w:t>
+      </w:r>
     </w:p>
     <w:p>
       <w:pPr>
@@ -9905,7 +9915,6 @@
         <w:rPr>
           <w:lang w:val="es-419" w:eastAsia="es-CO"/>
         </w:rPr>
-        <w:lastRenderedPageBreak/>
         <w:t>Principales referentes normativos relacionados con las tarifas en salud</w:t>
       </w:r>
     </w:p>
@@ -10161,7 +10170,6 @@
         <w:rPr>
           <w:lang w:val="es-419" w:eastAsia="es-CO"/>
         </w:rPr>
-        <w:lastRenderedPageBreak/>
         <w:t>Es importante precisar que las tarifas establecidas en este régimen no constituyen una tarifa de aplicación general para todos los contratos de servicios de salud. Su aplicación obligatoria corresponde a los casos establecidos por la normativa, entre ellos determinados eventos como accidentes de tránsito, desastres naturales, atentados terroristas y otros eventos catastróficos, así como la atención inicial de urgencias cuando no existe un acuerdo previo entre las partes.</w:t>
       </w:r>
     </w:p>
@@ -10320,6 +10328,7 @@
           <w:b/>
           <w:lang w:val="es-419" w:eastAsia="es-CO"/>
         </w:rPr>
+        <w:lastRenderedPageBreak/>
         <w:t>Vigencia</w:t>
       </w:r>
       <w:r>
@@ -10345,90 +10354,83 @@
           <w:b/>
           <w:lang w:val="es-419" w:eastAsia="es-CO"/>
         </w:rPr>
+        <w:t>Nota técnica</w:t>
+      </w:r>
+      <w:r>
+        <w:rPr>
+          <w:lang w:val="es-419" w:eastAsia="es-CO"/>
+        </w:rPr>
+        <w:t>: relacionar los valores tarifarios con la población objeto, las frecuencias de uso y los servicios y tecnologías proyectados.</w:t>
+      </w:r>
+    </w:p>
+    <w:p>
+      <w:pPr>
+        <w:rPr>
+          <w:lang w:val="es-419" w:eastAsia="es-CO"/>
+        </w:rPr>
+      </w:pPr>
+      <w:r>
+        <w:rPr>
+          <w:lang w:val="es-419" w:eastAsia="es-CO"/>
+        </w:rPr>
+        <w:t>Por ejemplo, si la nota técnica proyecta una determinada frecuencia de utilización para un procedimiento, el valor tarifario acordado permite establecer el costo esperado asociado a dicho servicio. De esta manera, las tarifas constituyen uno de los elementos económicos que se relacionan con las proyecciones realizadas en la nota técnica.</w:t>
+      </w:r>
+    </w:p>
+    <w:p>
+      <w:pPr>
+        <w:rPr>
+          <w:lang w:val="es-419" w:eastAsia="es-CO"/>
+        </w:rPr>
+      </w:pPr>
+    </w:p>
+    <w:p>
+      <w:pPr>
+        <w:pStyle w:val="Ttulo2"/>
+      </w:pPr>
+      <w:bookmarkStart w:id="27" w:name="_Toc243294945"/>
+      <w:r>
+        <w:t>Glosas en la contratación de servicios de salud</w:t>
+      </w:r>
+      <w:bookmarkEnd w:id="27"/>
+    </w:p>
+    <w:p>
+      <w:pPr>
+        <w:rPr>
+          <w:lang w:val="es-419" w:eastAsia="es-CO"/>
+        </w:rPr>
+      </w:pPr>
+      <w:r>
+        <w:rPr>
+          <w:lang w:val="es-419" w:eastAsia="es-CO"/>
+        </w:rPr>
+        <w:t>Las glosas son objeciones formuladas durante el proceso de auditoría de las cuentas presentadas por los prestadores de servicios de salud o proveedores de tecnologías en salud. Estas pueden generar el no reconocimiento total o parcial de los valores facturados cuando se identifica alguna inconsistencia relacionada con la prestación, facturación, soportes o condiciones establecidas para el reconocimiento de los servicios.</w:t>
+      </w:r>
+    </w:p>
+    <w:p>
+      <w:pPr>
+        <w:rPr>
+          <w:lang w:val="es-419" w:eastAsia="es-CO"/>
+        </w:rPr>
+      </w:pPr>
+      <w:r>
+        <w:rPr>
+          <w:lang w:val="es-419" w:eastAsia="es-CO"/>
+        </w:rPr>
+        <w:t>El proceso de glosas hace parte de la revisión de las cuentas en salud y se encuentra relacionado con los procesos de facturación, auditoría y reconocimiento de los servicios y tecnologías prestados. Actualmente, la Resolución 2284 de 2023 establece los soportes de cobro y adopta el Manual Único de Devoluciones, Glosas y Respuestas. Esta resolución fue modificada, entre otras disposiciones, por la Resolución 1885 de 2024.</w:t>
+      </w:r>
+    </w:p>
+    <w:p>
+      <w:pPr>
+        <w:rPr>
+          <w:lang w:val="es-419" w:eastAsia="es-CO"/>
+        </w:rPr>
+      </w:pPr>
+      <w:r>
+        <w:rPr>
+          <w:lang w:val="es-419" w:eastAsia="es-CO"/>
+        </w:rPr>
         <w:lastRenderedPageBreak/>
-        <w:t>Nota técnica</w:t>
-      </w:r>
-      <w:r>
-        <w:rPr>
-          <w:lang w:val="es-419" w:eastAsia="es-CO"/>
-        </w:rPr>
-        <w:t>: relacionar los valores tarifarios con la población objeto, las frecuencias de uso y los servicios y tecnologías proyectados.</w:t>
-      </w:r>
-    </w:p>
-    <w:p>
-      <w:pPr>
-        <w:rPr>
-          <w:lang w:val="es-419" w:eastAsia="es-CO"/>
-        </w:rPr>
-      </w:pPr>
-      <w:r>
-        <w:rPr>
-          <w:lang w:val="es-419" w:eastAsia="es-CO"/>
-        </w:rPr>
-        <w:t>Por ejemplo, si la nota técnica proyecta una determinada frecuencia de utilización para un procedimiento, el valor tarifario acordado permite establecer el costo esperado asociado a dicho servicio. De esta manera, las tarifas constituyen uno de los elementos económicos que se relacionan con las proyecciones realizadas en la nota técnica.</w:t>
-      </w:r>
-    </w:p>
-    <w:p>
-      <w:pPr>
-        <w:rPr>
-          <w:lang w:val="es-419" w:eastAsia="es-CO"/>
-        </w:rPr>
-      </w:pPr>
-    </w:p>
-    <w:p>
-      <w:pPr>
-        <w:pStyle w:val="Ttulo2"/>
-      </w:pPr>
-      <w:bookmarkStart w:name="_Toc242460329" w:id="27"/>
-      <w:r>
-        <w:t>Glosas en la contratación de servicios de salud</w:t>
-      </w:r>
-      <w:bookmarkEnd w:id="27"/>
-    </w:p>
-    <w:p>
-      <w:pPr>
-        <w:rPr>
-          <w:lang w:val="es-419" w:eastAsia="es-CO"/>
-        </w:rPr>
-      </w:pPr>
-      <w:r>
-        <w:rPr>
-          <w:lang w:val="es-419" w:eastAsia="es-CO"/>
-        </w:rPr>
-        <w:t>Las glosas son objeciones formuladas durante el proceso de auditoría de las cuentas presentadas por los prestadores de servicios de salud o proveedores de tecnologías en salud. Estas pueden generar el no reconocimiento total o parcial de los valores facturados cuando se identifica alguna inconsistencia relacionada con la prestación, facturación, soportes o condiciones establecidas para el reconocimiento de los servicios.</w:t>
-      </w:r>
-    </w:p>
-    <w:p>
-      <w:pPr>
-        <w:rPr>
-          <w:lang w:val="es-419" w:eastAsia="es-CO"/>
-        </w:rPr>
-      </w:pPr>
-      <w:r>
-        <w:rPr>
-          <w:lang w:val="es-419" w:eastAsia="es-CO"/>
-        </w:rPr>
-        <w:t>El proceso de glosas hace parte de la revisión de las cuentas en salud y se encuentra relacionado con los procesos de facturación, auditoría y reconocimiento de los servicios y tecnologías prestados. Actualmente, la Resolución 2284 de 2023 establece los soportes de cobro y adopta el Manual Único de Devoluciones, Glosas y Respuestas. Esta resolución fue modificada, entre otras disposiciones, por la Resolución 1885 de 2024.</w:t>
-      </w:r>
-    </w:p>
-    <w:p>
-      <w:pPr>
-        <w:rPr>
-          <w:lang w:val="es-419" w:eastAsia="es-CO"/>
-        </w:rPr>
-      </w:pPr>
-      <w:r>
-        <w:rPr>
-          <w:lang w:val="es-419" w:eastAsia="es-CO"/>
-        </w:rPr>
-        <w:t xml:space="preserve">Para comprender el proceso, es importante diferenciar las devoluciones de las glosas. Las devoluciones corresponden a situaciones que impiden continuar con el </w:t>
-      </w:r>
-      <w:r>
-        <w:rPr>
-          <w:lang w:val="es-419" w:eastAsia="es-CO"/>
-        </w:rPr>
-        <w:lastRenderedPageBreak/>
-        <w:t>trámite de la factura y tienen un procedimiento específico, mientras que las glosas corresponden a objeciones formuladas durante la auditoría de las cuentas. La Resolución 2284 de 2023 establece los procedimientos y soportes aplicables a estos procesos.</w:t>
+        <w:t>Para comprender el proceso, es importante diferenciar las devoluciones de las glosas. Las devoluciones corresponden a situaciones que impiden continuar con el trámite de la factura y tienen un procedimiento específico, mientras que las glosas corresponden a objeciones formuladas durante la auditoría de las cuentas. La Resolución 2284 de 2023 establece los procedimientos y soportes aplicables a estos procesos.</w:t>
       </w:r>
     </w:p>
     <w:p>
@@ -10604,14 +10606,8 @@
         <w:rPr>
           <w:lang w:val="es-419" w:eastAsia="es-CO"/>
         </w:rPr>
-        <w:t xml:space="preserve">La Circular Conjunta 007 de 2025, expedida por el Ministerio de Salud y Protección Social y la Superintendencia Nacional de Salud, reiteró que las entidades responsables de pago no pueden aplicar glosas o devoluciones injustificadas o por fuera </w:t>
-      </w:r>
-      <w:r>
-        <w:rPr>
-          <w:lang w:val="es-419" w:eastAsia="es-CO"/>
-        </w:rPr>
         <w:lastRenderedPageBreak/>
-        <w:t>de los plazos establecidos. También señaló que deben utilizarse las causales definidas en el Manual Único de Devoluciones, Glosas y Respuestas y que no pueden exigirse soportes adicionales a los establecidos para el trámite de las facturas.</w:t>
+        <w:t>La Circular Conjunta 007 de 2025, expedida por el Ministerio de Salud y Protección Social y la Superintendencia Nacional de Salud, reiteró que las entidades responsables de pago no pueden aplicar glosas o devoluciones injustificadas o por fuera de los plazos establecidos. También señaló que deben utilizarse las causales definidas en el Manual Único de Devoluciones, Glosas y Respuestas y que no pueden exigirse soportes adicionales a los establecidos para el trámite de las facturas.</w:t>
       </w:r>
     </w:p>
     <w:p>
@@ -10666,7 +10662,7 @@
       <w:pPr>
         <w:pStyle w:val="Ttulo1"/>
       </w:pPr>
-      <w:bookmarkStart w:name="_Toc242460330" w:id="28"/>
+      <w:bookmarkStart w:id="28" w:name="_Toc243294946"/>
       <w:r>
         <w:lastRenderedPageBreak/>
         <w:t>Elementos generales de la nota técnica</w:t>
@@ -10838,7 +10834,7 @@
       <w:pPr>
         <w:pStyle w:val="Ttulo2"/>
       </w:pPr>
-      <w:bookmarkStart w:name="_Toc242460331" w:id="29"/>
+      <w:bookmarkStart w:id="29" w:name="_Toc243294947"/>
       <w:r>
         <w:t>Características y elementos</w:t>
       </w:r>
@@ -11328,7 +11324,7 @@
       <w:pPr>
         <w:pStyle w:val="Ttulo2"/>
       </w:pPr>
-      <w:bookmarkStart w:name="_Toc242460332" w:id="30"/>
+      <w:bookmarkStart w:id="30" w:name="_Toc243294948"/>
       <w:r>
         <w:t>Servicios, tecnologías y frecuencias de uso</w:t>
       </w:r>
@@ -11594,7 +11590,7 @@
       <w:pPr>
         <w:pStyle w:val="Ttulo2"/>
       </w:pPr>
-      <w:bookmarkStart w:name="_Toc242460333" w:id="31"/>
+      <w:bookmarkStart w:id="31" w:name="_Toc243294949"/>
       <w:r>
         <w:t>Riesgo primario y riesgo técnico</w:t>
       </w:r>
@@ -11645,43 +11641,51 @@
           <w:lang w:val="es-419" w:eastAsia="es-CO"/>
         </w:rPr>
       </w:pPr>
-      <w:r>
-        <w:rPr>
-          <w:lang w:val="es-419" w:eastAsia="es-CO"/>
-        </w:rPr>
+    </w:p>
+    <w:p>
+      <w:pPr>
+        <w:rPr>
+          <w:lang w:val="es-419" w:eastAsia="es-CO"/>
+        </w:rPr>
+      </w:pPr>
+    </w:p>
+    <w:p>
+      <w:pPr>
+        <w:rPr>
+          <w:lang w:val="es-419" w:eastAsia="es-CO"/>
+        </w:rPr>
+      </w:pPr>
+    </w:p>
+    <w:p>
+      <w:pPr>
+        <w:rPr>
+          <w:lang w:val="es-419" w:eastAsia="es-CO"/>
+        </w:rPr>
+      </w:pPr>
+    </w:p>
+    <w:p>
+      <w:pPr>
+        <w:rPr>
+          <w:lang w:val="es-419" w:eastAsia="es-CO"/>
+        </w:rPr>
+      </w:pPr>
+    </w:p>
+    <w:p>
+      <w:pPr>
+        <w:rPr>
+          <w:lang w:val="es-419" w:eastAsia="es-CO"/>
+        </w:rPr>
+      </w:pPr>
+      <w:r>
+        <w:rPr>
+          <w:lang w:val="es-419" w:eastAsia="es-CO"/>
+        </w:rPr>
+        <w:lastRenderedPageBreak/>
         <w:t>Para diferenciar estos conceptos, puede utilizarse la siguiente tabla:</w:t>
       </w:r>
     </w:p>
     <w:p>
       <w:pPr>
-        <w:rPr>
-          <w:lang w:val="es-419" w:eastAsia="es-CO"/>
-        </w:rPr>
-      </w:pPr>
-    </w:p>
-    <w:p>
-      <w:pPr>
-        <w:rPr>
-          <w:lang w:val="es-419" w:eastAsia="es-CO"/>
-        </w:rPr>
-      </w:pPr>
-    </w:p>
-    <w:p>
-      <w:pPr>
-        <w:rPr>
-          <w:lang w:val="es-419" w:eastAsia="es-CO"/>
-        </w:rPr>
-      </w:pPr>
-    </w:p>
-    <w:p>
-      <w:pPr>
-        <w:rPr>
-          <w:lang w:val="es-419" w:eastAsia="es-CO"/>
-        </w:rPr>
-      </w:pPr>
-    </w:p>
-    <w:p>
-      <w:pPr>
         <w:pStyle w:val="Tabla"/>
         <w:rPr>
           <w:lang w:val="es-419" w:eastAsia="es-CO"/>
@@ -11691,7 +11695,6 @@
         <w:rPr>
           <w:lang w:val="es-419" w:eastAsia="es-CO"/>
         </w:rPr>
-        <w:lastRenderedPageBreak/>
         <w:t>Diferencias entre riesgo primario y riesgo técnico</w:t>
       </w:r>
     </w:p>
@@ -11973,19 +11976,20 @@
           <w:lang w:val="es-419" w:eastAsia="es-CO"/>
         </w:rPr>
       </w:pPr>
-      <w:r>
-        <w:rPr>
-          <w:lang w:val="es-419" w:eastAsia="es-CO"/>
-        </w:rPr>
+    </w:p>
+    <w:p>
+      <w:pPr>
+        <w:rPr>
+          <w:lang w:val="es-419" w:eastAsia="es-CO"/>
+        </w:rPr>
+      </w:pPr>
+      <w:r>
+        <w:rPr>
+          <w:lang w:val="es-419" w:eastAsia="es-CO"/>
+        </w:rPr>
+        <w:lastRenderedPageBreak/>
         <w:t>El riesgo técnico comprende dos componentes principales:</w:t>
       </w:r>
-    </w:p>
-    <w:p>
-      <w:pPr>
-        <w:rPr>
-          <w:lang w:val="es-419" w:eastAsia="es-CO"/>
-        </w:rPr>
-      </w:pPr>
     </w:p>
     <w:p>
       <w:pPr>
@@ -12003,7 +12007,6 @@
           <w:b/>
           <w:lang w:val="es-419" w:eastAsia="es-CO"/>
         </w:rPr>
-        <w:lastRenderedPageBreak/>
         <w:t>Riesgo técnico de morbilidad evitable</w:t>
       </w:r>
       <w:r>
@@ -12069,7 +12072,14 @@
         <w:rPr>
           <w:lang w:val="es-419" w:eastAsia="es-CO"/>
         </w:rPr>
-        <w:t>En este sentido, el análisis del riesgo primario contribuye a establecer las necesidades esperadas de la población, mientras que el riesgo técnico permite considerar posibles variaciones relacionadas con la prestación y utilización de los servicios. Ambos constituyen elementos que pueden incorporarse en las estimaciones y en el seguimiento de la nota técnica.</w:t>
+        <w:t xml:space="preserve">En este sentido, el análisis del riesgo primario contribuye a establecer las necesidades esperadas de la población, mientras que el riesgo técnico permite considerar posibles variaciones relacionadas con la prestación y utilización de los </w:t>
+      </w:r>
+      <w:r>
+        <w:rPr>
+          <w:lang w:val="es-419" w:eastAsia="es-CO"/>
+        </w:rPr>
+        <w:lastRenderedPageBreak/>
+        <w:t>servicios. Ambos constituyen elementos que pueden incorporarse en las estimaciones y en el seguimiento de la nota técnica.</w:t>
       </w:r>
     </w:p>
     <w:p>
@@ -12079,7 +12089,7 @@
           <w:u w:val="single"/>
         </w:rPr>
       </w:pPr>
-      <w:bookmarkStart w:name="_Toc242460334" w:id="32"/>
+      <w:bookmarkStart w:id="32" w:name="_Toc243294950"/>
       <w:r>
         <w:lastRenderedPageBreak/>
         <w:t>Síntesis</w:t>
@@ -12207,13 +12217,13 @@
                     <pic:cNvPicPr/>
                   </pic:nvPicPr>
                   <pic:blipFill>
-                    <a:blip r:embed="rId18">
+                    <a:blip r:embed="rId20">
                       <a:extLst>
                         <a:ext uri="{28A0092B-C50C-407E-A947-70E740481C1C}">
                           <a14:useLocalDpi xmlns:a14="http://schemas.microsoft.com/office/drawing/2010/main" val="0"/>
                         </a:ext>
                         <a:ext uri="{96DAC541-7B7A-43D3-8B79-37D633B846F1}">
-                          <asvg:svgBlip xmlns:asvg="http://schemas.microsoft.com/office/drawing/2016/SVG/main" r:embed="rId19"/>
+                          <asvg:svgBlip xmlns:asvg="http://schemas.microsoft.com/office/drawing/2016/SVG/main" r:embed="rId21"/>
                         </a:ext>
                       </a:extLst>
                     </a:blip>
@@ -12249,7 +12259,7 @@
       <w:pPr>
         <w:pStyle w:val="Titulosgenerales"/>
       </w:pPr>
-      <w:bookmarkStart w:name="_Toc242460335" w:id="33"/>
+      <w:bookmarkStart w:id="33" w:name="_Toc243294951"/>
       <w:r>
         <w:lastRenderedPageBreak/>
         <w:t>Glosario</w:t>
@@ -12569,7 +12579,7 @@
       <w:pPr>
         <w:pStyle w:val="Titulosgenerales"/>
       </w:pPr>
-      <w:bookmarkStart w:name="_Toc242460336" w:id="34"/>
+      <w:bookmarkStart w:id="34" w:name="_Toc243294952"/>
       <w:r>
         <w:lastRenderedPageBreak/>
         <w:t>Referencias bibliográficas</w:t>
@@ -12583,7 +12593,7 @@
       <w:r>
         <w:t xml:space="preserve">Administradora de los Recursos del Sistema General de Seguridad Social en Salud (ADRES). (2026). Consulta afiliados BDUA. </w:t>
       </w:r>
-      <w:hyperlink w:history="1" r:id="rId20">
+      <w:hyperlink r:id="rId22" w:history="1">
         <w:r>
           <w:rPr>
             <w:rStyle w:val="Hipervnculo"/>
@@ -12596,7 +12606,7 @@
       <w:r>
         <w:t xml:space="preserve">Administradora de los Recursos del Sistema General de Seguridad Social en Salud (ADRES). (s. f.). Base de Datos Única de Afiliados (BDUA). </w:t>
       </w:r>
-      <w:hyperlink w:history="1" r:id="rId21">
+      <w:hyperlink r:id="rId23" w:history="1">
         <w:r>
           <w:rPr>
             <w:rStyle w:val="Hipervnculo"/>
@@ -12614,7 +12624,7 @@
       <w:r>
         <w:t xml:space="preserve">Instituto Nacional de Salud. (2026). SIVIGILA: Sistema Nacional de Vigilancia en Salud Pública. </w:t>
       </w:r>
-      <w:hyperlink w:history="1" r:id="rId22">
+      <w:hyperlink r:id="rId24" w:history="1">
         <w:r>
           <w:rPr>
             <w:rStyle w:val="Hipervnculo"/>
@@ -12642,7 +12652,7 @@
       <w:r>
         <w:t xml:space="preserve">Ministerio de Salud y Protección Social. (2022). Decreto 441 de 2022. </w:t>
       </w:r>
-      <w:hyperlink w:history="1" r:id="rId23">
+      <w:hyperlink r:id="rId25" w:history="1">
         <w:r>
           <w:rPr>
             <w:rStyle w:val="Hipervnculo"/>
@@ -12681,7 +12691,7 @@
       <w:r>
         <w:t xml:space="preserve">Ministerio de Salud y Protección Social. (2026). Facturación electrónica de venta en salud y Registro Individual de Prestación de Servicios de Salud (RIPS). </w:t>
       </w:r>
-      <w:hyperlink w:history="1" r:id="rId24">
+      <w:hyperlink r:id="rId26" w:history="1">
         <w:r>
           <w:rPr>
             <w:rStyle w:val="Hipervnculo"/>
@@ -12694,7 +12704,7 @@
       <w:r>
         <w:t xml:space="preserve">Ministerio de Salud y Protección Social. (s. f.). Análisis de Situación de Salud (ASIS). </w:t>
       </w:r>
-      <w:hyperlink w:history="1" r:id="rId25">
+      <w:hyperlink r:id="rId27" w:history="1">
         <w:r>
           <w:rPr>
             <w:rStyle w:val="Hipervnculo"/>
@@ -12743,7 +12753,7 @@
         <w:lastRenderedPageBreak/>
         <w:t xml:space="preserve">Presidencia de la República de Colombia. (1996). Decreto 2423 de 1996. Función Pública. </w:t>
       </w:r>
-      <w:hyperlink w:history="1" r:id="rId26">
+      <w:hyperlink r:id="rId28" w:history="1">
         <w:r>
           <w:rPr>
             <w:rStyle w:val="Hipervnculo"/>
@@ -12756,7 +12766,7 @@
       <w:r>
         <w:t xml:space="preserve"> Presidencia de la República de Colombia. (2016). Decreto 780 de 2016. Función Pública. </w:t>
       </w:r>
-      <w:hyperlink w:history="1" r:id="rId27">
+      <w:hyperlink r:id="rId29" w:history="1">
         <w:r>
           <w:rPr>
             <w:rStyle w:val="Hipervnculo"/>
@@ -12776,7 +12786,7 @@
       <w:pPr>
         <w:pStyle w:val="Titulosgenerales"/>
       </w:pPr>
-      <w:bookmarkStart w:name="_Toc242460337" w:id="35"/>
+      <w:bookmarkStart w:id="35" w:name="_Toc243294953"/>
       <w:r>
         <w:lastRenderedPageBreak/>
         <w:t>Créditos</w:t>
@@ -13365,9 +13375,9 @@
       </w:pPr>
     </w:p>
     <w:sectPr>
-      <w:headerReference w:type="default" r:id="rId28"/>
-      <w:footerReference w:type="default" r:id="rId29"/>
-      <w:pgSz w:w="12240" w:h="15840" w:orient="portrait"/>
+      <w:headerReference w:type="default" r:id="rId30"/>
+      <w:footerReference w:type="default" r:id="rId31"/>
+      <w:pgSz w:w="12240" w:h="15840"/>
       <w:pgMar w:top="1701" w:right="1134" w:bottom="1134" w:left="1134" w:header="709" w:footer="737" w:gutter="0"/>
       <w:pgNumType w:start="1"/>
       <w:cols w:space="708"/>
@@ -13376,64 +13386,6 @@
     </w:sectPr>
   </w:body>
 </w:document>
-</file>
-
-<file path=word/comments.xml><?xml version="1.0" encoding="utf-8"?>
-<w:comments xmlns:w14="http://schemas.microsoft.com/office/word/2010/wordml" xmlns:w="http://schemas.openxmlformats.org/wordprocessingml/2006/main">
-  <w:comment xmlns:w="http://schemas.openxmlformats.org/wordprocessingml/2006/main" w:initials="JG" w:author="Jorge Bustos Gomez" w:date="2026-10-12T16:57:56" w:id="1338337945">
-    <w:p xmlns:w14="http://schemas.microsoft.com/office/word/2010/wordml" xmlns:w="http://schemas.openxmlformats.org/wordprocessingml/2006/main">
-      <w:pPr>
-        <w:pStyle w:val="CommentText"/>
-      </w:pPr>
-      <w:r>
-        <w:rPr>
-          <w:rStyle w:val="CommentReference"/>
-        </w:rPr>
-        <w:annotationRef/>
-      </w:r>
-      <w:r>
-        <w:t xml:space="preserve">Debe terminar en dos puntos (:) </w:t>
-      </w:r>
-    </w:p>
-  </w:comment>
-  <w:comment xmlns:w="http://schemas.openxmlformats.org/wordprocessingml/2006/main" w:initials="JG" w:author="Jorge Bustos Gomez" w:date="2026-10-12T16:59:04" w:id="575798623">
-    <w:p xmlns:w14="http://schemas.microsoft.com/office/word/2010/wordml" xmlns:w="http://schemas.openxmlformats.org/wordprocessingml/2006/main">
-      <w:pPr>
-        <w:pStyle w:val="CommentText"/>
-      </w:pPr>
-      <w:r>
-        <w:rPr>
-          <w:rStyle w:val="CommentReference"/>
-        </w:rPr>
-        <w:annotationRef/>
-      </w:r>
-      <w:r>
-        <w:t xml:space="preserve">Falta la miniaruta y el enlace del video actualizado. </w:t>
-      </w:r>
-    </w:p>
-  </w:comment>
-</w:comments>
-</file>
-
-<file path=word/commentsExtended.xml><?xml version="1.0" encoding="utf-8"?>
-<w15:commentsEx xmlns:mc="http://schemas.openxmlformats.org/markup-compatibility/2006" xmlns:w15="http://schemas.microsoft.com/office/word/2012/wordml" mc:Ignorable="w15">
-  <w15:commentEx w15:done="0" w15:paraId="69DA7E6F"/>
-  <w15:commentEx w15:done="0" w15:paraId="74E7D99D" w15:paraIdParent="69DA7E6F"/>
-</w15:commentsEx>
-</file>
-
-<file path=word/commentsExtensible.xml><?xml version="1.0" encoding="utf-8"?>
-<w16cex:commentsExtensible xmlns:w16="http://schemas.microsoft.com/office/word/2018/wordml" xmlns:w16cex="http://schemas.microsoft.com/office/word/2018/wordml/cex" xmlns:mc="http://schemas.openxmlformats.org/markup-compatibility/2006" mc:Ignorable="w16 w16cex">
-  <w16cex:commentExtensible w16cex:durableId="1976D0D7" w16cex:dateUtc="2026-10-12T21:57:56.226Z"/>
-  <w16cex:commentExtensible w16cex:durableId="52306648" w16cex:dateUtc="2026-10-12T21:59:04.567Z"/>
-</w16cex:commentsExtensible>
-</file>
-
-<file path=word/commentsIds.xml><?xml version="1.0" encoding="utf-8"?>
-<w16cid:commentsIds xmlns:mc="http://schemas.openxmlformats.org/markup-compatibility/2006" xmlns:w16cid="http://schemas.microsoft.com/office/word/2016/wordml/cid" mc:Ignorable="w16cid">
-  <w16cid:commentId w16cid:paraId="69DA7E6F" w16cid:durableId="1976D0D7"/>
-  <w16cid:commentId w16cid:paraId="74E7D99D" w16cid:durableId="52306648"/>
-</w16cid:commentsIds>
 </file>
 
 <file path=word/endnotes.xml><?xml version="1.0" encoding="utf-8"?>
@@ -13532,7 +13484,7 @@
 </file>
 
 <file path=word/header1.xml><?xml version="1.0" encoding="utf-8"?>
-<w:hdr xmlns:wpc="http://schemas.microsoft.com/office/word/2010/wordprocessingCanvas" xmlns:cx="http://schemas.microsoft.com/office/drawing/2014/chartex" xmlns:cx1="http://schemas.microsoft.com/office/drawing/2015/9/8/chartex" xmlns:cx2="http://schemas.microsoft.com/office/drawing/2015/10/21/chartex" xmlns:cx3="http://schemas.microsoft.com/office/drawing/2016/5/9/chartex" xmlns:cx4="http://schemas.microsoft.com/office/drawing/2016/5/10/chartex" xmlns:cx5="http://schemas.microsoft.com/office/drawing/2016/5/11/chartex" xmlns:cx6="http://schemas.microsoft.com/office/drawing/2016/5/12/chartex" xmlns:cx7="http://schemas.microsoft.com/office/drawing/2016/5/13/chartex" xmlns:cx8="http://schemas.microsoft.com/office/drawing/2016/5/14/chartex" xmlns:mc="http://schemas.openxmlformats.org/markup-compatibility/2006" xmlns:aink="http://schemas.microsoft.com/office/drawing/2016/ink" xmlns:am3d="http://schemas.microsoft.com/office/drawing/2017/model3d" xmlns:o="urn:schemas-microsoft-com:office:office" xmlns:r="http://schemas.openxmlformats.org/officeDocument/2006/relationships" xmlns:m="http://schemas.openxmlformats.org/officeDocument/2006/math" xmlns:v="urn:schemas-microsoft-com:vml" xmlns:wp14="http://schemas.microsoft.com/office/word/2010/wordprocessingDrawing" xmlns:wp="http://schemas.openxmlformats.org/drawingml/2006/wordprocessingDrawing" xmlns:w10="urn:schemas-microsoft-com:office:word" xmlns:w="http://schemas.openxmlformats.org/wordprocessingml/2006/main" xmlns:w14="http://schemas.microsoft.com/office/word/2010/wordml" xmlns:w15="http://schemas.microsoft.com/office/word/2012/wordml" xmlns:w16cid="http://schemas.microsoft.com/office/word/2016/wordml/cid" xmlns:w16se="http://schemas.microsoft.com/office/word/2015/wordml/symex" xmlns:wpg="http://schemas.microsoft.com/office/word/2010/wordprocessingGroup" xmlns:wpi="http://schemas.microsoft.com/office/word/2010/wordprocessingInk" xmlns:wne="http://schemas.microsoft.com/office/word/2006/wordml" xmlns:wps="http://schemas.microsoft.com/office/word/2010/wordprocessingShape" xmlns:a="http://schemas.openxmlformats.org/drawingml/2006/main" xmlns:adec="http://schemas.microsoft.com/office/drawing/2017/decorative" xmlns:pic="http://schemas.openxmlformats.org/drawingml/2006/picture" xmlns:a14="http://schemas.microsoft.com/office/drawing/2010/main" xmlns:asvg="http://schemas.microsoft.com/office/drawing/2016/SVG/main" mc:Ignorable="w14 w15 w16se w16cid wp14">
+<w:hdr xmlns:wpc="http://schemas.microsoft.com/office/word/2010/wordprocessingCanvas" xmlns:cx="http://schemas.microsoft.com/office/drawing/2014/chartex" xmlns:cx1="http://schemas.microsoft.com/office/drawing/2015/9/8/chartex" xmlns:cx2="http://schemas.microsoft.com/office/drawing/2015/10/21/chartex" xmlns:cx3="http://schemas.microsoft.com/office/drawing/2016/5/9/chartex" xmlns:cx4="http://schemas.microsoft.com/office/drawing/2016/5/10/chartex" xmlns:cx5="http://schemas.microsoft.com/office/drawing/2016/5/11/chartex" xmlns:cx6="http://schemas.microsoft.com/office/drawing/2016/5/12/chartex" xmlns:cx7="http://schemas.microsoft.com/office/drawing/2016/5/13/chartex" xmlns:cx8="http://schemas.microsoft.com/office/drawing/2016/5/14/chartex" xmlns:mc="http://schemas.openxmlformats.org/markup-compatibility/2006" xmlns:aink="http://schemas.microsoft.com/office/drawing/2016/ink" xmlns:am3d="http://schemas.microsoft.com/office/drawing/2017/model3d" xmlns:o="urn:schemas-microsoft-com:office:office" xmlns:r="http://schemas.openxmlformats.org/officeDocument/2006/relationships" xmlns:m="http://schemas.openxmlformats.org/officeDocument/2006/math" xmlns:v="urn:schemas-microsoft-com:vml" xmlns:wp14="http://schemas.microsoft.com/office/word/2010/wordprocessingDrawing" xmlns:wp="http://schemas.openxmlformats.org/drawingml/2006/wordprocessingDrawing" xmlns:w10="urn:schemas-microsoft-com:office:word" xmlns:w="http://schemas.openxmlformats.org/wordprocessingml/2006/main" xmlns:w14="http://schemas.microsoft.com/office/word/2010/wordml" xmlns:w15="http://schemas.microsoft.com/office/word/2012/wordml" xmlns:w16cid="http://schemas.microsoft.com/office/word/2016/wordml/cid" xmlns:w16se="http://schemas.microsoft.com/office/word/2015/wordml/symex" xmlns:wpg="http://schemas.microsoft.com/office/word/2010/wordprocessingGroup" xmlns:wpi="http://schemas.microsoft.com/office/word/2010/wordprocessingInk" xmlns:wne="http://schemas.microsoft.com/office/word/2006/wordml" xmlns:wps="http://schemas.microsoft.com/office/word/2010/wordprocessingShape" mc:Ignorable="w14 w15 w16se w16cid wp14">
   <w:p>
     <w:pPr>
       <w:pStyle w:val="Encabezado"/>
@@ -13636,7 +13588,7 @@
         <w:ind w:left="360" w:hanging="360"/>
       </w:pPr>
       <w:rPr>
-        <w:rFonts w:hint="default" w:ascii="Symbol" w:hAnsi="Symbol"/>
+        <w:rFonts w:ascii="Symbol" w:hAnsi="Symbol" w:hint="default"/>
       </w:rPr>
     </w:lvl>
   </w:abstractNum>
@@ -13653,7 +13605,7 @@
         <w:ind w:left="1713" w:hanging="360"/>
       </w:pPr>
       <w:rPr>
-        <w:rFonts w:hint="default" w:ascii="Symbol" w:hAnsi="Symbol"/>
+        <w:rFonts w:ascii="Symbol" w:hAnsi="Symbol" w:hint="default"/>
       </w:rPr>
     </w:lvl>
     <w:lvl w:ilvl="1" w:tplc="FFFFFFFF" w:tentative="1">
@@ -13665,7 +13617,7 @@
         <w:ind w:left="2433" w:hanging="360"/>
       </w:pPr>
       <w:rPr>
-        <w:rFonts w:hint="default" w:ascii="Courier New" w:hAnsi="Courier New" w:cs="Courier New"/>
+        <w:rFonts w:ascii="Courier New" w:hAnsi="Courier New" w:cs="Courier New" w:hint="default"/>
       </w:rPr>
     </w:lvl>
     <w:lvl w:ilvl="2" w:tplc="FFFFFFFF" w:tentative="1">
@@ -13677,7 +13629,7 @@
         <w:ind w:left="3153" w:hanging="360"/>
       </w:pPr>
       <w:rPr>
-        <w:rFonts w:hint="default" w:ascii="Wingdings" w:hAnsi="Wingdings"/>
+        <w:rFonts w:ascii="Wingdings" w:hAnsi="Wingdings" w:hint="default"/>
       </w:rPr>
     </w:lvl>
     <w:lvl w:ilvl="3" w:tplc="FFFFFFFF" w:tentative="1">
@@ -13689,7 +13641,7 @@
         <w:ind w:left="3873" w:hanging="360"/>
       </w:pPr>
       <w:rPr>
-        <w:rFonts w:hint="default" w:ascii="Symbol" w:hAnsi="Symbol"/>
+        <w:rFonts w:ascii="Symbol" w:hAnsi="Symbol" w:hint="default"/>
       </w:rPr>
     </w:lvl>
     <w:lvl w:ilvl="4" w:tplc="FFFFFFFF" w:tentative="1">
@@ -13701,7 +13653,7 @@
         <w:ind w:left="4593" w:hanging="360"/>
       </w:pPr>
       <w:rPr>
-        <w:rFonts w:hint="default" w:ascii="Courier New" w:hAnsi="Courier New" w:cs="Courier New"/>
+        <w:rFonts w:ascii="Courier New" w:hAnsi="Courier New" w:cs="Courier New" w:hint="default"/>
       </w:rPr>
     </w:lvl>
     <w:lvl w:ilvl="5" w:tplc="FFFFFFFF" w:tentative="1">
@@ -13713,7 +13665,7 @@
         <w:ind w:left="5313" w:hanging="360"/>
       </w:pPr>
       <w:rPr>
-        <w:rFonts w:hint="default" w:ascii="Wingdings" w:hAnsi="Wingdings"/>
+        <w:rFonts w:ascii="Wingdings" w:hAnsi="Wingdings" w:hint="default"/>
       </w:rPr>
     </w:lvl>
     <w:lvl w:ilvl="6" w:tplc="FFFFFFFF" w:tentative="1">
@@ -13725,7 +13677,7 @@
         <w:ind w:left="6033" w:hanging="360"/>
       </w:pPr>
       <w:rPr>
-        <w:rFonts w:hint="default" w:ascii="Symbol" w:hAnsi="Symbol"/>
+        <w:rFonts w:ascii="Symbol" w:hAnsi="Symbol" w:hint="default"/>
       </w:rPr>
     </w:lvl>
     <w:lvl w:ilvl="7" w:tplc="FFFFFFFF" w:tentative="1">
@@ -13737,7 +13689,7 @@
         <w:ind w:left="6753" w:hanging="360"/>
       </w:pPr>
       <w:rPr>
-        <w:rFonts w:hint="default" w:ascii="Courier New" w:hAnsi="Courier New" w:cs="Courier New"/>
+        <w:rFonts w:ascii="Courier New" w:hAnsi="Courier New" w:cs="Courier New" w:hint="default"/>
       </w:rPr>
     </w:lvl>
     <w:lvl w:ilvl="8" w:tplc="FFFFFFFF" w:tentative="1">
@@ -13749,7 +13701,7 @@
         <w:ind w:left="7473" w:hanging="360"/>
       </w:pPr>
       <w:rPr>
-        <w:rFonts w:hint="default" w:ascii="Wingdings" w:hAnsi="Wingdings"/>
+        <w:rFonts w:ascii="Wingdings" w:hAnsi="Wingdings" w:hint="default"/>
       </w:rPr>
     </w:lvl>
   </w:abstractNum>
@@ -13766,7 +13718,7 @@
         <w:ind w:left="1429" w:hanging="360"/>
       </w:pPr>
       <w:rPr>
-        <w:rFonts w:hint="default" w:ascii="Symbol" w:hAnsi="Symbol"/>
+        <w:rFonts w:ascii="Symbol" w:hAnsi="Symbol" w:hint="default"/>
       </w:rPr>
     </w:lvl>
     <w:lvl w:ilvl="1" w:tplc="240A0003" w:tentative="1">
@@ -13778,7 +13730,7 @@
         <w:ind w:left="2149" w:hanging="360"/>
       </w:pPr>
       <w:rPr>
-        <w:rFonts w:hint="default" w:ascii="Courier New" w:hAnsi="Courier New" w:cs="Courier New"/>
+        <w:rFonts w:ascii="Courier New" w:hAnsi="Courier New" w:cs="Courier New" w:hint="default"/>
       </w:rPr>
     </w:lvl>
     <w:lvl w:ilvl="2" w:tplc="240A0005" w:tentative="1">
@@ -13790,7 +13742,7 @@
         <w:ind w:left="2869" w:hanging="360"/>
       </w:pPr>
       <w:rPr>
-        <w:rFonts w:hint="default" w:ascii="Wingdings" w:hAnsi="Wingdings"/>
+        <w:rFonts w:ascii="Wingdings" w:hAnsi="Wingdings" w:hint="default"/>
       </w:rPr>
     </w:lvl>
     <w:lvl w:ilvl="3" w:tplc="240A0001" w:tentative="1">
@@ -13802,7 +13754,7 @@
         <w:ind w:left="3589" w:hanging="360"/>
       </w:pPr>
       <w:rPr>
-        <w:rFonts w:hint="default" w:ascii="Symbol" w:hAnsi="Symbol"/>
+        <w:rFonts w:ascii="Symbol" w:hAnsi="Symbol" w:hint="default"/>
       </w:rPr>
     </w:lvl>
     <w:lvl w:ilvl="4" w:tplc="240A0003" w:tentative="1">
@@ -13814,7 +13766,7 @@
         <w:ind w:left="4309" w:hanging="360"/>
       </w:pPr>
       <w:rPr>
-        <w:rFonts w:hint="default" w:ascii="Courier New" w:hAnsi="Courier New" w:cs="Courier New"/>
+        <w:rFonts w:ascii="Courier New" w:hAnsi="Courier New" w:cs="Courier New" w:hint="default"/>
       </w:rPr>
     </w:lvl>
     <w:lvl w:ilvl="5" w:tplc="240A0005" w:tentative="1">
@@ -13826,7 +13778,7 @@
         <w:ind w:left="5029" w:hanging="360"/>
       </w:pPr>
       <w:rPr>
-        <w:rFonts w:hint="default" w:ascii="Wingdings" w:hAnsi="Wingdings"/>
+        <w:rFonts w:ascii="Wingdings" w:hAnsi="Wingdings" w:hint="default"/>
       </w:rPr>
     </w:lvl>
     <w:lvl w:ilvl="6" w:tplc="240A0001" w:tentative="1">
@@ -13838,7 +13790,7 @@
         <w:ind w:left="5749" w:hanging="360"/>
       </w:pPr>
       <w:rPr>
-        <w:rFonts w:hint="default" w:ascii="Symbol" w:hAnsi="Symbol"/>
+        <w:rFonts w:ascii="Symbol" w:hAnsi="Symbol" w:hint="default"/>
       </w:rPr>
     </w:lvl>
     <w:lvl w:ilvl="7" w:tplc="240A0003" w:tentative="1">
@@ -13850,7 +13802,7 @@
         <w:ind w:left="6469" w:hanging="360"/>
       </w:pPr>
       <w:rPr>
-        <w:rFonts w:hint="default" w:ascii="Courier New" w:hAnsi="Courier New" w:cs="Courier New"/>
+        <w:rFonts w:ascii="Courier New" w:hAnsi="Courier New" w:cs="Courier New" w:hint="default"/>
       </w:rPr>
     </w:lvl>
     <w:lvl w:ilvl="8" w:tplc="240A0005" w:tentative="1">
@@ -13862,7 +13814,7 @@
         <w:ind w:left="7189" w:hanging="360"/>
       </w:pPr>
       <w:rPr>
-        <w:rFonts w:hint="default" w:ascii="Wingdings" w:hAnsi="Wingdings"/>
+        <w:rFonts w:ascii="Wingdings" w:hAnsi="Wingdings" w:hint="default"/>
       </w:rPr>
     </w:lvl>
   </w:abstractNum>
@@ -13879,7 +13831,7 @@
         <w:ind w:left="1429" w:hanging="360"/>
       </w:pPr>
       <w:rPr>
-        <w:rFonts w:hint="default" w:ascii="Symbol" w:hAnsi="Symbol"/>
+        <w:rFonts w:ascii="Symbol" w:hAnsi="Symbol" w:hint="default"/>
       </w:rPr>
     </w:lvl>
     <w:lvl w:ilvl="1" w:tplc="240A0003" w:tentative="1">
@@ -13891,7 +13843,7 @@
         <w:ind w:left="2149" w:hanging="360"/>
       </w:pPr>
       <w:rPr>
-        <w:rFonts w:hint="default" w:ascii="Courier New" w:hAnsi="Courier New" w:cs="Courier New"/>
+        <w:rFonts w:ascii="Courier New" w:hAnsi="Courier New" w:cs="Courier New" w:hint="default"/>
       </w:rPr>
     </w:lvl>
     <w:lvl w:ilvl="2" w:tplc="240A0005" w:tentative="1">
@@ -13903,7 +13855,7 @@
         <w:ind w:left="2869" w:hanging="360"/>
       </w:pPr>
       <w:rPr>
-        <w:rFonts w:hint="default" w:ascii="Wingdings" w:hAnsi="Wingdings"/>
+        <w:rFonts w:ascii="Wingdings" w:hAnsi="Wingdings" w:hint="default"/>
       </w:rPr>
     </w:lvl>
     <w:lvl w:ilvl="3" w:tplc="240A0001" w:tentative="1">
@@ -13915,7 +13867,7 @@
         <w:ind w:left="3589" w:hanging="360"/>
       </w:pPr>
       <w:rPr>
-        <w:rFonts w:hint="default" w:ascii="Symbol" w:hAnsi="Symbol"/>
+        <w:rFonts w:ascii="Symbol" w:hAnsi="Symbol" w:hint="default"/>
       </w:rPr>
     </w:lvl>
     <w:lvl w:ilvl="4" w:tplc="240A0003" w:tentative="1">
@@ -13927,7 +13879,7 @@
         <w:ind w:left="4309" w:hanging="360"/>
       </w:pPr>
       <w:rPr>
-        <w:rFonts w:hint="default" w:ascii="Courier New" w:hAnsi="Courier New" w:cs="Courier New"/>
+        <w:rFonts w:ascii="Courier New" w:hAnsi="Courier New" w:cs="Courier New" w:hint="default"/>
       </w:rPr>
     </w:lvl>
     <w:lvl w:ilvl="5" w:tplc="240A0005" w:tentative="1">
@@ -13939,7 +13891,7 @@
         <w:ind w:left="5029" w:hanging="360"/>
       </w:pPr>
       <w:rPr>
-        <w:rFonts w:hint="default" w:ascii="Wingdings" w:hAnsi="Wingdings"/>
+        <w:rFonts w:ascii="Wingdings" w:hAnsi="Wingdings" w:hint="default"/>
       </w:rPr>
     </w:lvl>
     <w:lvl w:ilvl="6" w:tplc="240A0001" w:tentative="1">
@@ -13951,7 +13903,7 @@
         <w:ind w:left="5749" w:hanging="360"/>
       </w:pPr>
       <w:rPr>
-        <w:rFonts w:hint="default" w:ascii="Symbol" w:hAnsi="Symbol"/>
+        <w:rFonts w:ascii="Symbol" w:hAnsi="Symbol" w:hint="default"/>
       </w:rPr>
     </w:lvl>
     <w:lvl w:ilvl="7" w:tplc="240A0003" w:tentative="1">
@@ -13963,7 +13915,7 @@
         <w:ind w:left="6469" w:hanging="360"/>
       </w:pPr>
       <w:rPr>
-        <w:rFonts w:hint="default" w:ascii="Courier New" w:hAnsi="Courier New" w:cs="Courier New"/>
+        <w:rFonts w:ascii="Courier New" w:hAnsi="Courier New" w:cs="Courier New" w:hint="default"/>
       </w:rPr>
     </w:lvl>
     <w:lvl w:ilvl="8" w:tplc="240A0005" w:tentative="1">
@@ -13975,7 +13927,7 @@
         <w:ind w:left="7189" w:hanging="360"/>
       </w:pPr>
       <w:rPr>
-        <w:rFonts w:hint="default" w:ascii="Wingdings" w:hAnsi="Wingdings"/>
+        <w:rFonts w:ascii="Wingdings" w:hAnsi="Wingdings" w:hint="default"/>
       </w:rPr>
     </w:lvl>
   </w:abstractNum>
@@ -13992,7 +13944,7 @@
         <w:ind w:left="1429" w:hanging="360"/>
       </w:pPr>
       <w:rPr>
-        <w:rFonts w:hint="default" w:ascii="Symbol" w:hAnsi="Symbol"/>
+        <w:rFonts w:ascii="Symbol" w:hAnsi="Symbol" w:hint="default"/>
       </w:rPr>
     </w:lvl>
     <w:lvl w:ilvl="1" w:tplc="240A0003" w:tentative="1">
@@ -14004,7 +13956,7 @@
         <w:ind w:left="2149" w:hanging="360"/>
       </w:pPr>
       <w:rPr>
-        <w:rFonts w:hint="default" w:ascii="Courier New" w:hAnsi="Courier New" w:cs="Courier New"/>
+        <w:rFonts w:ascii="Courier New" w:hAnsi="Courier New" w:cs="Courier New" w:hint="default"/>
       </w:rPr>
     </w:lvl>
     <w:lvl w:ilvl="2" w:tplc="240A0005" w:tentative="1">
@@ -14016,7 +13968,7 @@
         <w:ind w:left="2869" w:hanging="360"/>
       </w:pPr>
       <w:rPr>
-        <w:rFonts w:hint="default" w:ascii="Wingdings" w:hAnsi="Wingdings"/>
+        <w:rFonts w:ascii="Wingdings" w:hAnsi="Wingdings" w:hint="default"/>
       </w:rPr>
     </w:lvl>
     <w:lvl w:ilvl="3" w:tplc="240A0001" w:tentative="1">
@@ -14028,7 +13980,7 @@
         <w:ind w:left="3589" w:hanging="360"/>
       </w:pPr>
       <w:rPr>
-        <w:rFonts w:hint="default" w:ascii="Symbol" w:hAnsi="Symbol"/>
+        <w:rFonts w:ascii="Symbol" w:hAnsi="Symbol" w:hint="default"/>
       </w:rPr>
     </w:lvl>
     <w:lvl w:ilvl="4" w:tplc="240A0003" w:tentative="1">
@@ -14040,7 +13992,7 @@
         <w:ind w:left="4309" w:hanging="360"/>
       </w:pPr>
       <w:rPr>
-        <w:rFonts w:hint="default" w:ascii="Courier New" w:hAnsi="Courier New" w:cs="Courier New"/>
+        <w:rFonts w:ascii="Courier New" w:hAnsi="Courier New" w:cs="Courier New" w:hint="default"/>
       </w:rPr>
     </w:lvl>
     <w:lvl w:ilvl="5" w:tplc="240A0005" w:tentative="1">
@@ -14052,7 +14004,7 @@
         <w:ind w:left="5029" w:hanging="360"/>
       </w:pPr>
       <w:rPr>
-        <w:rFonts w:hint="default" w:ascii="Wingdings" w:hAnsi="Wingdings"/>
+        <w:rFonts w:ascii="Wingdings" w:hAnsi="Wingdings" w:hint="default"/>
       </w:rPr>
     </w:lvl>
     <w:lvl w:ilvl="6" w:tplc="240A0001" w:tentative="1">
@@ -14064,7 +14016,7 @@
         <w:ind w:left="5749" w:hanging="360"/>
       </w:pPr>
       <w:rPr>
-        <w:rFonts w:hint="default" w:ascii="Symbol" w:hAnsi="Symbol"/>
+        <w:rFonts w:ascii="Symbol" w:hAnsi="Symbol" w:hint="default"/>
       </w:rPr>
     </w:lvl>
     <w:lvl w:ilvl="7" w:tplc="240A0003" w:tentative="1">
@@ -14076,7 +14028,7 @@
         <w:ind w:left="6469" w:hanging="360"/>
       </w:pPr>
       <w:rPr>
-        <w:rFonts w:hint="default" w:ascii="Courier New" w:hAnsi="Courier New" w:cs="Courier New"/>
+        <w:rFonts w:ascii="Courier New" w:hAnsi="Courier New" w:cs="Courier New" w:hint="default"/>
       </w:rPr>
     </w:lvl>
     <w:lvl w:ilvl="8" w:tplc="240A0005" w:tentative="1">
@@ -14088,7 +14040,7 @@
         <w:ind w:left="7189" w:hanging="360"/>
       </w:pPr>
       <w:rPr>
-        <w:rFonts w:hint="default" w:ascii="Wingdings" w:hAnsi="Wingdings"/>
+        <w:rFonts w:ascii="Wingdings" w:hAnsi="Wingdings" w:hint="default"/>
       </w:rPr>
     </w:lvl>
   </w:abstractNum>
@@ -14105,7 +14057,7 @@
         <w:ind w:left="1429" w:hanging="360"/>
       </w:pPr>
       <w:rPr>
-        <w:rFonts w:hint="default" w:ascii="Symbol" w:hAnsi="Symbol"/>
+        <w:rFonts w:ascii="Symbol" w:hAnsi="Symbol" w:hint="default"/>
       </w:rPr>
     </w:lvl>
     <w:lvl w:ilvl="1" w:tplc="0C0A0003" w:tentative="1">
@@ -14117,7 +14069,7 @@
         <w:ind w:left="2149" w:hanging="360"/>
       </w:pPr>
       <w:rPr>
-        <w:rFonts w:hint="default" w:ascii="Courier New" w:hAnsi="Courier New" w:cs="Courier New"/>
+        <w:rFonts w:ascii="Courier New" w:hAnsi="Courier New" w:cs="Courier New" w:hint="default"/>
       </w:rPr>
     </w:lvl>
     <w:lvl w:ilvl="2" w:tplc="0C0A0005" w:tentative="1">
@@ -14129,7 +14081,7 @@
         <w:ind w:left="2869" w:hanging="360"/>
       </w:pPr>
       <w:rPr>
-        <w:rFonts w:hint="default" w:ascii="Wingdings" w:hAnsi="Wingdings"/>
+        <w:rFonts w:ascii="Wingdings" w:hAnsi="Wingdings" w:hint="default"/>
       </w:rPr>
     </w:lvl>
     <w:lvl w:ilvl="3" w:tplc="0C0A0001" w:tentative="1">
@@ -14141,7 +14093,7 @@
         <w:ind w:left="3589" w:hanging="360"/>
       </w:pPr>
       <w:rPr>
-        <w:rFonts w:hint="default" w:ascii="Symbol" w:hAnsi="Symbol"/>
+        <w:rFonts w:ascii="Symbol" w:hAnsi="Symbol" w:hint="default"/>
       </w:rPr>
     </w:lvl>
     <w:lvl w:ilvl="4" w:tplc="0C0A0003" w:tentative="1">
@@ -14153,7 +14105,7 @@
         <w:ind w:left="4309" w:hanging="360"/>
       </w:pPr>
       <w:rPr>
-        <w:rFonts w:hint="default" w:ascii="Courier New" w:hAnsi="Courier New" w:cs="Courier New"/>
+        <w:rFonts w:ascii="Courier New" w:hAnsi="Courier New" w:cs="Courier New" w:hint="default"/>
       </w:rPr>
     </w:lvl>
     <w:lvl w:ilvl="5" w:tplc="0C0A0005" w:tentative="1">
@@ -14165,7 +14117,7 @@
         <w:ind w:left="5029" w:hanging="360"/>
       </w:pPr>
       <w:rPr>
-        <w:rFonts w:hint="default" w:ascii="Wingdings" w:hAnsi="Wingdings"/>
+        <w:rFonts w:ascii="Wingdings" w:hAnsi="Wingdings" w:hint="default"/>
       </w:rPr>
     </w:lvl>
     <w:lvl w:ilvl="6" w:tplc="0C0A0001" w:tentative="1">
@@ -14177,7 +14129,7 @@
         <w:ind w:left="5749" w:hanging="360"/>
       </w:pPr>
       <w:rPr>
-        <w:rFonts w:hint="default" w:ascii="Symbol" w:hAnsi="Symbol"/>
+        <w:rFonts w:ascii="Symbol" w:hAnsi="Symbol" w:hint="default"/>
       </w:rPr>
     </w:lvl>
     <w:lvl w:ilvl="7" w:tplc="0C0A0003" w:tentative="1">
@@ -14189,7 +14141,7 @@
         <w:ind w:left="6469" w:hanging="360"/>
       </w:pPr>
       <w:rPr>
-        <w:rFonts w:hint="default" w:ascii="Courier New" w:hAnsi="Courier New" w:cs="Courier New"/>
+        <w:rFonts w:ascii="Courier New" w:hAnsi="Courier New" w:cs="Courier New" w:hint="default"/>
       </w:rPr>
     </w:lvl>
     <w:lvl w:ilvl="8" w:tplc="0C0A0005" w:tentative="1">
@@ -14201,7 +14153,7 @@
         <w:ind w:left="7189" w:hanging="360"/>
       </w:pPr>
       <w:rPr>
-        <w:rFonts w:hint="default" w:ascii="Wingdings" w:hAnsi="Wingdings"/>
+        <w:rFonts w:ascii="Wingdings" w:hAnsi="Wingdings" w:hint="default"/>
       </w:rPr>
     </w:lvl>
   </w:abstractNum>
@@ -14218,7 +14170,7 @@
         <w:ind w:left="1429" w:hanging="360"/>
       </w:pPr>
       <w:rPr>
-        <w:rFonts w:hint="default" w:ascii="Symbol" w:hAnsi="Symbol"/>
+        <w:rFonts w:ascii="Symbol" w:hAnsi="Symbol" w:hint="default"/>
       </w:rPr>
     </w:lvl>
     <w:lvl w:ilvl="1" w:tplc="240A0003" w:tentative="1">
@@ -14230,7 +14182,7 @@
         <w:ind w:left="2149" w:hanging="360"/>
       </w:pPr>
       <w:rPr>
-        <w:rFonts w:hint="default" w:ascii="Courier New" w:hAnsi="Courier New" w:cs="Courier New"/>
+        <w:rFonts w:ascii="Courier New" w:hAnsi="Courier New" w:cs="Courier New" w:hint="default"/>
       </w:rPr>
     </w:lvl>
     <w:lvl w:ilvl="2" w:tplc="240A0005" w:tentative="1">
@@ -14242,7 +14194,7 @@
         <w:ind w:left="2869" w:hanging="360"/>
       </w:pPr>
       <w:rPr>
-        <w:rFonts w:hint="default" w:ascii="Wingdings" w:hAnsi="Wingdings"/>
+        <w:rFonts w:ascii="Wingdings" w:hAnsi="Wingdings" w:hint="default"/>
       </w:rPr>
     </w:lvl>
     <w:lvl w:ilvl="3" w:tplc="240A0001" w:tentative="1">
@@ -14254,7 +14206,7 @@
         <w:ind w:left="3589" w:hanging="360"/>
       </w:pPr>
       <w:rPr>
-        <w:rFonts w:hint="default" w:ascii="Symbol" w:hAnsi="Symbol"/>
+        <w:rFonts w:ascii="Symbol" w:hAnsi="Symbol" w:hint="default"/>
       </w:rPr>
     </w:lvl>
     <w:lvl w:ilvl="4" w:tplc="240A0003" w:tentative="1">
@@ -14266,7 +14218,7 @@
         <w:ind w:left="4309" w:hanging="360"/>
       </w:pPr>
       <w:rPr>
-        <w:rFonts w:hint="default" w:ascii="Courier New" w:hAnsi="Courier New" w:cs="Courier New"/>
+        <w:rFonts w:ascii="Courier New" w:hAnsi="Courier New" w:cs="Courier New" w:hint="default"/>
       </w:rPr>
     </w:lvl>
     <w:lvl w:ilvl="5" w:tplc="240A0005" w:tentative="1">
@@ -14278,7 +14230,7 @@
         <w:ind w:left="5029" w:hanging="360"/>
       </w:pPr>
       <w:rPr>
-        <w:rFonts w:hint="default" w:ascii="Wingdings" w:hAnsi="Wingdings"/>
+        <w:rFonts w:ascii="Wingdings" w:hAnsi="Wingdings" w:hint="default"/>
       </w:rPr>
     </w:lvl>
     <w:lvl w:ilvl="6" w:tplc="240A0001" w:tentative="1">
@@ -14290,7 +14242,7 @@
         <w:ind w:left="5749" w:hanging="360"/>
       </w:pPr>
       <w:rPr>
-        <w:rFonts w:hint="default" w:ascii="Symbol" w:hAnsi="Symbol"/>
+        <w:rFonts w:ascii="Symbol" w:hAnsi="Symbol" w:hint="default"/>
       </w:rPr>
     </w:lvl>
     <w:lvl w:ilvl="7" w:tplc="240A0003" w:tentative="1">
@@ -14302,7 +14254,7 @@
         <w:ind w:left="6469" w:hanging="360"/>
       </w:pPr>
       <w:rPr>
-        <w:rFonts w:hint="default" w:ascii="Courier New" w:hAnsi="Courier New" w:cs="Courier New"/>
+        <w:rFonts w:ascii="Courier New" w:hAnsi="Courier New" w:cs="Courier New" w:hint="default"/>
       </w:rPr>
     </w:lvl>
     <w:lvl w:ilvl="8" w:tplc="240A0005" w:tentative="1">
@@ -14314,7 +14266,7 @@
         <w:ind w:left="7189" w:hanging="360"/>
       </w:pPr>
       <w:rPr>
-        <w:rFonts w:hint="default" w:ascii="Wingdings" w:hAnsi="Wingdings"/>
+        <w:rFonts w:ascii="Wingdings" w:hAnsi="Wingdings" w:hint="default"/>
       </w:rPr>
     </w:lvl>
   </w:abstractNum>
@@ -14331,7 +14283,7 @@
         <w:ind w:left="1429" w:hanging="360"/>
       </w:pPr>
       <w:rPr>
-        <w:rFonts w:hint="default" w:ascii="Symbol" w:hAnsi="Symbol"/>
+        <w:rFonts w:ascii="Symbol" w:hAnsi="Symbol" w:hint="default"/>
       </w:rPr>
     </w:lvl>
     <w:lvl w:ilvl="1" w:tplc="240A0003" w:tentative="1">
@@ -14343,7 +14295,7 @@
         <w:ind w:left="2149" w:hanging="360"/>
       </w:pPr>
       <w:rPr>
-        <w:rFonts w:hint="default" w:ascii="Courier New" w:hAnsi="Courier New" w:cs="Courier New"/>
+        <w:rFonts w:ascii="Courier New" w:hAnsi="Courier New" w:cs="Courier New" w:hint="default"/>
       </w:rPr>
     </w:lvl>
     <w:lvl w:ilvl="2" w:tplc="240A0005" w:tentative="1">
@@ -14355,7 +14307,7 @@
         <w:ind w:left="2869" w:hanging="360"/>
       </w:pPr>
       <w:rPr>
-        <w:rFonts w:hint="default" w:ascii="Wingdings" w:hAnsi="Wingdings"/>
+        <w:rFonts w:ascii="Wingdings" w:hAnsi="Wingdings" w:hint="default"/>
       </w:rPr>
     </w:lvl>
     <w:lvl w:ilvl="3" w:tplc="240A0001" w:tentative="1">
@@ -14367,7 +14319,7 @@
         <w:ind w:left="3589" w:hanging="360"/>
       </w:pPr>
       <w:rPr>
-        <w:rFonts w:hint="default" w:ascii="Symbol" w:hAnsi="Symbol"/>
+        <w:rFonts w:ascii="Symbol" w:hAnsi="Symbol" w:hint="default"/>
       </w:rPr>
     </w:lvl>
     <w:lvl w:ilvl="4" w:tplc="240A0003" w:tentative="1">
@@ -14379,7 +14331,7 @@
         <w:ind w:left="4309" w:hanging="360"/>
       </w:pPr>
       <w:rPr>
-        <w:rFonts w:hint="default" w:ascii="Courier New" w:hAnsi="Courier New" w:cs="Courier New"/>
+        <w:rFonts w:ascii="Courier New" w:hAnsi="Courier New" w:cs="Courier New" w:hint="default"/>
       </w:rPr>
     </w:lvl>
     <w:lvl w:ilvl="5" w:tplc="240A0005" w:tentative="1">
@@ -14391,7 +14343,7 @@
         <w:ind w:left="5029" w:hanging="360"/>
       </w:pPr>
       <w:rPr>
-        <w:rFonts w:hint="default" w:ascii="Wingdings" w:hAnsi="Wingdings"/>
+        <w:rFonts w:ascii="Wingdings" w:hAnsi="Wingdings" w:hint="default"/>
       </w:rPr>
     </w:lvl>
     <w:lvl w:ilvl="6" w:tplc="240A0001" w:tentative="1">
@@ -14403,7 +14355,7 @@
         <w:ind w:left="5749" w:hanging="360"/>
       </w:pPr>
       <w:rPr>
-        <w:rFonts w:hint="default" w:ascii="Symbol" w:hAnsi="Symbol"/>
+        <w:rFonts w:ascii="Symbol" w:hAnsi="Symbol" w:hint="default"/>
       </w:rPr>
     </w:lvl>
     <w:lvl w:ilvl="7" w:tplc="240A0003" w:tentative="1">
@@ -14415,7 +14367,7 @@
         <w:ind w:left="6469" w:hanging="360"/>
       </w:pPr>
       <w:rPr>
-        <w:rFonts w:hint="default" w:ascii="Courier New" w:hAnsi="Courier New" w:cs="Courier New"/>
+        <w:rFonts w:ascii="Courier New" w:hAnsi="Courier New" w:cs="Courier New" w:hint="default"/>
       </w:rPr>
     </w:lvl>
     <w:lvl w:ilvl="8" w:tplc="240A0005" w:tentative="1">
@@ -14427,7 +14379,7 @@
         <w:ind w:left="7189" w:hanging="360"/>
       </w:pPr>
       <w:rPr>
-        <w:rFonts w:hint="default" w:ascii="Wingdings" w:hAnsi="Wingdings"/>
+        <w:rFonts w:ascii="Wingdings" w:hAnsi="Wingdings" w:hint="default"/>
       </w:rPr>
     </w:lvl>
   </w:abstractNum>
@@ -14444,7 +14396,7 @@
         <w:ind w:left="1429" w:hanging="360"/>
       </w:pPr>
       <w:rPr>
-        <w:rFonts w:hint="default" w:ascii="Symbol" w:hAnsi="Symbol"/>
+        <w:rFonts w:ascii="Symbol" w:hAnsi="Symbol" w:hint="default"/>
       </w:rPr>
     </w:lvl>
     <w:lvl w:ilvl="1" w:tplc="240A0003" w:tentative="1">
@@ -14456,7 +14408,7 @@
         <w:ind w:left="2149" w:hanging="360"/>
       </w:pPr>
       <w:rPr>
-        <w:rFonts w:hint="default" w:ascii="Courier New" w:hAnsi="Courier New" w:cs="Courier New"/>
+        <w:rFonts w:ascii="Courier New" w:hAnsi="Courier New" w:cs="Courier New" w:hint="default"/>
       </w:rPr>
     </w:lvl>
     <w:lvl w:ilvl="2" w:tplc="240A0005" w:tentative="1">
@@ -14468,7 +14420,7 @@
         <w:ind w:left="2869" w:hanging="360"/>
       </w:pPr>
       <w:rPr>
-        <w:rFonts w:hint="default" w:ascii="Wingdings" w:hAnsi="Wingdings"/>
+        <w:rFonts w:ascii="Wingdings" w:hAnsi="Wingdings" w:hint="default"/>
       </w:rPr>
     </w:lvl>
     <w:lvl w:ilvl="3" w:tplc="240A0001" w:tentative="1">
@@ -14480,7 +14432,7 @@
         <w:ind w:left="3589" w:hanging="360"/>
       </w:pPr>
       <w:rPr>
-        <w:rFonts w:hint="default" w:ascii="Symbol" w:hAnsi="Symbol"/>
+        <w:rFonts w:ascii="Symbol" w:hAnsi="Symbol" w:hint="default"/>
       </w:rPr>
     </w:lvl>
     <w:lvl w:ilvl="4" w:tplc="240A0003" w:tentative="1">
@@ -14492,7 +14444,7 @@
         <w:ind w:left="4309" w:hanging="360"/>
       </w:pPr>
       <w:rPr>
-        <w:rFonts w:hint="default" w:ascii="Courier New" w:hAnsi="Courier New" w:cs="Courier New"/>
+        <w:rFonts w:ascii="Courier New" w:hAnsi="Courier New" w:cs="Courier New" w:hint="default"/>
       </w:rPr>
     </w:lvl>
     <w:lvl w:ilvl="5" w:tplc="240A0005" w:tentative="1">
@@ -14504,7 +14456,7 @@
         <w:ind w:left="5029" w:hanging="360"/>
       </w:pPr>
       <w:rPr>
-        <w:rFonts w:hint="default" w:ascii="Wingdings" w:hAnsi="Wingdings"/>
+        <w:rFonts w:ascii="Wingdings" w:hAnsi="Wingdings" w:hint="default"/>
       </w:rPr>
     </w:lvl>
     <w:lvl w:ilvl="6" w:tplc="240A0001" w:tentative="1">
@@ -14516,7 +14468,7 @@
         <w:ind w:left="5749" w:hanging="360"/>
       </w:pPr>
       <w:rPr>
-        <w:rFonts w:hint="default" w:ascii="Symbol" w:hAnsi="Symbol"/>
+        <w:rFonts w:ascii="Symbol" w:hAnsi="Symbol" w:hint="default"/>
       </w:rPr>
     </w:lvl>
     <w:lvl w:ilvl="7" w:tplc="240A0003" w:tentative="1">
@@ -14528,7 +14480,7 @@
         <w:ind w:left="6469" w:hanging="360"/>
       </w:pPr>
       <w:rPr>
-        <w:rFonts w:hint="default" w:ascii="Courier New" w:hAnsi="Courier New" w:cs="Courier New"/>
+        <w:rFonts w:ascii="Courier New" w:hAnsi="Courier New" w:cs="Courier New" w:hint="default"/>
       </w:rPr>
     </w:lvl>
     <w:lvl w:ilvl="8" w:tplc="240A0005" w:tentative="1">
@@ -14540,7 +14492,7 @@
         <w:ind w:left="7189" w:hanging="360"/>
       </w:pPr>
       <w:rPr>
-        <w:rFonts w:hint="default" w:ascii="Wingdings" w:hAnsi="Wingdings"/>
+        <w:rFonts w:ascii="Wingdings" w:hAnsi="Wingdings" w:hint="default"/>
       </w:rPr>
     </w:lvl>
   </w:abstractNum>
@@ -14557,7 +14509,7 @@
         <w:ind w:left="1713" w:hanging="360"/>
       </w:pPr>
       <w:rPr>
-        <w:rFonts w:hint="default" w:ascii="Courier New" w:hAnsi="Courier New" w:cs="Courier New"/>
+        <w:rFonts w:ascii="Courier New" w:hAnsi="Courier New" w:cs="Courier New" w:hint="default"/>
       </w:rPr>
     </w:lvl>
     <w:lvl w:ilvl="1" w:tplc="0C0A0003" w:tentative="1">
@@ -14569,7 +14521,7 @@
         <w:ind w:left="2433" w:hanging="360"/>
       </w:pPr>
       <w:rPr>
-        <w:rFonts w:hint="default" w:ascii="Courier New" w:hAnsi="Courier New" w:cs="Courier New"/>
+        <w:rFonts w:ascii="Courier New" w:hAnsi="Courier New" w:cs="Courier New" w:hint="default"/>
       </w:rPr>
     </w:lvl>
     <w:lvl w:ilvl="2" w:tplc="0C0A0005" w:tentative="1">
@@ -14581,7 +14533,7 @@
         <w:ind w:left="3153" w:hanging="360"/>
       </w:pPr>
       <w:rPr>
-        <w:rFonts w:hint="default" w:ascii="Wingdings" w:hAnsi="Wingdings"/>
+        <w:rFonts w:ascii="Wingdings" w:hAnsi="Wingdings" w:hint="default"/>
       </w:rPr>
     </w:lvl>
     <w:lvl w:ilvl="3" w:tplc="0C0A0001" w:tentative="1">
@@ -14593,7 +14545,7 @@
         <w:ind w:left="3873" w:hanging="360"/>
       </w:pPr>
       <w:rPr>
-        <w:rFonts w:hint="default" w:ascii="Symbol" w:hAnsi="Symbol"/>
+        <w:rFonts w:ascii="Symbol" w:hAnsi="Symbol" w:hint="default"/>
       </w:rPr>
     </w:lvl>
     <w:lvl w:ilvl="4" w:tplc="0C0A0003" w:tentative="1">
@@ -14605,7 +14557,7 @@
         <w:ind w:left="4593" w:hanging="360"/>
       </w:pPr>
       <w:rPr>
-        <w:rFonts w:hint="default" w:ascii="Courier New" w:hAnsi="Courier New" w:cs="Courier New"/>
+        <w:rFonts w:ascii="Courier New" w:hAnsi="Courier New" w:cs="Courier New" w:hint="default"/>
       </w:rPr>
     </w:lvl>
     <w:lvl w:ilvl="5" w:tplc="0C0A0005" w:tentative="1">
@@ -14617,7 +14569,7 @@
         <w:ind w:left="5313" w:hanging="360"/>
       </w:pPr>
       <w:rPr>
-        <w:rFonts w:hint="default" w:ascii="Wingdings" w:hAnsi="Wingdings"/>
+        <w:rFonts w:ascii="Wingdings" w:hAnsi="Wingdings" w:hint="default"/>
       </w:rPr>
     </w:lvl>
     <w:lvl w:ilvl="6" w:tplc="0C0A0001" w:tentative="1">
@@ -14629,7 +14581,7 @@
         <w:ind w:left="6033" w:hanging="360"/>
       </w:pPr>
       <w:rPr>
-        <w:rFonts w:hint="default" w:ascii="Symbol" w:hAnsi="Symbol"/>
+        <w:rFonts w:ascii="Symbol" w:hAnsi="Symbol" w:hint="default"/>
       </w:rPr>
     </w:lvl>
     <w:lvl w:ilvl="7" w:tplc="0C0A0003" w:tentative="1">
@@ -14641,7 +14593,7 @@
         <w:ind w:left="6753" w:hanging="360"/>
       </w:pPr>
       <w:rPr>
-        <w:rFonts w:hint="default" w:ascii="Courier New" w:hAnsi="Courier New" w:cs="Courier New"/>
+        <w:rFonts w:ascii="Courier New" w:hAnsi="Courier New" w:cs="Courier New" w:hint="default"/>
       </w:rPr>
     </w:lvl>
     <w:lvl w:ilvl="8" w:tplc="0C0A0005" w:tentative="1">
@@ -14653,7 +14605,7 @@
         <w:ind w:left="7473" w:hanging="360"/>
       </w:pPr>
       <w:rPr>
-        <w:rFonts w:hint="default" w:ascii="Wingdings" w:hAnsi="Wingdings"/>
+        <w:rFonts w:ascii="Wingdings" w:hAnsi="Wingdings" w:hint="default"/>
       </w:rPr>
     </w:lvl>
   </w:abstractNum>
@@ -14670,7 +14622,7 @@
         <w:ind w:left="1429" w:hanging="360"/>
       </w:pPr>
       <w:rPr>
-        <w:rFonts w:hint="default" w:ascii="Symbol" w:hAnsi="Symbol"/>
+        <w:rFonts w:ascii="Symbol" w:hAnsi="Symbol" w:hint="default"/>
       </w:rPr>
     </w:lvl>
     <w:lvl w:ilvl="1" w:tplc="240A0003" w:tentative="1">
@@ -14682,7 +14634,7 @@
         <w:ind w:left="2149" w:hanging="360"/>
       </w:pPr>
       <w:rPr>
-        <w:rFonts w:hint="default" w:ascii="Courier New" w:hAnsi="Courier New" w:cs="Courier New"/>
+        <w:rFonts w:ascii="Courier New" w:hAnsi="Courier New" w:cs="Courier New" w:hint="default"/>
       </w:rPr>
     </w:lvl>
     <w:lvl w:ilvl="2" w:tplc="240A0005" w:tentative="1">
@@ -14694,7 +14646,7 @@
         <w:ind w:left="2869" w:hanging="360"/>
       </w:pPr>
       <w:rPr>
-        <w:rFonts w:hint="default" w:ascii="Wingdings" w:hAnsi="Wingdings"/>
+        <w:rFonts w:ascii="Wingdings" w:hAnsi="Wingdings" w:hint="default"/>
       </w:rPr>
     </w:lvl>
     <w:lvl w:ilvl="3" w:tplc="240A0001" w:tentative="1">
@@ -14706,7 +14658,7 @@
         <w:ind w:left="3589" w:hanging="360"/>
       </w:pPr>
       <w:rPr>
-        <w:rFonts w:hint="default" w:ascii="Symbol" w:hAnsi="Symbol"/>
+        <w:rFonts w:ascii="Symbol" w:hAnsi="Symbol" w:hint="default"/>
       </w:rPr>
     </w:lvl>
     <w:lvl w:ilvl="4" w:tplc="240A0003" w:tentative="1">
@@ -14718,7 +14670,7 @@
         <w:ind w:left="4309" w:hanging="360"/>
       </w:pPr>
       <w:rPr>
-        <w:rFonts w:hint="default" w:ascii="Courier New" w:hAnsi="Courier New" w:cs="Courier New"/>
+        <w:rFonts w:ascii="Courier New" w:hAnsi="Courier New" w:cs="Courier New" w:hint="default"/>
       </w:rPr>
     </w:lvl>
     <w:lvl w:ilvl="5" w:tplc="240A0005" w:tentative="1">
@@ -14730,7 +14682,7 @@
         <w:ind w:left="5029" w:hanging="360"/>
       </w:pPr>
       <w:rPr>
-        <w:rFonts w:hint="default" w:ascii="Wingdings" w:hAnsi="Wingdings"/>
+        <w:rFonts w:ascii="Wingdings" w:hAnsi="Wingdings" w:hint="default"/>
       </w:rPr>
     </w:lvl>
     <w:lvl w:ilvl="6" w:tplc="240A0001" w:tentative="1">
@@ -14742,7 +14694,7 @@
         <w:ind w:left="5749" w:hanging="360"/>
       </w:pPr>
       <w:rPr>
-        <w:rFonts w:hint="default" w:ascii="Symbol" w:hAnsi="Symbol"/>
+        <w:rFonts w:ascii="Symbol" w:hAnsi="Symbol" w:hint="default"/>
       </w:rPr>
     </w:lvl>
     <w:lvl w:ilvl="7" w:tplc="240A0003" w:tentative="1">
@@ -14754,7 +14706,7 @@
         <w:ind w:left="6469" w:hanging="360"/>
       </w:pPr>
       <w:rPr>
-        <w:rFonts w:hint="default" w:ascii="Courier New" w:hAnsi="Courier New" w:cs="Courier New"/>
+        <w:rFonts w:ascii="Courier New" w:hAnsi="Courier New" w:cs="Courier New" w:hint="default"/>
       </w:rPr>
     </w:lvl>
     <w:lvl w:ilvl="8" w:tplc="240A0005" w:tentative="1">
@@ -14766,7 +14718,7 @@
         <w:ind w:left="7189" w:hanging="360"/>
       </w:pPr>
       <w:rPr>
-        <w:rFonts w:hint="default" w:ascii="Wingdings" w:hAnsi="Wingdings"/>
+        <w:rFonts w:ascii="Wingdings" w:hAnsi="Wingdings" w:hint="default"/>
       </w:rPr>
     </w:lvl>
   </w:abstractNum>
@@ -14783,7 +14735,7 @@
         <w:ind w:left="1429" w:hanging="360"/>
       </w:pPr>
       <w:rPr>
-        <w:rFonts w:hint="default" w:ascii="Symbol" w:hAnsi="Symbol"/>
+        <w:rFonts w:ascii="Symbol" w:hAnsi="Symbol" w:hint="default"/>
       </w:rPr>
     </w:lvl>
     <w:lvl w:ilvl="1" w:tplc="0C0A0003" w:tentative="1">
@@ -14795,7 +14747,7 @@
         <w:ind w:left="2149" w:hanging="360"/>
       </w:pPr>
       <w:rPr>
-        <w:rFonts w:hint="default" w:ascii="Courier New" w:hAnsi="Courier New" w:cs="Courier New"/>
+        <w:rFonts w:ascii="Courier New" w:hAnsi="Courier New" w:cs="Courier New" w:hint="default"/>
       </w:rPr>
     </w:lvl>
     <w:lvl w:ilvl="2" w:tplc="0C0A0005" w:tentative="1">
@@ -14807,7 +14759,7 @@
         <w:ind w:left="2869" w:hanging="360"/>
       </w:pPr>
       <w:rPr>
-        <w:rFonts w:hint="default" w:ascii="Wingdings" w:hAnsi="Wingdings"/>
+        <w:rFonts w:ascii="Wingdings" w:hAnsi="Wingdings" w:hint="default"/>
       </w:rPr>
     </w:lvl>
     <w:lvl w:ilvl="3" w:tplc="0C0A0001" w:tentative="1">
@@ -14819,7 +14771,7 @@
         <w:ind w:left="3589" w:hanging="360"/>
       </w:pPr>
       <w:rPr>
-        <w:rFonts w:hint="default" w:ascii="Symbol" w:hAnsi="Symbol"/>
+        <w:rFonts w:ascii="Symbol" w:hAnsi="Symbol" w:hint="default"/>
       </w:rPr>
     </w:lvl>
     <w:lvl w:ilvl="4" w:tplc="0C0A0003" w:tentative="1">
@@ -14831,7 +14783,7 @@
         <w:ind w:left="4309" w:hanging="360"/>
       </w:pPr>
       <w:rPr>
-        <w:rFonts w:hint="default" w:ascii="Courier New" w:hAnsi="Courier New" w:cs="Courier New"/>
+        <w:rFonts w:ascii="Courier New" w:hAnsi="Courier New" w:cs="Courier New" w:hint="default"/>
       </w:rPr>
     </w:lvl>
     <w:lvl w:ilvl="5" w:tplc="0C0A0005" w:tentative="1">
@@ -14843,7 +14795,7 @@
         <w:ind w:left="5029" w:hanging="360"/>
       </w:pPr>
       <w:rPr>
-        <w:rFonts w:hint="default" w:ascii="Wingdings" w:hAnsi="Wingdings"/>
+        <w:rFonts w:ascii="Wingdings" w:hAnsi="Wingdings" w:hint="default"/>
       </w:rPr>
     </w:lvl>
     <w:lvl w:ilvl="6" w:tplc="0C0A0001" w:tentative="1">
@@ -14855,7 +14807,7 @@
         <w:ind w:left="5749" w:hanging="360"/>
       </w:pPr>
       <w:rPr>
-        <w:rFonts w:hint="default" w:ascii="Symbol" w:hAnsi="Symbol"/>
+        <w:rFonts w:ascii="Symbol" w:hAnsi="Symbol" w:hint="default"/>
       </w:rPr>
     </w:lvl>
     <w:lvl w:ilvl="7" w:tplc="0C0A0003" w:tentative="1">
@@ -14867,7 +14819,7 @@
         <w:ind w:left="6469" w:hanging="360"/>
       </w:pPr>
       <w:rPr>
-        <w:rFonts w:hint="default" w:ascii="Courier New" w:hAnsi="Courier New" w:cs="Courier New"/>
+        <w:rFonts w:ascii="Courier New" w:hAnsi="Courier New" w:cs="Courier New" w:hint="default"/>
       </w:rPr>
     </w:lvl>
     <w:lvl w:ilvl="8" w:tplc="0C0A0005" w:tentative="1">
@@ -14879,7 +14831,7 @@
         <w:ind w:left="7189" w:hanging="360"/>
       </w:pPr>
       <w:rPr>
-        <w:rFonts w:hint="default" w:ascii="Wingdings" w:hAnsi="Wingdings"/>
+        <w:rFonts w:ascii="Wingdings" w:hAnsi="Wingdings" w:hint="default"/>
       </w:rPr>
     </w:lvl>
   </w:abstractNum>
@@ -14896,7 +14848,7 @@
         <w:ind w:left="1713" w:hanging="360"/>
       </w:pPr>
       <w:rPr>
-        <w:rFonts w:hint="default" w:ascii="Symbol" w:hAnsi="Symbol"/>
+        <w:rFonts w:ascii="Symbol" w:hAnsi="Symbol" w:hint="default"/>
       </w:rPr>
     </w:lvl>
     <w:lvl w:ilvl="1" w:tplc="FFFFFFFF" w:tentative="1">
@@ -14908,7 +14860,7 @@
         <w:ind w:left="2433" w:hanging="360"/>
       </w:pPr>
       <w:rPr>
-        <w:rFonts w:hint="default" w:ascii="Courier New" w:hAnsi="Courier New" w:cs="Courier New"/>
+        <w:rFonts w:ascii="Courier New" w:hAnsi="Courier New" w:cs="Courier New" w:hint="default"/>
       </w:rPr>
     </w:lvl>
     <w:lvl w:ilvl="2" w:tplc="FFFFFFFF" w:tentative="1">
@@ -14920,7 +14872,7 @@
         <w:ind w:left="3153" w:hanging="360"/>
       </w:pPr>
       <w:rPr>
-        <w:rFonts w:hint="default" w:ascii="Wingdings" w:hAnsi="Wingdings"/>
+        <w:rFonts w:ascii="Wingdings" w:hAnsi="Wingdings" w:hint="default"/>
       </w:rPr>
     </w:lvl>
     <w:lvl w:ilvl="3" w:tplc="FFFFFFFF" w:tentative="1">
@@ -14932,7 +14884,7 @@
         <w:ind w:left="3873" w:hanging="360"/>
       </w:pPr>
       <w:rPr>
-        <w:rFonts w:hint="default" w:ascii="Symbol" w:hAnsi="Symbol"/>
+        <w:rFonts w:ascii="Symbol" w:hAnsi="Symbol" w:hint="default"/>
       </w:rPr>
     </w:lvl>
     <w:lvl w:ilvl="4" w:tplc="FFFFFFFF" w:tentative="1">
@@ -14944,7 +14896,7 @@
         <w:ind w:left="4593" w:hanging="360"/>
       </w:pPr>
       <w:rPr>
-        <w:rFonts w:hint="default" w:ascii="Courier New" w:hAnsi="Courier New" w:cs="Courier New"/>
+        <w:rFonts w:ascii="Courier New" w:hAnsi="Courier New" w:cs="Courier New" w:hint="default"/>
       </w:rPr>
     </w:lvl>
     <w:lvl w:ilvl="5" w:tplc="FFFFFFFF" w:tentative="1">
@@ -14956,7 +14908,7 @@
         <w:ind w:left="5313" w:hanging="360"/>
       </w:pPr>
       <w:rPr>
-        <w:rFonts w:hint="default" w:ascii="Wingdings" w:hAnsi="Wingdings"/>
+        <w:rFonts w:ascii="Wingdings" w:hAnsi="Wingdings" w:hint="default"/>
       </w:rPr>
     </w:lvl>
     <w:lvl w:ilvl="6" w:tplc="FFFFFFFF" w:tentative="1">
@@ -14968,7 +14920,7 @@
         <w:ind w:left="6033" w:hanging="360"/>
       </w:pPr>
       <w:rPr>
-        <w:rFonts w:hint="default" w:ascii="Symbol" w:hAnsi="Symbol"/>
+        <w:rFonts w:ascii="Symbol" w:hAnsi="Symbol" w:hint="default"/>
       </w:rPr>
     </w:lvl>
     <w:lvl w:ilvl="7" w:tplc="FFFFFFFF" w:tentative="1">
@@ -14980,7 +14932,7 @@
         <w:ind w:left="6753" w:hanging="360"/>
       </w:pPr>
       <w:rPr>
-        <w:rFonts w:hint="default" w:ascii="Courier New" w:hAnsi="Courier New" w:cs="Courier New"/>
+        <w:rFonts w:ascii="Courier New" w:hAnsi="Courier New" w:cs="Courier New" w:hint="default"/>
       </w:rPr>
     </w:lvl>
     <w:lvl w:ilvl="8" w:tplc="FFFFFFFF" w:tentative="1">
@@ -14992,7 +14944,7 @@
         <w:ind w:left="7473" w:hanging="360"/>
       </w:pPr>
       <w:rPr>
-        <w:rFonts w:hint="default" w:ascii="Wingdings" w:hAnsi="Wingdings"/>
+        <w:rFonts w:ascii="Wingdings" w:hAnsi="Wingdings" w:hint="default"/>
       </w:rPr>
     </w:lvl>
   </w:abstractNum>
@@ -15009,7 +14961,7 @@
         <w:ind w:left="1429" w:hanging="360"/>
       </w:pPr>
       <w:rPr>
-        <w:rFonts w:hint="default" w:ascii="Symbol" w:hAnsi="Symbol"/>
+        <w:rFonts w:ascii="Symbol" w:hAnsi="Symbol" w:hint="default"/>
       </w:rPr>
     </w:lvl>
     <w:lvl w:ilvl="1" w:tplc="0C0A0003" w:tentative="1">
@@ -15021,7 +14973,7 @@
         <w:ind w:left="2149" w:hanging="360"/>
       </w:pPr>
       <w:rPr>
-        <w:rFonts w:hint="default" w:ascii="Courier New" w:hAnsi="Courier New" w:cs="Courier New"/>
+        <w:rFonts w:ascii="Courier New" w:hAnsi="Courier New" w:cs="Courier New" w:hint="default"/>
       </w:rPr>
     </w:lvl>
     <w:lvl w:ilvl="2" w:tplc="0C0A0005" w:tentative="1">
@@ -15033,7 +14985,7 @@
         <w:ind w:left="2869" w:hanging="360"/>
       </w:pPr>
       <w:rPr>
-        <w:rFonts w:hint="default" w:ascii="Wingdings" w:hAnsi="Wingdings"/>
+        <w:rFonts w:ascii="Wingdings" w:hAnsi="Wingdings" w:hint="default"/>
       </w:rPr>
     </w:lvl>
     <w:lvl w:ilvl="3" w:tplc="0C0A0001" w:tentative="1">
@@ -15045,7 +14997,7 @@
         <w:ind w:left="3589" w:hanging="360"/>
       </w:pPr>
       <w:rPr>
-        <w:rFonts w:hint="default" w:ascii="Symbol" w:hAnsi="Symbol"/>
+        <w:rFonts w:ascii="Symbol" w:hAnsi="Symbol" w:hint="default"/>
       </w:rPr>
     </w:lvl>
     <w:lvl w:ilvl="4" w:tplc="0C0A0003" w:tentative="1">
@@ -15057,7 +15009,7 @@
         <w:ind w:left="4309" w:hanging="360"/>
       </w:pPr>
       <w:rPr>
-        <w:rFonts w:hint="default" w:ascii="Courier New" w:hAnsi="Courier New" w:cs="Courier New"/>
+        <w:rFonts w:ascii="Courier New" w:hAnsi="Courier New" w:cs="Courier New" w:hint="default"/>
       </w:rPr>
     </w:lvl>
     <w:lvl w:ilvl="5" w:tplc="0C0A0005" w:tentative="1">
@@ -15069,7 +15021,7 @@
         <w:ind w:left="5029" w:hanging="360"/>
       </w:pPr>
       <w:rPr>
-        <w:rFonts w:hint="default" w:ascii="Wingdings" w:hAnsi="Wingdings"/>
+        <w:rFonts w:ascii="Wingdings" w:hAnsi="Wingdings" w:hint="default"/>
       </w:rPr>
     </w:lvl>
     <w:lvl w:ilvl="6" w:tplc="0C0A0001" w:tentative="1">
@@ -15081,7 +15033,7 @@
         <w:ind w:left="5749" w:hanging="360"/>
       </w:pPr>
       <w:rPr>
-        <w:rFonts w:hint="default" w:ascii="Symbol" w:hAnsi="Symbol"/>
+        <w:rFonts w:ascii="Symbol" w:hAnsi="Symbol" w:hint="default"/>
       </w:rPr>
     </w:lvl>
     <w:lvl w:ilvl="7" w:tplc="0C0A0003" w:tentative="1">
@@ -15093,7 +15045,7 @@
         <w:ind w:left="6469" w:hanging="360"/>
       </w:pPr>
       <w:rPr>
-        <w:rFonts w:hint="default" w:ascii="Courier New" w:hAnsi="Courier New" w:cs="Courier New"/>
+        <w:rFonts w:ascii="Courier New" w:hAnsi="Courier New" w:cs="Courier New" w:hint="default"/>
       </w:rPr>
     </w:lvl>
     <w:lvl w:ilvl="8" w:tplc="0C0A0005" w:tentative="1">
@@ -15105,7 +15057,7 @@
         <w:ind w:left="7189" w:hanging="360"/>
       </w:pPr>
       <w:rPr>
-        <w:rFonts w:hint="default" w:ascii="Wingdings" w:hAnsi="Wingdings"/>
+        <w:rFonts w:ascii="Wingdings" w:hAnsi="Wingdings" w:hint="default"/>
       </w:rPr>
     </w:lvl>
   </w:abstractNum>
@@ -15302,7 +15254,7 @@
         <w:ind w:left="1429" w:hanging="360"/>
       </w:pPr>
       <w:rPr>
-        <w:rFonts w:hint="default" w:ascii="Symbol" w:hAnsi="Symbol"/>
+        <w:rFonts w:ascii="Symbol" w:hAnsi="Symbol" w:hint="default"/>
       </w:rPr>
     </w:lvl>
     <w:lvl w:ilvl="1" w:tplc="0C0A0003" w:tentative="1">
@@ -15314,7 +15266,7 @@
         <w:ind w:left="2149" w:hanging="360"/>
       </w:pPr>
       <w:rPr>
-        <w:rFonts w:hint="default" w:ascii="Courier New" w:hAnsi="Courier New" w:cs="Courier New"/>
+        <w:rFonts w:ascii="Courier New" w:hAnsi="Courier New" w:cs="Courier New" w:hint="default"/>
       </w:rPr>
     </w:lvl>
     <w:lvl w:ilvl="2" w:tplc="0C0A0005" w:tentative="1">
@@ -15326,7 +15278,7 @@
         <w:ind w:left="2869" w:hanging="360"/>
       </w:pPr>
       <w:rPr>
-        <w:rFonts w:hint="default" w:ascii="Wingdings" w:hAnsi="Wingdings"/>
+        <w:rFonts w:ascii="Wingdings" w:hAnsi="Wingdings" w:hint="default"/>
       </w:rPr>
     </w:lvl>
     <w:lvl w:ilvl="3" w:tplc="0C0A0001" w:tentative="1">
@@ -15338,7 +15290,7 @@
         <w:ind w:left="3589" w:hanging="360"/>
       </w:pPr>
       <w:rPr>
-        <w:rFonts w:hint="default" w:ascii="Symbol" w:hAnsi="Symbol"/>
+        <w:rFonts w:ascii="Symbol" w:hAnsi="Symbol" w:hint="default"/>
       </w:rPr>
     </w:lvl>
     <w:lvl w:ilvl="4" w:tplc="0C0A0003" w:tentative="1">
@@ -15350,7 +15302,7 @@
         <w:ind w:left="4309" w:hanging="360"/>
       </w:pPr>
       <w:rPr>
-        <w:rFonts w:hint="default" w:ascii="Courier New" w:hAnsi="Courier New" w:cs="Courier New"/>
+        <w:rFonts w:ascii="Courier New" w:hAnsi="Courier New" w:cs="Courier New" w:hint="default"/>
       </w:rPr>
     </w:lvl>
     <w:lvl w:ilvl="5" w:tplc="0C0A0005" w:tentative="1">
@@ -15362,7 +15314,7 @@
         <w:ind w:left="5029" w:hanging="360"/>
       </w:pPr>
       <w:rPr>
-        <w:rFonts w:hint="default" w:ascii="Wingdings" w:hAnsi="Wingdings"/>
+        <w:rFonts w:ascii="Wingdings" w:hAnsi="Wingdings" w:hint="default"/>
       </w:rPr>
     </w:lvl>
     <w:lvl w:ilvl="6" w:tplc="0C0A0001" w:tentative="1">
@@ -15374,7 +15326,7 @@
         <w:ind w:left="5749" w:hanging="360"/>
       </w:pPr>
       <w:rPr>
-        <w:rFonts w:hint="default" w:ascii="Symbol" w:hAnsi="Symbol"/>
+        <w:rFonts w:ascii="Symbol" w:hAnsi="Symbol" w:hint="default"/>
       </w:rPr>
     </w:lvl>
     <w:lvl w:ilvl="7" w:tplc="0C0A0003" w:tentative="1">
@@ -15386,7 +15338,7 @@
         <w:ind w:left="6469" w:hanging="360"/>
       </w:pPr>
       <w:rPr>
-        <w:rFonts w:hint="default" w:ascii="Courier New" w:hAnsi="Courier New" w:cs="Courier New"/>
+        <w:rFonts w:ascii="Courier New" w:hAnsi="Courier New" w:cs="Courier New" w:hint="default"/>
       </w:rPr>
     </w:lvl>
     <w:lvl w:ilvl="8" w:tplc="0C0A0005" w:tentative="1">
@@ -15398,7 +15350,7 @@
         <w:ind w:left="7189" w:hanging="360"/>
       </w:pPr>
       <w:rPr>
-        <w:rFonts w:hint="default" w:ascii="Wingdings" w:hAnsi="Wingdings"/>
+        <w:rFonts w:ascii="Wingdings" w:hAnsi="Wingdings" w:hint="default"/>
       </w:rPr>
     </w:lvl>
   </w:abstractNum>
@@ -15415,7 +15367,7 @@
         <w:ind w:left="1429" w:hanging="360"/>
       </w:pPr>
       <w:rPr>
-        <w:rFonts w:hint="default" w:ascii="Symbol" w:hAnsi="Symbol"/>
+        <w:rFonts w:ascii="Symbol" w:hAnsi="Symbol" w:hint="default"/>
       </w:rPr>
     </w:lvl>
     <w:lvl w:ilvl="1" w:tplc="240A0003" w:tentative="1">
@@ -15427,7 +15379,7 @@
         <w:ind w:left="2149" w:hanging="360"/>
       </w:pPr>
       <w:rPr>
-        <w:rFonts w:hint="default" w:ascii="Courier New" w:hAnsi="Courier New" w:cs="Courier New"/>
+        <w:rFonts w:ascii="Courier New" w:hAnsi="Courier New" w:cs="Courier New" w:hint="default"/>
       </w:rPr>
     </w:lvl>
     <w:lvl w:ilvl="2" w:tplc="240A0005" w:tentative="1">
@@ -15439,7 +15391,7 @@
         <w:ind w:left="2869" w:hanging="360"/>
       </w:pPr>
       <w:rPr>
-        <w:rFonts w:hint="default" w:ascii="Wingdings" w:hAnsi="Wingdings"/>
+        <w:rFonts w:ascii="Wingdings" w:hAnsi="Wingdings" w:hint="default"/>
       </w:rPr>
     </w:lvl>
     <w:lvl w:ilvl="3" w:tplc="240A0001" w:tentative="1">
@@ -15451,7 +15403,7 @@
         <w:ind w:left="3589" w:hanging="360"/>
       </w:pPr>
       <w:rPr>
-        <w:rFonts w:hint="default" w:ascii="Symbol" w:hAnsi="Symbol"/>
+        <w:rFonts w:ascii="Symbol" w:hAnsi="Symbol" w:hint="default"/>
       </w:rPr>
     </w:lvl>
     <w:lvl w:ilvl="4" w:tplc="240A0003" w:tentative="1">
@@ -15463,7 +15415,7 @@
         <w:ind w:left="4309" w:hanging="360"/>
       </w:pPr>
       <w:rPr>
-        <w:rFonts w:hint="default" w:ascii="Courier New" w:hAnsi="Courier New" w:cs="Courier New"/>
+        <w:rFonts w:ascii="Courier New" w:hAnsi="Courier New" w:cs="Courier New" w:hint="default"/>
       </w:rPr>
     </w:lvl>
     <w:lvl w:ilvl="5" w:tplc="240A0005" w:tentative="1">
@@ -15475,7 +15427,7 @@
         <w:ind w:left="5029" w:hanging="360"/>
       </w:pPr>
       <w:rPr>
-        <w:rFonts w:hint="default" w:ascii="Wingdings" w:hAnsi="Wingdings"/>
+        <w:rFonts w:ascii="Wingdings" w:hAnsi="Wingdings" w:hint="default"/>
       </w:rPr>
     </w:lvl>
     <w:lvl w:ilvl="6" w:tplc="240A0001" w:tentative="1">
@@ -15487,7 +15439,7 @@
         <w:ind w:left="5749" w:hanging="360"/>
       </w:pPr>
       <w:rPr>
-        <w:rFonts w:hint="default" w:ascii="Symbol" w:hAnsi="Symbol"/>
+        <w:rFonts w:ascii="Symbol" w:hAnsi="Symbol" w:hint="default"/>
       </w:rPr>
     </w:lvl>
     <w:lvl w:ilvl="7" w:tplc="240A0003" w:tentative="1">
@@ -15499,7 +15451,7 @@
         <w:ind w:left="6469" w:hanging="360"/>
       </w:pPr>
       <w:rPr>
-        <w:rFonts w:hint="default" w:ascii="Courier New" w:hAnsi="Courier New" w:cs="Courier New"/>
+        <w:rFonts w:ascii="Courier New" w:hAnsi="Courier New" w:cs="Courier New" w:hint="default"/>
       </w:rPr>
     </w:lvl>
     <w:lvl w:ilvl="8" w:tplc="240A0005" w:tentative="1">
@@ -15511,7 +15463,7 @@
         <w:ind w:left="7189" w:hanging="360"/>
       </w:pPr>
       <w:rPr>
-        <w:rFonts w:hint="default" w:ascii="Wingdings" w:hAnsi="Wingdings"/>
+        <w:rFonts w:ascii="Wingdings" w:hAnsi="Wingdings" w:hint="default"/>
       </w:rPr>
     </w:lvl>
   </w:abstractNum>
@@ -15528,7 +15480,7 @@
         <w:ind w:left="1429" w:hanging="360"/>
       </w:pPr>
       <w:rPr>
-        <w:rFonts w:hint="default" w:ascii="Symbol" w:hAnsi="Symbol"/>
+        <w:rFonts w:ascii="Symbol" w:hAnsi="Symbol" w:hint="default"/>
       </w:rPr>
     </w:lvl>
     <w:lvl w:ilvl="1" w:tplc="0C0A0003" w:tentative="1">
@@ -15540,7 +15492,7 @@
         <w:ind w:left="2149" w:hanging="360"/>
       </w:pPr>
       <w:rPr>
-        <w:rFonts w:hint="default" w:ascii="Courier New" w:hAnsi="Courier New" w:cs="Courier New"/>
+        <w:rFonts w:ascii="Courier New" w:hAnsi="Courier New" w:cs="Courier New" w:hint="default"/>
       </w:rPr>
     </w:lvl>
     <w:lvl w:ilvl="2" w:tplc="0C0A0005" w:tentative="1">
@@ -15552,7 +15504,7 @@
         <w:ind w:left="2869" w:hanging="360"/>
       </w:pPr>
       <w:rPr>
-        <w:rFonts w:hint="default" w:ascii="Wingdings" w:hAnsi="Wingdings"/>
+        <w:rFonts w:ascii="Wingdings" w:hAnsi="Wingdings" w:hint="default"/>
       </w:rPr>
     </w:lvl>
     <w:lvl w:ilvl="3" w:tplc="0C0A0001" w:tentative="1">
@@ -15564,7 +15516,7 @@
         <w:ind w:left="3589" w:hanging="360"/>
       </w:pPr>
       <w:rPr>
-        <w:rFonts w:hint="default" w:ascii="Symbol" w:hAnsi="Symbol"/>
+        <w:rFonts w:ascii="Symbol" w:hAnsi="Symbol" w:hint="default"/>
       </w:rPr>
     </w:lvl>
     <w:lvl w:ilvl="4" w:tplc="0C0A0003" w:tentative="1">
@@ -15576,7 +15528,7 @@
         <w:ind w:left="4309" w:hanging="360"/>
       </w:pPr>
       <w:rPr>
-        <w:rFonts w:hint="default" w:ascii="Courier New" w:hAnsi="Courier New" w:cs="Courier New"/>
+        <w:rFonts w:ascii="Courier New" w:hAnsi="Courier New" w:cs="Courier New" w:hint="default"/>
       </w:rPr>
     </w:lvl>
     <w:lvl w:ilvl="5" w:tplc="0C0A0005" w:tentative="1">
@@ -15588,7 +15540,7 @@
         <w:ind w:left="5029" w:hanging="360"/>
       </w:pPr>
       <w:rPr>
-        <w:rFonts w:hint="default" w:ascii="Wingdings" w:hAnsi="Wingdings"/>
+        <w:rFonts w:ascii="Wingdings" w:hAnsi="Wingdings" w:hint="default"/>
       </w:rPr>
     </w:lvl>
     <w:lvl w:ilvl="6" w:tplc="0C0A0001" w:tentative="1">
@@ -15600,7 +15552,7 @@
         <w:ind w:left="5749" w:hanging="360"/>
       </w:pPr>
       <w:rPr>
-        <w:rFonts w:hint="default" w:ascii="Symbol" w:hAnsi="Symbol"/>
+        <w:rFonts w:ascii="Symbol" w:hAnsi="Symbol" w:hint="default"/>
       </w:rPr>
     </w:lvl>
     <w:lvl w:ilvl="7" w:tplc="0C0A0003" w:tentative="1">
@@ -15612,7 +15564,7 @@
         <w:ind w:left="6469" w:hanging="360"/>
       </w:pPr>
       <w:rPr>
-        <w:rFonts w:hint="default" w:ascii="Courier New" w:hAnsi="Courier New" w:cs="Courier New"/>
+        <w:rFonts w:ascii="Courier New" w:hAnsi="Courier New" w:cs="Courier New" w:hint="default"/>
       </w:rPr>
     </w:lvl>
     <w:lvl w:ilvl="8" w:tplc="0C0A0005" w:tentative="1">
@@ -15624,7 +15576,7 @@
         <w:ind w:left="7189" w:hanging="360"/>
       </w:pPr>
       <w:rPr>
-        <w:rFonts w:hint="default" w:ascii="Wingdings" w:hAnsi="Wingdings"/>
+        <w:rFonts w:ascii="Wingdings" w:hAnsi="Wingdings" w:hint="default"/>
       </w:rPr>
     </w:lvl>
   </w:abstractNum>
@@ -15641,7 +15593,7 @@
         <w:ind w:left="1429" w:hanging="360"/>
       </w:pPr>
       <w:rPr>
-        <w:rFonts w:hint="default" w:ascii="Symbol" w:hAnsi="Symbol"/>
+        <w:rFonts w:ascii="Symbol" w:hAnsi="Symbol" w:hint="default"/>
       </w:rPr>
     </w:lvl>
     <w:lvl w:ilvl="1" w:tplc="240A0003" w:tentative="1">
@@ -15653,7 +15605,7 @@
         <w:ind w:left="2149" w:hanging="360"/>
       </w:pPr>
       <w:rPr>
-        <w:rFonts w:hint="default" w:ascii="Courier New" w:hAnsi="Courier New" w:cs="Courier New"/>
+        <w:rFonts w:ascii="Courier New" w:hAnsi="Courier New" w:cs="Courier New" w:hint="default"/>
       </w:rPr>
     </w:lvl>
     <w:lvl w:ilvl="2" w:tplc="240A0005" w:tentative="1">
@@ -15665,7 +15617,7 @@
         <w:ind w:left="2869" w:hanging="360"/>
       </w:pPr>
       <w:rPr>
-        <w:rFonts w:hint="default" w:ascii="Wingdings" w:hAnsi="Wingdings"/>
+        <w:rFonts w:ascii="Wingdings" w:hAnsi="Wingdings" w:hint="default"/>
       </w:rPr>
     </w:lvl>
     <w:lvl w:ilvl="3" w:tplc="240A0001" w:tentative="1">
@@ -15677,7 +15629,7 @@
         <w:ind w:left="3589" w:hanging="360"/>
       </w:pPr>
       <w:rPr>
-        <w:rFonts w:hint="default" w:ascii="Symbol" w:hAnsi="Symbol"/>
+        <w:rFonts w:ascii="Symbol" w:hAnsi="Symbol" w:hint="default"/>
       </w:rPr>
     </w:lvl>
     <w:lvl w:ilvl="4" w:tplc="240A0003" w:tentative="1">
@@ -15689,7 +15641,7 @@
         <w:ind w:left="4309" w:hanging="360"/>
       </w:pPr>
       <w:rPr>
-        <w:rFonts w:hint="default" w:ascii="Courier New" w:hAnsi="Courier New" w:cs="Courier New"/>
+        <w:rFonts w:ascii="Courier New" w:hAnsi="Courier New" w:cs="Courier New" w:hint="default"/>
       </w:rPr>
     </w:lvl>
     <w:lvl w:ilvl="5" w:tplc="240A0005" w:tentative="1">
@@ -15701,7 +15653,7 @@
         <w:ind w:left="5029" w:hanging="360"/>
       </w:pPr>
       <w:rPr>
-        <w:rFonts w:hint="default" w:ascii="Wingdings" w:hAnsi="Wingdings"/>
+        <w:rFonts w:ascii="Wingdings" w:hAnsi="Wingdings" w:hint="default"/>
       </w:rPr>
     </w:lvl>
     <w:lvl w:ilvl="6" w:tplc="240A0001" w:tentative="1">
@@ -15713,7 +15665,7 @@
         <w:ind w:left="5749" w:hanging="360"/>
       </w:pPr>
       <w:rPr>
-        <w:rFonts w:hint="default" w:ascii="Symbol" w:hAnsi="Symbol"/>
+        <w:rFonts w:ascii="Symbol" w:hAnsi="Symbol" w:hint="default"/>
       </w:rPr>
     </w:lvl>
     <w:lvl w:ilvl="7" w:tplc="240A0003" w:tentative="1">
@@ -15725,7 +15677,7 @@
         <w:ind w:left="6469" w:hanging="360"/>
       </w:pPr>
       <w:rPr>
-        <w:rFonts w:hint="default" w:ascii="Courier New" w:hAnsi="Courier New" w:cs="Courier New"/>
+        <w:rFonts w:ascii="Courier New" w:hAnsi="Courier New" w:cs="Courier New" w:hint="default"/>
       </w:rPr>
     </w:lvl>
     <w:lvl w:ilvl="8" w:tplc="240A0005" w:tentative="1">
@@ -15737,7 +15689,7 @@
         <w:ind w:left="7189" w:hanging="360"/>
       </w:pPr>
       <w:rPr>
-        <w:rFonts w:hint="default" w:ascii="Wingdings" w:hAnsi="Wingdings"/>
+        <w:rFonts w:ascii="Wingdings" w:hAnsi="Wingdings" w:hint="default"/>
       </w:rPr>
     </w:lvl>
   </w:abstractNum>
@@ -15754,7 +15706,7 @@
         <w:ind w:left="1429" w:hanging="360"/>
       </w:pPr>
       <w:rPr>
-        <w:rFonts w:hint="default" w:ascii="Symbol" w:hAnsi="Symbol"/>
+        <w:rFonts w:ascii="Symbol" w:hAnsi="Symbol" w:hint="default"/>
       </w:rPr>
     </w:lvl>
     <w:lvl w:ilvl="1" w:tplc="240A0003" w:tentative="1">
@@ -15766,7 +15718,7 @@
         <w:ind w:left="2149" w:hanging="360"/>
       </w:pPr>
       <w:rPr>
-        <w:rFonts w:hint="default" w:ascii="Courier New" w:hAnsi="Courier New" w:cs="Courier New"/>
+        <w:rFonts w:ascii="Courier New" w:hAnsi="Courier New" w:cs="Courier New" w:hint="default"/>
       </w:rPr>
     </w:lvl>
     <w:lvl w:ilvl="2" w:tplc="240A0005" w:tentative="1">
@@ -15778,7 +15730,7 @@
         <w:ind w:left="2869" w:hanging="360"/>
       </w:pPr>
       <w:rPr>
-        <w:rFonts w:hint="default" w:ascii="Wingdings" w:hAnsi="Wingdings"/>
+        <w:rFonts w:ascii="Wingdings" w:hAnsi="Wingdings" w:hint="default"/>
       </w:rPr>
     </w:lvl>
     <w:lvl w:ilvl="3" w:tplc="240A0001" w:tentative="1">
@@ -15790,7 +15742,7 @@
         <w:ind w:left="3589" w:hanging="360"/>
       </w:pPr>
       <w:rPr>
-        <w:rFonts w:hint="default" w:ascii="Symbol" w:hAnsi="Symbol"/>
+        <w:rFonts w:ascii="Symbol" w:hAnsi="Symbol" w:hint="default"/>
       </w:rPr>
     </w:lvl>
     <w:lvl w:ilvl="4" w:tplc="240A0003" w:tentative="1">
@@ -15802,7 +15754,7 @@
         <w:ind w:left="4309" w:hanging="360"/>
       </w:pPr>
       <w:rPr>
-        <w:rFonts w:hint="default" w:ascii="Courier New" w:hAnsi="Courier New" w:cs="Courier New"/>
+        <w:rFonts w:ascii="Courier New" w:hAnsi="Courier New" w:cs="Courier New" w:hint="default"/>
       </w:rPr>
     </w:lvl>
     <w:lvl w:ilvl="5" w:tplc="240A0005" w:tentative="1">
@@ -15814,7 +15766,7 @@
         <w:ind w:left="5029" w:hanging="360"/>
       </w:pPr>
       <w:rPr>
-        <w:rFonts w:hint="default" w:ascii="Wingdings" w:hAnsi="Wingdings"/>
+        <w:rFonts w:ascii="Wingdings" w:hAnsi="Wingdings" w:hint="default"/>
       </w:rPr>
     </w:lvl>
     <w:lvl w:ilvl="6" w:tplc="240A0001" w:tentative="1">
@@ -15826,7 +15778,7 @@
         <w:ind w:left="5749" w:hanging="360"/>
       </w:pPr>
       <w:rPr>
-        <w:rFonts w:hint="default" w:ascii="Symbol" w:hAnsi="Symbol"/>
+        <w:rFonts w:ascii="Symbol" w:hAnsi="Symbol" w:hint="default"/>
       </w:rPr>
     </w:lvl>
     <w:lvl w:ilvl="7" w:tplc="240A0003" w:tentative="1">
@@ -15838,7 +15790,7 @@
         <w:ind w:left="6469" w:hanging="360"/>
       </w:pPr>
       <w:rPr>
-        <w:rFonts w:hint="default" w:ascii="Courier New" w:hAnsi="Courier New" w:cs="Courier New"/>
+        <w:rFonts w:ascii="Courier New" w:hAnsi="Courier New" w:cs="Courier New" w:hint="default"/>
       </w:rPr>
     </w:lvl>
     <w:lvl w:ilvl="8" w:tplc="240A0005" w:tentative="1">
@@ -15850,7 +15802,7 @@
         <w:ind w:left="7189" w:hanging="360"/>
       </w:pPr>
       <w:rPr>
-        <w:rFonts w:hint="default" w:ascii="Wingdings" w:hAnsi="Wingdings"/>
+        <w:rFonts w:ascii="Wingdings" w:hAnsi="Wingdings" w:hint="default"/>
       </w:rPr>
     </w:lvl>
   </w:abstractNum>
@@ -15867,7 +15819,7 @@
         <w:ind w:left="1429" w:hanging="360"/>
       </w:pPr>
       <w:rPr>
-        <w:rFonts w:hint="default" w:ascii="Symbol" w:hAnsi="Symbol"/>
+        <w:rFonts w:ascii="Symbol" w:hAnsi="Symbol" w:hint="default"/>
       </w:rPr>
     </w:lvl>
     <w:lvl w:ilvl="1" w:tplc="240A0003" w:tentative="1">
@@ -15879,7 +15831,7 @@
         <w:ind w:left="2149" w:hanging="360"/>
       </w:pPr>
       <w:rPr>
-        <w:rFonts w:hint="default" w:ascii="Courier New" w:hAnsi="Courier New" w:cs="Courier New"/>
+        <w:rFonts w:ascii="Courier New" w:hAnsi="Courier New" w:cs="Courier New" w:hint="default"/>
       </w:rPr>
     </w:lvl>
     <w:lvl w:ilvl="2" w:tplc="240A0005" w:tentative="1">
@@ -15891,7 +15843,7 @@
         <w:ind w:left="2869" w:hanging="360"/>
       </w:pPr>
       <w:rPr>
-        <w:rFonts w:hint="default" w:ascii="Wingdings" w:hAnsi="Wingdings"/>
+        <w:rFonts w:ascii="Wingdings" w:hAnsi="Wingdings" w:hint="default"/>
       </w:rPr>
     </w:lvl>
     <w:lvl w:ilvl="3" w:tplc="240A0001" w:tentative="1">
@@ -15903,7 +15855,7 @@
         <w:ind w:left="3589" w:hanging="360"/>
       </w:pPr>
       <w:rPr>
-        <w:rFonts w:hint="default" w:ascii="Symbol" w:hAnsi="Symbol"/>
+        <w:rFonts w:ascii="Symbol" w:hAnsi="Symbol" w:hint="default"/>
       </w:rPr>
     </w:lvl>
     <w:lvl w:ilvl="4" w:tplc="240A0003" w:tentative="1">
@@ -15915,7 +15867,7 @@
         <w:ind w:left="4309" w:hanging="360"/>
       </w:pPr>
       <w:rPr>
-        <w:rFonts w:hint="default" w:ascii="Courier New" w:hAnsi="Courier New" w:cs="Courier New"/>
+        <w:rFonts w:ascii="Courier New" w:hAnsi="Courier New" w:cs="Courier New" w:hint="default"/>
       </w:rPr>
     </w:lvl>
     <w:lvl w:ilvl="5" w:tplc="240A0005" w:tentative="1">
@@ -15927,7 +15879,7 @@
         <w:ind w:left="5029" w:hanging="360"/>
       </w:pPr>
       <w:rPr>
-        <w:rFonts w:hint="default" w:ascii="Wingdings" w:hAnsi="Wingdings"/>
+        <w:rFonts w:ascii="Wingdings" w:hAnsi="Wingdings" w:hint="default"/>
       </w:rPr>
     </w:lvl>
     <w:lvl w:ilvl="6" w:tplc="240A0001" w:tentative="1">
@@ -15939,7 +15891,7 @@
         <w:ind w:left="5749" w:hanging="360"/>
       </w:pPr>
       <w:rPr>
-        <w:rFonts w:hint="default" w:ascii="Symbol" w:hAnsi="Symbol"/>
+        <w:rFonts w:ascii="Symbol" w:hAnsi="Symbol" w:hint="default"/>
       </w:rPr>
     </w:lvl>
     <w:lvl w:ilvl="7" w:tplc="240A0003" w:tentative="1">
@@ -15951,7 +15903,7 @@
         <w:ind w:left="6469" w:hanging="360"/>
       </w:pPr>
       <w:rPr>
-        <w:rFonts w:hint="default" w:ascii="Courier New" w:hAnsi="Courier New" w:cs="Courier New"/>
+        <w:rFonts w:ascii="Courier New" w:hAnsi="Courier New" w:cs="Courier New" w:hint="default"/>
       </w:rPr>
     </w:lvl>
     <w:lvl w:ilvl="8" w:tplc="240A0005" w:tentative="1">
@@ -15963,7 +15915,7 @@
         <w:ind w:left="7189" w:hanging="360"/>
       </w:pPr>
       <w:rPr>
-        <w:rFonts w:hint="default" w:ascii="Wingdings" w:hAnsi="Wingdings"/>
+        <w:rFonts w:ascii="Wingdings" w:hAnsi="Wingdings" w:hint="default"/>
       </w:rPr>
     </w:lvl>
   </w:abstractNum>
@@ -15980,7 +15932,7 @@
         <w:ind w:left="1429" w:hanging="360"/>
       </w:pPr>
       <w:rPr>
-        <w:rFonts w:hint="default" w:ascii="Symbol" w:hAnsi="Symbol"/>
+        <w:rFonts w:ascii="Symbol" w:hAnsi="Symbol" w:hint="default"/>
       </w:rPr>
     </w:lvl>
     <w:lvl w:ilvl="1" w:tplc="240A0003" w:tentative="1">
@@ -15992,7 +15944,7 @@
         <w:ind w:left="2149" w:hanging="360"/>
       </w:pPr>
       <w:rPr>
-        <w:rFonts w:hint="default" w:ascii="Courier New" w:hAnsi="Courier New" w:cs="Courier New"/>
+        <w:rFonts w:ascii="Courier New" w:hAnsi="Courier New" w:cs="Courier New" w:hint="default"/>
       </w:rPr>
     </w:lvl>
     <w:lvl w:ilvl="2" w:tplc="240A0005" w:tentative="1">
@@ -16004,7 +15956,7 @@
         <w:ind w:left="2869" w:hanging="360"/>
       </w:pPr>
       <w:rPr>
-        <w:rFonts w:hint="default" w:ascii="Wingdings" w:hAnsi="Wingdings"/>
+        <w:rFonts w:ascii="Wingdings" w:hAnsi="Wingdings" w:hint="default"/>
       </w:rPr>
     </w:lvl>
     <w:lvl w:ilvl="3" w:tplc="240A0001" w:tentative="1">
@@ -16016,7 +15968,7 @@
         <w:ind w:left="3589" w:hanging="360"/>
       </w:pPr>
       <w:rPr>
-        <w:rFonts w:hint="default" w:ascii="Symbol" w:hAnsi="Symbol"/>
+        <w:rFonts w:ascii="Symbol" w:hAnsi="Symbol" w:hint="default"/>
       </w:rPr>
     </w:lvl>
     <w:lvl w:ilvl="4" w:tplc="240A0003" w:tentative="1">
@@ -16028,7 +15980,7 @@
         <w:ind w:left="4309" w:hanging="360"/>
       </w:pPr>
       <w:rPr>
-        <w:rFonts w:hint="default" w:ascii="Courier New" w:hAnsi="Courier New" w:cs="Courier New"/>
+        <w:rFonts w:ascii="Courier New" w:hAnsi="Courier New" w:cs="Courier New" w:hint="default"/>
       </w:rPr>
     </w:lvl>
     <w:lvl w:ilvl="5" w:tplc="240A0005" w:tentative="1">
@@ -16040,7 +15992,7 @@
         <w:ind w:left="5029" w:hanging="360"/>
       </w:pPr>
       <w:rPr>
-        <w:rFonts w:hint="default" w:ascii="Wingdings" w:hAnsi="Wingdings"/>
+        <w:rFonts w:ascii="Wingdings" w:hAnsi="Wingdings" w:hint="default"/>
       </w:rPr>
     </w:lvl>
     <w:lvl w:ilvl="6" w:tplc="240A0001" w:tentative="1">
@@ -16052,7 +16004,7 @@
         <w:ind w:left="5749" w:hanging="360"/>
       </w:pPr>
       <w:rPr>
-        <w:rFonts w:hint="default" w:ascii="Symbol" w:hAnsi="Symbol"/>
+        <w:rFonts w:ascii="Symbol" w:hAnsi="Symbol" w:hint="default"/>
       </w:rPr>
     </w:lvl>
     <w:lvl w:ilvl="7" w:tplc="240A0003" w:tentative="1">
@@ -16064,7 +16016,7 @@
         <w:ind w:left="6469" w:hanging="360"/>
       </w:pPr>
       <w:rPr>
-        <w:rFonts w:hint="default" w:ascii="Courier New" w:hAnsi="Courier New" w:cs="Courier New"/>
+        <w:rFonts w:ascii="Courier New" w:hAnsi="Courier New" w:cs="Courier New" w:hint="default"/>
       </w:rPr>
     </w:lvl>
     <w:lvl w:ilvl="8" w:tplc="240A0005" w:tentative="1">
@@ -16076,7 +16028,7 @@
         <w:ind w:left="7189" w:hanging="360"/>
       </w:pPr>
       <w:rPr>
-        <w:rFonts w:hint="default" w:ascii="Wingdings" w:hAnsi="Wingdings"/>
+        <w:rFonts w:ascii="Wingdings" w:hAnsi="Wingdings" w:hint="default"/>
       </w:rPr>
     </w:lvl>
   </w:abstractNum>
@@ -16094,7 +16046,7 @@
         <w:ind w:left="1211" w:hanging="360"/>
       </w:pPr>
       <w:rPr>
-        <w:rFonts w:hint="default" w:ascii="Arial" w:hAnsi="Arial"/>
+        <w:rFonts w:ascii="Arial" w:hAnsi="Arial" w:hint="default"/>
         <w:b/>
         <w:i w:val="0"/>
         <w:caps w:val="0"/>
@@ -16187,7 +16139,7 @@
         <w:ind w:left="1429" w:hanging="360"/>
       </w:pPr>
       <w:rPr>
-        <w:rFonts w:hint="default" w:ascii="Symbol" w:hAnsi="Symbol"/>
+        <w:rFonts w:ascii="Symbol" w:hAnsi="Symbol" w:hint="default"/>
       </w:rPr>
     </w:lvl>
     <w:lvl w:ilvl="1" w:tplc="240A0003" w:tentative="1">
@@ -16199,7 +16151,7 @@
         <w:ind w:left="2149" w:hanging="360"/>
       </w:pPr>
       <w:rPr>
-        <w:rFonts w:hint="default" w:ascii="Courier New" w:hAnsi="Courier New" w:cs="Courier New"/>
+        <w:rFonts w:ascii="Courier New" w:hAnsi="Courier New" w:cs="Courier New" w:hint="default"/>
       </w:rPr>
     </w:lvl>
     <w:lvl w:ilvl="2" w:tplc="240A0005" w:tentative="1">
@@ -16211,7 +16163,7 @@
         <w:ind w:left="2869" w:hanging="360"/>
       </w:pPr>
       <w:rPr>
-        <w:rFonts w:hint="default" w:ascii="Wingdings" w:hAnsi="Wingdings"/>
+        <w:rFonts w:ascii="Wingdings" w:hAnsi="Wingdings" w:hint="default"/>
       </w:rPr>
     </w:lvl>
     <w:lvl w:ilvl="3" w:tplc="240A0001" w:tentative="1">
@@ -16223,7 +16175,7 @@
         <w:ind w:left="3589" w:hanging="360"/>
       </w:pPr>
       <w:rPr>
-        <w:rFonts w:hint="default" w:ascii="Symbol" w:hAnsi="Symbol"/>
+        <w:rFonts w:ascii="Symbol" w:hAnsi="Symbol" w:hint="default"/>
       </w:rPr>
     </w:lvl>
     <w:lvl w:ilvl="4" w:tplc="240A0003" w:tentative="1">
@@ -16235,7 +16187,7 @@
         <w:ind w:left="4309" w:hanging="360"/>
       </w:pPr>
       <w:rPr>
-        <w:rFonts w:hint="default" w:ascii="Courier New" w:hAnsi="Courier New" w:cs="Courier New"/>
+        <w:rFonts w:ascii="Courier New" w:hAnsi="Courier New" w:cs="Courier New" w:hint="default"/>
       </w:rPr>
     </w:lvl>
     <w:lvl w:ilvl="5" w:tplc="240A0005" w:tentative="1">
@@ -16247,7 +16199,7 @@
         <w:ind w:left="5029" w:hanging="360"/>
       </w:pPr>
       <w:rPr>
-        <w:rFonts w:hint="default" w:ascii="Wingdings" w:hAnsi="Wingdings"/>
+        <w:rFonts w:ascii="Wingdings" w:hAnsi="Wingdings" w:hint="default"/>
       </w:rPr>
     </w:lvl>
     <w:lvl w:ilvl="6" w:tplc="240A0001" w:tentative="1">
@@ -16259,7 +16211,7 @@
         <w:ind w:left="5749" w:hanging="360"/>
       </w:pPr>
       <w:rPr>
-        <w:rFonts w:hint="default" w:ascii="Symbol" w:hAnsi="Symbol"/>
+        <w:rFonts w:ascii="Symbol" w:hAnsi="Symbol" w:hint="default"/>
       </w:rPr>
     </w:lvl>
     <w:lvl w:ilvl="7" w:tplc="240A0003" w:tentative="1">
@@ -16271,7 +16223,7 @@
         <w:ind w:left="6469" w:hanging="360"/>
       </w:pPr>
       <w:rPr>
-        <w:rFonts w:hint="default" w:ascii="Courier New" w:hAnsi="Courier New" w:cs="Courier New"/>
+        <w:rFonts w:ascii="Courier New" w:hAnsi="Courier New" w:cs="Courier New" w:hint="default"/>
       </w:rPr>
     </w:lvl>
     <w:lvl w:ilvl="8" w:tplc="240A0005" w:tentative="1">
@@ -16283,7 +16235,7 @@
         <w:ind w:left="7189" w:hanging="360"/>
       </w:pPr>
       <w:rPr>
-        <w:rFonts w:hint="default" w:ascii="Wingdings" w:hAnsi="Wingdings"/>
+        <w:rFonts w:ascii="Wingdings" w:hAnsi="Wingdings" w:hint="default"/>
       </w:rPr>
     </w:lvl>
   </w:abstractNum>
@@ -16300,7 +16252,7 @@
         <w:ind w:left="1429" w:hanging="360"/>
       </w:pPr>
       <w:rPr>
-        <w:rFonts w:hint="default" w:ascii="Symbol" w:hAnsi="Symbol"/>
+        <w:rFonts w:ascii="Symbol" w:hAnsi="Symbol" w:hint="default"/>
       </w:rPr>
     </w:lvl>
     <w:lvl w:ilvl="1" w:tplc="0C0A0003" w:tentative="1">
@@ -16312,7 +16264,7 @@
         <w:ind w:left="2149" w:hanging="360"/>
       </w:pPr>
       <w:rPr>
-        <w:rFonts w:hint="default" w:ascii="Courier New" w:hAnsi="Courier New" w:cs="Courier New"/>
+        <w:rFonts w:ascii="Courier New" w:hAnsi="Courier New" w:cs="Courier New" w:hint="default"/>
       </w:rPr>
     </w:lvl>
     <w:lvl w:ilvl="2" w:tplc="0C0A0005" w:tentative="1">
@@ -16324,7 +16276,7 @@
         <w:ind w:left="2869" w:hanging="360"/>
       </w:pPr>
       <w:rPr>
-        <w:rFonts w:hint="default" w:ascii="Wingdings" w:hAnsi="Wingdings"/>
+        <w:rFonts w:ascii="Wingdings" w:hAnsi="Wingdings" w:hint="default"/>
       </w:rPr>
     </w:lvl>
     <w:lvl w:ilvl="3" w:tplc="0C0A0001" w:tentative="1">
@@ -16336,7 +16288,7 @@
         <w:ind w:left="3589" w:hanging="360"/>
       </w:pPr>
       <w:rPr>
-        <w:rFonts w:hint="default" w:ascii="Symbol" w:hAnsi="Symbol"/>
+        <w:rFonts w:ascii="Symbol" w:hAnsi="Symbol" w:hint="default"/>
       </w:rPr>
     </w:lvl>
     <w:lvl w:ilvl="4" w:tplc="0C0A0003" w:tentative="1">
@@ -16348,7 +16300,7 @@
         <w:ind w:left="4309" w:hanging="360"/>
       </w:pPr>
       <w:rPr>
-        <w:rFonts w:hint="default" w:ascii="Courier New" w:hAnsi="Courier New" w:cs="Courier New"/>
+        <w:rFonts w:ascii="Courier New" w:hAnsi="Courier New" w:cs="Courier New" w:hint="default"/>
       </w:rPr>
     </w:lvl>
     <w:lvl w:ilvl="5" w:tplc="0C0A0005" w:tentative="1">
@@ -16360,7 +16312,7 @@
         <w:ind w:left="5029" w:hanging="360"/>
       </w:pPr>
       <w:rPr>
-        <w:rFonts w:hint="default" w:ascii="Wingdings" w:hAnsi="Wingdings"/>
+        <w:rFonts w:ascii="Wingdings" w:hAnsi="Wingdings" w:hint="default"/>
       </w:rPr>
     </w:lvl>
     <w:lvl w:ilvl="6" w:tplc="0C0A0001" w:tentative="1">
@@ -16372,7 +16324,7 @@
         <w:ind w:left="5749" w:hanging="360"/>
       </w:pPr>
       <w:rPr>
-        <w:rFonts w:hint="default" w:ascii="Symbol" w:hAnsi="Symbol"/>
+        <w:rFonts w:ascii="Symbol" w:hAnsi="Symbol" w:hint="default"/>
       </w:rPr>
     </w:lvl>
     <w:lvl w:ilvl="7" w:tplc="0C0A0003" w:tentative="1">
@@ -16384,7 +16336,7 @@
         <w:ind w:left="6469" w:hanging="360"/>
       </w:pPr>
       <w:rPr>
-        <w:rFonts w:hint="default" w:ascii="Courier New" w:hAnsi="Courier New" w:cs="Courier New"/>
+        <w:rFonts w:ascii="Courier New" w:hAnsi="Courier New" w:cs="Courier New" w:hint="default"/>
       </w:rPr>
     </w:lvl>
     <w:lvl w:ilvl="8" w:tplc="0C0A0005" w:tentative="1">
@@ -16396,7 +16348,7 @@
         <w:ind w:left="7189" w:hanging="360"/>
       </w:pPr>
       <w:rPr>
-        <w:rFonts w:hint="default" w:ascii="Wingdings" w:hAnsi="Wingdings"/>
+        <w:rFonts w:ascii="Wingdings" w:hAnsi="Wingdings" w:hint="default"/>
       </w:rPr>
     </w:lvl>
   </w:abstractNum>
@@ -16413,7 +16365,7 @@
         <w:ind w:left="1429" w:hanging="360"/>
       </w:pPr>
       <w:rPr>
-        <w:rFonts w:hint="default" w:ascii="Symbol" w:hAnsi="Symbol"/>
+        <w:rFonts w:ascii="Symbol" w:hAnsi="Symbol" w:hint="default"/>
       </w:rPr>
     </w:lvl>
     <w:lvl w:ilvl="1" w:tplc="240A0003" w:tentative="1">
@@ -16425,7 +16377,7 @@
         <w:ind w:left="2149" w:hanging="360"/>
       </w:pPr>
       <w:rPr>
-        <w:rFonts w:hint="default" w:ascii="Courier New" w:hAnsi="Courier New" w:cs="Courier New"/>
+        <w:rFonts w:ascii="Courier New" w:hAnsi="Courier New" w:cs="Courier New" w:hint="default"/>
       </w:rPr>
     </w:lvl>
     <w:lvl w:ilvl="2" w:tplc="240A0005" w:tentative="1">
@@ -16437,7 +16389,7 @@
         <w:ind w:left="2869" w:hanging="360"/>
       </w:pPr>
       <w:rPr>
-        <w:rFonts w:hint="default" w:ascii="Wingdings" w:hAnsi="Wingdings"/>
+        <w:rFonts w:ascii="Wingdings" w:hAnsi="Wingdings" w:hint="default"/>
       </w:rPr>
     </w:lvl>
     <w:lvl w:ilvl="3" w:tplc="240A0001" w:tentative="1">
@@ -16449,7 +16401,7 @@
         <w:ind w:left="3589" w:hanging="360"/>
       </w:pPr>
       <w:rPr>
-        <w:rFonts w:hint="default" w:ascii="Symbol" w:hAnsi="Symbol"/>
+        <w:rFonts w:ascii="Symbol" w:hAnsi="Symbol" w:hint="default"/>
       </w:rPr>
     </w:lvl>
     <w:lvl w:ilvl="4" w:tplc="240A0003" w:tentative="1">
@@ -16461,7 +16413,7 @@
         <w:ind w:left="4309" w:hanging="360"/>
       </w:pPr>
       <w:rPr>
-        <w:rFonts w:hint="default" w:ascii="Courier New" w:hAnsi="Courier New" w:cs="Courier New"/>
+        <w:rFonts w:ascii="Courier New" w:hAnsi="Courier New" w:cs="Courier New" w:hint="default"/>
       </w:rPr>
     </w:lvl>
     <w:lvl w:ilvl="5" w:tplc="240A0005" w:tentative="1">
@@ -16473,7 +16425,7 @@
         <w:ind w:left="5029" w:hanging="360"/>
       </w:pPr>
       <w:rPr>
-        <w:rFonts w:hint="default" w:ascii="Wingdings" w:hAnsi="Wingdings"/>
+        <w:rFonts w:ascii="Wingdings" w:hAnsi="Wingdings" w:hint="default"/>
       </w:rPr>
     </w:lvl>
     <w:lvl w:ilvl="6" w:tplc="240A0001" w:tentative="1">
@@ -16485,7 +16437,7 @@
         <w:ind w:left="5749" w:hanging="360"/>
       </w:pPr>
       <w:rPr>
-        <w:rFonts w:hint="default" w:ascii="Symbol" w:hAnsi="Symbol"/>
+        <w:rFonts w:ascii="Symbol" w:hAnsi="Symbol" w:hint="default"/>
       </w:rPr>
     </w:lvl>
     <w:lvl w:ilvl="7" w:tplc="240A0003" w:tentative="1">
@@ -16497,7 +16449,7 @@
         <w:ind w:left="6469" w:hanging="360"/>
       </w:pPr>
       <w:rPr>
-        <w:rFonts w:hint="default" w:ascii="Courier New" w:hAnsi="Courier New" w:cs="Courier New"/>
+        <w:rFonts w:ascii="Courier New" w:hAnsi="Courier New" w:cs="Courier New" w:hint="default"/>
       </w:rPr>
     </w:lvl>
     <w:lvl w:ilvl="8" w:tplc="240A0005" w:tentative="1">
@@ -16509,7 +16461,7 @@
         <w:ind w:left="7189" w:hanging="360"/>
       </w:pPr>
       <w:rPr>
-        <w:rFonts w:hint="default" w:ascii="Wingdings" w:hAnsi="Wingdings"/>
+        <w:rFonts w:ascii="Wingdings" w:hAnsi="Wingdings" w:hint="default"/>
       </w:rPr>
     </w:lvl>
   </w:abstractNum>
@@ -16647,7 +16599,7 @@
         <w:ind w:left="1429" w:hanging="360"/>
       </w:pPr>
       <w:rPr>
-        <w:rFonts w:hint="default" w:ascii="Symbol" w:hAnsi="Symbol"/>
+        <w:rFonts w:ascii="Symbol" w:hAnsi="Symbol" w:hint="default"/>
       </w:rPr>
     </w:lvl>
     <w:lvl w:ilvl="1" w:tplc="0C0A0003" w:tentative="1">
@@ -16659,7 +16611,7 @@
         <w:ind w:left="2149" w:hanging="360"/>
       </w:pPr>
       <w:rPr>
-        <w:rFonts w:hint="default" w:ascii="Courier New" w:hAnsi="Courier New" w:cs="Courier New"/>
+        <w:rFonts w:ascii="Courier New" w:hAnsi="Courier New" w:cs="Courier New" w:hint="default"/>
       </w:rPr>
     </w:lvl>
     <w:lvl w:ilvl="2" w:tplc="0C0A0005" w:tentative="1">
@@ -16671,7 +16623,7 @@
         <w:ind w:left="2869" w:hanging="360"/>
       </w:pPr>
       <w:rPr>
-        <w:rFonts w:hint="default" w:ascii="Wingdings" w:hAnsi="Wingdings"/>
+        <w:rFonts w:ascii="Wingdings" w:hAnsi="Wingdings" w:hint="default"/>
       </w:rPr>
     </w:lvl>
     <w:lvl w:ilvl="3" w:tplc="0C0A0001" w:tentative="1">
@@ -16683,7 +16635,7 @@
         <w:ind w:left="3589" w:hanging="360"/>
       </w:pPr>
       <w:rPr>
-        <w:rFonts w:hint="default" w:ascii="Symbol" w:hAnsi="Symbol"/>
+        <w:rFonts w:ascii="Symbol" w:hAnsi="Symbol" w:hint="default"/>
       </w:rPr>
     </w:lvl>
     <w:lvl w:ilvl="4" w:tplc="0C0A0003" w:tentative="1">
@@ -16695,7 +16647,7 @@
         <w:ind w:left="4309" w:hanging="360"/>
       </w:pPr>
       <w:rPr>
-        <w:rFonts w:hint="default" w:ascii="Courier New" w:hAnsi="Courier New" w:cs="Courier New"/>
+        <w:rFonts w:ascii="Courier New" w:hAnsi="Courier New" w:cs="Courier New" w:hint="default"/>
       </w:rPr>
     </w:lvl>
     <w:lvl w:ilvl="5" w:tplc="0C0A0005" w:tentative="1">
@@ -16707,7 +16659,7 @@
         <w:ind w:left="5029" w:hanging="360"/>
       </w:pPr>
       <w:rPr>
-        <w:rFonts w:hint="default" w:ascii="Wingdings" w:hAnsi="Wingdings"/>
+        <w:rFonts w:ascii="Wingdings" w:hAnsi="Wingdings" w:hint="default"/>
       </w:rPr>
     </w:lvl>
     <w:lvl w:ilvl="6" w:tplc="0C0A0001" w:tentative="1">
@@ -16719,7 +16671,7 @@
         <w:ind w:left="5749" w:hanging="360"/>
       </w:pPr>
       <w:rPr>
-        <w:rFonts w:hint="default" w:ascii="Symbol" w:hAnsi="Symbol"/>
+        <w:rFonts w:ascii="Symbol" w:hAnsi="Symbol" w:hint="default"/>
       </w:rPr>
     </w:lvl>
     <w:lvl w:ilvl="7" w:tplc="0C0A0003" w:tentative="1">
@@ -16731,7 +16683,7 @@
         <w:ind w:left="6469" w:hanging="360"/>
       </w:pPr>
       <w:rPr>
-        <w:rFonts w:hint="default" w:ascii="Courier New" w:hAnsi="Courier New" w:cs="Courier New"/>
+        <w:rFonts w:ascii="Courier New" w:hAnsi="Courier New" w:cs="Courier New" w:hint="default"/>
       </w:rPr>
     </w:lvl>
     <w:lvl w:ilvl="8" w:tplc="0C0A0005" w:tentative="1">
@@ -16743,7 +16695,7 @@
         <w:ind w:left="7189" w:hanging="360"/>
       </w:pPr>
       <w:rPr>
-        <w:rFonts w:hint="default" w:ascii="Wingdings" w:hAnsi="Wingdings"/>
+        <w:rFonts w:ascii="Wingdings" w:hAnsi="Wingdings" w:hint="default"/>
       </w:rPr>
     </w:lvl>
   </w:abstractNum>
@@ -16760,7 +16712,7 @@
         <w:ind w:left="1713" w:hanging="360"/>
       </w:pPr>
       <w:rPr>
-        <w:rFonts w:hint="default" w:ascii="Symbol" w:hAnsi="Symbol"/>
+        <w:rFonts w:ascii="Symbol" w:hAnsi="Symbol" w:hint="default"/>
       </w:rPr>
     </w:lvl>
     <w:lvl w:ilvl="1" w:tplc="FFFFFFFF" w:tentative="1">
@@ -16772,7 +16724,7 @@
         <w:ind w:left="2433" w:hanging="360"/>
       </w:pPr>
       <w:rPr>
-        <w:rFonts w:hint="default" w:ascii="Courier New" w:hAnsi="Courier New" w:cs="Courier New"/>
+        <w:rFonts w:ascii="Courier New" w:hAnsi="Courier New" w:cs="Courier New" w:hint="default"/>
       </w:rPr>
     </w:lvl>
     <w:lvl w:ilvl="2" w:tplc="FFFFFFFF" w:tentative="1">
@@ -16784,7 +16736,7 @@
         <w:ind w:left="3153" w:hanging="360"/>
       </w:pPr>
       <w:rPr>
-        <w:rFonts w:hint="default" w:ascii="Wingdings" w:hAnsi="Wingdings"/>
+        <w:rFonts w:ascii="Wingdings" w:hAnsi="Wingdings" w:hint="default"/>
       </w:rPr>
     </w:lvl>
     <w:lvl w:ilvl="3" w:tplc="FFFFFFFF" w:tentative="1">
@@ -16796,7 +16748,7 @@
         <w:ind w:left="3873" w:hanging="360"/>
       </w:pPr>
       <w:rPr>
-        <w:rFonts w:hint="default" w:ascii="Symbol" w:hAnsi="Symbol"/>
+        <w:rFonts w:ascii="Symbol" w:hAnsi="Symbol" w:hint="default"/>
       </w:rPr>
     </w:lvl>
     <w:lvl w:ilvl="4" w:tplc="FFFFFFFF" w:tentative="1">
@@ -16808,7 +16760,7 @@
         <w:ind w:left="4593" w:hanging="360"/>
       </w:pPr>
       <w:rPr>
-        <w:rFonts w:hint="default" w:ascii="Courier New" w:hAnsi="Courier New" w:cs="Courier New"/>
+        <w:rFonts w:ascii="Courier New" w:hAnsi="Courier New" w:cs="Courier New" w:hint="default"/>
       </w:rPr>
     </w:lvl>
     <w:lvl w:ilvl="5" w:tplc="FFFFFFFF" w:tentative="1">
@@ -16820,7 +16772,7 @@
         <w:ind w:left="5313" w:hanging="360"/>
       </w:pPr>
       <w:rPr>
-        <w:rFonts w:hint="default" w:ascii="Wingdings" w:hAnsi="Wingdings"/>
+        <w:rFonts w:ascii="Wingdings" w:hAnsi="Wingdings" w:hint="default"/>
       </w:rPr>
     </w:lvl>
     <w:lvl w:ilvl="6" w:tplc="FFFFFFFF" w:tentative="1">
@@ -16832,7 +16784,7 @@
         <w:ind w:left="6033" w:hanging="360"/>
       </w:pPr>
       <w:rPr>
-        <w:rFonts w:hint="default" w:ascii="Symbol" w:hAnsi="Symbol"/>
+        <w:rFonts w:ascii="Symbol" w:hAnsi="Symbol" w:hint="default"/>
       </w:rPr>
     </w:lvl>
     <w:lvl w:ilvl="7" w:tplc="FFFFFFFF" w:tentative="1">
@@ -16844,7 +16796,7 @@
         <w:ind w:left="6753" w:hanging="360"/>
       </w:pPr>
       <w:rPr>
-        <w:rFonts w:hint="default" w:ascii="Courier New" w:hAnsi="Courier New" w:cs="Courier New"/>
+        <w:rFonts w:ascii="Courier New" w:hAnsi="Courier New" w:cs="Courier New" w:hint="default"/>
       </w:rPr>
     </w:lvl>
     <w:lvl w:ilvl="8" w:tplc="FFFFFFFF" w:tentative="1">
@@ -16856,7 +16808,7 @@
         <w:ind w:left="7473" w:hanging="360"/>
       </w:pPr>
       <w:rPr>
-        <w:rFonts w:hint="default" w:ascii="Wingdings" w:hAnsi="Wingdings"/>
+        <w:rFonts w:ascii="Wingdings" w:hAnsi="Wingdings" w:hint="default"/>
       </w:rPr>
     </w:lvl>
   </w:abstractNum>
@@ -16873,7 +16825,7 @@
         <w:ind w:left="1429" w:hanging="360"/>
       </w:pPr>
       <w:rPr>
-        <w:rFonts w:hint="default" w:ascii="Symbol" w:hAnsi="Symbol"/>
+        <w:rFonts w:ascii="Symbol" w:hAnsi="Symbol" w:hint="default"/>
       </w:rPr>
     </w:lvl>
     <w:lvl w:ilvl="1" w:tplc="240A0003" w:tentative="1">
@@ -16885,7 +16837,7 @@
         <w:ind w:left="2149" w:hanging="360"/>
       </w:pPr>
       <w:rPr>
-        <w:rFonts w:hint="default" w:ascii="Courier New" w:hAnsi="Courier New" w:cs="Courier New"/>
+        <w:rFonts w:ascii="Courier New" w:hAnsi="Courier New" w:cs="Courier New" w:hint="default"/>
       </w:rPr>
     </w:lvl>
     <w:lvl w:ilvl="2" w:tplc="240A0005" w:tentative="1">
@@ -16897,7 +16849,7 @@
         <w:ind w:left="2869" w:hanging="360"/>
       </w:pPr>
       <w:rPr>
-        <w:rFonts w:hint="default" w:ascii="Wingdings" w:hAnsi="Wingdings"/>
+        <w:rFonts w:ascii="Wingdings" w:hAnsi="Wingdings" w:hint="default"/>
       </w:rPr>
     </w:lvl>
     <w:lvl w:ilvl="3" w:tplc="240A0001" w:tentative="1">
@@ -16909,7 +16861,7 @@
         <w:ind w:left="3589" w:hanging="360"/>
       </w:pPr>
       <w:rPr>
-        <w:rFonts w:hint="default" w:ascii="Symbol" w:hAnsi="Symbol"/>
+        <w:rFonts w:ascii="Symbol" w:hAnsi="Symbol" w:hint="default"/>
       </w:rPr>
     </w:lvl>
     <w:lvl w:ilvl="4" w:tplc="240A0003" w:tentative="1">
@@ -16921,7 +16873,7 @@
         <w:ind w:left="4309" w:hanging="360"/>
       </w:pPr>
       <w:rPr>
-        <w:rFonts w:hint="default" w:ascii="Courier New" w:hAnsi="Courier New" w:cs="Courier New"/>
+        <w:rFonts w:ascii="Courier New" w:hAnsi="Courier New" w:cs="Courier New" w:hint="default"/>
       </w:rPr>
     </w:lvl>
     <w:lvl w:ilvl="5" w:tplc="240A0005" w:tentative="1">
@@ -16933,7 +16885,7 @@
         <w:ind w:left="5029" w:hanging="360"/>
       </w:pPr>
       <w:rPr>
-        <w:rFonts w:hint="default" w:ascii="Wingdings" w:hAnsi="Wingdings"/>
+        <w:rFonts w:ascii="Wingdings" w:hAnsi="Wingdings" w:hint="default"/>
       </w:rPr>
     </w:lvl>
     <w:lvl w:ilvl="6" w:tplc="240A0001" w:tentative="1">
@@ -16945,7 +16897,7 @@
         <w:ind w:left="5749" w:hanging="360"/>
       </w:pPr>
       <w:rPr>
-        <w:rFonts w:hint="default" w:ascii="Symbol" w:hAnsi="Symbol"/>
+        <w:rFonts w:ascii="Symbol" w:hAnsi="Symbol" w:hint="default"/>
       </w:rPr>
     </w:lvl>
     <w:lvl w:ilvl="7" w:tplc="240A0003" w:tentative="1">
@@ -16957,7 +16909,7 @@
         <w:ind w:left="6469" w:hanging="360"/>
       </w:pPr>
       <w:rPr>
-        <w:rFonts w:hint="default" w:ascii="Courier New" w:hAnsi="Courier New" w:cs="Courier New"/>
+        <w:rFonts w:ascii="Courier New" w:hAnsi="Courier New" w:cs="Courier New" w:hint="default"/>
       </w:rPr>
     </w:lvl>
     <w:lvl w:ilvl="8" w:tplc="240A0005" w:tentative="1">
@@ -16969,7 +16921,7 @@
         <w:ind w:left="7189" w:hanging="360"/>
       </w:pPr>
       <w:rPr>
-        <w:rFonts w:hint="default" w:ascii="Wingdings" w:hAnsi="Wingdings"/>
+        <w:rFonts w:ascii="Wingdings" w:hAnsi="Wingdings" w:hint="default"/>
       </w:rPr>
     </w:lvl>
   </w:abstractNum>
@@ -16986,7 +16938,7 @@
         <w:ind w:left="1429" w:hanging="360"/>
       </w:pPr>
       <w:rPr>
-        <w:rFonts w:hint="default" w:ascii="Symbol" w:hAnsi="Symbol"/>
+        <w:rFonts w:ascii="Symbol" w:hAnsi="Symbol" w:hint="default"/>
       </w:rPr>
     </w:lvl>
     <w:lvl w:ilvl="1" w:tplc="240A0003" w:tentative="1">
@@ -16998,7 +16950,7 @@
         <w:ind w:left="2149" w:hanging="360"/>
       </w:pPr>
       <w:rPr>
-        <w:rFonts w:hint="default" w:ascii="Courier New" w:hAnsi="Courier New" w:cs="Courier New"/>
+        <w:rFonts w:ascii="Courier New" w:hAnsi="Courier New" w:cs="Courier New" w:hint="default"/>
       </w:rPr>
     </w:lvl>
     <w:lvl w:ilvl="2" w:tplc="240A0005" w:tentative="1">
@@ -17010,7 +16962,7 @@
         <w:ind w:left="2869" w:hanging="360"/>
       </w:pPr>
       <w:rPr>
-        <w:rFonts w:hint="default" w:ascii="Wingdings" w:hAnsi="Wingdings"/>
+        <w:rFonts w:ascii="Wingdings" w:hAnsi="Wingdings" w:hint="default"/>
       </w:rPr>
     </w:lvl>
     <w:lvl w:ilvl="3" w:tplc="240A0001" w:tentative="1">
@@ -17022,7 +16974,7 @@
         <w:ind w:left="3589" w:hanging="360"/>
       </w:pPr>
       <w:rPr>
-        <w:rFonts w:hint="default" w:ascii="Symbol" w:hAnsi="Symbol"/>
+        <w:rFonts w:ascii="Symbol" w:hAnsi="Symbol" w:hint="default"/>
       </w:rPr>
     </w:lvl>
     <w:lvl w:ilvl="4" w:tplc="240A0003" w:tentative="1">
@@ -17034,7 +16986,7 @@
         <w:ind w:left="4309" w:hanging="360"/>
       </w:pPr>
       <w:rPr>
-        <w:rFonts w:hint="default" w:ascii="Courier New" w:hAnsi="Courier New" w:cs="Courier New"/>
+        <w:rFonts w:ascii="Courier New" w:hAnsi="Courier New" w:cs="Courier New" w:hint="default"/>
       </w:rPr>
     </w:lvl>
     <w:lvl w:ilvl="5" w:tplc="240A0005" w:tentative="1">
@@ -17046,7 +16998,7 @@
         <w:ind w:left="5029" w:hanging="360"/>
       </w:pPr>
       <w:rPr>
-        <w:rFonts w:hint="default" w:ascii="Wingdings" w:hAnsi="Wingdings"/>
+        <w:rFonts w:ascii="Wingdings" w:hAnsi="Wingdings" w:hint="default"/>
       </w:rPr>
     </w:lvl>
     <w:lvl w:ilvl="6" w:tplc="240A0001" w:tentative="1">
@@ -17058,7 +17010,7 @@
         <w:ind w:left="5749" w:hanging="360"/>
       </w:pPr>
       <w:rPr>
-        <w:rFonts w:hint="default" w:ascii="Symbol" w:hAnsi="Symbol"/>
+        <w:rFonts w:ascii="Symbol" w:hAnsi="Symbol" w:hint="default"/>
       </w:rPr>
     </w:lvl>
     <w:lvl w:ilvl="7" w:tplc="240A0003" w:tentative="1">
@@ -17070,7 +17022,7 @@
         <w:ind w:left="6469" w:hanging="360"/>
       </w:pPr>
       <w:rPr>
-        <w:rFonts w:hint="default" w:ascii="Courier New" w:hAnsi="Courier New" w:cs="Courier New"/>
+        <w:rFonts w:ascii="Courier New" w:hAnsi="Courier New" w:cs="Courier New" w:hint="default"/>
       </w:rPr>
     </w:lvl>
     <w:lvl w:ilvl="8" w:tplc="240A0005" w:tentative="1">
@@ -17082,7 +17034,7 @@
         <w:ind w:left="7189" w:hanging="360"/>
       </w:pPr>
       <w:rPr>
-        <w:rFonts w:hint="default" w:ascii="Wingdings" w:hAnsi="Wingdings"/>
+        <w:rFonts w:ascii="Wingdings" w:hAnsi="Wingdings" w:hint="default"/>
       </w:rPr>
     </w:lvl>
   </w:abstractNum>
@@ -17099,7 +17051,7 @@
         <w:ind w:left="1429" w:hanging="360"/>
       </w:pPr>
       <w:rPr>
-        <w:rFonts w:hint="default" w:ascii="Symbol" w:hAnsi="Symbol"/>
+        <w:rFonts w:ascii="Symbol" w:hAnsi="Symbol" w:hint="default"/>
       </w:rPr>
     </w:lvl>
     <w:lvl w:ilvl="1" w:tplc="240A0003" w:tentative="1">
@@ -17111,7 +17063,7 @@
         <w:ind w:left="2149" w:hanging="360"/>
       </w:pPr>
       <w:rPr>
-        <w:rFonts w:hint="default" w:ascii="Courier New" w:hAnsi="Courier New" w:cs="Courier New"/>
+        <w:rFonts w:ascii="Courier New" w:hAnsi="Courier New" w:cs="Courier New" w:hint="default"/>
       </w:rPr>
     </w:lvl>
     <w:lvl w:ilvl="2" w:tplc="240A0005" w:tentative="1">
@@ -17123,7 +17075,7 @@
         <w:ind w:left="2869" w:hanging="360"/>
       </w:pPr>
       <w:rPr>
-        <w:rFonts w:hint="default" w:ascii="Wingdings" w:hAnsi="Wingdings"/>
+        <w:rFonts w:ascii="Wingdings" w:hAnsi="Wingdings" w:hint="default"/>
       </w:rPr>
     </w:lvl>
     <w:lvl w:ilvl="3" w:tplc="240A0001" w:tentative="1">
@@ -17135,7 +17087,7 @@
         <w:ind w:left="3589" w:hanging="360"/>
       </w:pPr>
       <w:rPr>
-        <w:rFonts w:hint="default" w:ascii="Symbol" w:hAnsi="Symbol"/>
+        <w:rFonts w:ascii="Symbol" w:hAnsi="Symbol" w:hint="default"/>
       </w:rPr>
     </w:lvl>
     <w:lvl w:ilvl="4" w:tplc="240A0003" w:tentative="1">
@@ -17147,7 +17099,7 @@
         <w:ind w:left="4309" w:hanging="360"/>
       </w:pPr>
       <w:rPr>
-        <w:rFonts w:hint="default" w:ascii="Courier New" w:hAnsi="Courier New" w:cs="Courier New"/>
+        <w:rFonts w:ascii="Courier New" w:hAnsi="Courier New" w:cs="Courier New" w:hint="default"/>
       </w:rPr>
     </w:lvl>
     <w:lvl w:ilvl="5" w:tplc="240A0005" w:tentative="1">
@@ -17159,7 +17111,7 @@
         <w:ind w:left="5029" w:hanging="360"/>
       </w:pPr>
       <w:rPr>
-        <w:rFonts w:hint="default" w:ascii="Wingdings" w:hAnsi="Wingdings"/>
+        <w:rFonts w:ascii="Wingdings" w:hAnsi="Wingdings" w:hint="default"/>
       </w:rPr>
     </w:lvl>
     <w:lvl w:ilvl="6" w:tplc="240A0001" w:tentative="1">
@@ -17171,7 +17123,7 @@
         <w:ind w:left="5749" w:hanging="360"/>
       </w:pPr>
       <w:rPr>
-        <w:rFonts w:hint="default" w:ascii="Symbol" w:hAnsi="Symbol"/>
+        <w:rFonts w:ascii="Symbol" w:hAnsi="Symbol" w:hint="default"/>
       </w:rPr>
     </w:lvl>
     <w:lvl w:ilvl="7" w:tplc="240A0003" w:tentative="1">
@@ -17183,7 +17135,7 @@
         <w:ind w:left="6469" w:hanging="360"/>
       </w:pPr>
       <w:rPr>
-        <w:rFonts w:hint="default" w:ascii="Courier New" w:hAnsi="Courier New" w:cs="Courier New"/>
+        <w:rFonts w:ascii="Courier New" w:hAnsi="Courier New" w:cs="Courier New" w:hint="default"/>
       </w:rPr>
     </w:lvl>
     <w:lvl w:ilvl="8" w:tplc="240A0005" w:tentative="1">
@@ -17195,7 +17147,7 @@
         <w:ind w:left="7189" w:hanging="360"/>
       </w:pPr>
       <w:rPr>
-        <w:rFonts w:hint="default" w:ascii="Wingdings" w:hAnsi="Wingdings"/>
+        <w:rFonts w:ascii="Wingdings" w:hAnsi="Wingdings" w:hint="default"/>
       </w:rPr>
     </w:lvl>
   </w:abstractNum>
@@ -17212,7 +17164,7 @@
         <w:ind w:left="1429" w:hanging="360"/>
       </w:pPr>
       <w:rPr>
-        <w:rFonts w:hint="default" w:ascii="Symbol" w:hAnsi="Symbol"/>
+        <w:rFonts w:ascii="Symbol" w:hAnsi="Symbol" w:hint="default"/>
       </w:rPr>
     </w:lvl>
     <w:lvl w:ilvl="1" w:tplc="240A0003" w:tentative="1">
@@ -17224,7 +17176,7 @@
         <w:ind w:left="2149" w:hanging="360"/>
       </w:pPr>
       <w:rPr>
-        <w:rFonts w:hint="default" w:ascii="Courier New" w:hAnsi="Courier New" w:cs="Courier New"/>
+        <w:rFonts w:ascii="Courier New" w:hAnsi="Courier New" w:cs="Courier New" w:hint="default"/>
       </w:rPr>
     </w:lvl>
     <w:lvl w:ilvl="2" w:tplc="240A0005" w:tentative="1">
@@ -17236,7 +17188,7 @@
         <w:ind w:left="2869" w:hanging="360"/>
       </w:pPr>
       <w:rPr>
-        <w:rFonts w:hint="default" w:ascii="Wingdings" w:hAnsi="Wingdings"/>
+        <w:rFonts w:ascii="Wingdings" w:hAnsi="Wingdings" w:hint="default"/>
       </w:rPr>
     </w:lvl>
     <w:lvl w:ilvl="3" w:tplc="240A0001" w:tentative="1">
@@ -17248,7 +17200,7 @@
         <w:ind w:left="3589" w:hanging="360"/>
       </w:pPr>
       <w:rPr>
-        <w:rFonts w:hint="default" w:ascii="Symbol" w:hAnsi="Symbol"/>
+        <w:rFonts w:ascii="Symbol" w:hAnsi="Symbol" w:hint="default"/>
       </w:rPr>
     </w:lvl>
     <w:lvl w:ilvl="4" w:tplc="240A0003" w:tentative="1">
@@ -17260,7 +17212,7 @@
         <w:ind w:left="4309" w:hanging="360"/>
       </w:pPr>
       <w:rPr>
-        <w:rFonts w:hint="default" w:ascii="Courier New" w:hAnsi="Courier New" w:cs="Courier New"/>
+        <w:rFonts w:ascii="Courier New" w:hAnsi="Courier New" w:cs="Courier New" w:hint="default"/>
       </w:rPr>
     </w:lvl>
     <w:lvl w:ilvl="5" w:tplc="240A0005" w:tentative="1">
@@ -17272,7 +17224,7 @@
         <w:ind w:left="5029" w:hanging="360"/>
       </w:pPr>
       <w:rPr>
-        <w:rFonts w:hint="default" w:ascii="Wingdings" w:hAnsi="Wingdings"/>
+        <w:rFonts w:ascii="Wingdings" w:hAnsi="Wingdings" w:hint="default"/>
       </w:rPr>
     </w:lvl>
     <w:lvl w:ilvl="6" w:tplc="240A0001" w:tentative="1">
@@ -17284,7 +17236,7 @@
         <w:ind w:left="5749" w:hanging="360"/>
       </w:pPr>
       <w:rPr>
-        <w:rFonts w:hint="default" w:ascii="Symbol" w:hAnsi="Symbol"/>
+        <w:rFonts w:ascii="Symbol" w:hAnsi="Symbol" w:hint="default"/>
       </w:rPr>
     </w:lvl>
     <w:lvl w:ilvl="7" w:tplc="240A0003" w:tentative="1">
@@ -17296,7 +17248,7 @@
         <w:ind w:left="6469" w:hanging="360"/>
       </w:pPr>
       <w:rPr>
-        <w:rFonts w:hint="default" w:ascii="Courier New" w:hAnsi="Courier New" w:cs="Courier New"/>
+        <w:rFonts w:ascii="Courier New" w:hAnsi="Courier New" w:cs="Courier New" w:hint="default"/>
       </w:rPr>
     </w:lvl>
     <w:lvl w:ilvl="8" w:tplc="240A0005" w:tentative="1">
@@ -17308,7 +17260,7 @@
         <w:ind w:left="7189" w:hanging="360"/>
       </w:pPr>
       <w:rPr>
-        <w:rFonts w:hint="default" w:ascii="Wingdings" w:hAnsi="Wingdings"/>
+        <w:rFonts w:ascii="Wingdings" w:hAnsi="Wingdings" w:hint="default"/>
       </w:rPr>
     </w:lvl>
   </w:abstractNum>
@@ -17325,7 +17277,7 @@
         <w:ind w:left="1429" w:hanging="360"/>
       </w:pPr>
       <w:rPr>
-        <w:rFonts w:hint="default" w:ascii="Symbol" w:hAnsi="Symbol"/>
+        <w:rFonts w:ascii="Symbol" w:hAnsi="Symbol" w:hint="default"/>
       </w:rPr>
     </w:lvl>
     <w:lvl w:ilvl="1" w:tplc="0C0A0003" w:tentative="1">
@@ -17337,7 +17289,7 @@
         <w:ind w:left="2149" w:hanging="360"/>
       </w:pPr>
       <w:rPr>
-        <w:rFonts w:hint="default" w:ascii="Courier New" w:hAnsi="Courier New" w:cs="Courier New"/>
+        <w:rFonts w:ascii="Courier New" w:hAnsi="Courier New" w:cs="Courier New" w:hint="default"/>
       </w:rPr>
     </w:lvl>
     <w:lvl w:ilvl="2" w:tplc="0C0A0005" w:tentative="1">
@@ -17349,7 +17301,7 @@
         <w:ind w:left="2869" w:hanging="360"/>
       </w:pPr>
       <w:rPr>
-        <w:rFonts w:hint="default" w:ascii="Wingdings" w:hAnsi="Wingdings"/>
+        <w:rFonts w:ascii="Wingdings" w:hAnsi="Wingdings" w:hint="default"/>
       </w:rPr>
     </w:lvl>
     <w:lvl w:ilvl="3" w:tplc="0C0A0001" w:tentative="1">
@@ -17361,7 +17313,7 @@
         <w:ind w:left="3589" w:hanging="360"/>
       </w:pPr>
       <w:rPr>
-        <w:rFonts w:hint="default" w:ascii="Symbol" w:hAnsi="Symbol"/>
+        <w:rFonts w:ascii="Symbol" w:hAnsi="Symbol" w:hint="default"/>
       </w:rPr>
     </w:lvl>
     <w:lvl w:ilvl="4" w:tplc="0C0A0003" w:tentative="1">
@@ -17373,7 +17325,7 @@
         <w:ind w:left="4309" w:hanging="360"/>
       </w:pPr>
       <w:rPr>
-        <w:rFonts w:hint="default" w:ascii="Courier New" w:hAnsi="Courier New" w:cs="Courier New"/>
+        <w:rFonts w:ascii="Courier New" w:hAnsi="Courier New" w:cs="Courier New" w:hint="default"/>
       </w:rPr>
     </w:lvl>
     <w:lvl w:ilvl="5" w:tplc="0C0A0005" w:tentative="1">
@@ -17385,7 +17337,7 @@
         <w:ind w:left="5029" w:hanging="360"/>
       </w:pPr>
       <w:rPr>
-        <w:rFonts w:hint="default" w:ascii="Wingdings" w:hAnsi="Wingdings"/>
+        <w:rFonts w:ascii="Wingdings" w:hAnsi="Wingdings" w:hint="default"/>
       </w:rPr>
     </w:lvl>
     <w:lvl w:ilvl="6" w:tplc="0C0A0001" w:tentative="1">
@@ -17397,7 +17349,7 @@
         <w:ind w:left="5749" w:hanging="360"/>
       </w:pPr>
       <w:rPr>
-        <w:rFonts w:hint="default" w:ascii="Symbol" w:hAnsi="Symbol"/>
+        <w:rFonts w:ascii="Symbol" w:hAnsi="Symbol" w:hint="default"/>
       </w:rPr>
     </w:lvl>
     <w:lvl w:ilvl="7" w:tplc="0C0A0003" w:tentative="1">
@@ -17409,7 +17361,7 @@
         <w:ind w:left="6469" w:hanging="360"/>
       </w:pPr>
       <w:rPr>
-        <w:rFonts w:hint="default" w:ascii="Courier New" w:hAnsi="Courier New" w:cs="Courier New"/>
+        <w:rFonts w:ascii="Courier New" w:hAnsi="Courier New" w:cs="Courier New" w:hint="default"/>
       </w:rPr>
     </w:lvl>
     <w:lvl w:ilvl="8" w:tplc="0C0A0005" w:tentative="1">
@@ -17421,7 +17373,7 @@
         <w:ind w:left="7189" w:hanging="360"/>
       </w:pPr>
       <w:rPr>
-        <w:rFonts w:hint="default" w:ascii="Wingdings" w:hAnsi="Wingdings"/>
+        <w:rFonts w:ascii="Wingdings" w:hAnsi="Wingdings" w:hint="default"/>
       </w:rPr>
     </w:lvl>
   </w:abstractNum>
@@ -17529,7 +17481,7 @@
         <w:ind w:left="1429" w:hanging="360"/>
       </w:pPr>
       <w:rPr>
-        <w:rFonts w:hint="default" w:ascii="Symbol" w:hAnsi="Symbol"/>
+        <w:rFonts w:ascii="Symbol" w:hAnsi="Symbol" w:hint="default"/>
       </w:rPr>
     </w:lvl>
     <w:lvl w:ilvl="1" w:tplc="240A0003" w:tentative="1">
@@ -17541,7 +17493,7 @@
         <w:ind w:left="2149" w:hanging="360"/>
       </w:pPr>
       <w:rPr>
-        <w:rFonts w:hint="default" w:ascii="Courier New" w:hAnsi="Courier New" w:cs="Courier New"/>
+        <w:rFonts w:ascii="Courier New" w:hAnsi="Courier New" w:cs="Courier New" w:hint="default"/>
       </w:rPr>
     </w:lvl>
     <w:lvl w:ilvl="2" w:tplc="240A0005" w:tentative="1">
@@ -17553,7 +17505,7 @@
         <w:ind w:left="2869" w:hanging="360"/>
       </w:pPr>
       <w:rPr>
-        <w:rFonts w:hint="default" w:ascii="Wingdings" w:hAnsi="Wingdings"/>
+        <w:rFonts w:ascii="Wingdings" w:hAnsi="Wingdings" w:hint="default"/>
       </w:rPr>
     </w:lvl>
     <w:lvl w:ilvl="3" w:tplc="240A0001" w:tentative="1">
@@ -17565,7 +17517,7 @@
         <w:ind w:left="3589" w:hanging="360"/>
       </w:pPr>
       <w:rPr>
-        <w:rFonts w:hint="default" w:ascii="Symbol" w:hAnsi="Symbol"/>
+        <w:rFonts w:ascii="Symbol" w:hAnsi="Symbol" w:hint="default"/>
       </w:rPr>
     </w:lvl>
     <w:lvl w:ilvl="4" w:tplc="240A0003" w:tentative="1">
@@ -17577,7 +17529,7 @@
         <w:ind w:left="4309" w:hanging="360"/>
       </w:pPr>
       <w:rPr>
-        <w:rFonts w:hint="default" w:ascii="Courier New" w:hAnsi="Courier New" w:cs="Courier New"/>
+        <w:rFonts w:ascii="Courier New" w:hAnsi="Courier New" w:cs="Courier New" w:hint="default"/>
       </w:rPr>
     </w:lvl>
     <w:lvl w:ilvl="5" w:tplc="240A0005" w:tentative="1">
@@ -17589,7 +17541,7 @@
         <w:ind w:left="5029" w:hanging="360"/>
       </w:pPr>
       <w:rPr>
-        <w:rFonts w:hint="default" w:ascii="Wingdings" w:hAnsi="Wingdings"/>
+        <w:rFonts w:ascii="Wingdings" w:hAnsi="Wingdings" w:hint="default"/>
       </w:rPr>
     </w:lvl>
     <w:lvl w:ilvl="6" w:tplc="240A0001" w:tentative="1">
@@ -17601,7 +17553,7 @@
         <w:ind w:left="5749" w:hanging="360"/>
       </w:pPr>
       <w:rPr>
-        <w:rFonts w:hint="default" w:ascii="Symbol" w:hAnsi="Symbol"/>
+        <w:rFonts w:ascii="Symbol" w:hAnsi="Symbol" w:hint="default"/>
       </w:rPr>
     </w:lvl>
     <w:lvl w:ilvl="7" w:tplc="240A0003" w:tentative="1">
@@ -17613,7 +17565,7 @@
         <w:ind w:left="6469" w:hanging="360"/>
       </w:pPr>
       <w:rPr>
-        <w:rFonts w:hint="default" w:ascii="Courier New" w:hAnsi="Courier New" w:cs="Courier New"/>
+        <w:rFonts w:ascii="Courier New" w:hAnsi="Courier New" w:cs="Courier New" w:hint="default"/>
       </w:rPr>
     </w:lvl>
     <w:lvl w:ilvl="8" w:tplc="240A0005" w:tentative="1">
@@ -17625,7 +17577,7 @@
         <w:ind w:left="7189" w:hanging="360"/>
       </w:pPr>
       <w:rPr>
-        <w:rFonts w:hint="default" w:ascii="Wingdings" w:hAnsi="Wingdings"/>
+        <w:rFonts w:ascii="Wingdings" w:hAnsi="Wingdings" w:hint="default"/>
       </w:rPr>
     </w:lvl>
   </w:abstractNum>
@@ -17642,7 +17594,7 @@
         <w:ind w:left="1429" w:hanging="360"/>
       </w:pPr>
       <w:rPr>
-        <w:rFonts w:hint="default" w:ascii="Symbol" w:hAnsi="Symbol"/>
+        <w:rFonts w:ascii="Symbol" w:hAnsi="Symbol" w:hint="default"/>
       </w:rPr>
     </w:lvl>
     <w:lvl w:ilvl="1" w:tplc="240A0003" w:tentative="1">
@@ -17654,7 +17606,7 @@
         <w:ind w:left="2149" w:hanging="360"/>
       </w:pPr>
       <w:rPr>
-        <w:rFonts w:hint="default" w:ascii="Courier New" w:hAnsi="Courier New" w:cs="Courier New"/>
+        <w:rFonts w:ascii="Courier New" w:hAnsi="Courier New" w:cs="Courier New" w:hint="default"/>
       </w:rPr>
     </w:lvl>
     <w:lvl w:ilvl="2" w:tplc="240A0005" w:tentative="1">
@@ -17666,7 +17618,7 @@
         <w:ind w:left="2869" w:hanging="360"/>
       </w:pPr>
       <w:rPr>
-        <w:rFonts w:hint="default" w:ascii="Wingdings" w:hAnsi="Wingdings"/>
+        <w:rFonts w:ascii="Wingdings" w:hAnsi="Wingdings" w:hint="default"/>
       </w:rPr>
     </w:lvl>
     <w:lvl w:ilvl="3" w:tplc="240A0001" w:tentative="1">
@@ -17678,7 +17630,7 @@
         <w:ind w:left="3589" w:hanging="360"/>
       </w:pPr>
       <w:rPr>
-        <w:rFonts w:hint="default" w:ascii="Symbol" w:hAnsi="Symbol"/>
+        <w:rFonts w:ascii="Symbol" w:hAnsi="Symbol" w:hint="default"/>
       </w:rPr>
     </w:lvl>
     <w:lvl w:ilvl="4" w:tplc="240A0003" w:tentative="1">
@@ -17690,7 +17642,7 @@
         <w:ind w:left="4309" w:hanging="360"/>
       </w:pPr>
       <w:rPr>
-        <w:rFonts w:hint="default" w:ascii="Courier New" w:hAnsi="Courier New" w:cs="Courier New"/>
+        <w:rFonts w:ascii="Courier New" w:hAnsi="Courier New" w:cs="Courier New" w:hint="default"/>
       </w:rPr>
     </w:lvl>
     <w:lvl w:ilvl="5" w:tplc="240A0005" w:tentative="1">
@@ -17702,7 +17654,7 @@
         <w:ind w:left="5029" w:hanging="360"/>
       </w:pPr>
       <w:rPr>
-        <w:rFonts w:hint="default" w:ascii="Wingdings" w:hAnsi="Wingdings"/>
+        <w:rFonts w:ascii="Wingdings" w:hAnsi="Wingdings" w:hint="default"/>
       </w:rPr>
     </w:lvl>
     <w:lvl w:ilvl="6" w:tplc="240A0001" w:tentative="1">
@@ -17714,7 +17666,7 @@
         <w:ind w:left="5749" w:hanging="360"/>
       </w:pPr>
       <w:rPr>
-        <w:rFonts w:hint="default" w:ascii="Symbol" w:hAnsi="Symbol"/>
+        <w:rFonts w:ascii="Symbol" w:hAnsi="Symbol" w:hint="default"/>
       </w:rPr>
     </w:lvl>
     <w:lvl w:ilvl="7" w:tplc="240A0003" w:tentative="1">
@@ -17726,7 +17678,7 @@
         <w:ind w:left="6469" w:hanging="360"/>
       </w:pPr>
       <w:rPr>
-        <w:rFonts w:hint="default" w:ascii="Courier New" w:hAnsi="Courier New" w:cs="Courier New"/>
+        <w:rFonts w:ascii="Courier New" w:hAnsi="Courier New" w:cs="Courier New" w:hint="default"/>
       </w:rPr>
     </w:lvl>
     <w:lvl w:ilvl="8" w:tplc="240A0005" w:tentative="1">
@@ -17738,7 +17690,7 @@
         <w:ind w:left="7189" w:hanging="360"/>
       </w:pPr>
       <w:rPr>
-        <w:rFonts w:hint="default" w:ascii="Wingdings" w:hAnsi="Wingdings"/>
+        <w:rFonts w:ascii="Wingdings" w:hAnsi="Wingdings" w:hint="default"/>
       </w:rPr>
     </w:lvl>
   </w:abstractNum>
@@ -17755,7 +17707,7 @@
         <w:ind w:left="1429" w:hanging="360"/>
       </w:pPr>
       <w:rPr>
-        <w:rFonts w:hint="default" w:ascii="Symbol" w:hAnsi="Symbol"/>
+        <w:rFonts w:ascii="Symbol" w:hAnsi="Symbol" w:hint="default"/>
       </w:rPr>
     </w:lvl>
     <w:lvl w:ilvl="1" w:tplc="0C0A0003" w:tentative="1">
@@ -17767,7 +17719,7 @@
         <w:ind w:left="2149" w:hanging="360"/>
       </w:pPr>
       <w:rPr>
-        <w:rFonts w:hint="default" w:ascii="Courier New" w:hAnsi="Courier New" w:cs="Courier New"/>
+        <w:rFonts w:ascii="Courier New" w:hAnsi="Courier New" w:cs="Courier New" w:hint="default"/>
       </w:rPr>
     </w:lvl>
     <w:lvl w:ilvl="2" w:tplc="0C0A0005" w:tentative="1">
@@ -17779,7 +17731,7 @@
         <w:ind w:left="2869" w:hanging="360"/>
       </w:pPr>
       <w:rPr>
-        <w:rFonts w:hint="default" w:ascii="Wingdings" w:hAnsi="Wingdings"/>
+        <w:rFonts w:ascii="Wingdings" w:hAnsi="Wingdings" w:hint="default"/>
       </w:rPr>
     </w:lvl>
     <w:lvl w:ilvl="3" w:tplc="0C0A0001" w:tentative="1">
@@ -17791,7 +17743,7 @@
         <w:ind w:left="3589" w:hanging="360"/>
       </w:pPr>
       <w:rPr>
-        <w:rFonts w:hint="default" w:ascii="Symbol" w:hAnsi="Symbol"/>
+        <w:rFonts w:ascii="Symbol" w:hAnsi="Symbol" w:hint="default"/>
       </w:rPr>
     </w:lvl>
     <w:lvl w:ilvl="4" w:tplc="0C0A0003" w:tentative="1">
@@ -17803,7 +17755,7 @@
         <w:ind w:left="4309" w:hanging="360"/>
       </w:pPr>
       <w:rPr>
-        <w:rFonts w:hint="default" w:ascii="Courier New" w:hAnsi="Courier New" w:cs="Courier New"/>
+        <w:rFonts w:ascii="Courier New" w:hAnsi="Courier New" w:cs="Courier New" w:hint="default"/>
       </w:rPr>
     </w:lvl>
     <w:lvl w:ilvl="5" w:tplc="0C0A0005" w:tentative="1">
@@ -17815,7 +17767,7 @@
         <w:ind w:left="5029" w:hanging="360"/>
       </w:pPr>
       <w:rPr>
-        <w:rFonts w:hint="default" w:ascii="Wingdings" w:hAnsi="Wingdings"/>
+        <w:rFonts w:ascii="Wingdings" w:hAnsi="Wingdings" w:hint="default"/>
       </w:rPr>
     </w:lvl>
     <w:lvl w:ilvl="6" w:tplc="0C0A0001" w:tentative="1">
@@ -17827,7 +17779,7 @@
         <w:ind w:left="5749" w:hanging="360"/>
       </w:pPr>
       <w:rPr>
-        <w:rFonts w:hint="default" w:ascii="Symbol" w:hAnsi="Symbol"/>
+        <w:rFonts w:ascii="Symbol" w:hAnsi="Symbol" w:hint="default"/>
       </w:rPr>
     </w:lvl>
     <w:lvl w:ilvl="7" w:tplc="0C0A0003" w:tentative="1">
@@ -17839,7 +17791,7 @@
         <w:ind w:left="6469" w:hanging="360"/>
       </w:pPr>
       <w:rPr>
-        <w:rFonts w:hint="default" w:ascii="Courier New" w:hAnsi="Courier New" w:cs="Courier New"/>
+        <w:rFonts w:ascii="Courier New" w:hAnsi="Courier New" w:cs="Courier New" w:hint="default"/>
       </w:rPr>
     </w:lvl>
     <w:lvl w:ilvl="8" w:tplc="0C0A0005" w:tentative="1">
@@ -17851,7 +17803,7 @@
         <w:ind w:left="7189" w:hanging="360"/>
       </w:pPr>
       <w:rPr>
-        <w:rFonts w:hint="default" w:ascii="Wingdings" w:hAnsi="Wingdings"/>
+        <w:rFonts w:ascii="Wingdings" w:hAnsi="Wingdings" w:hint="default"/>
       </w:rPr>
     </w:lvl>
   </w:abstractNum>
@@ -17868,7 +17820,7 @@
         <w:ind w:left="1429" w:hanging="360"/>
       </w:pPr>
       <w:rPr>
-        <w:rFonts w:hint="default" w:ascii="Symbol" w:hAnsi="Symbol"/>
+        <w:rFonts w:ascii="Symbol" w:hAnsi="Symbol" w:hint="default"/>
       </w:rPr>
     </w:lvl>
     <w:lvl w:ilvl="1" w:tplc="240A0003" w:tentative="1">
@@ -17880,7 +17832,7 @@
         <w:ind w:left="2149" w:hanging="360"/>
       </w:pPr>
       <w:rPr>
-        <w:rFonts w:hint="default" w:ascii="Courier New" w:hAnsi="Courier New" w:cs="Courier New"/>
+        <w:rFonts w:ascii="Courier New" w:hAnsi="Courier New" w:cs="Courier New" w:hint="default"/>
       </w:rPr>
     </w:lvl>
     <w:lvl w:ilvl="2" w:tplc="240A0005" w:tentative="1">
@@ -17892,7 +17844,7 @@
         <w:ind w:left="2869" w:hanging="360"/>
       </w:pPr>
       <w:rPr>
-        <w:rFonts w:hint="default" w:ascii="Wingdings" w:hAnsi="Wingdings"/>
+        <w:rFonts w:ascii="Wingdings" w:hAnsi="Wingdings" w:hint="default"/>
       </w:rPr>
     </w:lvl>
     <w:lvl w:ilvl="3" w:tplc="240A0001" w:tentative="1">
@@ -17904,7 +17856,7 @@
         <w:ind w:left="3589" w:hanging="360"/>
       </w:pPr>
       <w:rPr>
-        <w:rFonts w:hint="default" w:ascii="Symbol" w:hAnsi="Symbol"/>
+        <w:rFonts w:ascii="Symbol" w:hAnsi="Symbol" w:hint="default"/>
       </w:rPr>
     </w:lvl>
     <w:lvl w:ilvl="4" w:tplc="240A0003" w:tentative="1">
@@ -17916,7 +17868,7 @@
         <w:ind w:left="4309" w:hanging="360"/>
       </w:pPr>
       <w:rPr>
-        <w:rFonts w:hint="default" w:ascii="Courier New" w:hAnsi="Courier New" w:cs="Courier New"/>
+        <w:rFonts w:ascii="Courier New" w:hAnsi="Courier New" w:cs="Courier New" w:hint="default"/>
       </w:rPr>
     </w:lvl>
     <w:lvl w:ilvl="5" w:tplc="240A0005" w:tentative="1">
@@ -17928,7 +17880,7 @@
         <w:ind w:left="5029" w:hanging="360"/>
       </w:pPr>
       <w:rPr>
-        <w:rFonts w:hint="default" w:ascii="Wingdings" w:hAnsi="Wingdings"/>
+        <w:rFonts w:ascii="Wingdings" w:hAnsi="Wingdings" w:hint="default"/>
       </w:rPr>
     </w:lvl>
     <w:lvl w:ilvl="6" w:tplc="240A0001" w:tentative="1">
@@ -17940,7 +17892,7 @@
         <w:ind w:left="5749" w:hanging="360"/>
       </w:pPr>
       <w:rPr>
-        <w:rFonts w:hint="default" w:ascii="Symbol" w:hAnsi="Symbol"/>
+        <w:rFonts w:ascii="Symbol" w:hAnsi="Symbol" w:hint="default"/>
       </w:rPr>
     </w:lvl>
     <w:lvl w:ilvl="7" w:tplc="240A0003" w:tentative="1">
@@ -17952,7 +17904,7 @@
         <w:ind w:left="6469" w:hanging="360"/>
       </w:pPr>
       <w:rPr>
-        <w:rFonts w:hint="default" w:ascii="Courier New" w:hAnsi="Courier New" w:cs="Courier New"/>
+        <w:rFonts w:ascii="Courier New" w:hAnsi="Courier New" w:cs="Courier New" w:hint="default"/>
       </w:rPr>
     </w:lvl>
     <w:lvl w:ilvl="8" w:tplc="240A0005" w:tentative="1">
@@ -17964,7 +17916,7 @@
         <w:ind w:left="7189" w:hanging="360"/>
       </w:pPr>
       <w:rPr>
-        <w:rFonts w:hint="default" w:ascii="Wingdings" w:hAnsi="Wingdings"/>
+        <w:rFonts w:ascii="Wingdings" w:hAnsi="Wingdings" w:hint="default"/>
       </w:rPr>
     </w:lvl>
   </w:abstractNum>
@@ -17981,7 +17933,7 @@
         <w:ind w:left="1429" w:hanging="360"/>
       </w:pPr>
       <w:rPr>
-        <w:rFonts w:hint="default" w:ascii="Symbol" w:hAnsi="Symbol"/>
+        <w:rFonts w:ascii="Symbol" w:hAnsi="Symbol" w:hint="default"/>
       </w:rPr>
     </w:lvl>
     <w:lvl w:ilvl="1" w:tplc="240A0003" w:tentative="1">
@@ -17993,7 +17945,7 @@
         <w:ind w:left="2149" w:hanging="360"/>
       </w:pPr>
       <w:rPr>
-        <w:rFonts w:hint="default" w:ascii="Courier New" w:hAnsi="Courier New" w:cs="Courier New"/>
+        <w:rFonts w:ascii="Courier New" w:hAnsi="Courier New" w:cs="Courier New" w:hint="default"/>
       </w:rPr>
     </w:lvl>
     <w:lvl w:ilvl="2" w:tplc="240A0005" w:tentative="1">
@@ -18005,7 +17957,7 @@
         <w:ind w:left="2869" w:hanging="360"/>
       </w:pPr>
       <w:rPr>
-        <w:rFonts w:hint="default" w:ascii="Wingdings" w:hAnsi="Wingdings"/>
+        <w:rFonts w:ascii="Wingdings" w:hAnsi="Wingdings" w:hint="default"/>
       </w:rPr>
     </w:lvl>
     <w:lvl w:ilvl="3" w:tplc="240A0001" w:tentative="1">
@@ -18017,7 +17969,7 @@
         <w:ind w:left="3589" w:hanging="360"/>
       </w:pPr>
       <w:rPr>
-        <w:rFonts w:hint="default" w:ascii="Symbol" w:hAnsi="Symbol"/>
+        <w:rFonts w:ascii="Symbol" w:hAnsi="Symbol" w:hint="default"/>
       </w:rPr>
     </w:lvl>
     <w:lvl w:ilvl="4" w:tplc="240A0003" w:tentative="1">
@@ -18029,7 +17981,7 @@
         <w:ind w:left="4309" w:hanging="360"/>
       </w:pPr>
       <w:rPr>
-        <w:rFonts w:hint="default" w:ascii="Courier New" w:hAnsi="Courier New" w:cs="Courier New"/>
+        <w:rFonts w:ascii="Courier New" w:hAnsi="Courier New" w:cs="Courier New" w:hint="default"/>
       </w:rPr>
     </w:lvl>
     <w:lvl w:ilvl="5" w:tplc="240A0005" w:tentative="1">
@@ -18041,7 +17993,7 @@
         <w:ind w:left="5029" w:hanging="360"/>
       </w:pPr>
       <w:rPr>
-        <w:rFonts w:hint="default" w:ascii="Wingdings" w:hAnsi="Wingdings"/>
+        <w:rFonts w:ascii="Wingdings" w:hAnsi="Wingdings" w:hint="default"/>
       </w:rPr>
     </w:lvl>
     <w:lvl w:ilvl="6" w:tplc="240A0001" w:tentative="1">
@@ -18053,7 +18005,7 @@
         <w:ind w:left="5749" w:hanging="360"/>
       </w:pPr>
       <w:rPr>
-        <w:rFonts w:hint="default" w:ascii="Symbol" w:hAnsi="Symbol"/>
+        <w:rFonts w:ascii="Symbol" w:hAnsi="Symbol" w:hint="default"/>
       </w:rPr>
     </w:lvl>
     <w:lvl w:ilvl="7" w:tplc="240A0003" w:tentative="1">
@@ -18065,7 +18017,7 @@
         <w:ind w:left="6469" w:hanging="360"/>
       </w:pPr>
       <w:rPr>
-        <w:rFonts w:hint="default" w:ascii="Courier New" w:hAnsi="Courier New" w:cs="Courier New"/>
+        <w:rFonts w:ascii="Courier New" w:hAnsi="Courier New" w:cs="Courier New" w:hint="default"/>
       </w:rPr>
     </w:lvl>
     <w:lvl w:ilvl="8" w:tplc="240A0005" w:tentative="1">
@@ -18077,7 +18029,7 @@
         <w:ind w:left="7189" w:hanging="360"/>
       </w:pPr>
       <w:rPr>
-        <w:rFonts w:hint="default" w:ascii="Wingdings" w:hAnsi="Wingdings"/>
+        <w:rFonts w:ascii="Wingdings" w:hAnsi="Wingdings" w:hint="default"/>
       </w:rPr>
     </w:lvl>
   </w:abstractNum>
@@ -18094,7 +18046,7 @@
         <w:ind w:left="1429" w:hanging="360"/>
       </w:pPr>
       <w:rPr>
-        <w:rFonts w:hint="default" w:ascii="Symbol" w:hAnsi="Symbol"/>
+        <w:rFonts w:ascii="Symbol" w:hAnsi="Symbol" w:hint="default"/>
       </w:rPr>
     </w:lvl>
     <w:lvl w:ilvl="1" w:tplc="0C0A0003" w:tentative="1">
@@ -18106,7 +18058,7 @@
         <w:ind w:left="2149" w:hanging="360"/>
       </w:pPr>
       <w:rPr>
-        <w:rFonts w:hint="default" w:ascii="Courier New" w:hAnsi="Courier New" w:cs="Courier New"/>
+        <w:rFonts w:ascii="Courier New" w:hAnsi="Courier New" w:cs="Courier New" w:hint="default"/>
       </w:rPr>
     </w:lvl>
     <w:lvl w:ilvl="2" w:tplc="0C0A0005" w:tentative="1">
@@ -18118,7 +18070,7 @@
         <w:ind w:left="2869" w:hanging="360"/>
       </w:pPr>
       <w:rPr>
-        <w:rFonts w:hint="default" w:ascii="Wingdings" w:hAnsi="Wingdings"/>
+        <w:rFonts w:ascii="Wingdings" w:hAnsi="Wingdings" w:hint="default"/>
       </w:rPr>
     </w:lvl>
     <w:lvl w:ilvl="3" w:tplc="0C0A0001" w:tentative="1">
@@ -18130,7 +18082,7 @@
         <w:ind w:left="3589" w:hanging="360"/>
       </w:pPr>
       <w:rPr>
-        <w:rFonts w:hint="default" w:ascii="Symbol" w:hAnsi="Symbol"/>
+        <w:rFonts w:ascii="Symbol" w:hAnsi="Symbol" w:hint="default"/>
       </w:rPr>
     </w:lvl>
     <w:lvl w:ilvl="4" w:tplc="0C0A0003" w:tentative="1">
@@ -18142,7 +18094,7 @@
         <w:ind w:left="4309" w:hanging="360"/>
       </w:pPr>
       <w:rPr>
-        <w:rFonts w:hint="default" w:ascii="Courier New" w:hAnsi="Courier New" w:cs="Courier New"/>
+        <w:rFonts w:ascii="Courier New" w:hAnsi="Courier New" w:cs="Courier New" w:hint="default"/>
       </w:rPr>
     </w:lvl>
     <w:lvl w:ilvl="5" w:tplc="0C0A0005" w:tentative="1">
@@ -18154,7 +18106,7 @@
         <w:ind w:left="5029" w:hanging="360"/>
       </w:pPr>
       <w:rPr>
-        <w:rFonts w:hint="default" w:ascii="Wingdings" w:hAnsi="Wingdings"/>
+        <w:rFonts w:ascii="Wingdings" w:hAnsi="Wingdings" w:hint="default"/>
       </w:rPr>
     </w:lvl>
     <w:lvl w:ilvl="6" w:tplc="0C0A0001" w:tentative="1">
@@ -18166,7 +18118,7 @@
         <w:ind w:left="5749" w:hanging="360"/>
       </w:pPr>
       <w:rPr>
-        <w:rFonts w:hint="default" w:ascii="Symbol" w:hAnsi="Symbol"/>
+        <w:rFonts w:ascii="Symbol" w:hAnsi="Symbol" w:hint="default"/>
       </w:rPr>
     </w:lvl>
     <w:lvl w:ilvl="7" w:tplc="0C0A0003" w:tentative="1">
@@ -18178,7 +18130,7 @@
         <w:ind w:left="6469" w:hanging="360"/>
       </w:pPr>
       <w:rPr>
-        <w:rFonts w:hint="default" w:ascii="Courier New" w:hAnsi="Courier New" w:cs="Courier New"/>
+        <w:rFonts w:ascii="Courier New" w:hAnsi="Courier New" w:cs="Courier New" w:hint="default"/>
       </w:rPr>
     </w:lvl>
     <w:lvl w:ilvl="8" w:tplc="0C0A0005" w:tentative="1">
@@ -18190,7 +18142,7 @@
         <w:ind w:left="7189" w:hanging="360"/>
       </w:pPr>
       <w:rPr>
-        <w:rFonts w:hint="default" w:ascii="Wingdings" w:hAnsi="Wingdings"/>
+        <w:rFonts w:ascii="Wingdings" w:hAnsi="Wingdings" w:hint="default"/>
       </w:rPr>
     </w:lvl>
   </w:abstractNum>
@@ -18297,7 +18249,7 @@
         <w:ind w:left="1429" w:hanging="360"/>
       </w:pPr>
       <w:rPr>
-        <w:rFonts w:hint="default" w:ascii="Symbol" w:hAnsi="Symbol"/>
+        <w:rFonts w:ascii="Symbol" w:hAnsi="Symbol" w:hint="default"/>
       </w:rPr>
     </w:lvl>
     <w:lvl w:ilvl="1" w:tplc="240A0003" w:tentative="1">
@@ -18309,7 +18261,7 @@
         <w:ind w:left="2149" w:hanging="360"/>
       </w:pPr>
       <w:rPr>
-        <w:rFonts w:hint="default" w:ascii="Courier New" w:hAnsi="Courier New" w:cs="Courier New"/>
+        <w:rFonts w:ascii="Courier New" w:hAnsi="Courier New" w:cs="Courier New" w:hint="default"/>
       </w:rPr>
     </w:lvl>
     <w:lvl w:ilvl="2" w:tplc="240A0005" w:tentative="1">
@@ -18321,7 +18273,7 @@
         <w:ind w:left="2869" w:hanging="360"/>
       </w:pPr>
       <w:rPr>
-        <w:rFonts w:hint="default" w:ascii="Wingdings" w:hAnsi="Wingdings"/>
+        <w:rFonts w:ascii="Wingdings" w:hAnsi="Wingdings" w:hint="default"/>
       </w:rPr>
     </w:lvl>
     <w:lvl w:ilvl="3" w:tplc="240A0001" w:tentative="1">
@@ -18333,7 +18285,7 @@
         <w:ind w:left="3589" w:hanging="360"/>
       </w:pPr>
       <w:rPr>
-        <w:rFonts w:hint="default" w:ascii="Symbol" w:hAnsi="Symbol"/>
+        <w:rFonts w:ascii="Symbol" w:hAnsi="Symbol" w:hint="default"/>
       </w:rPr>
     </w:lvl>
     <w:lvl w:ilvl="4" w:tplc="240A0003" w:tentative="1">
@@ -18345,7 +18297,7 @@
         <w:ind w:left="4309" w:hanging="360"/>
       </w:pPr>
       <w:rPr>
-        <w:rFonts w:hint="default" w:ascii="Courier New" w:hAnsi="Courier New" w:cs="Courier New"/>
+        <w:rFonts w:ascii="Courier New" w:hAnsi="Courier New" w:cs="Courier New" w:hint="default"/>
       </w:rPr>
     </w:lvl>
     <w:lvl w:ilvl="5" w:tplc="240A0005" w:tentative="1">
@@ -18357,7 +18309,7 @@
         <w:ind w:left="5029" w:hanging="360"/>
       </w:pPr>
       <w:rPr>
-        <w:rFonts w:hint="default" w:ascii="Wingdings" w:hAnsi="Wingdings"/>
+        <w:rFonts w:ascii="Wingdings" w:hAnsi="Wingdings" w:hint="default"/>
       </w:rPr>
     </w:lvl>
     <w:lvl w:ilvl="6" w:tplc="240A0001" w:tentative="1">
@@ -18369,7 +18321,7 @@
         <w:ind w:left="5749" w:hanging="360"/>
       </w:pPr>
       <w:rPr>
-        <w:rFonts w:hint="default" w:ascii="Symbol" w:hAnsi="Symbol"/>
+        <w:rFonts w:ascii="Symbol" w:hAnsi="Symbol" w:hint="default"/>
       </w:rPr>
     </w:lvl>
     <w:lvl w:ilvl="7" w:tplc="240A0003" w:tentative="1">
@@ -18381,7 +18333,7 @@
         <w:ind w:left="6469" w:hanging="360"/>
       </w:pPr>
       <w:rPr>
-        <w:rFonts w:hint="default" w:ascii="Courier New" w:hAnsi="Courier New" w:cs="Courier New"/>
+        <w:rFonts w:ascii="Courier New" w:hAnsi="Courier New" w:cs="Courier New" w:hint="default"/>
       </w:rPr>
     </w:lvl>
     <w:lvl w:ilvl="8" w:tplc="240A0005" w:tentative="1">
@@ -18393,7 +18345,7 @@
         <w:ind w:left="7189" w:hanging="360"/>
       </w:pPr>
       <w:rPr>
-        <w:rFonts w:hint="default" w:ascii="Wingdings" w:hAnsi="Wingdings"/>
+        <w:rFonts w:ascii="Wingdings" w:hAnsi="Wingdings" w:hint="default"/>
       </w:rPr>
     </w:lvl>
   </w:abstractNum>
@@ -18410,7 +18362,7 @@
         <w:ind w:left="1429" w:hanging="360"/>
       </w:pPr>
       <w:rPr>
-        <w:rFonts w:hint="default" w:ascii="Symbol" w:hAnsi="Symbol"/>
+        <w:rFonts w:ascii="Symbol" w:hAnsi="Symbol" w:hint="default"/>
       </w:rPr>
     </w:lvl>
     <w:lvl w:ilvl="1" w:tplc="240A0003" w:tentative="1">
@@ -18422,7 +18374,7 @@
         <w:ind w:left="2149" w:hanging="360"/>
       </w:pPr>
       <w:rPr>
-        <w:rFonts w:hint="default" w:ascii="Courier New" w:hAnsi="Courier New" w:cs="Courier New"/>
+        <w:rFonts w:ascii="Courier New" w:hAnsi="Courier New" w:cs="Courier New" w:hint="default"/>
       </w:rPr>
     </w:lvl>
     <w:lvl w:ilvl="2" w:tplc="240A0005" w:tentative="1">
@@ -18434,7 +18386,7 @@
         <w:ind w:left="2869" w:hanging="360"/>
       </w:pPr>
       <w:rPr>
-        <w:rFonts w:hint="default" w:ascii="Wingdings" w:hAnsi="Wingdings"/>
+        <w:rFonts w:ascii="Wingdings" w:hAnsi="Wingdings" w:hint="default"/>
       </w:rPr>
     </w:lvl>
     <w:lvl w:ilvl="3" w:tplc="240A0001" w:tentative="1">
@@ -18446,7 +18398,7 @@
         <w:ind w:left="3589" w:hanging="360"/>
       </w:pPr>
       <w:rPr>
-        <w:rFonts w:hint="default" w:ascii="Symbol" w:hAnsi="Symbol"/>
+        <w:rFonts w:ascii="Symbol" w:hAnsi="Symbol" w:hint="default"/>
       </w:rPr>
     </w:lvl>
     <w:lvl w:ilvl="4" w:tplc="240A0003" w:tentative="1">
@@ -18458,7 +18410,7 @@
         <w:ind w:left="4309" w:hanging="360"/>
       </w:pPr>
       <w:rPr>
-        <w:rFonts w:hint="default" w:ascii="Courier New" w:hAnsi="Courier New" w:cs="Courier New"/>
+        <w:rFonts w:ascii="Courier New" w:hAnsi="Courier New" w:cs="Courier New" w:hint="default"/>
       </w:rPr>
     </w:lvl>
     <w:lvl w:ilvl="5" w:tplc="240A0005" w:tentative="1">
@@ -18470,7 +18422,7 @@
         <w:ind w:left="5029" w:hanging="360"/>
       </w:pPr>
       <w:rPr>
-        <w:rFonts w:hint="default" w:ascii="Wingdings" w:hAnsi="Wingdings"/>
+        <w:rFonts w:ascii="Wingdings" w:hAnsi="Wingdings" w:hint="default"/>
       </w:rPr>
     </w:lvl>
     <w:lvl w:ilvl="6" w:tplc="240A0001" w:tentative="1">
@@ -18482,7 +18434,7 @@
         <w:ind w:left="5749" w:hanging="360"/>
       </w:pPr>
       <w:rPr>
-        <w:rFonts w:hint="default" w:ascii="Symbol" w:hAnsi="Symbol"/>
+        <w:rFonts w:ascii="Symbol" w:hAnsi="Symbol" w:hint="default"/>
       </w:rPr>
     </w:lvl>
     <w:lvl w:ilvl="7" w:tplc="240A0003" w:tentative="1">
@@ -18494,7 +18446,7 @@
         <w:ind w:left="6469" w:hanging="360"/>
       </w:pPr>
       <w:rPr>
-        <w:rFonts w:hint="default" w:ascii="Courier New" w:hAnsi="Courier New" w:cs="Courier New"/>
+        <w:rFonts w:ascii="Courier New" w:hAnsi="Courier New" w:cs="Courier New" w:hint="default"/>
       </w:rPr>
     </w:lvl>
     <w:lvl w:ilvl="8" w:tplc="240A0005" w:tentative="1">
@@ -18506,7 +18458,7 @@
         <w:ind w:left="7189" w:hanging="360"/>
       </w:pPr>
       <w:rPr>
-        <w:rFonts w:hint="default" w:ascii="Wingdings" w:hAnsi="Wingdings"/>
+        <w:rFonts w:ascii="Wingdings" w:hAnsi="Wingdings" w:hint="default"/>
       </w:rPr>
     </w:lvl>
   </w:abstractNum>
@@ -18612,7 +18564,7 @@
         <w:ind w:left="1429" w:hanging="360"/>
       </w:pPr>
       <w:rPr>
-        <w:rFonts w:hint="default" w:ascii="Symbol" w:hAnsi="Symbol"/>
+        <w:rFonts w:ascii="Symbol" w:hAnsi="Symbol" w:hint="default"/>
       </w:rPr>
     </w:lvl>
     <w:lvl w:ilvl="1" w:tplc="240A0003" w:tentative="1">
@@ -18624,7 +18576,7 @@
         <w:ind w:left="2149" w:hanging="360"/>
       </w:pPr>
       <w:rPr>
-        <w:rFonts w:hint="default" w:ascii="Courier New" w:hAnsi="Courier New" w:cs="Courier New"/>
+        <w:rFonts w:ascii="Courier New" w:hAnsi="Courier New" w:cs="Courier New" w:hint="default"/>
       </w:rPr>
     </w:lvl>
     <w:lvl w:ilvl="2" w:tplc="240A0005" w:tentative="1">
@@ -18636,7 +18588,7 @@
         <w:ind w:left="2869" w:hanging="360"/>
       </w:pPr>
       <w:rPr>
-        <w:rFonts w:hint="default" w:ascii="Wingdings" w:hAnsi="Wingdings"/>
+        <w:rFonts w:ascii="Wingdings" w:hAnsi="Wingdings" w:hint="default"/>
       </w:rPr>
     </w:lvl>
     <w:lvl w:ilvl="3" w:tplc="240A0001" w:tentative="1">
@@ -18648,7 +18600,7 @@
         <w:ind w:left="3589" w:hanging="360"/>
       </w:pPr>
       <w:rPr>
-        <w:rFonts w:hint="default" w:ascii="Symbol" w:hAnsi="Symbol"/>
+        <w:rFonts w:ascii="Symbol" w:hAnsi="Symbol" w:hint="default"/>
       </w:rPr>
     </w:lvl>
     <w:lvl w:ilvl="4" w:tplc="240A0003" w:tentative="1">
@@ -18660,7 +18612,7 @@
         <w:ind w:left="4309" w:hanging="360"/>
       </w:pPr>
       <w:rPr>
-        <w:rFonts w:hint="default" w:ascii="Courier New" w:hAnsi="Courier New" w:cs="Courier New"/>
+        <w:rFonts w:ascii="Courier New" w:hAnsi="Courier New" w:cs="Courier New" w:hint="default"/>
       </w:rPr>
     </w:lvl>
     <w:lvl w:ilvl="5" w:tplc="240A0005" w:tentative="1">
@@ -18672,7 +18624,7 @@
         <w:ind w:left="5029" w:hanging="360"/>
       </w:pPr>
       <w:rPr>
-        <w:rFonts w:hint="default" w:ascii="Wingdings" w:hAnsi="Wingdings"/>
+        <w:rFonts w:ascii="Wingdings" w:hAnsi="Wingdings" w:hint="default"/>
       </w:rPr>
     </w:lvl>
     <w:lvl w:ilvl="6" w:tplc="240A0001" w:tentative="1">
@@ -18684,7 +18636,7 @@
         <w:ind w:left="5749" w:hanging="360"/>
       </w:pPr>
       <w:rPr>
-        <w:rFonts w:hint="default" w:ascii="Symbol" w:hAnsi="Symbol"/>
+        <w:rFonts w:ascii="Symbol" w:hAnsi="Symbol" w:hint="default"/>
       </w:rPr>
     </w:lvl>
     <w:lvl w:ilvl="7" w:tplc="240A0003" w:tentative="1">
@@ -18696,7 +18648,7 @@
         <w:ind w:left="6469" w:hanging="360"/>
       </w:pPr>
       <w:rPr>
-        <w:rFonts w:hint="default" w:ascii="Courier New" w:hAnsi="Courier New" w:cs="Courier New"/>
+        <w:rFonts w:ascii="Courier New" w:hAnsi="Courier New" w:cs="Courier New" w:hint="default"/>
       </w:rPr>
     </w:lvl>
     <w:lvl w:ilvl="8" w:tplc="240A0005" w:tentative="1">
@@ -18708,7 +18660,7 @@
         <w:ind w:left="7189" w:hanging="360"/>
       </w:pPr>
       <w:rPr>
-        <w:rFonts w:hint="default" w:ascii="Wingdings" w:hAnsi="Wingdings"/>
+        <w:rFonts w:ascii="Wingdings" w:hAnsi="Wingdings" w:hint="default"/>
       </w:rPr>
     </w:lvl>
   </w:abstractNum>
@@ -18725,7 +18677,7 @@
         <w:ind w:left="1429" w:hanging="360"/>
       </w:pPr>
       <w:rPr>
-        <w:rFonts w:hint="default" w:ascii="Symbol" w:hAnsi="Symbol"/>
+        <w:rFonts w:ascii="Symbol" w:hAnsi="Symbol" w:hint="default"/>
       </w:rPr>
     </w:lvl>
     <w:lvl w:ilvl="1" w:tplc="0C0A0003" w:tentative="1">
@@ -18737,7 +18689,7 @@
         <w:ind w:left="2149" w:hanging="360"/>
       </w:pPr>
       <w:rPr>
-        <w:rFonts w:hint="default" w:ascii="Courier New" w:hAnsi="Courier New" w:cs="Courier New"/>
+        <w:rFonts w:ascii="Courier New" w:hAnsi="Courier New" w:cs="Courier New" w:hint="default"/>
       </w:rPr>
     </w:lvl>
     <w:lvl w:ilvl="2" w:tplc="0C0A0005" w:tentative="1">
@@ -18749,7 +18701,7 @@
         <w:ind w:left="2869" w:hanging="360"/>
       </w:pPr>
       <w:rPr>
-        <w:rFonts w:hint="default" w:ascii="Wingdings" w:hAnsi="Wingdings"/>
+        <w:rFonts w:ascii="Wingdings" w:hAnsi="Wingdings" w:hint="default"/>
       </w:rPr>
     </w:lvl>
     <w:lvl w:ilvl="3" w:tplc="0C0A0001" w:tentative="1">
@@ -18761,7 +18713,7 @@
         <w:ind w:left="3589" w:hanging="360"/>
       </w:pPr>
       <w:rPr>
-        <w:rFonts w:hint="default" w:ascii="Symbol" w:hAnsi="Symbol"/>
+        <w:rFonts w:ascii="Symbol" w:hAnsi="Symbol" w:hint="default"/>
       </w:rPr>
     </w:lvl>
     <w:lvl w:ilvl="4" w:tplc="0C0A0003" w:tentative="1">
@@ -18773,7 +18725,7 @@
         <w:ind w:left="4309" w:hanging="360"/>
       </w:pPr>
       <w:rPr>
-        <w:rFonts w:hint="default" w:ascii="Courier New" w:hAnsi="Courier New" w:cs="Courier New"/>
+        <w:rFonts w:ascii="Courier New" w:hAnsi="Courier New" w:cs="Courier New" w:hint="default"/>
       </w:rPr>
     </w:lvl>
     <w:lvl w:ilvl="5" w:tplc="0C0A0005" w:tentative="1">
@@ -18785,7 +18737,7 @@
         <w:ind w:left="5029" w:hanging="360"/>
       </w:pPr>
       <w:rPr>
-        <w:rFonts w:hint="default" w:ascii="Wingdings" w:hAnsi="Wingdings"/>
+        <w:rFonts w:ascii="Wingdings" w:hAnsi="Wingdings" w:hint="default"/>
       </w:rPr>
     </w:lvl>
     <w:lvl w:ilvl="6" w:tplc="0C0A0001" w:tentative="1">
@@ -18797,7 +18749,7 @@
         <w:ind w:left="5749" w:hanging="360"/>
       </w:pPr>
       <w:rPr>
-        <w:rFonts w:hint="default" w:ascii="Symbol" w:hAnsi="Symbol"/>
+        <w:rFonts w:ascii="Symbol" w:hAnsi="Symbol" w:hint="default"/>
       </w:rPr>
     </w:lvl>
     <w:lvl w:ilvl="7" w:tplc="0C0A0003" w:tentative="1">
@@ -18809,7 +18761,7 @@
         <w:ind w:left="6469" w:hanging="360"/>
       </w:pPr>
       <w:rPr>
-        <w:rFonts w:hint="default" w:ascii="Courier New" w:hAnsi="Courier New" w:cs="Courier New"/>
+        <w:rFonts w:ascii="Courier New" w:hAnsi="Courier New" w:cs="Courier New" w:hint="default"/>
       </w:rPr>
     </w:lvl>
     <w:lvl w:ilvl="8" w:tplc="0C0A0005" w:tentative="1">
@@ -18821,7 +18773,7 @@
         <w:ind w:left="7189" w:hanging="360"/>
       </w:pPr>
       <w:rPr>
-        <w:rFonts w:hint="default" w:ascii="Wingdings" w:hAnsi="Wingdings"/>
+        <w:rFonts w:ascii="Wingdings" w:hAnsi="Wingdings" w:hint="default"/>
       </w:rPr>
     </w:lvl>
   </w:abstractNum>
@@ -18973,20 +18925,12 @@
 </w:numbering>
 </file>
 
-<file path=word/people.xml><?xml version="1.0" encoding="utf-8"?>
-<w15:people xmlns:mc="http://schemas.openxmlformats.org/markup-compatibility/2006" xmlns:w15="http://schemas.microsoft.com/office/word/2012/wordml" mc:Ignorable="w15">
-  <w15:person w15:author="Jorge Bustos Gomez">
-    <w15:presenceInfo w15:providerId="AD" w15:userId="S::jbustosg@sena.edu.co::ac202564-197f-45bf-bf2b-84ffbbb35994"/>
-  </w15:person>
-</w15:people>
-</file>
-
 <file path=word/styles.xml><?xml version="1.0" encoding="utf-8"?>
 <w:styles xmlns:mc="http://schemas.openxmlformats.org/markup-compatibility/2006" xmlns:r="http://schemas.openxmlformats.org/officeDocument/2006/relationships" xmlns:w="http://schemas.openxmlformats.org/wordprocessingml/2006/main" xmlns:w14="http://schemas.microsoft.com/office/word/2010/wordml" xmlns:w15="http://schemas.microsoft.com/office/word/2012/wordml" xmlns:w16cid="http://schemas.microsoft.com/office/word/2016/wordml/cid" xmlns:w16se="http://schemas.microsoft.com/office/word/2015/wordml/symex" mc:Ignorable="w14 w15 w16se w16cid">
   <w:docDefaults>
     <w:rPrDefault>
       <w:rPr>
-        <w:rFonts w:asciiTheme="minorHAnsi" w:hAnsiTheme="minorHAnsi" w:eastAsiaTheme="minorHAnsi" w:cstheme="minorBidi"/>
+        <w:rFonts w:asciiTheme="minorHAnsi" w:eastAsiaTheme="minorHAnsi" w:hAnsiTheme="minorHAnsi" w:cstheme="minorBidi"/>
         <w:kern w:val="2"/>
         <w:sz w:val="22"/>
         <w:szCs w:val="22"/>
@@ -19003,14 +18947,14 @@
   <w:latentStyles w:defLockedState="0" w:defUIPriority="99" w:defSemiHidden="0" w:defUnhideWhenUsed="0" w:defQFormat="0" w:count="375">
     <w:lsdException w:name="Normal" w:uiPriority="0" w:qFormat="1"/>
     <w:lsdException w:name="heading 1" w:uiPriority="9" w:qFormat="1"/>
-    <w:lsdException w:name="heading 2" w:uiPriority="9" w:semiHidden="1" w:unhideWhenUsed="1" w:qFormat="1"/>
-    <w:lsdException w:name="heading 3" w:uiPriority="9" w:semiHidden="1" w:unhideWhenUsed="1" w:qFormat="1"/>
-    <w:lsdException w:name="heading 4" w:uiPriority="9" w:semiHidden="1" w:unhideWhenUsed="1" w:qFormat="1"/>
-    <w:lsdException w:name="heading 5" w:uiPriority="9" w:semiHidden="1" w:unhideWhenUsed="1" w:qFormat="1"/>
-    <w:lsdException w:name="heading 6" w:uiPriority="9" w:semiHidden="1" w:unhideWhenUsed="1"/>
-    <w:lsdException w:name="heading 7" w:uiPriority="9" w:semiHidden="1" w:unhideWhenUsed="1" w:qFormat="1"/>
-    <w:lsdException w:name="heading 8" w:uiPriority="9" w:semiHidden="1" w:unhideWhenUsed="1" w:qFormat="1"/>
-    <w:lsdException w:name="heading 9" w:uiPriority="9" w:semiHidden="1" w:unhideWhenUsed="1" w:qFormat="1"/>
+    <w:lsdException w:name="heading 2" w:semiHidden="1" w:uiPriority="9" w:unhideWhenUsed="1" w:qFormat="1"/>
+    <w:lsdException w:name="heading 3" w:semiHidden="1" w:uiPriority="9" w:unhideWhenUsed="1" w:qFormat="1"/>
+    <w:lsdException w:name="heading 4" w:semiHidden="1" w:uiPriority="9" w:unhideWhenUsed="1" w:qFormat="1"/>
+    <w:lsdException w:name="heading 5" w:semiHidden="1" w:uiPriority="9" w:unhideWhenUsed="1" w:qFormat="1"/>
+    <w:lsdException w:name="heading 6" w:semiHidden="1" w:uiPriority="9" w:unhideWhenUsed="1"/>
+    <w:lsdException w:name="heading 7" w:semiHidden="1" w:uiPriority="9" w:unhideWhenUsed="1" w:qFormat="1"/>
+    <w:lsdException w:name="heading 8" w:semiHidden="1" w:uiPriority="9" w:unhideWhenUsed="1" w:qFormat="1"/>
+    <w:lsdException w:name="heading 9" w:semiHidden="1" w:uiPriority="9" w:unhideWhenUsed="1" w:qFormat="1"/>
     <w:lsdException w:name="index 1" w:semiHidden="1" w:unhideWhenUsed="1"/>
     <w:lsdException w:name="index 2" w:semiHidden="1" w:unhideWhenUsed="1"/>
     <w:lsdException w:name="index 3" w:semiHidden="1" w:unhideWhenUsed="1"/>
@@ -19020,22 +18964,22 @@
     <w:lsdException w:name="index 7" w:semiHidden="1" w:unhideWhenUsed="1"/>
     <w:lsdException w:name="index 8" w:semiHidden="1" w:unhideWhenUsed="1"/>
     <w:lsdException w:name="index 9" w:semiHidden="1" w:unhideWhenUsed="1"/>
-    <w:lsdException w:name="toc 1" w:uiPriority="39" w:semiHidden="1" w:unhideWhenUsed="1"/>
-    <w:lsdException w:name="toc 2" w:uiPriority="39" w:semiHidden="1" w:unhideWhenUsed="1"/>
-    <w:lsdException w:name="toc 3" w:uiPriority="39" w:semiHidden="1" w:unhideWhenUsed="1"/>
-    <w:lsdException w:name="toc 4" w:uiPriority="39" w:semiHidden="1" w:unhideWhenUsed="1"/>
-    <w:lsdException w:name="toc 5" w:uiPriority="39" w:semiHidden="1" w:unhideWhenUsed="1"/>
-    <w:lsdException w:name="toc 6" w:uiPriority="39" w:semiHidden="1" w:unhideWhenUsed="1"/>
-    <w:lsdException w:name="toc 7" w:uiPriority="39" w:semiHidden="1" w:unhideWhenUsed="1"/>
-    <w:lsdException w:name="toc 8" w:uiPriority="39" w:semiHidden="1" w:unhideWhenUsed="1"/>
-    <w:lsdException w:name="toc 9" w:uiPriority="39" w:semiHidden="1" w:unhideWhenUsed="1"/>
+    <w:lsdException w:name="toc 1" w:semiHidden="1" w:uiPriority="39" w:unhideWhenUsed="1"/>
+    <w:lsdException w:name="toc 2" w:semiHidden="1" w:uiPriority="39" w:unhideWhenUsed="1"/>
+    <w:lsdException w:name="toc 3" w:semiHidden="1" w:uiPriority="39" w:unhideWhenUsed="1"/>
+    <w:lsdException w:name="toc 4" w:semiHidden="1" w:uiPriority="39" w:unhideWhenUsed="1"/>
+    <w:lsdException w:name="toc 5" w:semiHidden="1" w:uiPriority="39" w:unhideWhenUsed="1"/>
+    <w:lsdException w:name="toc 6" w:semiHidden="1" w:uiPriority="39" w:unhideWhenUsed="1"/>
+    <w:lsdException w:name="toc 7" w:semiHidden="1" w:uiPriority="39" w:unhideWhenUsed="1"/>
+    <w:lsdException w:name="toc 8" w:semiHidden="1" w:uiPriority="39" w:unhideWhenUsed="1"/>
+    <w:lsdException w:name="toc 9" w:semiHidden="1" w:uiPriority="39" w:unhideWhenUsed="1"/>
     <w:lsdException w:name="Normal Indent" w:semiHidden="1" w:unhideWhenUsed="1"/>
     <w:lsdException w:name="footnote text" w:semiHidden="1" w:unhideWhenUsed="1"/>
     <w:lsdException w:name="annotation text" w:semiHidden="1" w:unhideWhenUsed="1"/>
     <w:lsdException w:name="header" w:semiHidden="1" w:unhideWhenUsed="1"/>
     <w:lsdException w:name="footer" w:semiHidden="1" w:unhideWhenUsed="1"/>
     <w:lsdException w:name="index heading" w:semiHidden="1" w:unhideWhenUsed="1"/>
-    <w:lsdException w:name="caption" w:uiPriority="35" w:semiHidden="1" w:unhideWhenUsed="1" w:qFormat="1"/>
+    <w:lsdException w:name="caption" w:semiHidden="1" w:uiPriority="35" w:unhideWhenUsed="1" w:qFormat="1"/>
     <w:lsdException w:name="table of figures" w:semiHidden="1" w:unhideWhenUsed="1"/>
     <w:lsdException w:name="envelope address" w:semiHidden="1" w:unhideWhenUsed="1"/>
     <w:lsdException w:name="envelope return" w:semiHidden="1" w:unhideWhenUsed="1"/>
@@ -19066,7 +19010,7 @@
     <w:lsdException w:name="Title" w:uiPriority="10" w:qFormat="1"/>
     <w:lsdException w:name="Closing" w:semiHidden="1" w:unhideWhenUsed="1"/>
     <w:lsdException w:name="Signature" w:semiHidden="1" w:unhideWhenUsed="1"/>
-    <w:lsdException w:name="Default Paragraph Font" w:uiPriority="1" w:semiHidden="1" w:unhideWhenUsed="1"/>
+    <w:lsdException w:name="Default Paragraph Font" w:semiHidden="1" w:uiPriority="1" w:unhideWhenUsed="1"/>
     <w:lsdException w:name="Body Text" w:semiHidden="1" w:unhideWhenUsed="1"/>
     <w:lsdException w:name="Body Text Indent" w:semiHidden="1" w:unhideWhenUsed="1"/>
     <w:lsdException w:name="List Continue" w:semiHidden="1" w:unhideWhenUsed="1"/>
@@ -19266,8 +19210,8 @@
     <w:lsdException w:name="Subtle Reference" w:uiPriority="31" w:qFormat="1"/>
     <w:lsdException w:name="Intense Reference" w:uiPriority="32" w:qFormat="1"/>
     <w:lsdException w:name="Book Title" w:uiPriority="33" w:qFormat="1"/>
-    <w:lsdException w:name="Bibliography" w:uiPriority="37" w:semiHidden="1" w:unhideWhenUsed="1"/>
-    <w:lsdException w:name="TOC Heading" w:uiPriority="39" w:semiHidden="1" w:unhideWhenUsed="1" w:qFormat="1"/>
+    <w:lsdException w:name="Bibliography" w:semiHidden="1" w:uiPriority="37" w:unhideWhenUsed="1"/>
+    <w:lsdException w:name="TOC Heading" w:semiHidden="1" w:uiPriority="39" w:unhideWhenUsed="1" w:qFormat="1"/>
     <w:lsdException w:name="Plain Table 1" w:uiPriority="41"/>
     <w:lsdException w:name="Plain Table 2" w:uiPriority="42"/>
     <w:lsdException w:name="Plain Table 3" w:uiPriority="43"/>
@@ -19377,7 +19321,7 @@
     <w:lsdException w:name="Hashtag" w:semiHidden="1" w:unhideWhenUsed="1"/>
     <w:lsdException w:name="Unresolved Mention" w:semiHidden="1" w:unhideWhenUsed="1"/>
   </w:latentStyles>
-  <w:style w:type="paragraph" w:styleId="Normal" w:default="1">
+  <w:style w:type="paragraph" w:default="1" w:styleId="Normal">
     <w:name w:val="Normal"/>
     <w:qFormat/>
     <w:rsid w:val="001B0577"/>
@@ -19407,7 +19351,7 @@
       <w:outlineLvl w:val="0"/>
     </w:pPr>
     <w:rPr>
-      <w:rFonts w:ascii="Calibri" w:hAnsi="Calibri" w:eastAsia="Times New Roman" w:cs="Times New Roman (Títulos en alf"/>
+      <w:rFonts w:ascii="Calibri" w:eastAsia="Times New Roman" w:hAnsi="Calibri" w:cs="Times New Roman (Títulos en alf"/>
       <w:b/>
       <w:color w:val="000000" w:themeColor="text1"/>
       <w:kern w:val="0"/>
@@ -19438,7 +19382,7 @@
       <w:outlineLvl w:val="1"/>
     </w:pPr>
     <w:rPr>
-      <w:rFonts w:ascii="Calibri" w:hAnsi="Calibri" w:eastAsiaTheme="majorEastAsia" w:cstheme="majorBidi"/>
+      <w:rFonts w:ascii="Calibri" w:eastAsiaTheme="majorEastAsia" w:hAnsi="Calibri" w:cstheme="majorBidi"/>
       <w:b/>
       <w:color w:val="000000" w:themeColor="text1"/>
       <w:kern w:val="0"/>
@@ -19537,19 +19481,19 @@
       <w:outlineLvl w:val="6"/>
     </w:pPr>
     <w:rPr>
-      <w:rFonts w:asciiTheme="majorHAnsi" w:hAnsiTheme="majorHAnsi" w:eastAsiaTheme="majorEastAsia" w:cstheme="majorBidi"/>
+      <w:rFonts w:asciiTheme="majorHAnsi" w:eastAsiaTheme="majorEastAsia" w:hAnsiTheme="majorHAnsi" w:cstheme="majorBidi"/>
       <w:i/>
       <w:iCs/>
       <w:color w:val="1F3763" w:themeColor="accent1" w:themeShade="7F"/>
     </w:rPr>
   </w:style>
-  <w:style w:type="character" w:styleId="Fuentedeprrafopredeter" w:default="1">
+  <w:style w:type="character" w:default="1" w:styleId="Fuentedeprrafopredeter">
     <w:name w:val="Default Paragraph Font"/>
     <w:uiPriority w:val="1"/>
     <w:semiHidden/>
     <w:unhideWhenUsed/>
   </w:style>
-  <w:style w:type="table" w:styleId="Tablanormal" w:default="1">
+  <w:style w:type="table" w:default="1" w:styleId="Tablanormal">
     <w:name w:val="Normal Table"/>
     <w:uiPriority w:val="99"/>
     <w:semiHidden/>
@@ -19564,7 +19508,7 @@
       </w:tblCellMar>
     </w:tblPr>
   </w:style>
-  <w:style w:type="numbering" w:styleId="Sinlista" w:default="1">
+  <w:style w:type="numbering" w:default="1" w:styleId="Sinlista">
     <w:name w:val="No List"/>
     <w:uiPriority w:val="99"/>
     <w:semiHidden/>
@@ -19581,7 +19525,7 @@
       <w:contextualSpacing/>
     </w:pPr>
   </w:style>
-  <w:style w:type="paragraph" w:styleId="TituloPortada" w:customStyle="1">
+  <w:style w:type="paragraph" w:customStyle="1" w:styleId="TituloPortada">
     <w:name w:val="Titulo Portada"/>
     <w:basedOn w:val="Normal"/>
     <w:rsid w:val="00C407C1"/>
@@ -19595,14 +19539,14 @@
       <w:lang w:val="es-419"/>
     </w:rPr>
   </w:style>
-  <w:style w:type="character" w:styleId="Ttulo1Car" w:customStyle="1">
+  <w:style w:type="character" w:customStyle="1" w:styleId="Ttulo1Car">
     <w:name w:val="Título 1 Car"/>
     <w:basedOn w:val="Fuentedeprrafopredeter"/>
     <w:link w:val="Ttulo1"/>
     <w:uiPriority w:val="9"/>
     <w:rsid w:val="003574CB"/>
     <w:rPr>
-      <w:rFonts w:ascii="Calibri" w:hAnsi="Calibri" w:eastAsia="Times New Roman" w:cs="Times New Roman (Títulos en alf"/>
+      <w:rFonts w:ascii="Calibri" w:eastAsia="Times New Roman" w:hAnsi="Calibri" w:cs="Times New Roman (Títulos en alf"/>
       <w:b/>
       <w:color w:val="000000" w:themeColor="text1"/>
       <w:spacing w:val="-10"/>
@@ -19614,14 +19558,14 @@
       <w14:ligatures w14:val="none"/>
     </w:rPr>
   </w:style>
-  <w:style w:type="character" w:styleId="Ttulo2Car" w:customStyle="1">
+  <w:style w:type="character" w:customStyle="1" w:styleId="Ttulo2Car">
     <w:name w:val="Título 2 Car"/>
     <w:basedOn w:val="Fuentedeprrafopredeter"/>
     <w:link w:val="Ttulo2"/>
     <w:uiPriority w:val="9"/>
     <w:rsid w:val="0064331C"/>
     <w:rPr>
-      <w:rFonts w:ascii="Calibri" w:hAnsi="Calibri" w:eastAsiaTheme="majorEastAsia" w:cstheme="majorBidi"/>
+      <w:rFonts w:ascii="Calibri" w:eastAsiaTheme="majorEastAsia" w:hAnsi="Calibri" w:cstheme="majorBidi"/>
       <w:b/>
       <w:color w:val="000000" w:themeColor="text1"/>
       <w:kern w:val="0"/>
@@ -19631,14 +19575,14 @@
       <w14:ligatures w14:val="none"/>
     </w:rPr>
   </w:style>
-  <w:style w:type="character" w:styleId="Ttulo3Car" w:customStyle="1">
+  <w:style w:type="character" w:customStyle="1" w:styleId="Ttulo3Car">
     <w:name w:val="Título 3 Car"/>
     <w:basedOn w:val="Fuentedeprrafopredeter"/>
     <w:link w:val="Ttulo3"/>
     <w:uiPriority w:val="9"/>
     <w:rsid w:val="00F014CE"/>
     <w:rPr>
-      <w:rFonts w:ascii="Calibri" w:hAnsi="Calibri" w:eastAsiaTheme="majorEastAsia" w:cstheme="majorBidi"/>
+      <w:rFonts w:ascii="Calibri" w:eastAsiaTheme="majorEastAsia" w:hAnsi="Calibri" w:cstheme="majorBidi"/>
       <w:b/>
       <w:iCs/>
       <w:color w:val="000000" w:themeColor="text1"/>
@@ -19668,7 +19612,7 @@
       <w14:ligatures w14:val="none"/>
     </w:rPr>
   </w:style>
-  <w:style w:type="character" w:styleId="Extranjerismo" w:customStyle="1">
+  <w:style w:type="character" w:customStyle="1" w:styleId="Extranjerismo">
     <w:name w:val="Extranjerismo"/>
     <w:basedOn w:val="Fuentedeprrafopredeter"/>
     <w:uiPriority w:val="1"/>
@@ -19679,7 +19623,7 @@
       <w:lang w:val="en-US"/>
     </w:rPr>
   </w:style>
-  <w:style w:type="paragraph" w:styleId="Figura" w:customStyle="1">
+  <w:style w:type="paragraph" w:customStyle="1" w:styleId="Figura">
     <w:name w:val="Figura"/>
     <w:basedOn w:val="Normal"/>
     <w:next w:val="Normal"/>
@@ -19705,7 +19649,7 @@
       <w14:ligatures w14:val="none"/>
     </w:rPr>
   </w:style>
-  <w:style w:type="character" w:styleId="FiguraCar" w:customStyle="1">
+  <w:style w:type="character" w:customStyle="1" w:styleId="FiguraCar">
     <w:name w:val="Figura Car"/>
     <w:basedOn w:val="Fuentedeprrafopredeter"/>
     <w:link w:val="Figura"/>
@@ -19720,14 +19664,14 @@
       <w14:ligatures w14:val="none"/>
     </w:rPr>
   </w:style>
-  <w:style w:type="character" w:styleId="Ttulo4Car" w:customStyle="1">
+  <w:style w:type="character" w:customStyle="1" w:styleId="Ttulo4Car">
     <w:name w:val="Título 4 Car"/>
     <w:basedOn w:val="Fuentedeprrafopredeter"/>
     <w:link w:val="Ttulo4"/>
     <w:uiPriority w:val="9"/>
     <w:rsid w:val="001B57A6"/>
     <w:rPr>
-      <w:rFonts w:ascii="Calibri" w:hAnsi="Calibri" w:eastAsiaTheme="majorEastAsia" w:cstheme="majorBidi"/>
+      <w:rFonts w:ascii="Calibri" w:eastAsiaTheme="majorEastAsia" w:hAnsi="Calibri" w:cstheme="majorBidi"/>
       <w:b/>
       <w:color w:val="000000" w:themeColor="text1"/>
       <w:kern w:val="0"/>
@@ -19737,14 +19681,14 @@
       <w14:ligatures w14:val="none"/>
     </w:rPr>
   </w:style>
-  <w:style w:type="character" w:styleId="Ttulo5Car" w:customStyle="1">
+  <w:style w:type="character" w:customStyle="1" w:styleId="Ttulo5Car">
     <w:name w:val="Título 5 Car"/>
     <w:basedOn w:val="Fuentedeprrafopredeter"/>
     <w:link w:val="Ttulo5"/>
     <w:uiPriority w:val="9"/>
     <w:rsid w:val="00746AD1"/>
     <w:rPr>
-      <w:rFonts w:ascii="Calibri" w:hAnsi="Calibri" w:eastAsiaTheme="majorEastAsia" w:cstheme="majorBidi"/>
+      <w:rFonts w:ascii="Calibri" w:eastAsiaTheme="majorEastAsia" w:hAnsi="Calibri" w:cstheme="majorBidi"/>
       <w:b/>
       <w:color w:val="000000" w:themeColor="text1"/>
       <w:kern w:val="0"/>
@@ -19754,7 +19698,7 @@
       <w14:ligatures w14:val="none"/>
     </w:rPr>
   </w:style>
-  <w:style w:type="paragraph" w:styleId="Tabla" w:customStyle="1">
+  <w:style w:type="paragraph" w:customStyle="1" w:styleId="Tabla">
     <w:name w:val="Tabla"/>
     <w:basedOn w:val="Normal"/>
     <w:next w:val="Normal"/>
@@ -19790,28 +19734,28 @@
       <w:contextualSpacing/>
     </w:pPr>
     <w:rPr>
-      <w:rFonts w:asciiTheme="majorHAnsi" w:hAnsiTheme="majorHAnsi" w:eastAsiaTheme="majorEastAsia" w:cstheme="majorBidi"/>
+      <w:rFonts w:asciiTheme="majorHAnsi" w:eastAsiaTheme="majorEastAsia" w:hAnsiTheme="majorHAnsi" w:cstheme="majorBidi"/>
       <w:spacing w:val="-10"/>
       <w:kern w:val="28"/>
       <w:sz w:val="56"/>
       <w:szCs w:val="56"/>
     </w:rPr>
   </w:style>
-  <w:style w:type="character" w:styleId="TtuloCar" w:customStyle="1">
+  <w:style w:type="character" w:customStyle="1" w:styleId="TtuloCar">
     <w:name w:val="Título Car"/>
     <w:basedOn w:val="Fuentedeprrafopredeter"/>
     <w:link w:val="Ttulo"/>
     <w:uiPriority w:val="10"/>
     <w:rsid w:val="00590D20"/>
     <w:rPr>
-      <w:rFonts w:asciiTheme="majorHAnsi" w:hAnsiTheme="majorHAnsi" w:eastAsiaTheme="majorEastAsia" w:cstheme="majorBidi"/>
+      <w:rFonts w:asciiTheme="majorHAnsi" w:eastAsiaTheme="majorEastAsia" w:hAnsiTheme="majorHAnsi" w:cstheme="majorBidi"/>
       <w:spacing w:val="-10"/>
       <w:kern w:val="28"/>
       <w:sz w:val="56"/>
       <w:szCs w:val="56"/>
     </w:rPr>
   </w:style>
-  <w:style w:type="character" w:styleId="TablaCar" w:customStyle="1">
+  <w:style w:type="character" w:customStyle="1" w:styleId="TablaCar">
     <w:name w:val="Tabla Car"/>
     <w:basedOn w:val="Fuentedeprrafopredeter"/>
     <w:link w:val="Tabla"/>
@@ -19826,7 +19770,7 @@
       <w14:ligatures w14:val="none"/>
     </w:rPr>
   </w:style>
-  <w:style w:type="table" w:styleId="SENA" w:customStyle="1">
+  <w:style w:type="table" w:customStyle="1" w:styleId="SENA">
     <w:name w:val="SENA"/>
     <w:basedOn w:val="Tablanormal"/>
     <w:uiPriority w:val="99"/>
@@ -19843,18 +19787,18 @@
     <w:tblPr>
       <w:tblStyleRowBandSize w:val="1"/>
       <w:tblBorders>
-        <w:top w:val="single" w:color="D9D9D9" w:themeColor="background1" w:themeShade="D9" w:sz="4" w:space="0"/>
-        <w:left w:val="single" w:color="D9D9D9" w:themeColor="background1" w:themeShade="D9" w:sz="4" w:space="0"/>
-        <w:bottom w:val="single" w:color="D9D9D9" w:themeColor="background1" w:themeShade="D9" w:sz="4" w:space="0"/>
-        <w:right w:val="single" w:color="D9D9D9" w:themeColor="background1" w:themeShade="D9" w:sz="4" w:space="0"/>
-        <w:insideH w:val="single" w:color="D9D9D9" w:themeColor="background1" w:themeShade="D9" w:sz="4" w:space="0"/>
-        <w:insideV w:val="single" w:color="D9D9D9" w:themeColor="background1" w:themeShade="D9" w:sz="4" w:space="0"/>
+        <w:top w:val="single" w:sz="4" w:space="0" w:color="D9D9D9" w:themeColor="background1" w:themeShade="D9"/>
+        <w:left w:val="single" w:sz="4" w:space="0" w:color="D9D9D9" w:themeColor="background1" w:themeShade="D9"/>
+        <w:bottom w:val="single" w:sz="4" w:space="0" w:color="D9D9D9" w:themeColor="background1" w:themeShade="D9"/>
+        <w:right w:val="single" w:sz="4" w:space="0" w:color="D9D9D9" w:themeColor="background1" w:themeShade="D9"/>
+        <w:insideH w:val="single" w:sz="4" w:space="0" w:color="D9D9D9" w:themeColor="background1" w:themeShade="D9"/>
+        <w:insideV w:val="single" w:sz="4" w:space="0" w:color="D9D9D9" w:themeColor="background1" w:themeShade="D9"/>
       </w:tblBorders>
     </w:tblPr>
     <w:tblStylePr w:type="firstRow">
       <w:pPr>
         <w:wordWrap/>
-        <w:spacing w:before="120" w:beforeLines="0" w:beforeAutospacing="0" w:after="120" w:afterLines="0" w:afterAutospacing="0"/>
+        <w:spacing w:beforeLines="0" w:before="120" w:beforeAutospacing="0" w:afterLines="0" w:after="120" w:afterAutospacing="0"/>
       </w:pPr>
       <w:rPr>
         <w:b/>
@@ -19881,12 +19825,12 @@
     </w:pPr>
     <w:tblPr>
       <w:tblBorders>
-        <w:top w:val="single" w:color="auto" w:sz="4" w:space="0"/>
-        <w:left w:val="single" w:color="auto" w:sz="4" w:space="0"/>
-        <w:bottom w:val="single" w:color="auto" w:sz="4" w:space="0"/>
-        <w:right w:val="single" w:color="auto" w:sz="4" w:space="0"/>
-        <w:insideH w:val="single" w:color="auto" w:sz="4" w:space="0"/>
-        <w:insideV w:val="single" w:color="auto" w:sz="4" w:space="0"/>
+        <w:top w:val="single" w:sz="4" w:space="0" w:color="auto"/>
+        <w:left w:val="single" w:sz="4" w:space="0" w:color="auto"/>
+        <w:bottom w:val="single" w:sz="4" w:space="0" w:color="auto"/>
+        <w:right w:val="single" w:sz="4" w:space="0" w:color="auto"/>
+        <w:insideH w:val="single" w:sz="4" w:space="0" w:color="auto"/>
+        <w:insideV w:val="single" w:sz="4" w:space="0" w:color="auto"/>
       </w:tblBorders>
     </w:tblPr>
   </w:style>
@@ -19901,7 +19845,7 @@
       <w:u w:val="single"/>
     </w:rPr>
   </w:style>
-  <w:style w:type="paragraph" w:styleId="Video" w:customStyle="1">
+  <w:style w:type="paragraph" w:customStyle="1" w:styleId="Video">
     <w:name w:val="Video"/>
     <w:basedOn w:val="Normal"/>
     <w:next w:val="Normal"/>
@@ -19922,7 +19866,7 @@
       <w14:ligatures w14:val="none"/>
     </w:rPr>
   </w:style>
-  <w:style w:type="character" w:styleId="VideoCar" w:customStyle="1">
+  <w:style w:type="character" w:customStyle="1" w:styleId="VideoCar">
     <w:name w:val="Video Car"/>
     <w:basedOn w:val="Fuentedeprrafopredeter"/>
     <w:link w:val="Video"/>
@@ -19935,7 +19879,7 @@
       <w14:ligatures w14:val="none"/>
     </w:rPr>
   </w:style>
-  <w:style w:type="character" w:styleId="Mencinsinresolver1" w:customStyle="1">
+  <w:style w:type="character" w:customStyle="1" w:styleId="Mencinsinresolver1">
     <w:name w:val="Mención sin resolver1"/>
     <w:basedOn w:val="Fuentedeprrafopredeter"/>
     <w:uiPriority w:val="99"/>
@@ -19963,12 +19907,12 @@
       <w:tblStyleRowBandSize w:val="1"/>
       <w:tblStyleColBandSize w:val="1"/>
       <w:tblBorders>
-        <w:top w:val="single" w:color="C9C9C9" w:themeColor="accent3" w:themeTint="99" w:sz="4" w:space="0"/>
-        <w:left w:val="single" w:color="C9C9C9" w:themeColor="accent3" w:themeTint="99" w:sz="4" w:space="0"/>
-        <w:bottom w:val="single" w:color="C9C9C9" w:themeColor="accent3" w:themeTint="99" w:sz="4" w:space="0"/>
-        <w:right w:val="single" w:color="C9C9C9" w:themeColor="accent3" w:themeTint="99" w:sz="4" w:space="0"/>
-        <w:insideH w:val="single" w:color="C9C9C9" w:themeColor="accent3" w:themeTint="99" w:sz="4" w:space="0"/>
-        <w:insideV w:val="single" w:color="C9C9C9" w:themeColor="accent3" w:themeTint="99" w:sz="4" w:space="0"/>
+        <w:top w:val="single" w:sz="4" w:space="0" w:color="C9C9C9" w:themeColor="accent3" w:themeTint="99"/>
+        <w:left w:val="single" w:sz="4" w:space="0" w:color="C9C9C9" w:themeColor="accent3" w:themeTint="99"/>
+        <w:bottom w:val="single" w:sz="4" w:space="0" w:color="C9C9C9" w:themeColor="accent3" w:themeTint="99"/>
+        <w:right w:val="single" w:sz="4" w:space="0" w:color="C9C9C9" w:themeColor="accent3" w:themeTint="99"/>
+        <w:insideH w:val="single" w:sz="4" w:space="0" w:color="C9C9C9" w:themeColor="accent3" w:themeTint="99"/>
+        <w:insideV w:val="single" w:sz="4" w:space="0" w:color="C9C9C9" w:themeColor="accent3" w:themeTint="99"/>
       </w:tblBorders>
     </w:tblPr>
     <w:tblStylePr w:type="firstRow">
@@ -19980,10 +19924,10 @@
       <w:tblPr/>
       <w:tcPr>
         <w:tcBorders>
-          <w:top w:val="single" w:color="A5A5A5" w:themeColor="accent3" w:sz="4" w:space="0"/>
-          <w:left w:val="single" w:color="A5A5A5" w:themeColor="accent3" w:sz="4" w:space="0"/>
-          <w:bottom w:val="single" w:color="A5A5A5" w:themeColor="accent3" w:sz="4" w:space="0"/>
-          <w:right w:val="single" w:color="A5A5A5" w:themeColor="accent3" w:sz="4" w:space="0"/>
+          <w:top w:val="single" w:sz="4" w:space="0" w:color="A5A5A5" w:themeColor="accent3"/>
+          <w:left w:val="single" w:sz="4" w:space="0" w:color="A5A5A5" w:themeColor="accent3"/>
+          <w:bottom w:val="single" w:sz="4" w:space="0" w:color="A5A5A5" w:themeColor="accent3"/>
+          <w:right w:val="single" w:sz="4" w:space="0" w:color="A5A5A5" w:themeColor="accent3"/>
           <w:insideH w:val="nil"/>
           <w:insideV w:val="nil"/>
         </w:tcBorders>
@@ -19998,7 +19942,7 @@
       <w:tblPr/>
       <w:tcPr>
         <w:tcBorders>
-          <w:top w:val="double" w:color="A5A5A5" w:themeColor="accent3" w:sz="4" w:space="0"/>
+          <w:top w:val="double" w:sz="4" w:space="0" w:color="A5A5A5" w:themeColor="accent3"/>
         </w:tcBorders>
       </w:tcPr>
     </w:tblStylePr>
@@ -20027,7 +19971,7 @@
       </w:tcPr>
     </w:tblStylePr>
   </w:style>
-  <w:style w:type="paragraph" w:styleId="Tablas" w:customStyle="1">
+  <w:style w:type="paragraph" w:customStyle="1" w:styleId="Tablas">
     <w:name w:val="Tablas"/>
     <w:qFormat/>
     <w:rsid w:val="00CE2C4A"/>
@@ -20044,7 +19988,7 @@
       <w14:ligatures w14:val="none"/>
     </w:rPr>
   </w:style>
-  <w:style w:type="paragraph" w:styleId="TextoTablas" w:customStyle="1">
+  <w:style w:type="paragraph" w:customStyle="1" w:styleId="TextoTablas">
     <w:name w:val="Texto_Tablas"/>
     <w:basedOn w:val="Normal"/>
     <w:qFormat/>
@@ -20140,7 +20084,7 @@
       <w:spacing w:before="0" w:after="0" w:line="240" w:lineRule="auto"/>
     </w:pPr>
   </w:style>
-  <w:style w:type="character" w:styleId="EncabezadoCar" w:customStyle="1">
+  <w:style w:type="character" w:customStyle="1" w:styleId="EncabezadoCar">
     <w:name w:val="Encabezado Car"/>
     <w:basedOn w:val="Fuentedeprrafopredeter"/>
     <w:link w:val="Encabezado"/>
@@ -20165,7 +20109,7 @@
       <w:spacing w:before="0" w:after="0" w:line="240" w:lineRule="auto"/>
     </w:pPr>
   </w:style>
-  <w:style w:type="character" w:styleId="PiedepginaCar" w:customStyle="1">
+  <w:style w:type="character" w:customStyle="1" w:styleId="PiedepginaCar">
     <w:name w:val="Pie de página Car"/>
     <w:basedOn w:val="Fuentedeprrafopredeter"/>
     <w:link w:val="Piedepgina"/>
@@ -20175,14 +20119,14 @@
       <w:sz w:val="28"/>
     </w:rPr>
   </w:style>
-  <w:style w:type="character" w:styleId="Ttulo6Car" w:customStyle="1">
+  <w:style w:type="character" w:customStyle="1" w:styleId="Ttulo6Car">
     <w:name w:val="Título 6 Car"/>
     <w:basedOn w:val="Fuentedeprrafopredeter"/>
     <w:link w:val="Ttulo6"/>
     <w:uiPriority w:val="9"/>
     <w:rsid w:val="00C7377B"/>
     <w:rPr>
-      <w:rFonts w:ascii="Calibri" w:hAnsi="Calibri" w:eastAsiaTheme="majorEastAsia" w:cstheme="majorBidi"/>
+      <w:rFonts w:ascii="Calibri" w:eastAsiaTheme="majorEastAsia" w:hAnsi="Calibri" w:cstheme="majorBidi"/>
       <w:b/>
       <w:color w:val="000000" w:themeColor="text1"/>
       <w:kern w:val="0"/>
@@ -20192,7 +20136,7 @@
       <w14:ligatures w14:val="none"/>
     </w:rPr>
   </w:style>
-  <w:style w:type="paragraph" w:styleId="Titulosgenerales" w:customStyle="1">
+  <w:style w:type="paragraph" w:customStyle="1" w:styleId="Titulosgenerales">
     <w:name w:val="Titulos generales"/>
     <w:basedOn w:val="Ttulo1"/>
     <w:qFormat/>
@@ -20239,7 +20183,7 @@
       <w:color w:val="404040" w:themeColor="text1" w:themeTint="BF"/>
     </w:rPr>
   </w:style>
-  <w:style w:type="character" w:styleId="CitaCar" w:customStyle="1">
+  <w:style w:type="character" w:customStyle="1" w:styleId="CitaCar">
     <w:name w:val="Cita Car"/>
     <w:basedOn w:val="Fuentedeprrafopredeter"/>
     <w:link w:val="Cita"/>
@@ -20264,7 +20208,7 @@
       <w:ind w:firstLine="0"/>
     </w:pPr>
     <w:rPr>
-      <w:rFonts w:ascii="Times New Roman" w:hAnsi="Times New Roman" w:eastAsia="Times New Roman" w:cs="Times New Roman"/>
+      <w:rFonts w:ascii="Times New Roman" w:eastAsia="Times New Roman" w:hAnsi="Times New Roman" w:cs="Times New Roman"/>
       <w:kern w:val="0"/>
       <w:sz w:val="24"/>
       <w:szCs w:val="24"/>
@@ -20284,12 +20228,12 @@
       <w:tblStyleRowBandSize w:val="1"/>
       <w:tblStyleColBandSize w:val="1"/>
       <w:tblBorders>
-        <w:top w:val="single" w:color="999999" w:themeColor="text1" w:themeTint="66" w:sz="4" w:space="0"/>
-        <w:left w:val="single" w:color="999999" w:themeColor="text1" w:themeTint="66" w:sz="4" w:space="0"/>
-        <w:bottom w:val="single" w:color="999999" w:themeColor="text1" w:themeTint="66" w:sz="4" w:space="0"/>
-        <w:right w:val="single" w:color="999999" w:themeColor="text1" w:themeTint="66" w:sz="4" w:space="0"/>
-        <w:insideH w:val="single" w:color="999999" w:themeColor="text1" w:themeTint="66" w:sz="4" w:space="0"/>
-        <w:insideV w:val="single" w:color="999999" w:themeColor="text1" w:themeTint="66" w:sz="4" w:space="0"/>
+        <w:top w:val="single" w:sz="4" w:space="0" w:color="999999" w:themeColor="text1" w:themeTint="66"/>
+        <w:left w:val="single" w:sz="4" w:space="0" w:color="999999" w:themeColor="text1" w:themeTint="66"/>
+        <w:bottom w:val="single" w:sz="4" w:space="0" w:color="999999" w:themeColor="text1" w:themeTint="66"/>
+        <w:right w:val="single" w:sz="4" w:space="0" w:color="999999" w:themeColor="text1" w:themeTint="66"/>
+        <w:insideH w:val="single" w:sz="4" w:space="0" w:color="999999" w:themeColor="text1" w:themeTint="66"/>
+        <w:insideV w:val="single" w:sz="4" w:space="0" w:color="999999" w:themeColor="text1" w:themeTint="66"/>
       </w:tblBorders>
     </w:tblPr>
     <w:tblStylePr w:type="firstRow">
@@ -20300,7 +20244,7 @@
       <w:tblPr/>
       <w:tcPr>
         <w:tcBorders>
-          <w:bottom w:val="single" w:color="666666" w:themeColor="text1" w:themeTint="99" w:sz="12" w:space="0"/>
+          <w:bottom w:val="single" w:sz="12" w:space="0" w:color="666666" w:themeColor="text1" w:themeTint="99"/>
         </w:tcBorders>
       </w:tcPr>
     </w:tblStylePr>
@@ -20312,7 +20256,7 @@
       <w:tblPr/>
       <w:tcPr>
         <w:tcBorders>
-          <w:top w:val="double" w:color="666666" w:themeColor="text1" w:themeTint="99" w:sz="2" w:space="0"/>
+          <w:top w:val="double" w:sz="2" w:space="0" w:color="666666" w:themeColor="text1" w:themeTint="99"/>
         </w:tcBorders>
       </w:tcPr>
     </w:tblStylePr>
@@ -20374,7 +20318,7 @@
       <w:sz w:val="22"/>
     </w:rPr>
   </w:style>
-  <w:style w:type="character" w:styleId="SubttuloCar" w:customStyle="1">
+  <w:style w:type="character" w:customStyle="1" w:styleId="SubttuloCar">
     <w:name w:val="Subtítulo Car"/>
     <w:basedOn w:val="Fuentedeprrafopredeter"/>
     <w:link w:val="Subttulo"/>
@@ -20386,14 +20330,14 @@
       <w:spacing w:val="15"/>
     </w:rPr>
   </w:style>
-  <w:style w:type="character" w:styleId="Ttulo7Car" w:customStyle="1">
+  <w:style w:type="character" w:customStyle="1" w:styleId="Ttulo7Car">
     <w:name w:val="Título 7 Car"/>
     <w:basedOn w:val="Fuentedeprrafopredeter"/>
     <w:link w:val="Ttulo7"/>
     <w:uiPriority w:val="9"/>
     <w:rsid w:val="001D4F8D"/>
     <w:rPr>
-      <w:rFonts w:asciiTheme="majorHAnsi" w:hAnsiTheme="majorHAnsi" w:eastAsiaTheme="majorEastAsia" w:cstheme="majorBidi"/>
+      <w:rFonts w:asciiTheme="majorHAnsi" w:eastAsiaTheme="majorEastAsia" w:hAnsiTheme="majorHAnsi" w:cstheme="majorBidi"/>
       <w:i/>
       <w:iCs/>
       <w:color w:val="1F3763" w:themeColor="accent1" w:themeShade="7F"/>
@@ -20413,7 +20357,7 @@
       <w:sz w:val="28"/>
     </w:rPr>
   </w:style>
-  <w:style w:type="numbering" w:styleId="SENALista" w:customStyle="1">
+  <w:style w:type="numbering" w:customStyle="1" w:styleId="SENALista">
     <w:name w:val="SENA_Lista"/>
     <w:uiPriority w:val="99"/>
     <w:rsid w:val="003574CB"/>
@@ -20423,11 +20367,48 @@
       </w:numPr>
     </w:pPr>
   </w:style>
+  <w:style w:type="paragraph" w:styleId="Textocomentario">
+    <w:name w:val="annotation text"/>
+    <w:basedOn w:val="Normal"/>
+    <w:link w:val="TextocomentarioCar"/>
+    <w:uiPriority w:val="99"/>
+    <w:semiHidden/>
+    <w:unhideWhenUsed/>
+    <w:pPr>
+      <w:spacing w:line="240" w:lineRule="auto"/>
+    </w:pPr>
+    <w:rPr>
+      <w:sz w:val="20"/>
+      <w:szCs w:val="20"/>
+    </w:rPr>
+  </w:style>
+  <w:style w:type="character" w:customStyle="1" w:styleId="TextocomentarioCar">
+    <w:name w:val="Texto comentario Car"/>
+    <w:basedOn w:val="Fuentedeprrafopredeter"/>
+    <w:link w:val="Textocomentario"/>
+    <w:uiPriority w:val="99"/>
+    <w:semiHidden/>
+    <w:rPr>
+      <w:sz w:val="20"/>
+      <w:szCs w:val="20"/>
+    </w:rPr>
+  </w:style>
+  <w:style w:type="character" w:styleId="Refdecomentario">
+    <w:name w:val="annotation reference"/>
+    <w:basedOn w:val="Fuentedeprrafopredeter"/>
+    <w:uiPriority w:val="99"/>
+    <w:semiHidden/>
+    <w:unhideWhenUsed/>
+    <w:rPr>
+      <w:sz w:val="16"/>
+      <w:szCs w:val="16"/>
+    </w:rPr>
+  </w:style>
 </w:styles>
 </file>
 
 <file path=word/theme/theme1.xml><?xml version="1.0" encoding="utf-8"?>
-<a:theme xmlns:a="http://schemas.openxmlformats.org/drawingml/2006/main" xmlns:thm15="http://schemas.microsoft.com/office/thememl/2012/main" name="Tema de Office">
+<a:theme xmlns:a="http://schemas.openxmlformats.org/drawingml/2006/main" name="Tema de Office">
   <a:themeElements>
     <a:clrScheme name="Office">
       <a:dk1>
@@ -21019,7 +21000,7 @@
 </file>
 
 <file path=customXml/itemProps4.xml><?xml version="1.0" encoding="utf-8"?>
-<ds:datastoreItem xmlns:ds="http://schemas.openxmlformats.org/officeDocument/2006/customXml" ds:itemID="{EFBDA998-A385-4D2D-A276-95C60B1CB108}">
+<ds:datastoreItem xmlns:ds="http://schemas.openxmlformats.org/officeDocument/2006/customXml" ds:itemID="{9991166B-1B38-4CF7-95C4-E79EC21A89AC}">
   <ds:schemaRefs>
     <ds:schemaRef ds:uri="http://schemas.openxmlformats.org/officeDocument/2006/bibliography"/>
   </ds:schemaRefs>

--- a/fuentes/13450096_CF01_CFA.docx
+++ b/fuentes/13450096_CF01_CFA.docx
@@ -205,7 +205,7 @@
               </wp:anchor>
             </w:drawing>
           </mc:Choice>
-          <mc:Fallback xmlns:a="http://schemas.openxmlformats.org/drawingml/2006/main" xmlns:adec="http://schemas.microsoft.com/office/drawing/2017/decorative" xmlns:pic="http://schemas.openxmlformats.org/drawingml/2006/picture" xmlns:a14="http://schemas.microsoft.com/office/drawing/2010/main" xmlns:asvg="http://schemas.microsoft.com/office/drawing/2016/SVG/main" xmlns:w16sdtfl="http://schemas.microsoft.com/office/word/2024/wordml/sdtformatlock" xmlns:w16sdtdh="http://schemas.microsoft.com/office/word/2020/wordml/sdtdatahash" xmlns:w16du="http://schemas.microsoft.com/office/word/2023/wordml/word16du" xmlns:w16="http://schemas.microsoft.com/office/word/2018/wordml" xmlns:w16cex="http://schemas.microsoft.com/office/word/2018/wordml/cex" xmlns:oel="http://schemas.microsoft.com/office/2019/extlst">
+          <mc:Fallback xmlns:oel="http://schemas.microsoft.com/office/2019/extlst" xmlns:w16cex="http://schemas.microsoft.com/office/word/2018/wordml/cex" xmlns:w16="http://schemas.microsoft.com/office/word/2018/wordml" xmlns:w16du="http://schemas.microsoft.com/office/word/2023/wordml/word16du" xmlns:w16sdtdh="http://schemas.microsoft.com/office/word/2020/wordml/sdtdatahash" xmlns:w16sdtfl="http://schemas.microsoft.com/office/word/2024/wordml/sdtformatlock" xmlns:asvg="http://schemas.microsoft.com/office/drawing/2016/SVG/main" xmlns:a14="http://schemas.microsoft.com/office/drawing/2010/main" xmlns:pic="http://schemas.openxmlformats.org/drawingml/2006/picture" xmlns:adec="http://schemas.microsoft.com/office/drawing/2017/decorative" xmlns:a="http://schemas.openxmlformats.org/drawingml/2006/main">
             <w:pict>
               <v:rect id="Rectángulo 3" style="position:absolute;margin-left:-55.95pt;margin-top:26.4pt;width:613.85pt;height:164.25pt;z-index:-251655168;visibility:visible;mso-wrap-style:square;mso-height-percent:0;mso-wrap-distance-left:9pt;mso-wrap-distance-top:0;mso-wrap-distance-right:9pt;mso-wrap-distance-bottom:0;mso-position-horizontal:absolute;mso-position-horizontal-relative:text;mso-position-vertical:absolute;mso-position-vertical-relative:text;mso-height-percent:0;mso-height-relative:margin;v-text-anchor:middle" alt="&quot;&quot;" o:spid="_x0000_s1026" fillcolor="#00314d" stroked="f" strokeweight="1pt" w14:anchorId="4C256C62" o:gfxdata="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"/>
             </w:pict>
@@ -538,8 +538,6 @@
             <w:t>ontenido</w:t>
           </w:r>
         </w:p>
-        <w:bookmarkStart w:id="0" w:name="_GoBack"/>
-        <w:bookmarkEnd w:id="0"/>
         <w:p>
           <w:pPr>
             <w:pStyle w:val="TDC1"/>
@@ -3121,12 +3119,12 @@
       <w:pPr>
         <w:pStyle w:val="Titulosgenerales"/>
       </w:pPr>
-      <w:bookmarkStart w:id="1" w:name="_Toc243294919"/>
+      <w:bookmarkStart w:id="0" w:name="_Toc243294919"/>
       <w:r>
         <w:lastRenderedPageBreak/>
         <w:t>Introducción</w:t>
       </w:r>
-      <w:bookmarkEnd w:id="1"/>
+      <w:bookmarkEnd w:id="0"/>
     </w:p>
     <w:p>
       <w:r>
@@ -3341,68 +3339,68 @@
       <w:pPr>
         <w:pStyle w:val="Ttulo1"/>
       </w:pPr>
-      <w:bookmarkStart w:id="2" w:name="_Toc243294920"/>
+      <w:bookmarkStart w:id="1" w:name="_Toc243294920"/>
       <w:r>
         <w:lastRenderedPageBreak/>
         <w:t>Caracterización de la población objeto</w:t>
       </w:r>
+      <w:bookmarkEnd w:id="1"/>
+    </w:p>
+    <w:p>
+      <w:pPr>
+        <w:rPr>
+          <w:lang w:val="es-419" w:eastAsia="es-CO"/>
+        </w:rPr>
+      </w:pPr>
+      <w:r>
+        <w:rPr>
+          <w:lang w:val="es-419" w:eastAsia="es-CO"/>
+        </w:rPr>
+        <w:t>La caracterización de la población objeto constituye un punto de partida para la construcción de la nota técnica, debido a que permite identificar las características, condiciones y necesidades de las personas que hacen parte del ámbito de atención definido en un acuerdo de voluntades. Este proceso requiere analizar información demográfica, epidemiológica y territorial, entre otros aspectos relevantes para establecer la población que puede requerir los servicios y tecnologías en salud.</w:t>
+      </w:r>
+    </w:p>
+    <w:p>
+      <w:pPr>
+        <w:rPr>
+          <w:lang w:val="es-419" w:eastAsia="es-CO"/>
+        </w:rPr>
+      </w:pPr>
+      <w:r>
+        <w:rPr>
+          <w:lang w:val="es-419" w:eastAsia="es-CO"/>
+        </w:rPr>
+        <w:t>El análisis de esta información permite diferenciar la población objeto total de la población susceptible, así como reconocer factores que pueden modificar las necesidades de atención y la utilización de los servicios. Para ello, se consideran fuentes de información y parámetros que contribuyen a sustentar las estimaciones utilizadas en la nota técnica.</w:t>
+      </w:r>
+    </w:p>
+    <w:p>
+      <w:pPr>
+        <w:rPr>
+          <w:lang w:val="es-419" w:eastAsia="es-CO"/>
+        </w:rPr>
+      </w:pPr>
+      <w:r>
+        <w:rPr>
+          <w:lang w:val="es-419" w:eastAsia="es-CO"/>
+        </w:rPr>
+        <w:t>De esta manera, la caracterización poblacional proporciona elementos para comprender a quiénes se dirige la atención, cuáles son sus principales necesidades y qué condiciones deben considerarse para proyectar los servicios y tecnologías requeridos.</w:t>
+      </w:r>
+    </w:p>
+    <w:p>
+      <w:pPr>
+        <w:rPr>
+          <w:lang w:val="es-419" w:eastAsia="es-CO"/>
+        </w:rPr>
+      </w:pPr>
+    </w:p>
+    <w:p>
+      <w:pPr>
+        <w:pStyle w:val="Ttulo2"/>
+      </w:pPr>
+      <w:bookmarkStart w:id="2" w:name="_Toc243294921"/>
+      <w:r>
+        <w:t>Concepto y contexto de la caracterización poblacional</w:t>
+      </w:r>
       <w:bookmarkEnd w:id="2"/>
-    </w:p>
-    <w:p>
-      <w:pPr>
-        <w:rPr>
-          <w:lang w:val="es-419" w:eastAsia="es-CO"/>
-        </w:rPr>
-      </w:pPr>
-      <w:r>
-        <w:rPr>
-          <w:lang w:val="es-419" w:eastAsia="es-CO"/>
-        </w:rPr>
-        <w:t>La caracterización de la población objeto constituye un punto de partida para la construcción de la nota técnica, debido a que permite identificar las características, condiciones y necesidades de las personas que hacen parte del ámbito de atención definido en un acuerdo de voluntades. Este proceso requiere analizar información demográfica, epidemiológica y territorial, entre otros aspectos relevantes para establecer la población que puede requerir los servicios y tecnologías en salud.</w:t>
-      </w:r>
-    </w:p>
-    <w:p>
-      <w:pPr>
-        <w:rPr>
-          <w:lang w:val="es-419" w:eastAsia="es-CO"/>
-        </w:rPr>
-      </w:pPr>
-      <w:r>
-        <w:rPr>
-          <w:lang w:val="es-419" w:eastAsia="es-CO"/>
-        </w:rPr>
-        <w:t>El análisis de esta información permite diferenciar la población objeto total de la población susceptible, así como reconocer factores que pueden modificar las necesidades de atención y la utilización de los servicios. Para ello, se consideran fuentes de información y parámetros que contribuyen a sustentar las estimaciones utilizadas en la nota técnica.</w:t>
-      </w:r>
-    </w:p>
-    <w:p>
-      <w:pPr>
-        <w:rPr>
-          <w:lang w:val="es-419" w:eastAsia="es-CO"/>
-        </w:rPr>
-      </w:pPr>
-      <w:r>
-        <w:rPr>
-          <w:lang w:val="es-419" w:eastAsia="es-CO"/>
-        </w:rPr>
-        <w:t>De esta manera, la caracterización poblacional proporciona elementos para comprender a quiénes se dirige la atención, cuáles son sus principales necesidades y qué condiciones deben considerarse para proyectar los servicios y tecnologías requeridos.</w:t>
-      </w:r>
-    </w:p>
-    <w:p>
-      <w:pPr>
-        <w:rPr>
-          <w:lang w:val="es-419" w:eastAsia="es-CO"/>
-        </w:rPr>
-      </w:pPr>
-    </w:p>
-    <w:p>
-      <w:pPr>
-        <w:pStyle w:val="Ttulo2"/>
-      </w:pPr>
-      <w:bookmarkStart w:id="3" w:name="_Toc243294921"/>
-      <w:r>
-        <w:t>Concepto y contexto de la caracterización poblacional</w:t>
-      </w:r>
-      <w:bookmarkEnd w:id="3"/>
     </w:p>
     <w:p>
       <w:pPr>
@@ -3468,11 +3466,11 @@
       <w:pPr>
         <w:pStyle w:val="Ttulo2"/>
       </w:pPr>
-      <w:bookmarkStart w:id="4" w:name="_Toc243294922"/>
+      <w:bookmarkStart w:id="3" w:name="_Toc243294922"/>
       <w:r>
         <w:t>Regímenes de afiliación</w:t>
       </w:r>
-      <w:bookmarkEnd w:id="4"/>
+      <w:bookmarkEnd w:id="3"/>
     </w:p>
     <w:p>
       <w:pPr>
@@ -3783,11 +3781,11 @@
       <w:pPr>
         <w:pStyle w:val="Ttulo2"/>
       </w:pPr>
-      <w:bookmarkStart w:id="5" w:name="_Toc243294923"/>
+      <w:bookmarkStart w:id="4" w:name="_Toc243294923"/>
       <w:r>
         <w:t>Determinantes de la población</w:t>
       </w:r>
-      <w:bookmarkEnd w:id="5"/>
+      <w:bookmarkEnd w:id="4"/>
     </w:p>
     <w:p>
       <w:pPr>
@@ -4288,12 +4286,12 @@
       <w:pPr>
         <w:pStyle w:val="Ttulo2"/>
       </w:pPr>
-      <w:bookmarkStart w:id="6" w:name="_Toc243294924"/>
+      <w:bookmarkStart w:id="5" w:name="_Toc243294924"/>
       <w:r>
         <w:lastRenderedPageBreak/>
         <w:t>Necesidades de la población objeto</w:t>
       </w:r>
-      <w:bookmarkEnd w:id="6"/>
+      <w:bookmarkEnd w:id="5"/>
     </w:p>
     <w:p>
       <w:pPr>
@@ -4491,12 +4489,12 @@
       <w:pPr>
         <w:pStyle w:val="Ttulo2"/>
       </w:pPr>
-      <w:bookmarkStart w:id="7" w:name="_Toc243294925"/>
+      <w:bookmarkStart w:id="6" w:name="_Toc243294925"/>
       <w:r>
         <w:lastRenderedPageBreak/>
         <w:t>Población objeto total y población susceptible</w:t>
       </w:r>
-      <w:bookmarkEnd w:id="7"/>
+      <w:bookmarkEnd w:id="6"/>
     </w:p>
     <w:p>
       <w:pPr>
@@ -4581,6 +4579,40 @@
     </w:p>
     <w:p>
       <w:pPr>
+        <w:rPr>
+          <w:lang w:val="es-419" w:eastAsia="es-CO"/>
+        </w:rPr>
+      </w:pPr>
+      <w:r>
+        <w:rPr>
+          <w:lang w:val="es-419" w:eastAsia="es-CO"/>
+        </w:rPr>
+        <w:t>La siguiente tabla sintetiza las principales diferencias entre ambos conceptos, considerando su alcance, los criterios para su delimitación y su relación con la proyección de los servicios y tecnologías en salud:</w:t>
+      </w:r>
+    </w:p>
+    <w:p>
+      <w:pPr>
+        <w:rPr>
+          <w:lang w:val="es-419" w:eastAsia="es-CO"/>
+        </w:rPr>
+      </w:pPr>
+    </w:p>
+    <w:p>
+      <w:pPr>
+        <w:rPr>
+          <w:lang w:val="es-419" w:eastAsia="es-CO"/>
+        </w:rPr>
+      </w:pPr>
+    </w:p>
+    <w:p>
+      <w:pPr>
+        <w:rPr>
+          <w:lang w:val="es-419" w:eastAsia="es-CO"/>
+        </w:rPr>
+      </w:pPr>
+    </w:p>
+    <w:p>
+      <w:pPr>
         <w:pStyle w:val="Tabla"/>
         <w:rPr>
           <w:lang w:val="es-419" w:eastAsia="es-CO"/>
@@ -4590,6 +4622,7 @@
         <w:rPr>
           <w:lang w:val="es-419" w:eastAsia="es-CO"/>
         </w:rPr>
+        <w:lastRenderedPageBreak/>
         <w:t>Diferencias entre población objeto total y población susceptible</w:t>
       </w:r>
     </w:p>
@@ -4724,7 +4757,6 @@
               </w:rPr>
             </w:pPr>
             <w:r>
-              <w:lastRenderedPageBreak/>
               <w:t>Alcance</w:t>
             </w:r>
           </w:p>
@@ -4894,6 +4926,7 @@
         <w:rPr>
           <w:lang w:val="es-419" w:eastAsia="es-CO"/>
         </w:rPr>
+        <w:lastRenderedPageBreak/>
         <w:t>La población que requiere el servicio o tecnología, de acuerdo con las rutas integrales de atención en salud, las guías de práctica clínica o los consensos de expertos disponibles.</w:t>
       </w:r>
     </w:p>
@@ -4930,7 +4963,6 @@
         <w:rPr>
           <w:lang w:val="es-419" w:eastAsia="es-CO"/>
         </w:rPr>
-        <w:lastRenderedPageBreak/>
         <w:t>Las condiciones operativas y territoriales, entre ellas la distribución urbana o rural, el acceso a telemedicina y la disponibilidad de talento humano especializado.</w:t>
       </w:r>
     </w:p>
@@ -4989,11 +5021,12 @@
       <w:pPr>
         <w:pStyle w:val="Ttulo2"/>
       </w:pPr>
-      <w:bookmarkStart w:id="8" w:name="_Toc243294926"/>
-      <w:r>
+      <w:bookmarkStart w:id="7" w:name="_Toc243294926"/>
+      <w:r>
+        <w:lastRenderedPageBreak/>
         <w:t>Parámetros epidemiológicos</w:t>
       </w:r>
-      <w:bookmarkEnd w:id="8"/>
+      <w:bookmarkEnd w:id="7"/>
     </w:p>
     <w:p>
       <w:pPr>
@@ -5025,7 +5058,6 @@
         <w:rPr>
           <w:lang w:val="es-419" w:eastAsia="es-CO"/>
         </w:rPr>
-        <w:lastRenderedPageBreak/>
         <w:t>Entre los parámetros considerados se encuentran la incidencia, la prevalencia y la tasa de uso, cuya selección depende de las características de la población y del servicio o tecnología que se pretenda analizar</w:t>
       </w:r>
       <w:r>
@@ -5124,6 +5156,7 @@
         <w:rPr>
           <w:lang w:val="es-419" w:eastAsia="es-CO"/>
         </w:rPr>
+        <w:lastRenderedPageBreak/>
         <w:t>Este parámetro puede ser útil para establecer el tamaño de poblaciones que requieren seguimiento, control o atención de condiciones de salud ya presentes.</w:t>
       </w:r>
     </w:p>
@@ -5170,47 +5203,65 @@
         <w:rPr>
           <w:lang w:val="es-419" w:eastAsia="es-CO"/>
         </w:rPr>
+        <w:t xml:space="preserve">Para determinar los parámetros epidemiológicos asociados con las poblaciones definidas, pueden considerarse prevalencia, incidencia, tasas de uso, entre otros, y </w:t>
+      </w:r>
+      <w:r>
+        <w:rPr>
+          <w:lang w:val="es-419" w:eastAsia="es-CO"/>
+        </w:rPr>
+        <w:t xml:space="preserve">se </w:t>
+      </w:r>
+      <w:r>
+        <w:rPr>
+          <w:lang w:val="es-419" w:eastAsia="es-CO"/>
+        </w:rPr>
+        <w:t>recomienda priorizar fuentes correspondientes al territorio o al contexto poblacional analizado.</w:t>
+      </w:r>
+    </w:p>
+    <w:p>
+      <w:pPr>
+        <w:rPr>
+          <w:lang w:val="es-419" w:eastAsia="es-CO"/>
+        </w:rPr>
+      </w:pPr>
+      <w:r>
+        <w:rPr>
+          <w:lang w:val="es-419" w:eastAsia="es-CO"/>
+        </w:rPr>
+        <w:t>Los parámetros epidemiológicos no deben analizarse de manera aislada. Su utilidad depende de la población a la que se aplican, del servicio o tecnología objeto del análisis y de las fuentes utilizadas para obtener la información. Por ello, al establecer la población susceptible, es necesario seleccionar el parámetro que corresponda a la condición o servicio analizado y utilizar información que permita sustentar la estimación.</w:t>
+      </w:r>
+    </w:p>
+    <w:p>
+      <w:pPr>
+        <w:rPr>
+          <w:lang w:val="es-419" w:eastAsia="es-CO"/>
+        </w:rPr>
+      </w:pPr>
+      <w:r>
+        <w:rPr>
+          <w:lang w:val="es-419" w:eastAsia="es-CO"/>
+        </w:rPr>
+        <w:t>Las fuentes para establecer estos parámetros deben priorizar, en su orden, la caracterización poblacional o el ASIS del territorio, la caracterización poblacional nacional y otras fuentes locales, nacionales o internacionales disponibles, según corresponda.</w:t>
+      </w:r>
+    </w:p>
+    <w:p>
+      <w:pPr>
+        <w:rPr>
+          <w:lang w:val="es-419" w:eastAsia="es-CO"/>
+        </w:rPr>
+      </w:pPr>
+      <w:r>
+        <w:rPr>
+          <w:lang w:val="es-419" w:eastAsia="es-CO"/>
+        </w:rPr>
+        <w:t xml:space="preserve">En la construcción de la nota técnica, los parámetros epidemiológicos constituyen un insumo para relacionar las condiciones de salud de la población con la estimación de </w:t>
+      </w:r>
+      <w:r>
+        <w:rPr>
+          <w:lang w:val="es-419" w:eastAsia="es-CO"/>
+        </w:rPr>
         <w:lastRenderedPageBreak/>
-        <w:t>Para determinar los parámetros epidemiológicos asociados con las poblaciones definidas, pueden considerarse prevalencia, incidencia, tasas de uso, entre otros, y recomienda priorizar fuentes correspondientes al territorio o al contexto poblacional analizado.</w:t>
-      </w:r>
-    </w:p>
-    <w:p>
-      <w:pPr>
-        <w:rPr>
-          <w:lang w:val="es-419" w:eastAsia="es-CO"/>
-        </w:rPr>
-      </w:pPr>
-      <w:r>
-        <w:rPr>
-          <w:lang w:val="es-419" w:eastAsia="es-CO"/>
-        </w:rPr>
-        <w:t>Los parámetros epidemiológicos no deben analizarse de manera aislada. Su utilidad depende de la población a la que se aplican, del servicio o tecnología objeto del análisis y de las fuentes utilizadas para obtener la información. Por ello, al establecer la población susceptible, es necesario seleccionar el parámetro que corresponda a la condición o servicio analizado y utilizar información que permita sustentar la estimación.</w:t>
-      </w:r>
-    </w:p>
-    <w:p>
-      <w:pPr>
-        <w:rPr>
-          <w:lang w:val="es-419" w:eastAsia="es-CO"/>
-        </w:rPr>
-      </w:pPr>
-      <w:r>
-        <w:rPr>
-          <w:lang w:val="es-419" w:eastAsia="es-CO"/>
-        </w:rPr>
-        <w:t>Las fuentes para establecer estos parámetros deben priorizar, en su orden, la caracterización poblacional o el ASIS del territorio, la caracterización poblacional nacional y otras fuentes locales, nacionales o internacionales disponibles, según corresponda.</w:t>
-      </w:r>
-    </w:p>
-    <w:p>
-      <w:pPr>
-        <w:rPr>
-          <w:lang w:val="es-419" w:eastAsia="es-CO"/>
-        </w:rPr>
-      </w:pPr>
-      <w:r>
-        <w:rPr>
-          <w:lang w:val="es-419" w:eastAsia="es-CO"/>
-        </w:rPr>
-        <w:t>En la construcción de la nota técnica, los parámetros epidemiológicos constituyen un insumo para relacionar las condiciones de salud de la población con la estimación de la población susceptible y la frecuencia esperada de utilización de los servicios y tecnologías.</w:t>
+        <w:t>la población susceptible y la frecuencia esperada de utilización de los servicios y tecnologías.</w:t>
       </w:r>
     </w:p>
     <w:p>
@@ -5224,30 +5275,23 @@
       <w:pPr>
         <w:pStyle w:val="Ttulo2"/>
       </w:pPr>
-      <w:bookmarkStart w:id="9" w:name="_Toc243294927"/>
+      <w:bookmarkStart w:id="8" w:name="_Toc243294927"/>
       <w:r>
         <w:t>Identificación y codificación de servicios y tecnologías</w:t>
       </w:r>
-      <w:bookmarkEnd w:id="9"/>
-    </w:p>
-    <w:p>
-      <w:pPr>
-        <w:rPr>
-          <w:lang w:val="es-419" w:eastAsia="es-CO"/>
-        </w:rPr>
-      </w:pPr>
-      <w:r>
-        <w:rPr>
-          <w:lang w:val="es-419" w:eastAsia="es-CO"/>
-        </w:rPr>
-        <w:t xml:space="preserve">Una vez caracterizada la población, identificadas sus necesidades y determinada la población susceptible, es necesario establecer con precisión los servicios y tecnologías que serán considerados en el acuerdo de voluntades. Para ello, estos deben </w:t>
-      </w:r>
-      <w:r>
-        <w:rPr>
-          <w:lang w:val="es-419" w:eastAsia="es-CO"/>
-        </w:rPr>
-        <w:lastRenderedPageBreak/>
-        <w:t>identificarse mediante los códigos correspondientes a las tablas de referencia estandarizadas señaladas en el documento de Lineamientos de la Nota Técnica.</w:t>
+      <w:bookmarkEnd w:id="8"/>
+    </w:p>
+    <w:p>
+      <w:pPr>
+        <w:rPr>
+          <w:lang w:val="es-419" w:eastAsia="es-CO"/>
+        </w:rPr>
+      </w:pPr>
+      <w:r>
+        <w:rPr>
+          <w:lang w:val="es-419" w:eastAsia="es-CO"/>
+        </w:rPr>
+        <w:t>Una vez caracterizada la población, identificadas sus necesidades y determinada la población susceptible, es necesario establecer con precisión los servicios y tecnologías que serán considerados en el acuerdo de voluntades. Para ello, estos deben identificarse mediante los códigos correspondientes a las tablas de referencia estandarizadas señaladas en el documento de Lineamientos de la Nota Técnica.</w:t>
       </w:r>
     </w:p>
     <w:p>
@@ -5323,7 +5367,14 @@
         <w:rPr>
           <w:lang w:val="es-419" w:eastAsia="es-CO"/>
         </w:rPr>
-        <w:t>: corresponden a los identificadores utilizados para los medicamentos, de acuerdo con la información presentada en el documento y las referencias allí señaladas.</w:t>
+        <w:t xml:space="preserve">: corresponden a los identificadores utilizados para los </w:t>
+      </w:r>
+      <w:r>
+        <w:rPr>
+          <w:lang w:val="es-419" w:eastAsia="es-CO"/>
+        </w:rPr>
+        <w:lastRenderedPageBreak/>
+        <w:t>medicamentos, de acuerdo con la información presentada en el documento y las referencias allí señaladas.</w:t>
       </w:r>
     </w:p>
     <w:p>
@@ -5377,7 +5428,6 @@
           <w:b/>
           <w:lang w:val="es-419" w:eastAsia="es-CO"/>
         </w:rPr>
-        <w:lastRenderedPageBreak/>
         <w:t>Actualización de los códigos</w:t>
       </w:r>
     </w:p>
@@ -5422,29 +5472,14 @@
     </w:p>
     <w:p>
       <w:pPr>
-        <w:spacing w:before="0" w:after="160" w:line="259" w:lineRule="auto"/>
-        <w:ind w:firstLine="0"/>
-        <w:rPr>
-          <w:lang w:val="es-419" w:eastAsia="es-CO"/>
-        </w:rPr>
-      </w:pPr>
-      <w:r>
-        <w:rPr>
-          <w:lang w:val="es-419" w:eastAsia="es-CO"/>
-        </w:rPr>
-        <w:br w:type="page"/>
-      </w:r>
-    </w:p>
-    <w:p>
-      <w:pPr>
         <w:pStyle w:val="Ttulo1"/>
       </w:pPr>
-      <w:bookmarkStart w:id="10" w:name="_Toc243294928"/>
+      <w:bookmarkStart w:id="9" w:name="_Toc243294928"/>
       <w:r>
         <w:lastRenderedPageBreak/>
         <w:t>Análisis de la información en salud</w:t>
       </w:r>
-      <w:bookmarkEnd w:id="10"/>
+      <w:bookmarkEnd w:id="9"/>
     </w:p>
     <w:p>
       <w:pPr>
@@ -5516,11 +5551,11 @@
       <w:pPr>
         <w:pStyle w:val="Ttulo2"/>
       </w:pPr>
-      <w:bookmarkStart w:id="11" w:name="_Toc243294929"/>
+      <w:bookmarkStart w:id="10" w:name="_Toc243294929"/>
       <w:r>
         <w:t>Fuentes de información del sector salud</w:t>
       </w:r>
-      <w:bookmarkEnd w:id="11"/>
+      <w:bookmarkEnd w:id="10"/>
     </w:p>
     <w:p>
       <w:pPr>
@@ -5658,7 +5693,19 @@
         <w:rPr>
           <w:lang w:val="es-419" w:eastAsia="es-CO"/>
         </w:rPr>
-        <w:t xml:space="preserve">: contiene información relacionada con la afiliación de las personas al Sistema General de Seguridad Social en Salud. Permite identificar aspectos como la población afiliada y el régimen al que pertenece, información que contribuye a delimitar y caracterizar la población objeto del acuerdo de voluntades. Para mayor información acceder a: </w:t>
+        <w:t xml:space="preserve">: contiene información relacionada con la afiliación de las personas al Sistema General de Seguridad Social en Salud. Permite identificar aspectos como la población afiliada y el régimen al que pertenece, información que contribuye a delimitar y caracterizar la población objeto del acuerdo de voluntades. </w:t>
+      </w:r>
+      <w:r>
+        <w:rPr>
+          <w:lang w:val="es-419" w:eastAsia="es-CO"/>
+        </w:rPr>
+        <w:t>Para mayor información, consultar</w:t>
+      </w:r>
+      <w:r>
+        <w:rPr>
+          <w:lang w:val="es-419" w:eastAsia="es-CO"/>
+        </w:rPr>
+        <w:t xml:space="preserve">: </w:t>
       </w:r>
       <w:hyperlink r:id="rId16" w:history="1">
         <w:r>
@@ -5686,7 +5733,7 @@
           <w:b/>
           <w:lang w:val="es-419" w:eastAsia="es-CO"/>
         </w:rPr>
-        <w:t>Sistema de Vigilancia en Salud Pública (SIVIGILA)</w:t>
+        <w:t>Sistema de Nacional de Vigilancia en Salud Pública (SIVIGILA)</w:t>
       </w:r>
       <w:r>
         <w:rPr>
@@ -6219,11 +6266,11 @@
       <w:pPr>
         <w:pStyle w:val="Ttulo2"/>
       </w:pPr>
-      <w:bookmarkStart w:id="12" w:name="_Toc243294930"/>
+      <w:bookmarkStart w:id="11" w:name="_Toc243294930"/>
       <w:r>
         <w:t>Frecuencia de uso de servicios y tecnologías</w:t>
       </w:r>
-      <w:bookmarkEnd w:id="12"/>
+      <w:bookmarkEnd w:id="11"/>
     </w:p>
     <w:p>
       <w:pPr>
@@ -6312,19 +6359,13 @@
           <w:lang w:val="es-419" w:eastAsia="es-CO"/>
         </w:rPr>
         <w:lastRenderedPageBreak/>
-        <w:t>Información histórica</w:t>
-      </w:r>
-      <w:r>
-        <w:rPr>
-          <w:lang w:val="es-419" w:eastAsia="es-CO"/>
-        </w:rPr>
-        <w:t>: l</w:t>
-      </w:r>
-      <w:r>
-        <w:rPr>
-          <w:lang w:val="es-419" w:eastAsia="es-CO"/>
-        </w:rPr>
-        <w:t>os registros de utilización de periodos anteriores constituyen un insumo para identificar comportamientos y establecer estimaciones.</w:t>
+        <w:t>Servicio o tecnología</w:t>
+      </w:r>
+      <w:r>
+        <w:rPr>
+          <w:lang w:val="es-419" w:eastAsia="es-CO"/>
+        </w:rPr>
+        <w:t>: cada servicio o tecnología requiere establecer su propia frecuencia de utilización</w:t>
       </w:r>
     </w:p>
     <w:p>
@@ -6343,19 +6384,13 @@
           <w:b/>
           <w:lang w:val="es-419" w:eastAsia="es-CO"/>
         </w:rPr>
-        <w:t>Servicio o tecnología</w:t>
-      </w:r>
-      <w:r>
-        <w:rPr>
-          <w:lang w:val="es-419" w:eastAsia="es-CO"/>
-        </w:rPr>
-        <w:t>: c</w:t>
-      </w:r>
-      <w:r>
-        <w:rPr>
-          <w:lang w:val="es-419" w:eastAsia="es-CO"/>
-        </w:rPr>
-        <w:t>ada servicio o tecnología requiere establecer su propia frecuencia de utilización.</w:t>
+        <w:t>Periodo de análisis</w:t>
+      </w:r>
+      <w:r>
+        <w:rPr>
+          <w:lang w:val="es-419" w:eastAsia="es-CO"/>
+        </w:rPr>
+        <w:t>: permite determinar el comportamiento de la utilización durante un intervalo definido.</w:t>
       </w:r>
     </w:p>
     <w:p>
@@ -6374,7 +6409,7 @@
           <w:b/>
           <w:lang w:val="es-419" w:eastAsia="es-CO"/>
         </w:rPr>
-        <w:t>Condiciones operativas</w:t>
+        <w:t>Información histórica</w:t>
       </w:r>
       <w:r>
         <w:rPr>
@@ -6386,7 +6421,7 @@
         <w:rPr>
           <w:lang w:val="es-419" w:eastAsia="es-CO"/>
         </w:rPr>
-        <w:t>a disponibilidad de servicios, las características del territorio y las condiciones de prestación pueden influir en la utilización.</w:t>
+        <w:t>os registros de utilización de periodos anteriores constituyen un insumo para identificar comportamientos y establecer estimaciones.</w:t>
       </w:r>
     </w:p>
     <w:p>
@@ -6405,19 +6440,56 @@
           <w:b/>
           <w:lang w:val="es-419" w:eastAsia="es-CO"/>
         </w:rPr>
-        <w:t>Periodo de análisis</w:t>
-      </w:r>
-      <w:r>
-        <w:rPr>
-          <w:lang w:val="es-419" w:eastAsia="es-CO"/>
-        </w:rPr>
-        <w:t>: p</w:t>
-      </w:r>
-      <w:r>
-        <w:rPr>
-          <w:lang w:val="es-419" w:eastAsia="es-CO"/>
-        </w:rPr>
-        <w:t>ermite determinar el comportamiento de la utilización durante un intervalo definido.</w:t>
+        <w:t>Características de la población</w:t>
+      </w:r>
+      <w:r>
+        <w:rPr>
+          <w:lang w:val="es-419" w:eastAsia="es-CO"/>
+        </w:rPr>
+        <w:t xml:space="preserve">: </w:t>
+      </w:r>
+      <w:r>
+        <w:rPr>
+          <w:lang w:val="es-419" w:eastAsia="es-CO"/>
+        </w:rPr>
+        <w:t>l</w:t>
+      </w:r>
+      <w:r>
+        <w:rPr>
+          <w:lang w:val="es-419" w:eastAsia="es-CO"/>
+        </w:rPr>
+        <w:t>as diferencias demográficas, epidemiológicas y territoriales pueden generar frecuencias de uso diferentes.</w:t>
+      </w:r>
+    </w:p>
+    <w:p>
+      <w:pPr>
+        <w:pStyle w:val="Prrafodelista"/>
+        <w:numPr>
+          <w:ilvl w:val="0"/>
+          <w:numId w:val="27"/>
+        </w:numPr>
+        <w:rPr>
+          <w:lang w:val="es-419" w:eastAsia="es-CO"/>
+        </w:rPr>
+      </w:pPr>
+      <w:r>
+        <w:rPr>
+          <w:b/>
+          <w:lang w:val="es-419" w:eastAsia="es-CO"/>
+        </w:rPr>
+        <w:t>Condiciones operativas</w:t>
+      </w:r>
+      <w:r>
+        <w:rPr>
+          <w:lang w:val="es-419" w:eastAsia="es-CO"/>
+        </w:rPr>
+        <w:t>: l</w:t>
+      </w:r>
+      <w:r>
+        <w:rPr>
+          <w:lang w:val="es-419" w:eastAsia="es-CO"/>
+        </w:rPr>
+        <w:t>a disponibilidad de servicios, las características del territorio y las condiciones de prestación pueden influir en la utilización.</w:t>
       </w:r>
     </w:p>
     <w:p>
@@ -6456,14 +6528,8 @@
         <w:rPr>
           <w:lang w:val="es-419" w:eastAsia="es-CO"/>
         </w:rPr>
-        <w:t xml:space="preserve">La información histórica de utilización constituye, por tanto, un elemento importante para establecer las frecuencias. En este proceso, los datos provenientes de los registros de prestación deben analizarse teniendo en cuenta la población objeto y </w:t>
-      </w:r>
-      <w:r>
-        <w:rPr>
-          <w:lang w:val="es-419" w:eastAsia="es-CO"/>
-        </w:rPr>
         <w:lastRenderedPageBreak/>
-        <w:t>las condiciones bajo las cuales se produjeron las atenciones. La información debe ser consistente y encontrarse depurada para evitar que registros que no correspondan a la población o al servicio analizado afecten las estimaciones.</w:t>
+        <w:t>La información histórica de utilización constituye, por tanto, un elemento importante para establecer las frecuencias. En este proceso, los datos provenientes de los registros de prestación deben analizarse teniendo en cuenta la población objeto y las condiciones bajo las cuales se produjeron las atenciones. La información debe ser consistente y encontrarse depurada para evitar que registros que no correspondan a la población o al servicio analizado afecten las estimaciones.</w:t>
       </w:r>
     </w:p>
     <w:p>
@@ -6490,11 +6556,11 @@
       <w:pPr>
         <w:pStyle w:val="Ttulo2"/>
       </w:pPr>
-      <w:bookmarkStart w:id="13" w:name="_Toc243294931"/>
+      <w:bookmarkStart w:id="12" w:name="_Toc243294931"/>
       <w:r>
         <w:t>Análisis de la oferta y la demanda de servicios</w:t>
       </w:r>
-      <w:bookmarkEnd w:id="13"/>
+      <w:bookmarkEnd w:id="12"/>
     </w:p>
     <w:p>
       <w:pPr>
@@ -6537,7 +6603,14 @@
         <w:rPr>
           <w:lang w:val="es-419" w:eastAsia="es-CO"/>
         </w:rPr>
-        <w:t>e relaciona con la capacidad disponible para prestar los servicios y tecnologías requeridos por una población. Para su análisis pueden considerarse aspectos como la disponibilidad de talento humano, los servicios habilitados, la infraestructura, los equipos, los horarios de atención y las condiciones territoriales que pueden influir en la prestación.</w:t>
+        <w:t xml:space="preserve">e relaciona con la capacidad disponible para prestar los servicios y tecnologías requeridos por una población. Para su análisis pueden considerarse aspectos como la disponibilidad de talento humano, los servicios habilitados, la infraestructura, los equipos, los </w:t>
+      </w:r>
+      <w:r>
+        <w:rPr>
+          <w:lang w:val="es-419" w:eastAsia="es-CO"/>
+        </w:rPr>
+        <w:lastRenderedPageBreak/>
+        <w:t>horarios de atención y las condiciones territoriales que pueden influir en la prestación.</w:t>
       </w:r>
     </w:p>
     <w:p>
@@ -6568,14 +6641,7 @@
         <w:rPr>
           <w:lang w:val="es-419" w:eastAsia="es-CO"/>
         </w:rPr>
-        <w:t xml:space="preserve">orresponde a los servicios que la población solicita o utiliza efectivamente. Como se explicó anteriormente, </w:t>
-      </w:r>
-      <w:r>
-        <w:rPr>
-          <w:lang w:val="es-419" w:eastAsia="es-CO"/>
-        </w:rPr>
-        <w:lastRenderedPageBreak/>
-        <w:t>la demanda observada no necesariamente representa la totalidad de las necesidades de una población, debido a que pueden existir condiciones que faciliten o limiten el acceso a los servicios.</w:t>
+        <w:t>orresponde a los servicios que la población solicita o utiliza efectivamente. Como se explicó anteriormente, la demanda observada no necesariamente representa la totalidad de las necesidades de una población, debido a que pueden existir condiciones que faciliten o limiten el acceso a los servicios.</w:t>
       </w:r>
     </w:p>
     <w:p>
@@ -6676,7 +6742,14 @@
         <w:rPr>
           <w:lang w:val="es-419" w:eastAsia="es-CO"/>
         </w:rPr>
-        <w:t>: cuando la demanda presenta mayor variabilidad, la información histórica de la misma población o de poblaciones comparables puede aportar elementos para establecer las estimaciones correspondientes.</w:t>
+        <w:t xml:space="preserve">: cuando la demanda presenta mayor variabilidad, la información histórica de la misma población o de poblaciones comparables </w:t>
+      </w:r>
+      <w:r>
+        <w:rPr>
+          <w:lang w:val="es-419" w:eastAsia="es-CO"/>
+        </w:rPr>
+        <w:lastRenderedPageBreak/>
+        <w:t>puede aportar elementos para establecer las estimaciones correspondientes.</w:t>
       </w:r>
     </w:p>
     <w:p>
@@ -6695,7 +6768,6 @@
           <w:b/>
           <w:lang w:val="es-419" w:eastAsia="es-CO"/>
         </w:rPr>
-        <w:lastRenderedPageBreak/>
         <w:t>Cambios en la población</w:t>
       </w:r>
       <w:r>
@@ -6791,14 +6863,14 @@
         <w:rPr>
           <w:lang w:val="es-419" w:eastAsia="es-CO"/>
         </w:rPr>
-        <w:t xml:space="preserve">Por ejemplo, una población puede presentar una necesidad determinada de atención, pero la utilización registrada puede ser inferior debido a dificultades de acceso, disponibilidad limitada de servicios o condiciones territoriales. En este caso, analizar únicamente el número histórico de atenciones podría no representar adecuadamente las necesidades de la población. Por ello, la interpretación de los datos </w:t>
+        <w:t xml:space="preserve">Por ejemplo, una población puede presentar una necesidad determinada de atención, pero la utilización registrada puede ser inferior debido a dificultades de acceso, disponibilidad limitada de servicios o condiciones territoriales. En este caso, analizar únicamente el número histórico de atenciones podría no representar </w:t>
       </w:r>
       <w:r>
         <w:rPr>
           <w:lang w:val="es-419" w:eastAsia="es-CO"/>
         </w:rPr>
         <w:lastRenderedPageBreak/>
-        <w:t>debe considerar conjuntamente las características de la población, la demanda observada y la capacidad de oferta disponible.</w:t>
+        <w:t>adecuadamente las necesidades de la población. Por ello, la interpretación de los datos debe considerar conjuntamente las características de la población, la demanda observada y la capacidad de oferta disponible.</w:t>
       </w:r>
     </w:p>
     <w:p>
@@ -6812,11 +6884,11 @@
       <w:pPr>
         <w:pStyle w:val="Ttulo2"/>
       </w:pPr>
-      <w:bookmarkStart w:id="14" w:name="_Toc243294932"/>
+      <w:bookmarkStart w:id="13" w:name="_Toc243294932"/>
       <w:r>
         <w:t>Validación de los soportes de atención</w:t>
       </w:r>
-      <w:bookmarkEnd w:id="14"/>
+      <w:bookmarkEnd w:id="13"/>
     </w:p>
     <w:p>
       <w:pPr>
@@ -7067,12 +7139,12 @@
       <w:pPr>
         <w:pStyle w:val="Ttulo1"/>
       </w:pPr>
-      <w:bookmarkStart w:id="15" w:name="_Toc243294933"/>
+      <w:bookmarkStart w:id="14" w:name="_Toc243294933"/>
       <w:r>
         <w:lastRenderedPageBreak/>
         <w:t>Fundamentos de la contratación en salud</w:t>
       </w:r>
-      <w:bookmarkEnd w:id="15"/>
+      <w:bookmarkEnd w:id="14"/>
     </w:p>
     <w:p>
       <w:pPr>
@@ -7226,11 +7298,11 @@
       <w:pPr>
         <w:pStyle w:val="Ttulo2"/>
       </w:pPr>
-      <w:bookmarkStart w:id="16" w:name="_Toc243294934"/>
+      <w:bookmarkStart w:id="15" w:name="_Toc243294934"/>
       <w:r>
         <w:t>Marco normativo aplicable a los acuerdos de voluntades</w:t>
       </w:r>
-      <w:bookmarkEnd w:id="16"/>
+      <w:bookmarkEnd w:id="15"/>
     </w:p>
     <w:p>
       <w:pPr>
@@ -7504,11 +7576,11 @@
       <w:pPr>
         <w:pStyle w:val="Ttulo2"/>
       </w:pPr>
-      <w:bookmarkStart w:id="17" w:name="_Toc243294935"/>
+      <w:bookmarkStart w:id="16" w:name="_Toc243294935"/>
       <w:r>
         <w:t>Modalidades de pago</w:t>
       </w:r>
-      <w:bookmarkEnd w:id="17"/>
+      <w:bookmarkEnd w:id="16"/>
     </w:p>
     <w:p>
       <w:pPr>
@@ -8011,11 +8083,11 @@
       <w:pPr>
         <w:pStyle w:val="Ttulo2"/>
       </w:pPr>
-      <w:bookmarkStart w:id="18" w:name="_Toc243294936"/>
+      <w:bookmarkStart w:id="17" w:name="_Toc243294936"/>
       <w:r>
         <w:t>Registro Individual de Prestación de Servicios de Salud (RIPS)</w:t>
       </w:r>
-      <w:bookmarkEnd w:id="18"/>
+      <w:bookmarkEnd w:id="17"/>
     </w:p>
     <w:p>
       <w:pPr>
@@ -8237,12 +8309,12 @@
       <w:pPr>
         <w:pStyle w:val="Ttulo1"/>
       </w:pPr>
-      <w:bookmarkStart w:id="19" w:name="_Toc243294937"/>
+      <w:bookmarkStart w:id="18" w:name="_Toc243294937"/>
       <w:r>
         <w:lastRenderedPageBreak/>
         <w:t>Calidad y atención en el contexto de la contratación en salud</w:t>
       </w:r>
-      <w:bookmarkEnd w:id="19"/>
+      <w:bookmarkEnd w:id="18"/>
     </w:p>
     <w:p>
       <w:pPr>
@@ -8455,11 +8527,11 @@
       <w:pPr>
         <w:pStyle w:val="Ttulo2"/>
       </w:pPr>
-      <w:bookmarkStart w:id="20" w:name="_Toc243294938"/>
+      <w:bookmarkStart w:id="19" w:name="_Toc243294938"/>
       <w:r>
         <w:t>Sistema Obligatorio de Garantía de Calidad de la Atención de Salud</w:t>
       </w:r>
-      <w:bookmarkEnd w:id="20"/>
+      <w:bookmarkEnd w:id="19"/>
     </w:p>
     <w:p>
       <w:pPr>
@@ -8536,12 +8608,14 @@
           <w:lang w:val="es-419" w:eastAsia="es-CO"/>
         </w:rPr>
       </w:pPr>
+      <w:bookmarkStart w:id="20" w:name="_GoBack"/>
+      <w:bookmarkEnd w:id="20"/>
       <w:r>
         <w:rPr>
           <w:b/>
           <w:lang w:val="es-419" w:eastAsia="es-CO"/>
         </w:rPr>
-        <w:t>Auditoría para el Mejoramiento de la Calidad de la Atención de Salud (PAMEC)</w:t>
+        <w:t>Programa de Auditoría para el Mejoramiento de la Calidad de la Atención en Salud (PAMEC)</w:t>
       </w:r>
       <w:r>
         <w:rPr>
@@ -20703,17 +20777,6 @@
 </file>
 
 <file path=customXml/item1.xml><?xml version="1.0" encoding="utf-8"?>
-<p:properties xmlns:p="http://schemas.microsoft.com/office/2006/metadata/properties" xmlns:xsi="http://www.w3.org/2001/XMLSchema-instance" xmlns:pc="http://schemas.microsoft.com/office/infopath/2007/PartnerControls">
-  <documentManagement>
-    <TaxCatchAll xmlns="13c90a0b-73bc-4dc0-be5f-28d77b615beb" xsi:nil="true"/>
-    <lcf76f155ced4ddcb4097134ff3c332f xmlns="13c93bba-48ce-428c-bfe5-88b42c19b028">
-      <Terms xmlns="http://schemas.microsoft.com/office/infopath/2007/PartnerControls"/>
-    </lcf76f155ced4ddcb4097134ff3c332f>
-  </documentManagement>
-</p:properties>
-</file>
-
-<file path=customXml/item2.xml><?xml version="1.0" encoding="utf-8"?>
 <ct:contentTypeSchema xmlns:ct="http://schemas.microsoft.com/office/2006/metadata/contentType" xmlns:ma="http://schemas.microsoft.com/office/2006/metadata/properties/metaAttributes" ct:_="" ma:_="" ma:contentTypeName="Documento" ma:contentTypeID="0x0101006A81D6BD42E8DF4C91013959704817E1" ma:contentTypeVersion="15" ma:contentTypeDescription="Crear nuevo documento." ma:contentTypeScope="" ma:versionID="bf4f72ffd194f0963ff564daca6869f7">
   <xsd:schema xmlns:xsd="http://www.w3.org/2001/XMLSchema" xmlns:xs="http://www.w3.org/2001/XMLSchema" xmlns:p="http://schemas.microsoft.com/office/2006/metadata/properties" xmlns:ns2="13c90a0b-73bc-4dc0-be5f-28d77b615beb" xmlns:ns3="13c93bba-48ce-428c-bfe5-88b42c19b028" targetNamespace="http://schemas.microsoft.com/office/2006/metadata/properties" ma:root="true" ma:fieldsID="8718d6f4873a5b1392a45044efa78385" ns2:_="" ns3:_="">
     <xsd:import namespace="13c90a0b-73bc-4dc0-be5f-28d77b615beb"/>
@@ -20948,6 +21011,17 @@
 </ct:contentTypeSchema>
 </file>
 
+<file path=customXml/item2.xml><?xml version="1.0" encoding="utf-8"?>
+<p:properties xmlns:p="http://schemas.microsoft.com/office/2006/metadata/properties" xmlns:xsi="http://www.w3.org/2001/XMLSchema-instance" xmlns:pc="http://schemas.microsoft.com/office/infopath/2007/PartnerControls">
+  <documentManagement>
+    <TaxCatchAll xmlns="13c90a0b-73bc-4dc0-be5f-28d77b615beb" xsi:nil="true"/>
+    <lcf76f155ced4ddcb4097134ff3c332f xmlns="13c93bba-48ce-428c-bfe5-88b42c19b028">
+      <Terms xmlns="http://schemas.microsoft.com/office/infopath/2007/PartnerControls"/>
+    </lcf76f155ced4ddcb4097134ff3c332f>
+  </documentManagement>
+</p:properties>
+</file>
+
 <file path=customXml/item3.xml><?xml version="1.0" encoding="utf-8"?>
 <?mso-contentType ?>
 <FormTemplates xmlns="http://schemas.microsoft.com/sharepoint/v3/contenttype/forms">
@@ -20962,17 +21036,6 @@
 </file>
 
 <file path=customXml/itemProps1.xml><?xml version="1.0" encoding="utf-8"?>
-<ds:datastoreItem xmlns:ds="http://schemas.openxmlformats.org/officeDocument/2006/customXml" ds:itemID="{1279454D-02BE-4A9C-A117-DCD1573E2608}">
-  <ds:schemaRefs>
-    <ds:schemaRef ds:uri="http://schemas.microsoft.com/office/2006/metadata/properties"/>
-    <ds:schemaRef ds:uri="http://schemas.microsoft.com/office/infopath/2007/PartnerControls"/>
-    <ds:schemaRef ds:uri="13c90a0b-73bc-4dc0-be5f-28d77b615beb"/>
-    <ds:schemaRef ds:uri="13c93bba-48ce-428c-bfe5-88b42c19b028"/>
-  </ds:schemaRefs>
-</ds:datastoreItem>
-</file>
-
-<file path=customXml/itemProps2.xml><?xml version="1.0" encoding="utf-8"?>
 <ds:datastoreItem xmlns:ds="http://schemas.openxmlformats.org/officeDocument/2006/customXml" ds:itemID="{59065960-E0CA-4804-83B5-320CBCDCC160}">
   <ds:schemaRefs>
     <ds:schemaRef ds:uri="http://schemas.microsoft.com/office/2006/metadata/contentType"/>
@@ -20991,6 +21054,17 @@
 </ds:datastoreItem>
 </file>
 
+<file path=customXml/itemProps2.xml><?xml version="1.0" encoding="utf-8"?>
+<ds:datastoreItem xmlns:ds="http://schemas.openxmlformats.org/officeDocument/2006/customXml" ds:itemID="{1279454D-02BE-4A9C-A117-DCD1573E2608}">
+  <ds:schemaRefs>
+    <ds:schemaRef ds:uri="http://schemas.microsoft.com/office/2006/metadata/properties"/>
+    <ds:schemaRef ds:uri="http://schemas.microsoft.com/office/infopath/2007/PartnerControls"/>
+    <ds:schemaRef ds:uri="13c90a0b-73bc-4dc0-be5f-28d77b615beb"/>
+    <ds:schemaRef ds:uri="13c93bba-48ce-428c-bfe5-88b42c19b028"/>
+  </ds:schemaRefs>
+</ds:datastoreItem>
+</file>
+
 <file path=customXml/itemProps3.xml><?xml version="1.0" encoding="utf-8"?>
 <ds:datastoreItem xmlns:ds="http://schemas.openxmlformats.org/officeDocument/2006/customXml" ds:itemID="{10663269-2064-4804-8290-36D4A57F5557}">
   <ds:schemaRefs>
@@ -21000,7 +21074,7 @@
 </file>
 
 <file path=customXml/itemProps4.xml><?xml version="1.0" encoding="utf-8"?>
-<ds:datastoreItem xmlns:ds="http://schemas.openxmlformats.org/officeDocument/2006/customXml" ds:itemID="{9991166B-1B38-4CF7-95C4-E79EC21A89AC}">
+<ds:datastoreItem xmlns:ds="http://schemas.openxmlformats.org/officeDocument/2006/customXml" ds:itemID="{23BC432B-03B5-4A8E-9D8A-C9CA86AB3958}">
   <ds:schemaRefs>
     <ds:schemaRef ds:uri="http://schemas.openxmlformats.org/officeDocument/2006/bibliography"/>
   </ds:schemaRefs>
